--- a/test/Parser/Tag/Resources/tag_generator_test_document_lck.docx
+++ b/test/Parser/Tag/Resources/tag_generator_test_document_lck.docx
@@ -89,7 +89,7 @@
           <w:color w:val="FF0000"/>
           <w:sz w:val="32"/>
         </w:rPr>
-        <acat:field xmlns:acat="https://schemas.acat.akademie.uni-bremen.de" id="a6c9293f-e0b3-4051-be3a-af6af07e94a9" field="1121"/>
+        <acat:field xmlns:acat="https://schemas.acat.akademie.uni-bremen.de" id="8f3aea7b-ee19-4677-9cac-175222fd2e4b" field="1121"/>
       </w:r>
     </w:p>
     <w:p>
@@ -136,9 +136,9 @@
         <w:rPr>
           <w:rFonts w:ascii="Trebuchet MS" w:hAnsi="Trebuchet MS"/>
         </w:rPr>
-        <acat:condition xmlns:acat="https://schemas.acat.akademie.uni-bremen.de" id="c1a1f996-2eb2-44ed-ae0c-7f96fc8c928a" field="1760" action="0"><![CDATA[<>]]></acat:condition>
-        <acat:condition xmlns:acat="https://schemas.acat.akademie.uni-bremen.de" id="17da3fe5-7e5a-4038-8144-ffa4d7e8ec1c" field="1858" action="0"><![CDATA[=]]></acat:condition>
-        <acat:field xmlns:acat="https://schemas.acat.akademie.uni-bremen.de" id="231fbcc2-c5e0-4feb-aac1-665670926af4" field="1858"/>
+        <acat:condition xmlns:acat="https://schemas.acat.akademie.uni-bremen.de" id="3bf287a8-abc2-488f-adef-9631aa4c719b" field="1760" action="0"><![CDATA[<>]]></acat:condition>
+        <acat:condition xmlns:acat="https://schemas.acat.akademie.uni-bremen.de" id="62e43123-597d-4190-a63f-68199ff8197d" field="1858" action="0"><![CDATA[=]]></acat:condition>
+        <acat:field xmlns:acat="https://schemas.acat.akademie.uni-bremen.de" id="55de4eb1-1f5e-4992-955d-6d24defbb353" field="1858"/>
         <w:t xml:space="preserve"> </w:t>
       </w:r>
     </w:p>
@@ -154,9 +154,9 @@
         <w:rPr>
           <w:rFonts w:ascii="Trebuchet MS" w:hAnsi="Trebuchet MS"/>
         </w:rPr>
-        <acat:condition xmlns:acat="https://schemas.acat.akademie.uni-bremen.de" id="f8f1cb54-661b-4f75-a1b0-8085ec8868e9" field="1760" action="0"><![CDATA[<>]]></acat:condition>
-        <acat:condition xmlns:acat="https://schemas.acat.akademie.uni-bremen.de" id="d4dd29a4-4508-4710-a301-a069abca9870" field="1744" action="0"><![CDATA[=]]></acat:condition>
-        <acat:field xmlns:acat="https://schemas.acat.akademie.uni-bremen.de" id="cb5350a3-c918-4674-b6ba-d4242d14b2a5" field="1744"/>
+        <acat:condition xmlns:acat="https://schemas.acat.akademie.uni-bremen.de" id="d31f4d47-ef83-4095-9b1e-8534a985b340" field="1760" action="0"><![CDATA[<>]]></acat:condition>
+        <acat:condition xmlns:acat="https://schemas.acat.akademie.uni-bremen.de" id="c84a2f6e-bacd-44d8-9063-187b8244afc7" field="1744" action="0"><![CDATA[=]]></acat:condition>
+        <acat:field xmlns:acat="https://schemas.acat.akademie.uni-bremen.de" id="d519dd9e-cea0-4447-86b2-9b6d11bba2a1" field="1744"/>
       </w:r>
     </w:p>
     <w:p>
@@ -171,13 +171,13 @@
         <w:rPr>
           <w:rFonts w:ascii="Trebuchet MS" w:hAnsi="Trebuchet MS"/>
         </w:rPr>
-        <acat:condition xmlns:acat="https://schemas.acat.akademie.uni-bremen.de" id="5220fdeb-08ba-41e9-bc21-fb12f023e1bd" field="1760" action="0"><![CDATA[<>]]></acat:condition>
-        <acat:condition xmlns:acat="https://schemas.acat.akademie.uni-bremen.de" id="e81eae9f-9193-4b4b-8b6e-c68360fe9dc8" field="1752" action="2"><![CDATA[=]]></acat:condition>
-        <acat:field xmlns:acat="https://schemas.acat.akademie.uni-bremen.de" id="6de11d64-e02d-40dd-843f-9ffef95c8b6e" field="1752"/>
+        <acat:condition xmlns:acat="https://schemas.acat.akademie.uni-bremen.de" id="6ec5e3bd-3803-4428-8a1c-7140f773a570" field="1760" action="0"><![CDATA[<>]]></acat:condition>
+        <acat:condition xmlns:acat="https://schemas.acat.akademie.uni-bremen.de" id="c843d947-9d61-4e40-8630-2721aec1d7ff" field="1752" action="2"><![CDATA[=]]></acat:condition>
+        <acat:field xmlns:acat="https://schemas.acat.akademie.uni-bremen.de" id="1880262d-929b-410b-aa0c-54321fc1539d" field="1752"/>
         <w:t xml:space="preserve"> </w:t>
-        <acat:field xmlns:acat="https://schemas.acat.akademie.uni-bremen.de" id="00162678-8d08-41e1-87c5-6ea42c3b65cc" field="1745"/>
+        <acat:field xmlns:acat="https://schemas.acat.akademie.uni-bremen.de" id="96f0b20b-a6d9-40a4-9c48-b81086eef365" field="1745"/>
         <w:t xml:space="preserve"> </w:t>
-        <acat:field xmlns:acat="https://schemas.acat.akademie.uni-bremen.de" id="a016de19-345b-4ebb-8a44-76e153662a07" field="1747"/>
+        <acat:field xmlns:acat="https://schemas.acat.akademie.uni-bremen.de" id="5fb8dbdd-8e3e-4395-a477-d7641b554783" field="1747"/>
       </w:r>
     </w:p>
     <w:p>
@@ -192,8 +192,8 @@
         <w:rPr>
           <w:rFonts w:ascii="Trebuchet MS" w:hAnsi="Trebuchet MS"/>
         </w:rPr>
-        <acat:condition xmlns:acat="https://schemas.acat.akademie.uni-bremen.de" id="5f194f6d-762b-4774-bab5-3c2a8498b007" field="1760" action="0"><![CDATA[<>]]></acat:condition>
-        <acat:field xmlns:acat="https://schemas.acat.akademie.uni-bremen.de" id="d834d613-cdc5-4133-93f8-8960aaf3aa0b" field="1748"/>
+        <acat:condition xmlns:acat="https://schemas.acat.akademie.uni-bremen.de" id="24c83a84-123c-4cbd-aa02-bb669c740abc" field="1760" action="0"><![CDATA[<>]]></acat:condition>
+        <acat:field xmlns:acat="https://schemas.acat.akademie.uni-bremen.de" id="9785372e-b699-49b6-a06d-7d445ce7f61e" field="1748"/>
       </w:r>
     </w:p>
     <w:p>
@@ -208,10 +208,10 @@
         <w:rPr>
           <w:rFonts w:ascii="Trebuchet MS" w:hAnsi="Trebuchet MS"/>
         </w:rPr>
-        <acat:condition xmlns:acat="https://schemas.acat.akademie.uni-bremen.de" id="4d1b9cf9-1417-433f-bace-ea946cf0f4b8" field="1760" action="0"><![CDATA[<>]]></acat:condition>
-        <acat:field xmlns:acat="https://schemas.acat.akademie.uni-bremen.de" id="06f6f8fc-65ec-4299-b7ee-efbca51d93b4" field="1749"/>
+        <acat:condition xmlns:acat="https://schemas.acat.akademie.uni-bremen.de" id="3fc1455e-b929-4bcd-b954-d21bc9db3da2" field="1760" action="0"><![CDATA[<>]]></acat:condition>
+        <acat:field xmlns:acat="https://schemas.acat.akademie.uni-bremen.de" id="0a4bfa06-69b2-4c90-8255-d4dedaef4551" field="1749"/>
         <w:t xml:space="preserve"> </w:t>
-        <acat:field xmlns:acat="https://schemas.acat.akademie.uni-bremen.de" id="fdc96d59-6118-45a8-8594-46a80d700e9a" field="1750"/>
+        <acat:field xmlns:acat="https://schemas.acat.akademie.uni-bremen.de" id="01afb0c8-abca-43d9-88ca-8f0e3f1a574d" field="1750"/>
       </w:r>
     </w:p>
     <w:p>
@@ -226,8 +226,8 @@
         <w:rPr>
           <w:rFonts w:ascii="Trebuchet MS" w:hAnsi="Trebuchet MS"/>
         </w:rPr>
-        <acat:condition xmlns:acat="https://schemas.acat.akademie.uni-bremen.de" id="43c52cb4-97a9-4763-99f3-c4c189ed6980" field="1757" action="0"><![CDATA[=]]></acat:condition>
-        <acat:field xmlns:acat="https://schemas.acat.akademie.uni-bremen.de" id="318b1121-fae4-416f-8d26-c343d654642b" field="1757"/>
+        <acat:condition xmlns:acat="https://schemas.acat.akademie.uni-bremen.de" id="bf30a136-a702-43c1-98d2-dde87edf4cb9" field="1757" action="0"><![CDATA[=]]></acat:condition>
+        <acat:field xmlns:acat="https://schemas.acat.akademie.uni-bremen.de" id="7c260786-e722-45c2-aebf-f08815ac96d0" field="1757"/>
         <w:t xml:space="preserve"> </w:t>
       </w:r>
     </w:p>
@@ -243,8 +243,8 @@
         <w:rPr>
           <w:rFonts w:ascii="Trebuchet MS" w:hAnsi="Trebuchet MS"/>
         </w:rPr>
-        <acat:condition xmlns:acat="https://schemas.acat.akademie.uni-bremen.de" id="23c90e89-2705-4a6e-9532-db7706a5e2d7" field="1860" action="0"><![CDATA[=]]></acat:condition>
-        <acat:field xmlns:acat="https://schemas.acat.akademie.uni-bremen.de" id="0b647ccc-a612-47f3-ac2f-8a7fa478335b" field="1860"/>
+        <acat:condition xmlns:acat="https://schemas.acat.akademie.uni-bremen.de" id="0199471e-a301-43fe-92bf-f27e3934558b" field="1860" action="0"><![CDATA[=]]></acat:condition>
+        <acat:field xmlns:acat="https://schemas.acat.akademie.uni-bremen.de" id="ad8bbf6d-6986-41a2-82c1-b6b31e52aa5d" field="1860"/>
         <w:t xml:space="preserve"> </w:t>
       </w:r>
     </w:p>
@@ -260,10 +260,10 @@
         <w:rPr>
           <w:rFonts w:ascii="Trebuchet MS" w:hAnsi="Trebuchet MS"/>
         </w:rPr>
-        <acat:condition xmlns:acat="https://schemas.acat.akademie.uni-bremen.de" id="a1ce880c-c715-4c5f-b760-8a665a6d1412" field="1862" action="0"><![CDATA[=]]></acat:condition>
-        <acat:field xmlns:acat="https://schemas.acat.akademie.uni-bremen.de" id="3a4c476e-262c-40aa-a215-6725d79ed1ef" field="1862"/>
+        <acat:condition xmlns:acat="https://schemas.acat.akademie.uni-bremen.de" id="51aed777-e025-4104-aa31-adf427ea6e2a" field="1862" action="0"><![CDATA[=]]></acat:condition>
+        <acat:field xmlns:acat="https://schemas.acat.akademie.uni-bremen.de" id="d8e95a87-ca03-4015-a5b8-6e1e865946b8" field="1862"/>
         <w:t xml:space="preserve"> </w:t>
-        <acat:field xmlns:acat="https://schemas.acat.akademie.uni-bremen.de" id="050221ae-4144-4734-b9e0-8b41ef5a0618" field="1863"/>
+        <acat:field xmlns:acat="https://schemas.acat.akademie.uni-bremen.de" id="0ffe5426-34b8-4300-a736-4464d5f329ae" field="1863"/>
       </w:r>
     </w:p>
     <w:p>
@@ -278,8 +278,8 @@
         <w:rPr>
           <w:rFonts w:ascii="Trebuchet MS" w:hAnsi="Trebuchet MS"/>
         </w:rPr>
-        <acat:condition xmlns:acat="https://schemas.acat.akademie.uni-bremen.de" id="a0f16e6e-4032-4e0c-ad1e-f6a1feaf1bf8" field="1760" action="0"><![CDATA[=]]></acat:condition>
-        <acat:field xmlns:acat="https://schemas.acat.akademie.uni-bremen.de" id="4d0bc8f0-ca99-41f3-882c-166ad2148fb3" field="1760"/>
+        <acat:condition xmlns:acat="https://schemas.acat.akademie.uni-bremen.de" id="35a4912d-b4de-4872-981a-37c11c3a8b81" field="1760" action="0"><![CDATA[=]]></acat:condition>
+        <acat:field xmlns:acat="https://schemas.acat.akademie.uni-bremen.de" id="d1910b44-1b55-440b-8fd6-55cb682177ea" field="1760"/>
       </w:r>
     </w:p>
     <w:p>
@@ -294,10 +294,10 @@
         <w:rPr>
           <w:rFonts w:ascii="Trebuchet MS" w:hAnsi="Trebuchet MS"/>
         </w:rPr>
-        <acat:condition xmlns:acat="https://schemas.acat.akademie.uni-bremen.de" id="e18998ee-8ad5-41bd-b0e6-a9726d42af13" field="1761" action="0"><![CDATA[=]]></acat:condition>
-        <acat:field xmlns:acat="https://schemas.acat.akademie.uni-bremen.de" id="7805f667-a2ae-4ba3-acc7-a762fc7c5951" field="1761"/>
+        <acat:condition xmlns:acat="https://schemas.acat.akademie.uni-bremen.de" id="bf5e9cb4-61e6-42be-be48-0d942299a1f9" field="1761" action="0"><![CDATA[=]]></acat:condition>
+        <acat:field xmlns:acat="https://schemas.acat.akademie.uni-bremen.de" id="45309f7d-efc0-4749-b375-216778a2ccd4" field="1761"/>
         <w:t xml:space="preserve"> </w:t>
-        <acat:field xmlns:acat="https://schemas.acat.akademie.uni-bremen.de" id="8982c3f2-0b77-4c3b-80ad-0e42c3b8c0b6" field="1762"/>
+        <acat:field xmlns:acat="https://schemas.acat.akademie.uni-bremen.de" id="6b659bde-c226-40f7-8f11-93ce26159dbd" field="1762"/>
       </w:r>
     </w:p>
     <w:p>
@@ -326,7 +326,7 @@
         <w:rPr>
           <w:rFonts w:ascii="Trebuchet MS" w:hAnsi="Trebuchet MS"/>
         </w:rPr>
-        <acat:field xmlns:acat="https://schemas.acat.akademie.uni-bremen.de" id="48663029-50b3-48d7-bfe5-d29b59d5deaa" field="1858"/>
+        <acat:field xmlns:acat="https://schemas.acat.akademie.uni-bremen.de" id="1d2a2a39-f753-430b-8457-d806e196de72" field="1858"/>
       </w:r>
       <w:r>
         <w:rPr>
@@ -338,7 +338,7 @@
         <w:rPr>
           <w:rFonts w:ascii="Trebuchet MS" w:hAnsi="Trebuchet MS"/>
         </w:rPr>
-        <acat:field xmlns:acat="https://schemas.acat.akademie.uni-bremen.de" id="6adf2f45-8094-4e80-adad-c9427e852d24" field="1762"/>
+        <acat:field xmlns:acat="https://schemas.acat.akademie.uni-bremen.de" id="f4a9a165-c4dd-4436-977e-e89ab5ecdf6c" field="1762"/>
       </w:r>
       <w:r>
         <w:rPr>
@@ -350,16 +350,16 @@
         <w:rPr>
           <w:rFonts w:ascii="Trebuchet MS" w:hAnsi="Trebuchet MS"/>
         </w:rPr>
-        <acat:field xmlns:acat="https://schemas.acat.akademie.uni-bremen.de" id="927d120f-b1e8-4b58-aa9e-393ac6d0c603" field="1757"/>
+        <acat:field xmlns:acat="https://schemas.acat.akademie.uni-bremen.de" id="744024a7-cc01-4e74-af09-b08365592e97" field="1757"/>
       </w:r>
       <w:r>
         <w:rPr>
           <w:rFonts w:ascii="Trebuchet MS" w:hAnsi="Trebuchet MS"/>
         </w:rPr>
         <w:t xml:space="preserve"> Felder einbauen, sonst spiegelt das ja nicht wirklich die Realität wieder. Aber was wäre das Leben ohne die Möglichkeit Entscheidungen treffen zu können!? Deswegen </w:t>
-        <acat:condition xmlns:acat="https://schemas.acat.akademie.uni-bremen.de" id="c8e50953-cec2-4631-8c61-48aa4065e99b" field="1760" action="0"><![CDATA[=]]></acat:condition>
+        <acat:condition xmlns:acat="https://schemas.acat.akademie.uni-bremen.de" id="e824392a-41ca-431f-ba7f-8e5eddfe5be3" field="1760" action="0"><![CDATA[=]]></acat:condition>
         <w:t xml:space="preserve"> </w:t>
-        <acat:text xmlns:acat="https://schemas.acat.akademie.uni-bremen.de" id="74d1a0d6-4f92-4486-9f52-9ce587716096" space="preserve">Hurray</acat:text>
+        <acat:text xmlns:acat="https://schemas.acat.akademie.uni-bremen.de" id="5d9e2887-90c8-48fc-9c31-cab3e3c4634c" space="preserve">Hurray</acat:text>
         <w:t xml:space="preserve">. Läuft, oder!? :-P </w:t>
       </w:r>
       <w:proofErr w:type="spellStart"/>
@@ -397,7 +397,7 @@
         <w:rPr>
           <w:rFonts w:ascii="Trebuchet MS" w:hAnsi="Trebuchet MS"/>
         </w:rPr>
-        <acat:field xmlns:acat="https://schemas.acat.akademie.uni-bremen.de" id="39133013-1e18-4fda-8c46-7077705ca7f4" field="156"/>
+        <acat:field xmlns:acat="https://schemas.acat.akademie.uni-bremen.de" id="ecfa7927-1911-4088-af92-2a638386e857" field="156"/>
         <w:t xml:space="preserve"> Es soll das Feld mit der ID 156 gedruckt werden</w:t>
       </w:r>
     </w:p>
@@ -436,7 +436,7 @@
         <w:rPr>
           <w:rFonts w:ascii="Trebuchet MS" w:hAnsi="Trebuchet MS"/>
         </w:rPr>
-        <acat:text xmlns:acat="https://schemas.acat.akademie.uni-bremen.de" id="39c16f01-03dc-43aa-a9ce-f9e1e8332050" space="preserve">FOO BAR</acat:text>
+        <acat:text xmlns:acat="https://schemas.acat.akademie.uni-bremen.de" id="339ffe58-9e2c-4ef7-82b1-f0ee394418c8" space="preserve">FOO BAR</acat:text>
         <w:t xml:space="preserve"> Hier handelt es sich um ein Textfeld, welches den Inhalt „FOO BAR“ ausdruckt.</w:t>
       </w:r>
     </w:p>
@@ -506,7 +506,7 @@
         <w:rPr>
           <w:rFonts w:ascii="Arial" w:hAnsi="Arial" w:cs="Arial"/>
         </w:rPr>
-        <acat:block xmlns:acat="https://schemas.acat.akademie.uni-bremen.de" id="b77eb616-43b5-45b4-bea0-3847fcc19f84" type="start"/>
+        <acat:block xmlns:acat="https://schemas.acat.akademie.uni-bremen.de" id="7dfc0f25-c0fc-47c5-8950-d115ab3c70bd" type="start"/>
       </w:r>
     </w:p>
     <w:p>
@@ -520,20 +520,20 @@
         <w:rPr>
           <w:rFonts w:ascii="Arial" w:hAnsi="Arial" w:cs="Arial"/>
         </w:rPr>
-        <acat:field xmlns:acat="https://schemas.acat.akademie.uni-bremen.de" id="b63f15fa-9315-455e-a1cf-968ceaec5a24" field="156"/>
-      </w:r>
-    </w:p>
-    <w:p>
-      <w:pPr>
-        <w:rPr>
-          <w:rFonts w:ascii="Arial" w:hAnsi="Arial" w:cs="Arial"/>
-        </w:rPr>
-      </w:pPr>
-      <w:r>
-        <w:rPr>
-          <w:rFonts w:ascii="Arial" w:hAnsi="Arial" w:cs="Arial"/>
-        </w:rPr>
-        <acat:block xmlns:acat="https://schemas.acat.akademie.uni-bremen.de" id="e78e651e-fcc7-44b0-a836-e9abff76874b" type="end"/>
+        <acat:field xmlns:acat="https://schemas.acat.akademie.uni-bremen.de" id="76751364-2062-4809-978b-188d8a08ca3d" field="156"/>
+      </w:r>
+    </w:p>
+    <w:p>
+      <w:pPr>
+        <w:rPr>
+          <w:rFonts w:ascii="Arial" w:hAnsi="Arial" w:cs="Arial"/>
+        </w:rPr>
+      </w:pPr>
+      <w:r>
+        <w:rPr>
+          <w:rFonts w:ascii="Arial" w:hAnsi="Arial" w:cs="Arial"/>
+        </w:rPr>
+        <acat:block xmlns:acat="https://schemas.acat.akademie.uni-bremen.de" id="a9a4be90-2f8a-4e8f-b71e-4f216e8bb7ad" type="end"/>
       </w:r>
     </w:p>
     <w:p>
@@ -633,11 +633,11 @@
         <w:rPr>
           <w:rFonts w:ascii="Arial" w:hAnsi="Arial" w:cs="Arial"/>
         </w:rPr>
-        <acat:block xmlns:acat="https://schemas.acat.akademie.uni-bremen.de" id="b2beea95-b128-4262-b3b2-7c2bc2556aa4" type="start"/>
+        <acat:block xmlns:acat="https://schemas.acat.akademie.uni-bremen.de" id="6839f413-9390-4f85-b59e-7cb21cc28f10" type="start"/>
         <w:t xml:space="preserve"> </w:t>
-        <acat:field xmlns:acat="https://schemas.acat.akademie.uni-bremen.de" id="ad03e120-3e2e-465f-b65e-fbfe78450b3a" field="157"/>
+        <acat:field xmlns:acat="https://schemas.acat.akademie.uni-bremen.de" id="b705b501-7931-43b7-922d-17abf70532d6" field="157"/>
         <w:t xml:space="preserve"> </w:t>
-        <acat:block xmlns:acat="https://schemas.acat.akademie.uni-bremen.de" id="5c3dc8c1-5315-4a48-b882-0294d4182499" type="end"/>
+        <acat:block xmlns:acat="https://schemas.acat.akademie.uni-bremen.de" id="1c5d5593-7a88-4372-8b08-38c21a9e580e" type="end"/>
       </w:r>
     </w:p>
     <w:p>
@@ -665,33 +665,33 @@
         <w:rPr>
           <w:rFonts w:ascii="Arial" w:hAnsi="Arial" w:cs="Arial"/>
         </w:rPr>
-        <acat:block xmlns:acat="https://schemas.acat.akademie.uni-bremen.de" id="cc008985-f8f9-4480-8047-2d9c28c11094" type="start"/>
-      </w:r>
-    </w:p>
-    <w:p>
-      <w:pPr>
-        <w:rPr>
-          <w:rFonts w:ascii="Arial" w:hAnsi="Arial" w:cs="Arial"/>
-        </w:rPr>
-      </w:pPr>
-      <w:r>
-        <w:rPr>
-          <w:rFonts w:ascii="Arial" w:hAnsi="Arial" w:cs="Arial"/>
-        </w:rPr>
-        <acat:field xmlns:acat="https://schemas.acat.akademie.uni-bremen.de" id="c3e59ef0-95d9-4cd1-a514-6fdea5deabd2" field="156"/>
-      </w:r>
-    </w:p>
-    <w:p>
-      <w:pPr>
-        <w:rPr>
-          <w:rFonts w:ascii="Arial" w:hAnsi="Arial" w:cs="Arial"/>
-        </w:rPr>
-      </w:pPr>
-      <w:r>
-        <w:rPr>
-          <w:rFonts w:ascii="Arial" w:hAnsi="Arial" w:cs="Arial"/>
-        </w:rPr>
-        <acat:block xmlns:acat="https://schemas.acat.akademie.uni-bremen.de" id="575b6c76-dd97-47d7-8833-b1c2f8b80902" type="end"/>
+        <acat:block xmlns:acat="https://schemas.acat.akademie.uni-bremen.de" id="e1a19c28-300e-4656-9d06-ccc7d405e87d" type="start"/>
+      </w:r>
+    </w:p>
+    <w:p>
+      <w:pPr>
+        <w:rPr>
+          <w:rFonts w:ascii="Arial" w:hAnsi="Arial" w:cs="Arial"/>
+        </w:rPr>
+      </w:pPr>
+      <w:r>
+        <w:rPr>
+          <w:rFonts w:ascii="Arial" w:hAnsi="Arial" w:cs="Arial"/>
+        </w:rPr>
+        <acat:field xmlns:acat="https://schemas.acat.akademie.uni-bremen.de" id="1866b00f-1c79-4121-bdfb-25fd02343b42" field="156"/>
+      </w:r>
+    </w:p>
+    <w:p>
+      <w:pPr>
+        <w:rPr>
+          <w:rFonts w:ascii="Arial" w:hAnsi="Arial" w:cs="Arial"/>
+        </w:rPr>
+      </w:pPr>
+      <w:r>
+        <w:rPr>
+          <w:rFonts w:ascii="Arial" w:hAnsi="Arial" w:cs="Arial"/>
+        </w:rPr>
+        <acat:block xmlns:acat="https://schemas.acat.akademie.uni-bremen.de" id="1bc40658-91a7-4b23-a928-60c24b93a39f" type="end"/>
       </w:r>
     </w:p>
     <w:p>
@@ -1082,7 +1082,7 @@
               <w:rPr>
                 <w:rFonts w:ascii="Arial" w:hAnsi="Arial" w:cs="Arial"/>
               </w:rPr>
-              <acat:block xmlns:acat="https://schemas.acat.akademie.uni-bremen.de" id="07e3bbae-b311-43a6-84f6-aaa32825f667" type="start"/>
+              <acat:block xmlns:acat="https://schemas.acat.akademie.uni-bremen.de" id="c1203c28-43dc-4bbc-b83a-3ed4179b73fc" type="start"/>
               <w:t xml:space="preserve"> </w:t>
             </w:r>
           </w:p>
@@ -1101,7 +1101,7 @@
               <w:rPr>
                 <w:rFonts w:ascii="Arial" w:hAnsi="Arial" w:cs="Arial"/>
               </w:rPr>
-              <acat:field xmlns:acat="https://schemas.acat.akademie.uni-bremen.de" id="7b5b2c9a-fa52-4614-95c3-7315dd42ffc6" field="156"/>
+              <acat:field xmlns:acat="https://schemas.acat.akademie.uni-bremen.de" id="43ccc815-9bc8-4609-a1d4-9a5d90e199c0" field="156"/>
             </w:r>
           </w:p>
         </w:tc>
@@ -1119,7 +1119,7 @@
               <w:rPr>
                 <w:rFonts w:ascii="Arial" w:hAnsi="Arial" w:cs="Arial"/>
               </w:rPr>
-              <acat:field xmlns:acat="https://schemas.acat.akademie.uni-bremen.de" id="94bee755-94ac-4b79-81d4-9f21c6e49f78" field="157"/>
+              <acat:field xmlns:acat="https://schemas.acat.akademie.uni-bremen.de" id="1b27b43b-e8e1-45ca-a3e9-f6ac71a479af" field="157"/>
             </w:r>
           </w:p>
         </w:tc>
@@ -1137,7 +1137,7 @@
               <w:rPr>
                 <w:rFonts w:ascii="Arial" w:hAnsi="Arial" w:cs="Arial"/>
               </w:rPr>
-              <acat:block xmlns:acat="https://schemas.acat.akademie.uni-bremen.de" id="d5024108-cc04-48e0-930d-603d726315aa" type="end"/>
+              <acat:block xmlns:acat="https://schemas.acat.akademie.uni-bremen.de" id="fba2e821-ce9d-4f0d-bee3-9a04ed0ea42b" type="end"/>
             </w:r>
           </w:p>
         </w:tc>
@@ -1868,7 +1868,7 @@
               <w:rPr>
                 <w:rFonts w:ascii="Arial" w:hAnsi="Arial" w:cs="Arial"/>
               </w:rPr>
-              <acat:block xmlns:acat="https://schemas.acat.akademie.uni-bremen.de" id="ef2b7c79-9724-450f-b915-07d4bf5faaec" type="start"/>
+              <acat:block xmlns:acat="https://schemas.acat.akademie.uni-bremen.de" id="7103c718-7733-4065-b87c-462646247ec5" type="start"/>
             </w:r>
           </w:p>
         </w:tc>
@@ -1900,7 +1900,7 @@
               <w:rPr>
                 <w:rFonts w:ascii="Arial" w:hAnsi="Arial" w:cs="Arial"/>
               </w:rPr>
-              <acat:field xmlns:acat="https://schemas.acat.akademie.uni-bremen.de" id="00370841-521c-4fe9-b3e5-4a7fa9758c24" field="156"/>
+              <acat:field xmlns:acat="https://schemas.acat.akademie.uni-bremen.de" id="29149a0c-4963-40df-807b-bc7f8dfa6940" field="156"/>
             </w:r>
           </w:p>
         </w:tc>
@@ -1918,7 +1918,7 @@
               <w:rPr>
                 <w:rFonts w:ascii="Arial" w:hAnsi="Arial" w:cs="Arial"/>
               </w:rPr>
-              <acat:field xmlns:acat="https://schemas.acat.akademie.uni-bremen.de" id="c621697e-5ab5-45e7-bd5e-5f4a426e1cf7" field="157"/>
+              <acat:field xmlns:acat="https://schemas.acat.akademie.uni-bremen.de" id="a3fbcfd5-2419-4d4c-b1fd-c9bddbc0e8f7" field="157"/>
             </w:r>
           </w:p>
         </w:tc>
@@ -1939,7 +1939,7 @@
                 <w:rFonts w:ascii="Arial" w:hAnsi="Arial" w:cs="Arial"/>
               </w:rPr>
               <w:lastRenderedPageBreak/>
-              <acat:block xmlns:acat="https://schemas.acat.akademie.uni-bremen.de" id="f487f62b-ee4c-4f09-a3cb-8544d72adfce" type="end"/>
+              <acat:block xmlns:acat="https://schemas.acat.akademie.uni-bremen.de" id="528d924c-0791-4bf2-bdd0-b5a80f36c53b" type="end"/>
             </w:r>
           </w:p>
         </w:tc>
@@ -2354,7 +2354,7 @@
               <w:rPr>
                 <w:rFonts w:ascii="Arial" w:hAnsi="Arial" w:cs="Arial"/>
               </w:rPr>
-              <acat:block xmlns:acat="https://schemas.acat.akademie.uni-bremen.de" id="d34638fe-37d9-43d0-ae02-7ed5eb4960c7" type="start"/>
+              <acat:block xmlns:acat="https://schemas.acat.akademie.uni-bremen.de" id="5d35742b-a998-4771-bdd1-316886e54d87" type="start"/>
             </w:r>
           </w:p>
         </w:tc>
@@ -2392,7 +2392,7 @@
               <w:rPr>
                 <w:rFonts w:ascii="Arial" w:hAnsi="Arial" w:cs="Arial"/>
               </w:rPr>
-              <acat:field xmlns:acat="https://schemas.acat.akademie.uni-bremen.de" id="3afec4f3-edd4-4813-b2a7-9b1ddd1dc6b4" field="156"/>
+              <acat:field xmlns:acat="https://schemas.acat.akademie.uni-bremen.de" id="22f0c0df-f61b-4727-917e-e2e3f461c699" field="156"/>
             </w:r>
           </w:p>
         </w:tc>
@@ -2410,7 +2410,7 @@
               <w:rPr>
                 <w:rFonts w:ascii="Arial" w:hAnsi="Arial" w:cs="Arial"/>
               </w:rPr>
-              <acat:field xmlns:acat="https://schemas.acat.akademie.uni-bremen.de" id="334ab8b4-44f0-420b-b37f-f0d824207da7" field="157"/>
+              <acat:field xmlns:acat="https://schemas.acat.akademie.uni-bremen.de" id="34ee3634-c01c-4605-bfed-5ca96dc67aaa" field="157"/>
             </w:r>
           </w:p>
         </w:tc>
@@ -2430,7 +2430,7 @@
               <w:rPr>
                 <w:rFonts w:ascii="Arial" w:hAnsi="Arial" w:cs="Arial"/>
               </w:rPr>
-              <acat:block xmlns:acat="https://schemas.acat.akademie.uni-bremen.de" id="fdbaea97-f8a1-4dd5-a582-650bbdae0dd2" type="end"/>
+              <acat:block xmlns:acat="https://schemas.acat.akademie.uni-bremen.de" id="336cccf2-1839-48c6-b2a4-e91fe705e5ec" type="end"/>
             </w:r>
           </w:p>
         </w:tc>

--- a/test/Parser/Tag/Resources/tag_generator_test_document_lck.docx
+++ b/test/Parser/Tag/Resources/tag_generator_test_document_lck.docx
@@ -89,7 +89,7 @@
           <w:color w:val="FF0000"/>
           <w:sz w:val="32"/>
         </w:rPr>
-        <acat:field xmlns:acat="https://schemas.acat.akademie.uni-bremen.de" id="8f3aea7b-ee19-4677-9cac-175222fd2e4b" field="1121"/>
+        <acat:field xmlns:acat="https://schemas.acat.akademie.uni-bremen.de" id="dc494a80-defd-46bf-8ccc-25a7f63f344b" field="1121"/>
       </w:r>
     </w:p>
     <w:p>
@@ -136,9 +136,9 @@
         <w:rPr>
           <w:rFonts w:ascii="Trebuchet MS" w:hAnsi="Trebuchet MS"/>
         </w:rPr>
-        <acat:condition xmlns:acat="https://schemas.acat.akademie.uni-bremen.de" id="3bf287a8-abc2-488f-adef-9631aa4c719b" field="1760" action="0"><![CDATA[<>]]></acat:condition>
-        <acat:condition xmlns:acat="https://schemas.acat.akademie.uni-bremen.de" id="62e43123-597d-4190-a63f-68199ff8197d" field="1858" action="0"><![CDATA[=]]></acat:condition>
-        <acat:field xmlns:acat="https://schemas.acat.akademie.uni-bremen.de" id="55de4eb1-1f5e-4992-955d-6d24defbb353" field="1858"/>
+        <acat:condition xmlns:acat="https://schemas.acat.akademie.uni-bremen.de" id="f38bf626-125e-45da-b30e-944bf29c282f" field="1760" action="0"><![CDATA[<>]]></acat:condition>
+        <acat:condition xmlns:acat="https://schemas.acat.akademie.uni-bremen.de" id="efce6555-18c0-42b1-b09c-ad70836dd3b7" field="1858" action="0"><![CDATA[=]]></acat:condition>
+        <acat:field xmlns:acat="https://schemas.acat.akademie.uni-bremen.de" id="ab87d1d1-4480-4e55-8b76-af9fff12471c" field="1858"/>
         <w:t xml:space="preserve"> </w:t>
       </w:r>
     </w:p>
@@ -154,9 +154,9 @@
         <w:rPr>
           <w:rFonts w:ascii="Trebuchet MS" w:hAnsi="Trebuchet MS"/>
         </w:rPr>
-        <acat:condition xmlns:acat="https://schemas.acat.akademie.uni-bremen.de" id="d31f4d47-ef83-4095-9b1e-8534a985b340" field="1760" action="0"><![CDATA[<>]]></acat:condition>
-        <acat:condition xmlns:acat="https://schemas.acat.akademie.uni-bremen.de" id="c84a2f6e-bacd-44d8-9063-187b8244afc7" field="1744" action="0"><![CDATA[=]]></acat:condition>
-        <acat:field xmlns:acat="https://schemas.acat.akademie.uni-bremen.de" id="d519dd9e-cea0-4447-86b2-9b6d11bba2a1" field="1744"/>
+        <acat:condition xmlns:acat="https://schemas.acat.akademie.uni-bremen.de" id="56600b12-38e6-4ab3-b3e0-a2c16e6dd5c0" field="1760" action="0"><![CDATA[<>]]></acat:condition>
+        <acat:condition xmlns:acat="https://schemas.acat.akademie.uni-bremen.de" id="7dd8960c-860e-4abe-ba4d-4b71a0c0eb23" field="1744" action="0"><![CDATA[=]]></acat:condition>
+        <acat:field xmlns:acat="https://schemas.acat.akademie.uni-bremen.de" id="516df63f-cb4a-4759-afbf-b0a4b4acc34e" field="1744"/>
       </w:r>
     </w:p>
     <w:p>
@@ -171,13 +171,13 @@
         <w:rPr>
           <w:rFonts w:ascii="Trebuchet MS" w:hAnsi="Trebuchet MS"/>
         </w:rPr>
-        <acat:condition xmlns:acat="https://schemas.acat.akademie.uni-bremen.de" id="6ec5e3bd-3803-4428-8a1c-7140f773a570" field="1760" action="0"><![CDATA[<>]]></acat:condition>
-        <acat:condition xmlns:acat="https://schemas.acat.akademie.uni-bremen.de" id="c843d947-9d61-4e40-8630-2721aec1d7ff" field="1752" action="2"><![CDATA[=]]></acat:condition>
-        <acat:field xmlns:acat="https://schemas.acat.akademie.uni-bremen.de" id="1880262d-929b-410b-aa0c-54321fc1539d" field="1752"/>
+        <acat:condition xmlns:acat="https://schemas.acat.akademie.uni-bremen.de" id="0cef5ceb-5abc-4786-9cbe-2100a32a2c05" field="1760" action="0"><![CDATA[<>]]></acat:condition>
+        <acat:condition xmlns:acat="https://schemas.acat.akademie.uni-bremen.de" id="9aa513b3-6ad2-4d97-853d-84c18a11617e" field="1752" action="2"><![CDATA[=]]></acat:condition>
+        <acat:field xmlns:acat="https://schemas.acat.akademie.uni-bremen.de" id="bc7f11f5-f76e-402d-9ac6-0b5cda759b2f" field="1752"/>
         <w:t xml:space="preserve"> </w:t>
-        <acat:field xmlns:acat="https://schemas.acat.akademie.uni-bremen.de" id="96f0b20b-a6d9-40a4-9c48-b81086eef365" field="1745"/>
+        <acat:field xmlns:acat="https://schemas.acat.akademie.uni-bremen.de" id="38e0bcb1-d885-4b13-af8f-1a0495e685ba" field="1745"/>
         <w:t xml:space="preserve"> </w:t>
-        <acat:field xmlns:acat="https://schemas.acat.akademie.uni-bremen.de" id="5fb8dbdd-8e3e-4395-a477-d7641b554783" field="1747"/>
+        <acat:field xmlns:acat="https://schemas.acat.akademie.uni-bremen.de" id="dc789418-1917-41c9-89ab-590b0f525c18" field="1747"/>
       </w:r>
     </w:p>
     <w:p>
@@ -192,8 +192,8 @@
         <w:rPr>
           <w:rFonts w:ascii="Trebuchet MS" w:hAnsi="Trebuchet MS"/>
         </w:rPr>
-        <acat:condition xmlns:acat="https://schemas.acat.akademie.uni-bremen.de" id="24c83a84-123c-4cbd-aa02-bb669c740abc" field="1760" action="0"><![CDATA[<>]]></acat:condition>
-        <acat:field xmlns:acat="https://schemas.acat.akademie.uni-bremen.de" id="9785372e-b699-49b6-a06d-7d445ce7f61e" field="1748"/>
+        <acat:condition xmlns:acat="https://schemas.acat.akademie.uni-bremen.de" id="c730a6ba-0415-4dc6-a560-cd3f0921fe6d" field="1760" action="0"><![CDATA[<>]]></acat:condition>
+        <acat:field xmlns:acat="https://schemas.acat.akademie.uni-bremen.de" id="2c3f3654-a8bc-42a0-99a2-0192a42a6d71" field="1748"/>
       </w:r>
     </w:p>
     <w:p>
@@ -208,10 +208,10 @@
         <w:rPr>
           <w:rFonts w:ascii="Trebuchet MS" w:hAnsi="Trebuchet MS"/>
         </w:rPr>
-        <acat:condition xmlns:acat="https://schemas.acat.akademie.uni-bremen.de" id="3fc1455e-b929-4bcd-b954-d21bc9db3da2" field="1760" action="0"><![CDATA[<>]]></acat:condition>
-        <acat:field xmlns:acat="https://schemas.acat.akademie.uni-bremen.de" id="0a4bfa06-69b2-4c90-8255-d4dedaef4551" field="1749"/>
+        <acat:condition xmlns:acat="https://schemas.acat.akademie.uni-bremen.de" id="6c509650-6fa2-4438-b803-5a088d2a09c1" field="1760" action="0"><![CDATA[<>]]></acat:condition>
+        <acat:field xmlns:acat="https://schemas.acat.akademie.uni-bremen.de" id="7ad06f2a-eef8-4d54-913a-2e94c5dd2c0f" field="1749"/>
         <w:t xml:space="preserve"> </w:t>
-        <acat:field xmlns:acat="https://schemas.acat.akademie.uni-bremen.de" id="01afb0c8-abca-43d9-88ca-8f0e3f1a574d" field="1750"/>
+        <acat:field xmlns:acat="https://schemas.acat.akademie.uni-bremen.de" id="aba7dd47-ad7b-4fde-a22e-8fe1a8797078" field="1750"/>
       </w:r>
     </w:p>
     <w:p>
@@ -226,8 +226,8 @@
         <w:rPr>
           <w:rFonts w:ascii="Trebuchet MS" w:hAnsi="Trebuchet MS"/>
         </w:rPr>
-        <acat:condition xmlns:acat="https://schemas.acat.akademie.uni-bremen.de" id="bf30a136-a702-43c1-98d2-dde87edf4cb9" field="1757" action="0"><![CDATA[=]]></acat:condition>
-        <acat:field xmlns:acat="https://schemas.acat.akademie.uni-bremen.de" id="7c260786-e722-45c2-aebf-f08815ac96d0" field="1757"/>
+        <acat:condition xmlns:acat="https://schemas.acat.akademie.uni-bremen.de" id="357e3fb3-625c-4cae-a4f0-694f0b4c86f9" field="1757" action="0"><![CDATA[=]]></acat:condition>
+        <acat:field xmlns:acat="https://schemas.acat.akademie.uni-bremen.de" id="f3e04a75-6f32-4d52-a1c4-8df8bd98077d" field="1757"/>
         <w:t xml:space="preserve"> </w:t>
       </w:r>
     </w:p>
@@ -243,8 +243,8 @@
         <w:rPr>
           <w:rFonts w:ascii="Trebuchet MS" w:hAnsi="Trebuchet MS"/>
         </w:rPr>
-        <acat:condition xmlns:acat="https://schemas.acat.akademie.uni-bremen.de" id="0199471e-a301-43fe-92bf-f27e3934558b" field="1860" action="0"><![CDATA[=]]></acat:condition>
-        <acat:field xmlns:acat="https://schemas.acat.akademie.uni-bremen.de" id="ad8bbf6d-6986-41a2-82c1-b6b31e52aa5d" field="1860"/>
+        <acat:condition xmlns:acat="https://schemas.acat.akademie.uni-bremen.de" id="15723f97-bf85-42e4-bc62-a7be1674fcd0" field="1860" action="0"><![CDATA[=]]></acat:condition>
+        <acat:field xmlns:acat="https://schemas.acat.akademie.uni-bremen.de" id="6078f620-dfcc-44b6-9184-4195ff591636" field="1860"/>
         <w:t xml:space="preserve"> </w:t>
       </w:r>
     </w:p>
@@ -260,10 +260,10 @@
         <w:rPr>
           <w:rFonts w:ascii="Trebuchet MS" w:hAnsi="Trebuchet MS"/>
         </w:rPr>
-        <acat:condition xmlns:acat="https://schemas.acat.akademie.uni-bremen.de" id="51aed777-e025-4104-aa31-adf427ea6e2a" field="1862" action="0"><![CDATA[=]]></acat:condition>
-        <acat:field xmlns:acat="https://schemas.acat.akademie.uni-bremen.de" id="d8e95a87-ca03-4015-a5b8-6e1e865946b8" field="1862"/>
+        <acat:condition xmlns:acat="https://schemas.acat.akademie.uni-bremen.de" id="c5f8c184-541b-4fd9-a08a-db5ef1fec585" field="1862" action="0"><![CDATA[=]]></acat:condition>
+        <acat:field xmlns:acat="https://schemas.acat.akademie.uni-bremen.de" id="81f12117-2a35-48d1-aedb-8a18dc522736" field="1862"/>
         <w:t xml:space="preserve"> </w:t>
-        <acat:field xmlns:acat="https://schemas.acat.akademie.uni-bremen.de" id="0ffe5426-34b8-4300-a736-4464d5f329ae" field="1863"/>
+        <acat:field xmlns:acat="https://schemas.acat.akademie.uni-bremen.de" id="2ca37f34-2982-44f3-9941-25af82ac373a" field="1863"/>
       </w:r>
     </w:p>
     <w:p>
@@ -278,8 +278,8 @@
         <w:rPr>
           <w:rFonts w:ascii="Trebuchet MS" w:hAnsi="Trebuchet MS"/>
         </w:rPr>
-        <acat:condition xmlns:acat="https://schemas.acat.akademie.uni-bremen.de" id="35a4912d-b4de-4872-981a-37c11c3a8b81" field="1760" action="0"><![CDATA[=]]></acat:condition>
-        <acat:field xmlns:acat="https://schemas.acat.akademie.uni-bremen.de" id="d1910b44-1b55-440b-8fd6-55cb682177ea" field="1760"/>
+        <acat:condition xmlns:acat="https://schemas.acat.akademie.uni-bremen.de" id="8536a091-956c-48e2-8e96-02337db4836b" field="1760" action="0"><![CDATA[=]]></acat:condition>
+        <acat:field xmlns:acat="https://schemas.acat.akademie.uni-bremen.de" id="9aa3741d-23f5-4742-8d64-45ece0d69c95" field="1760"/>
       </w:r>
     </w:p>
     <w:p>
@@ -294,10 +294,10 @@
         <w:rPr>
           <w:rFonts w:ascii="Trebuchet MS" w:hAnsi="Trebuchet MS"/>
         </w:rPr>
-        <acat:condition xmlns:acat="https://schemas.acat.akademie.uni-bremen.de" id="bf5e9cb4-61e6-42be-be48-0d942299a1f9" field="1761" action="0"><![CDATA[=]]></acat:condition>
-        <acat:field xmlns:acat="https://schemas.acat.akademie.uni-bremen.de" id="45309f7d-efc0-4749-b375-216778a2ccd4" field="1761"/>
+        <acat:condition xmlns:acat="https://schemas.acat.akademie.uni-bremen.de" id="f09462b1-5d39-4318-b525-007dea083234" field="1761" action="0"><![CDATA[=]]></acat:condition>
+        <acat:field xmlns:acat="https://schemas.acat.akademie.uni-bremen.de" id="4b62d7ff-5fb8-435d-979a-f828771d1292" field="1761"/>
         <w:t xml:space="preserve"> </w:t>
-        <acat:field xmlns:acat="https://schemas.acat.akademie.uni-bremen.de" id="6b659bde-c226-40f7-8f11-93ce26159dbd" field="1762"/>
+        <acat:field xmlns:acat="https://schemas.acat.akademie.uni-bremen.de" id="28185b3e-2ebe-4135-a289-f0cc24b4da5f" field="1762"/>
       </w:r>
     </w:p>
     <w:p>
@@ -326,7 +326,7 @@
         <w:rPr>
           <w:rFonts w:ascii="Trebuchet MS" w:hAnsi="Trebuchet MS"/>
         </w:rPr>
-        <acat:field xmlns:acat="https://schemas.acat.akademie.uni-bremen.de" id="1d2a2a39-f753-430b-8457-d806e196de72" field="1858"/>
+        <acat:field xmlns:acat="https://schemas.acat.akademie.uni-bremen.de" id="74a6262f-5dbe-463e-922b-9d076afb5711" field="1858"/>
       </w:r>
       <w:r>
         <w:rPr>
@@ -338,7 +338,7 @@
         <w:rPr>
           <w:rFonts w:ascii="Trebuchet MS" w:hAnsi="Trebuchet MS"/>
         </w:rPr>
-        <acat:field xmlns:acat="https://schemas.acat.akademie.uni-bremen.de" id="f4a9a165-c4dd-4436-977e-e89ab5ecdf6c" field="1762"/>
+        <acat:field xmlns:acat="https://schemas.acat.akademie.uni-bremen.de" id="6c80a496-f7f3-46c3-8107-14b8574e2e22" field="1762"/>
       </w:r>
       <w:r>
         <w:rPr>
@@ -350,16 +350,16 @@
         <w:rPr>
           <w:rFonts w:ascii="Trebuchet MS" w:hAnsi="Trebuchet MS"/>
         </w:rPr>
-        <acat:field xmlns:acat="https://schemas.acat.akademie.uni-bremen.de" id="744024a7-cc01-4e74-af09-b08365592e97" field="1757"/>
+        <acat:field xmlns:acat="https://schemas.acat.akademie.uni-bremen.de" id="118a7d5b-52d2-4d30-a78b-770bcb358704" field="1757"/>
       </w:r>
       <w:r>
         <w:rPr>
           <w:rFonts w:ascii="Trebuchet MS" w:hAnsi="Trebuchet MS"/>
         </w:rPr>
         <w:t xml:space="preserve"> Felder einbauen, sonst spiegelt das ja nicht wirklich die Realität wieder. Aber was wäre das Leben ohne die Möglichkeit Entscheidungen treffen zu können!? Deswegen </w:t>
-        <acat:condition xmlns:acat="https://schemas.acat.akademie.uni-bremen.de" id="e824392a-41ca-431f-ba7f-8e5eddfe5be3" field="1760" action="0"><![CDATA[=]]></acat:condition>
+        <acat:condition xmlns:acat="https://schemas.acat.akademie.uni-bremen.de" id="d6bccbc1-ba87-47df-bb5b-c5cdb3add2c4" field="1760" action="0"><![CDATA[=]]></acat:condition>
         <w:t xml:space="preserve"> </w:t>
-        <acat:text xmlns:acat="https://schemas.acat.akademie.uni-bremen.de" id="5d9e2887-90c8-48fc-9c31-cab3e3c4634c" space="preserve">Hurray</acat:text>
+        <acat:text xmlns:acat="https://schemas.acat.akademie.uni-bremen.de" id="0590507b-08bc-40bd-aef7-1ead70f41c95" space="preserve">Hurray</acat:text>
         <w:t xml:space="preserve">. Läuft, oder!? :-P </w:t>
       </w:r>
       <w:proofErr w:type="spellStart"/>
@@ -397,7 +397,7 @@
         <w:rPr>
           <w:rFonts w:ascii="Trebuchet MS" w:hAnsi="Trebuchet MS"/>
         </w:rPr>
-        <acat:field xmlns:acat="https://schemas.acat.akademie.uni-bremen.de" id="ecfa7927-1911-4088-af92-2a638386e857" field="156"/>
+        <acat:field xmlns:acat="https://schemas.acat.akademie.uni-bremen.de" id="5de69f46-d89c-4ecd-96fb-d07a6bf794ef" field="156"/>
         <w:t xml:space="preserve"> Es soll das Feld mit der ID 156 gedruckt werden</w:t>
       </w:r>
     </w:p>
@@ -436,7 +436,7 @@
         <w:rPr>
           <w:rFonts w:ascii="Trebuchet MS" w:hAnsi="Trebuchet MS"/>
         </w:rPr>
-        <acat:text xmlns:acat="https://schemas.acat.akademie.uni-bremen.de" id="339ffe58-9e2c-4ef7-82b1-f0ee394418c8" space="preserve">FOO BAR</acat:text>
+        <acat:text xmlns:acat="https://schemas.acat.akademie.uni-bremen.de" id="33f40b7b-74a4-40e3-a2a6-e5f5125928ed" space="preserve">FOO BAR</acat:text>
         <w:t xml:space="preserve"> Hier handelt es sich um ein Textfeld, welches den Inhalt „FOO BAR“ ausdruckt.</w:t>
       </w:r>
     </w:p>
@@ -506,7 +506,7 @@
         <w:rPr>
           <w:rFonts w:ascii="Arial" w:hAnsi="Arial" w:cs="Arial"/>
         </w:rPr>
-        <acat:block xmlns:acat="https://schemas.acat.akademie.uni-bremen.de" id="7dfc0f25-c0fc-47c5-8950-d115ab3c70bd" type="start"/>
+        <acat:block xmlns:acat="https://schemas.acat.akademie.uni-bremen.de" id="40f268bf-a0ff-4c60-9dc7-d20bab5e0abf" type="start"/>
       </w:r>
     </w:p>
     <w:p>
@@ -520,20 +520,20 @@
         <w:rPr>
           <w:rFonts w:ascii="Arial" w:hAnsi="Arial" w:cs="Arial"/>
         </w:rPr>
-        <acat:field xmlns:acat="https://schemas.acat.akademie.uni-bremen.de" id="76751364-2062-4809-978b-188d8a08ca3d" field="156"/>
-      </w:r>
-    </w:p>
-    <w:p>
-      <w:pPr>
-        <w:rPr>
-          <w:rFonts w:ascii="Arial" w:hAnsi="Arial" w:cs="Arial"/>
-        </w:rPr>
-      </w:pPr>
-      <w:r>
-        <w:rPr>
-          <w:rFonts w:ascii="Arial" w:hAnsi="Arial" w:cs="Arial"/>
-        </w:rPr>
-        <acat:block xmlns:acat="https://schemas.acat.akademie.uni-bremen.de" id="a9a4be90-2f8a-4e8f-b71e-4f216e8bb7ad" type="end"/>
+        <acat:field xmlns:acat="https://schemas.acat.akademie.uni-bremen.de" id="9b39242c-7790-4cb8-b897-c81682709ab6" field="156"/>
+      </w:r>
+    </w:p>
+    <w:p>
+      <w:pPr>
+        <w:rPr>
+          <w:rFonts w:ascii="Arial" w:hAnsi="Arial" w:cs="Arial"/>
+        </w:rPr>
+      </w:pPr>
+      <w:r>
+        <w:rPr>
+          <w:rFonts w:ascii="Arial" w:hAnsi="Arial" w:cs="Arial"/>
+        </w:rPr>
+        <acat:block xmlns:acat="https://schemas.acat.akademie.uni-bremen.de" id="a9a98a6d-e7a6-4ee6-a6cf-78c7ec894652" type="end"/>
       </w:r>
     </w:p>
     <w:p>
@@ -633,11 +633,11 @@
         <w:rPr>
           <w:rFonts w:ascii="Arial" w:hAnsi="Arial" w:cs="Arial"/>
         </w:rPr>
-        <acat:block xmlns:acat="https://schemas.acat.akademie.uni-bremen.de" id="6839f413-9390-4f85-b59e-7cb21cc28f10" type="start"/>
+        <acat:block xmlns:acat="https://schemas.acat.akademie.uni-bremen.de" id="b34e64a5-6714-4653-8475-9a8d4270a00d" type="start"/>
         <w:t xml:space="preserve"> </w:t>
-        <acat:field xmlns:acat="https://schemas.acat.akademie.uni-bremen.de" id="b705b501-7931-43b7-922d-17abf70532d6" field="157"/>
+        <acat:field xmlns:acat="https://schemas.acat.akademie.uni-bremen.de" id="69890673-57d9-44c1-b9b0-7429356acf76" field="157"/>
         <w:t xml:space="preserve"> </w:t>
-        <acat:block xmlns:acat="https://schemas.acat.akademie.uni-bremen.de" id="1c5d5593-7a88-4372-8b08-38c21a9e580e" type="end"/>
+        <acat:block xmlns:acat="https://schemas.acat.akademie.uni-bremen.de" id="38c6d8d9-9733-4a4c-9b6c-2f6d49f78c93" type="end"/>
       </w:r>
     </w:p>
     <w:p>
@@ -665,33 +665,33 @@
         <w:rPr>
           <w:rFonts w:ascii="Arial" w:hAnsi="Arial" w:cs="Arial"/>
         </w:rPr>
-        <acat:block xmlns:acat="https://schemas.acat.akademie.uni-bremen.de" id="e1a19c28-300e-4656-9d06-ccc7d405e87d" type="start"/>
-      </w:r>
-    </w:p>
-    <w:p>
-      <w:pPr>
-        <w:rPr>
-          <w:rFonts w:ascii="Arial" w:hAnsi="Arial" w:cs="Arial"/>
-        </w:rPr>
-      </w:pPr>
-      <w:r>
-        <w:rPr>
-          <w:rFonts w:ascii="Arial" w:hAnsi="Arial" w:cs="Arial"/>
-        </w:rPr>
-        <acat:field xmlns:acat="https://schemas.acat.akademie.uni-bremen.de" id="1866b00f-1c79-4121-bdfb-25fd02343b42" field="156"/>
-      </w:r>
-    </w:p>
-    <w:p>
-      <w:pPr>
-        <w:rPr>
-          <w:rFonts w:ascii="Arial" w:hAnsi="Arial" w:cs="Arial"/>
-        </w:rPr>
-      </w:pPr>
-      <w:r>
-        <w:rPr>
-          <w:rFonts w:ascii="Arial" w:hAnsi="Arial" w:cs="Arial"/>
-        </w:rPr>
-        <acat:block xmlns:acat="https://schemas.acat.akademie.uni-bremen.de" id="1bc40658-91a7-4b23-a928-60c24b93a39f" type="end"/>
+        <acat:block xmlns:acat="https://schemas.acat.akademie.uni-bremen.de" id="42ca6575-fbce-4bfa-a711-7f58744d2a3e" type="start"/>
+      </w:r>
+    </w:p>
+    <w:p>
+      <w:pPr>
+        <w:rPr>
+          <w:rFonts w:ascii="Arial" w:hAnsi="Arial" w:cs="Arial"/>
+        </w:rPr>
+      </w:pPr>
+      <w:r>
+        <w:rPr>
+          <w:rFonts w:ascii="Arial" w:hAnsi="Arial" w:cs="Arial"/>
+        </w:rPr>
+        <acat:field xmlns:acat="https://schemas.acat.akademie.uni-bremen.de" id="4b8d426b-d266-4b84-ae5f-cb9c51b9367b" field="156"/>
+      </w:r>
+    </w:p>
+    <w:p>
+      <w:pPr>
+        <w:rPr>
+          <w:rFonts w:ascii="Arial" w:hAnsi="Arial" w:cs="Arial"/>
+        </w:rPr>
+      </w:pPr>
+      <w:r>
+        <w:rPr>
+          <w:rFonts w:ascii="Arial" w:hAnsi="Arial" w:cs="Arial"/>
+        </w:rPr>
+        <acat:block xmlns:acat="https://schemas.acat.akademie.uni-bremen.de" id="55591655-34e7-4280-bdb7-7c1280c741b5" type="end"/>
       </w:r>
     </w:p>
     <w:p>
@@ -1082,7 +1082,7 @@
               <w:rPr>
                 <w:rFonts w:ascii="Arial" w:hAnsi="Arial" w:cs="Arial"/>
               </w:rPr>
-              <acat:block xmlns:acat="https://schemas.acat.akademie.uni-bremen.de" id="c1203c28-43dc-4bbc-b83a-3ed4179b73fc" type="start"/>
+              <acat:block xmlns:acat="https://schemas.acat.akademie.uni-bremen.de" id="60be7fad-d004-41ef-99ae-9565bd5ec2b5" type="start"/>
               <w:t xml:space="preserve"> </w:t>
             </w:r>
           </w:p>
@@ -1101,7 +1101,7 @@
               <w:rPr>
                 <w:rFonts w:ascii="Arial" w:hAnsi="Arial" w:cs="Arial"/>
               </w:rPr>
-              <acat:field xmlns:acat="https://schemas.acat.akademie.uni-bremen.de" id="43ccc815-9bc8-4609-a1d4-9a5d90e199c0" field="156"/>
+              <acat:field xmlns:acat="https://schemas.acat.akademie.uni-bremen.de" id="fe6e9d90-2902-4120-8194-a9d38f17438c" field="156"/>
             </w:r>
           </w:p>
         </w:tc>
@@ -1119,7 +1119,7 @@
               <w:rPr>
                 <w:rFonts w:ascii="Arial" w:hAnsi="Arial" w:cs="Arial"/>
               </w:rPr>
-              <acat:field xmlns:acat="https://schemas.acat.akademie.uni-bremen.de" id="1b27b43b-e8e1-45ca-a3e9-f6ac71a479af" field="157"/>
+              <acat:field xmlns:acat="https://schemas.acat.akademie.uni-bremen.de" id="a5a6cfbb-01d5-4768-91db-6e0c0daaed86" field="157"/>
             </w:r>
           </w:p>
         </w:tc>
@@ -1137,7 +1137,7 @@
               <w:rPr>
                 <w:rFonts w:ascii="Arial" w:hAnsi="Arial" w:cs="Arial"/>
               </w:rPr>
-              <acat:block xmlns:acat="https://schemas.acat.akademie.uni-bremen.de" id="fba2e821-ce9d-4f0d-bee3-9a04ed0ea42b" type="end"/>
+              <acat:block xmlns:acat="https://schemas.acat.akademie.uni-bremen.de" id="32ca459e-b24f-4dc8-bb55-692fc1d86528" type="end"/>
             </w:r>
           </w:p>
         </w:tc>
@@ -1868,7 +1868,7 @@
               <w:rPr>
                 <w:rFonts w:ascii="Arial" w:hAnsi="Arial" w:cs="Arial"/>
               </w:rPr>
-              <acat:block xmlns:acat="https://schemas.acat.akademie.uni-bremen.de" id="7103c718-7733-4065-b87c-462646247ec5" type="start"/>
+              <acat:block xmlns:acat="https://schemas.acat.akademie.uni-bremen.de" id="09f24c13-4bb6-4948-ae9b-776ce085218f" type="start"/>
             </w:r>
           </w:p>
         </w:tc>
@@ -1900,7 +1900,7 @@
               <w:rPr>
                 <w:rFonts w:ascii="Arial" w:hAnsi="Arial" w:cs="Arial"/>
               </w:rPr>
-              <acat:field xmlns:acat="https://schemas.acat.akademie.uni-bremen.de" id="29149a0c-4963-40df-807b-bc7f8dfa6940" field="156"/>
+              <acat:field xmlns:acat="https://schemas.acat.akademie.uni-bremen.de" id="8c1206d9-3183-4ecc-9e0f-7fa42750a1c8" field="156"/>
             </w:r>
           </w:p>
         </w:tc>
@@ -1918,7 +1918,7 @@
               <w:rPr>
                 <w:rFonts w:ascii="Arial" w:hAnsi="Arial" w:cs="Arial"/>
               </w:rPr>
-              <acat:field xmlns:acat="https://schemas.acat.akademie.uni-bremen.de" id="a3fbcfd5-2419-4d4c-b1fd-c9bddbc0e8f7" field="157"/>
+              <acat:field xmlns:acat="https://schemas.acat.akademie.uni-bremen.de" id="5e9256c1-961f-433e-8dee-04404345efb8" field="157"/>
             </w:r>
           </w:p>
         </w:tc>
@@ -1939,7 +1939,7 @@
                 <w:rFonts w:ascii="Arial" w:hAnsi="Arial" w:cs="Arial"/>
               </w:rPr>
               <w:lastRenderedPageBreak/>
-              <acat:block xmlns:acat="https://schemas.acat.akademie.uni-bremen.de" id="528d924c-0791-4bf2-bdd0-b5a80f36c53b" type="end"/>
+              <acat:block xmlns:acat="https://schemas.acat.akademie.uni-bremen.de" id="f10ad888-9533-4e05-b00f-78bf37ecf90f" type="end"/>
             </w:r>
           </w:p>
         </w:tc>
@@ -2354,7 +2354,7 @@
               <w:rPr>
                 <w:rFonts w:ascii="Arial" w:hAnsi="Arial" w:cs="Arial"/>
               </w:rPr>
-              <acat:block xmlns:acat="https://schemas.acat.akademie.uni-bremen.de" id="5d35742b-a998-4771-bdd1-316886e54d87" type="start"/>
+              <acat:block xmlns:acat="https://schemas.acat.akademie.uni-bremen.de" id="dc72f39b-e335-4ad1-af0e-bfb735ce68fb" type="start"/>
             </w:r>
           </w:p>
         </w:tc>
@@ -2392,7 +2392,7 @@
               <w:rPr>
                 <w:rFonts w:ascii="Arial" w:hAnsi="Arial" w:cs="Arial"/>
               </w:rPr>
-              <acat:field xmlns:acat="https://schemas.acat.akademie.uni-bremen.de" id="22f0c0df-f61b-4727-917e-e2e3f461c699" field="156"/>
+              <acat:field xmlns:acat="https://schemas.acat.akademie.uni-bremen.de" id="d9c82d91-b3a6-4c0b-adf8-db3ef6f487bf" field="156"/>
             </w:r>
           </w:p>
         </w:tc>
@@ -2410,7 +2410,7 @@
               <w:rPr>
                 <w:rFonts w:ascii="Arial" w:hAnsi="Arial" w:cs="Arial"/>
               </w:rPr>
-              <acat:field xmlns:acat="https://schemas.acat.akademie.uni-bremen.de" id="34ee3634-c01c-4605-bfed-5ca96dc67aaa" field="157"/>
+              <acat:field xmlns:acat="https://schemas.acat.akademie.uni-bremen.de" id="3039af2b-7e88-4f93-bf83-6b42c966fbce" field="157"/>
             </w:r>
           </w:p>
         </w:tc>
@@ -2430,7 +2430,7 @@
               <w:rPr>
                 <w:rFonts w:ascii="Arial" w:hAnsi="Arial" w:cs="Arial"/>
               </w:rPr>
-              <acat:block xmlns:acat="https://schemas.acat.akademie.uni-bremen.de" id="336cccf2-1839-48c6-b2a4-e91fe705e5ec" type="end"/>
+              <acat:block xmlns:acat="https://schemas.acat.akademie.uni-bremen.de" id="dd26dc28-38c2-46e7-99f6-fb9e7055a0a3" type="end"/>
             </w:r>
           </w:p>
         </w:tc>

--- a/test/Parser/Tag/Resources/tag_generator_test_document_lck.docx
+++ b/test/Parser/Tag/Resources/tag_generator_test_document_lck.docx
@@ -89,7 +89,7 @@
           <w:color w:val="FF0000"/>
           <w:sz w:val="32"/>
         </w:rPr>
-        <acat:field xmlns:acat="https://schemas.acat.akademie.uni-bremen.de" id="dc494a80-defd-46bf-8ccc-25a7f63f344b" field="1121"/>
+        <acat:field xmlns:acat="https://schemas.acat.akademie.uni-bremen.de" id="1ddde988-25a4-444a-8a77-d813e202a78f" field="1121"/>
       </w:r>
     </w:p>
     <w:p>
@@ -136,9 +136,9 @@
         <w:rPr>
           <w:rFonts w:ascii="Trebuchet MS" w:hAnsi="Trebuchet MS"/>
         </w:rPr>
-        <acat:condition xmlns:acat="https://schemas.acat.akademie.uni-bremen.de" id="f38bf626-125e-45da-b30e-944bf29c282f" field="1760" action="0"><![CDATA[<>]]></acat:condition>
-        <acat:condition xmlns:acat="https://schemas.acat.akademie.uni-bremen.de" id="efce6555-18c0-42b1-b09c-ad70836dd3b7" field="1858" action="0"><![CDATA[=]]></acat:condition>
-        <acat:field xmlns:acat="https://schemas.acat.akademie.uni-bremen.de" id="ab87d1d1-4480-4e55-8b76-af9fff12471c" field="1858"/>
+        <acat:condition xmlns:acat="https://schemas.acat.akademie.uni-bremen.de" id="353ab3f2-f651-45b7-a08b-99eb02a18f49" field="1760" action="0"><![CDATA[<>]]></acat:condition>
+        <acat:condition xmlns:acat="https://schemas.acat.akademie.uni-bremen.de" id="571794de-c5d7-42b4-be90-14e09318e51a" field="1858" action="0"><![CDATA[=]]></acat:condition>
+        <acat:field xmlns:acat="https://schemas.acat.akademie.uni-bremen.de" id="f04a8c18-bebf-452f-aa0c-2a4b9b35e9aa" field="1858"/>
         <w:t xml:space="preserve"> </w:t>
       </w:r>
     </w:p>
@@ -154,9 +154,9 @@
         <w:rPr>
           <w:rFonts w:ascii="Trebuchet MS" w:hAnsi="Trebuchet MS"/>
         </w:rPr>
-        <acat:condition xmlns:acat="https://schemas.acat.akademie.uni-bremen.de" id="56600b12-38e6-4ab3-b3e0-a2c16e6dd5c0" field="1760" action="0"><![CDATA[<>]]></acat:condition>
-        <acat:condition xmlns:acat="https://schemas.acat.akademie.uni-bremen.de" id="7dd8960c-860e-4abe-ba4d-4b71a0c0eb23" field="1744" action="0"><![CDATA[=]]></acat:condition>
-        <acat:field xmlns:acat="https://schemas.acat.akademie.uni-bremen.de" id="516df63f-cb4a-4759-afbf-b0a4b4acc34e" field="1744"/>
+        <acat:condition xmlns:acat="https://schemas.acat.akademie.uni-bremen.de" id="2ee92153-5ec3-41d3-8fec-b7b4b4409677" field="1760" action="0"><![CDATA[<>]]></acat:condition>
+        <acat:condition xmlns:acat="https://schemas.acat.akademie.uni-bremen.de" id="0a25e43b-16d3-4617-847d-7fc905c23c77" field="1744" action="0"><![CDATA[=]]></acat:condition>
+        <acat:field xmlns:acat="https://schemas.acat.akademie.uni-bremen.de" id="dd4ef39e-a0db-432e-8542-7d32401d2646" field="1744"/>
       </w:r>
     </w:p>
     <w:p>
@@ -171,13 +171,13 @@
         <w:rPr>
           <w:rFonts w:ascii="Trebuchet MS" w:hAnsi="Trebuchet MS"/>
         </w:rPr>
-        <acat:condition xmlns:acat="https://schemas.acat.akademie.uni-bremen.de" id="0cef5ceb-5abc-4786-9cbe-2100a32a2c05" field="1760" action="0"><![CDATA[<>]]></acat:condition>
-        <acat:condition xmlns:acat="https://schemas.acat.akademie.uni-bremen.de" id="9aa513b3-6ad2-4d97-853d-84c18a11617e" field="1752" action="2"><![CDATA[=]]></acat:condition>
-        <acat:field xmlns:acat="https://schemas.acat.akademie.uni-bremen.de" id="bc7f11f5-f76e-402d-9ac6-0b5cda759b2f" field="1752"/>
+        <acat:condition xmlns:acat="https://schemas.acat.akademie.uni-bremen.de" id="9cc6eed4-2d64-47a4-be16-c114d956d061" field="1760" action="0"><![CDATA[<>]]></acat:condition>
+        <acat:condition xmlns:acat="https://schemas.acat.akademie.uni-bremen.de" id="541ee151-1455-4c4d-be54-1f895bbcccbe" field="1752" action="2"><![CDATA[=]]></acat:condition>
+        <acat:field xmlns:acat="https://schemas.acat.akademie.uni-bremen.de" id="436f661b-f87a-4f18-99d6-22fc93ca607c" field="1752"/>
         <w:t xml:space="preserve"> </w:t>
-        <acat:field xmlns:acat="https://schemas.acat.akademie.uni-bremen.de" id="38e0bcb1-d885-4b13-af8f-1a0495e685ba" field="1745"/>
+        <acat:field xmlns:acat="https://schemas.acat.akademie.uni-bremen.de" id="fa2dfa2c-29ac-41f4-b3b8-c58d1f2c311b" field="1745"/>
         <w:t xml:space="preserve"> </w:t>
-        <acat:field xmlns:acat="https://schemas.acat.akademie.uni-bremen.de" id="dc789418-1917-41c9-89ab-590b0f525c18" field="1747"/>
+        <acat:field xmlns:acat="https://schemas.acat.akademie.uni-bremen.de" id="c7b593c7-f61c-4537-970c-aebcafdab2e6" field="1747"/>
       </w:r>
     </w:p>
     <w:p>
@@ -192,8 +192,8 @@
         <w:rPr>
           <w:rFonts w:ascii="Trebuchet MS" w:hAnsi="Trebuchet MS"/>
         </w:rPr>
-        <acat:condition xmlns:acat="https://schemas.acat.akademie.uni-bremen.de" id="c730a6ba-0415-4dc6-a560-cd3f0921fe6d" field="1760" action="0"><![CDATA[<>]]></acat:condition>
-        <acat:field xmlns:acat="https://schemas.acat.akademie.uni-bremen.de" id="2c3f3654-a8bc-42a0-99a2-0192a42a6d71" field="1748"/>
+        <acat:condition xmlns:acat="https://schemas.acat.akademie.uni-bremen.de" id="27b692cb-793a-469d-9592-4dfa0b700a1d" field="1760" action="0"><![CDATA[<>]]></acat:condition>
+        <acat:field xmlns:acat="https://schemas.acat.akademie.uni-bremen.de" id="ab06907d-a8ca-4625-83bc-0decf4832441" field="1748"/>
       </w:r>
     </w:p>
     <w:p>
@@ -208,10 +208,10 @@
         <w:rPr>
           <w:rFonts w:ascii="Trebuchet MS" w:hAnsi="Trebuchet MS"/>
         </w:rPr>
-        <acat:condition xmlns:acat="https://schemas.acat.akademie.uni-bremen.de" id="6c509650-6fa2-4438-b803-5a088d2a09c1" field="1760" action="0"><![CDATA[<>]]></acat:condition>
-        <acat:field xmlns:acat="https://schemas.acat.akademie.uni-bremen.de" id="7ad06f2a-eef8-4d54-913a-2e94c5dd2c0f" field="1749"/>
+        <acat:condition xmlns:acat="https://schemas.acat.akademie.uni-bremen.de" id="376b9df5-6cc5-4b24-a45c-a6f8ac367126" field="1760" action="0"><![CDATA[<>]]></acat:condition>
+        <acat:field xmlns:acat="https://schemas.acat.akademie.uni-bremen.de" id="4f0c7096-4883-46dd-b1c1-81ea613c71a3" field="1749"/>
         <w:t xml:space="preserve"> </w:t>
-        <acat:field xmlns:acat="https://schemas.acat.akademie.uni-bremen.de" id="aba7dd47-ad7b-4fde-a22e-8fe1a8797078" field="1750"/>
+        <acat:field xmlns:acat="https://schemas.acat.akademie.uni-bremen.de" id="6011963d-fac2-451a-b5b1-2a264f10cae0" field="1750"/>
       </w:r>
     </w:p>
     <w:p>
@@ -226,8 +226,8 @@
         <w:rPr>
           <w:rFonts w:ascii="Trebuchet MS" w:hAnsi="Trebuchet MS"/>
         </w:rPr>
-        <acat:condition xmlns:acat="https://schemas.acat.akademie.uni-bremen.de" id="357e3fb3-625c-4cae-a4f0-694f0b4c86f9" field="1757" action="0"><![CDATA[=]]></acat:condition>
-        <acat:field xmlns:acat="https://schemas.acat.akademie.uni-bremen.de" id="f3e04a75-6f32-4d52-a1c4-8df8bd98077d" field="1757"/>
+        <acat:condition xmlns:acat="https://schemas.acat.akademie.uni-bremen.de" id="2ebc0df3-bd61-4bd6-bce2-06b76877cf52" field="1757" action="0"><![CDATA[=]]></acat:condition>
+        <acat:field xmlns:acat="https://schemas.acat.akademie.uni-bremen.de" id="0230c264-d5c8-4837-b161-9f77cab8cfbd" field="1757"/>
         <w:t xml:space="preserve"> </w:t>
       </w:r>
     </w:p>
@@ -243,8 +243,8 @@
         <w:rPr>
           <w:rFonts w:ascii="Trebuchet MS" w:hAnsi="Trebuchet MS"/>
         </w:rPr>
-        <acat:condition xmlns:acat="https://schemas.acat.akademie.uni-bremen.de" id="15723f97-bf85-42e4-bc62-a7be1674fcd0" field="1860" action="0"><![CDATA[=]]></acat:condition>
-        <acat:field xmlns:acat="https://schemas.acat.akademie.uni-bremen.de" id="6078f620-dfcc-44b6-9184-4195ff591636" field="1860"/>
+        <acat:condition xmlns:acat="https://schemas.acat.akademie.uni-bremen.de" id="d77d7b48-bb40-4e7f-aa81-f6f622f11e3e" field="1860" action="0"><![CDATA[=]]></acat:condition>
+        <acat:field xmlns:acat="https://schemas.acat.akademie.uni-bremen.de" id="51bf07cc-36cb-4e73-9aff-975d756f4406" field="1860"/>
         <w:t xml:space="preserve"> </w:t>
       </w:r>
     </w:p>
@@ -260,10 +260,10 @@
         <w:rPr>
           <w:rFonts w:ascii="Trebuchet MS" w:hAnsi="Trebuchet MS"/>
         </w:rPr>
-        <acat:condition xmlns:acat="https://schemas.acat.akademie.uni-bremen.de" id="c5f8c184-541b-4fd9-a08a-db5ef1fec585" field="1862" action="0"><![CDATA[=]]></acat:condition>
-        <acat:field xmlns:acat="https://schemas.acat.akademie.uni-bremen.de" id="81f12117-2a35-48d1-aedb-8a18dc522736" field="1862"/>
+        <acat:condition xmlns:acat="https://schemas.acat.akademie.uni-bremen.de" id="b44a9445-a996-45b6-81bd-d76162d04dfb" field="1862" action="0"><![CDATA[=]]></acat:condition>
+        <acat:field xmlns:acat="https://schemas.acat.akademie.uni-bremen.de" id="57c6a872-5119-49ee-94bb-7a10ba882c06" field="1862"/>
         <w:t xml:space="preserve"> </w:t>
-        <acat:field xmlns:acat="https://schemas.acat.akademie.uni-bremen.de" id="2ca37f34-2982-44f3-9941-25af82ac373a" field="1863"/>
+        <acat:field xmlns:acat="https://schemas.acat.akademie.uni-bremen.de" id="c2edf1cd-fcb0-4100-ac12-a9deb9660aa3" field="1863"/>
       </w:r>
     </w:p>
     <w:p>
@@ -278,8 +278,8 @@
         <w:rPr>
           <w:rFonts w:ascii="Trebuchet MS" w:hAnsi="Trebuchet MS"/>
         </w:rPr>
-        <acat:condition xmlns:acat="https://schemas.acat.akademie.uni-bremen.de" id="8536a091-956c-48e2-8e96-02337db4836b" field="1760" action="0"><![CDATA[=]]></acat:condition>
-        <acat:field xmlns:acat="https://schemas.acat.akademie.uni-bremen.de" id="9aa3741d-23f5-4742-8d64-45ece0d69c95" field="1760"/>
+        <acat:condition xmlns:acat="https://schemas.acat.akademie.uni-bremen.de" id="2c5ce727-cde7-47f6-b356-a6825bedb2f7" field="1760" action="0"><![CDATA[=]]></acat:condition>
+        <acat:field xmlns:acat="https://schemas.acat.akademie.uni-bremen.de" id="bd96d765-4538-4b22-a1a2-5c6de36f8032" field="1760"/>
       </w:r>
     </w:p>
     <w:p>
@@ -294,10 +294,10 @@
         <w:rPr>
           <w:rFonts w:ascii="Trebuchet MS" w:hAnsi="Trebuchet MS"/>
         </w:rPr>
-        <acat:condition xmlns:acat="https://schemas.acat.akademie.uni-bremen.de" id="f09462b1-5d39-4318-b525-007dea083234" field="1761" action="0"><![CDATA[=]]></acat:condition>
-        <acat:field xmlns:acat="https://schemas.acat.akademie.uni-bremen.de" id="4b62d7ff-5fb8-435d-979a-f828771d1292" field="1761"/>
+        <acat:condition xmlns:acat="https://schemas.acat.akademie.uni-bremen.de" id="c3c446b2-275e-48d8-80e7-7f9948aedfc8" field="1761" action="0"><![CDATA[=]]></acat:condition>
+        <acat:field xmlns:acat="https://schemas.acat.akademie.uni-bremen.de" id="013aa453-7562-4e79-aac2-a5db82ecd420" field="1761"/>
         <w:t xml:space="preserve"> </w:t>
-        <acat:field xmlns:acat="https://schemas.acat.akademie.uni-bremen.de" id="28185b3e-2ebe-4135-a289-f0cc24b4da5f" field="1762"/>
+        <acat:field xmlns:acat="https://schemas.acat.akademie.uni-bremen.de" id="37bb9904-67f3-4874-82ec-bb1ad5e20166" field="1762"/>
       </w:r>
     </w:p>
     <w:p>
@@ -326,7 +326,7 @@
         <w:rPr>
           <w:rFonts w:ascii="Trebuchet MS" w:hAnsi="Trebuchet MS"/>
         </w:rPr>
-        <acat:field xmlns:acat="https://schemas.acat.akademie.uni-bremen.de" id="74a6262f-5dbe-463e-922b-9d076afb5711" field="1858"/>
+        <acat:field xmlns:acat="https://schemas.acat.akademie.uni-bremen.de" id="7c885134-5eef-43ae-9202-85045d395238" field="1858"/>
       </w:r>
       <w:r>
         <w:rPr>
@@ -338,7 +338,7 @@
         <w:rPr>
           <w:rFonts w:ascii="Trebuchet MS" w:hAnsi="Trebuchet MS"/>
         </w:rPr>
-        <acat:field xmlns:acat="https://schemas.acat.akademie.uni-bremen.de" id="6c80a496-f7f3-46c3-8107-14b8574e2e22" field="1762"/>
+        <acat:field xmlns:acat="https://schemas.acat.akademie.uni-bremen.de" id="147c1c2b-1869-4d85-a577-1078afb9e44f" field="1762"/>
       </w:r>
       <w:r>
         <w:rPr>
@@ -350,16 +350,16 @@
         <w:rPr>
           <w:rFonts w:ascii="Trebuchet MS" w:hAnsi="Trebuchet MS"/>
         </w:rPr>
-        <acat:field xmlns:acat="https://schemas.acat.akademie.uni-bremen.de" id="118a7d5b-52d2-4d30-a78b-770bcb358704" field="1757"/>
+        <acat:field xmlns:acat="https://schemas.acat.akademie.uni-bremen.de" id="ea546fb7-6855-44b4-b4ed-ca88b567a8ac" field="1757"/>
       </w:r>
       <w:r>
         <w:rPr>
           <w:rFonts w:ascii="Trebuchet MS" w:hAnsi="Trebuchet MS"/>
         </w:rPr>
         <w:t xml:space="preserve"> Felder einbauen, sonst spiegelt das ja nicht wirklich die Realität wieder. Aber was wäre das Leben ohne die Möglichkeit Entscheidungen treffen zu können!? Deswegen </w:t>
-        <acat:condition xmlns:acat="https://schemas.acat.akademie.uni-bremen.de" id="d6bccbc1-ba87-47df-bb5b-c5cdb3add2c4" field="1760" action="0"><![CDATA[=]]></acat:condition>
+        <acat:condition xmlns:acat="https://schemas.acat.akademie.uni-bremen.de" id="a9de0492-46aa-4af6-9110-6875169dae27" field="1760" action="0"><![CDATA[=]]></acat:condition>
         <w:t xml:space="preserve"> </w:t>
-        <acat:text xmlns:acat="https://schemas.acat.akademie.uni-bremen.de" id="0590507b-08bc-40bd-aef7-1ead70f41c95" space="preserve">Hurray</acat:text>
+        <acat:text xmlns:acat="https://schemas.acat.akademie.uni-bremen.de" id="e89fa0e7-ed55-43a0-8ee5-e0667da3ce56" space="preserve">Hurray</acat:text>
         <w:t xml:space="preserve">. Läuft, oder!? :-P </w:t>
       </w:r>
       <w:proofErr w:type="spellStart"/>
@@ -397,7 +397,7 @@
         <w:rPr>
           <w:rFonts w:ascii="Trebuchet MS" w:hAnsi="Trebuchet MS"/>
         </w:rPr>
-        <acat:field xmlns:acat="https://schemas.acat.akademie.uni-bremen.de" id="5de69f46-d89c-4ecd-96fb-d07a6bf794ef" field="156"/>
+        <acat:field xmlns:acat="https://schemas.acat.akademie.uni-bremen.de" id="ab310e92-2f8e-4174-9e06-194688554fe8" field="156"/>
         <w:t xml:space="preserve"> Es soll das Feld mit der ID 156 gedruckt werden</w:t>
       </w:r>
     </w:p>
@@ -436,7 +436,7 @@
         <w:rPr>
           <w:rFonts w:ascii="Trebuchet MS" w:hAnsi="Trebuchet MS"/>
         </w:rPr>
-        <acat:text xmlns:acat="https://schemas.acat.akademie.uni-bremen.de" id="33f40b7b-74a4-40e3-a2a6-e5f5125928ed" space="preserve">FOO BAR</acat:text>
+        <acat:text xmlns:acat="https://schemas.acat.akademie.uni-bremen.de" id="bdf343b3-a6a9-4966-85e3-f149627c1243" space="preserve">FOO BAR</acat:text>
         <w:t xml:space="preserve"> Hier handelt es sich um ein Textfeld, welches den Inhalt „FOO BAR“ ausdruckt.</w:t>
       </w:r>
     </w:p>
@@ -506,7 +506,7 @@
         <w:rPr>
           <w:rFonts w:ascii="Arial" w:hAnsi="Arial" w:cs="Arial"/>
         </w:rPr>
-        <acat:block xmlns:acat="https://schemas.acat.akademie.uni-bremen.de" id="40f268bf-a0ff-4c60-9dc7-d20bab5e0abf" type="start"/>
+        <acat:block xmlns:acat="https://schemas.acat.akademie.uni-bremen.de" id="ced6f525-d6b4-41c9-b02c-45066890648a" type="start"/>
       </w:r>
     </w:p>
     <w:p>
@@ -520,20 +520,20 @@
         <w:rPr>
           <w:rFonts w:ascii="Arial" w:hAnsi="Arial" w:cs="Arial"/>
         </w:rPr>
-        <acat:field xmlns:acat="https://schemas.acat.akademie.uni-bremen.de" id="9b39242c-7790-4cb8-b897-c81682709ab6" field="156"/>
-      </w:r>
-    </w:p>
-    <w:p>
-      <w:pPr>
-        <w:rPr>
-          <w:rFonts w:ascii="Arial" w:hAnsi="Arial" w:cs="Arial"/>
-        </w:rPr>
-      </w:pPr>
-      <w:r>
-        <w:rPr>
-          <w:rFonts w:ascii="Arial" w:hAnsi="Arial" w:cs="Arial"/>
-        </w:rPr>
-        <acat:block xmlns:acat="https://schemas.acat.akademie.uni-bremen.de" id="a9a98a6d-e7a6-4ee6-a6cf-78c7ec894652" type="end"/>
+        <acat:field xmlns:acat="https://schemas.acat.akademie.uni-bremen.de" id="3bee2343-de79-4bb1-9bdb-fac5e9c232d0" field="156"/>
+      </w:r>
+    </w:p>
+    <w:p>
+      <w:pPr>
+        <w:rPr>
+          <w:rFonts w:ascii="Arial" w:hAnsi="Arial" w:cs="Arial"/>
+        </w:rPr>
+      </w:pPr>
+      <w:r>
+        <w:rPr>
+          <w:rFonts w:ascii="Arial" w:hAnsi="Arial" w:cs="Arial"/>
+        </w:rPr>
+        <acat:block xmlns:acat="https://schemas.acat.akademie.uni-bremen.de" id="dbdf2d0e-36d7-42c7-9f92-e19739d55592" type="end"/>
       </w:r>
     </w:p>
     <w:p>
@@ -633,11 +633,11 @@
         <w:rPr>
           <w:rFonts w:ascii="Arial" w:hAnsi="Arial" w:cs="Arial"/>
         </w:rPr>
-        <acat:block xmlns:acat="https://schemas.acat.akademie.uni-bremen.de" id="b34e64a5-6714-4653-8475-9a8d4270a00d" type="start"/>
+        <acat:block xmlns:acat="https://schemas.acat.akademie.uni-bremen.de" id="ba3543da-9c8c-4465-b6de-cb2817da5f4a" type="start"/>
         <w:t xml:space="preserve"> </w:t>
-        <acat:field xmlns:acat="https://schemas.acat.akademie.uni-bremen.de" id="69890673-57d9-44c1-b9b0-7429356acf76" field="157"/>
+        <acat:field xmlns:acat="https://schemas.acat.akademie.uni-bremen.de" id="64bec828-c0a8-4291-9d50-f73a11cd7036" field="157"/>
         <w:t xml:space="preserve"> </w:t>
-        <acat:block xmlns:acat="https://schemas.acat.akademie.uni-bremen.de" id="38c6d8d9-9733-4a4c-9b6c-2f6d49f78c93" type="end"/>
+        <acat:block xmlns:acat="https://schemas.acat.akademie.uni-bremen.de" id="7e1170e5-cc09-4633-ae3d-7c6ff8eecdd0" type="end"/>
       </w:r>
     </w:p>
     <w:p>
@@ -665,33 +665,33 @@
         <w:rPr>
           <w:rFonts w:ascii="Arial" w:hAnsi="Arial" w:cs="Arial"/>
         </w:rPr>
-        <acat:block xmlns:acat="https://schemas.acat.akademie.uni-bremen.de" id="42ca6575-fbce-4bfa-a711-7f58744d2a3e" type="start"/>
-      </w:r>
-    </w:p>
-    <w:p>
-      <w:pPr>
-        <w:rPr>
-          <w:rFonts w:ascii="Arial" w:hAnsi="Arial" w:cs="Arial"/>
-        </w:rPr>
-      </w:pPr>
-      <w:r>
-        <w:rPr>
-          <w:rFonts w:ascii="Arial" w:hAnsi="Arial" w:cs="Arial"/>
-        </w:rPr>
-        <acat:field xmlns:acat="https://schemas.acat.akademie.uni-bremen.de" id="4b8d426b-d266-4b84-ae5f-cb9c51b9367b" field="156"/>
-      </w:r>
-    </w:p>
-    <w:p>
-      <w:pPr>
-        <w:rPr>
-          <w:rFonts w:ascii="Arial" w:hAnsi="Arial" w:cs="Arial"/>
-        </w:rPr>
-      </w:pPr>
-      <w:r>
-        <w:rPr>
-          <w:rFonts w:ascii="Arial" w:hAnsi="Arial" w:cs="Arial"/>
-        </w:rPr>
-        <acat:block xmlns:acat="https://schemas.acat.akademie.uni-bremen.de" id="55591655-34e7-4280-bdb7-7c1280c741b5" type="end"/>
+        <acat:block xmlns:acat="https://schemas.acat.akademie.uni-bremen.de" id="a711f04a-8781-4a06-b430-07ee066552bf" type="start"/>
+      </w:r>
+    </w:p>
+    <w:p>
+      <w:pPr>
+        <w:rPr>
+          <w:rFonts w:ascii="Arial" w:hAnsi="Arial" w:cs="Arial"/>
+        </w:rPr>
+      </w:pPr>
+      <w:r>
+        <w:rPr>
+          <w:rFonts w:ascii="Arial" w:hAnsi="Arial" w:cs="Arial"/>
+        </w:rPr>
+        <acat:field xmlns:acat="https://schemas.acat.akademie.uni-bremen.de" id="b3e70d92-618c-4501-bdc3-f0e64d62514a" field="156"/>
+      </w:r>
+    </w:p>
+    <w:p>
+      <w:pPr>
+        <w:rPr>
+          <w:rFonts w:ascii="Arial" w:hAnsi="Arial" w:cs="Arial"/>
+        </w:rPr>
+      </w:pPr>
+      <w:r>
+        <w:rPr>
+          <w:rFonts w:ascii="Arial" w:hAnsi="Arial" w:cs="Arial"/>
+        </w:rPr>
+        <acat:block xmlns:acat="https://schemas.acat.akademie.uni-bremen.de" id="b9cca9fb-ea58-40e1-9e6b-471615c525aa" type="end"/>
       </w:r>
     </w:p>
     <w:p>
@@ -1082,7 +1082,7 @@
               <w:rPr>
                 <w:rFonts w:ascii="Arial" w:hAnsi="Arial" w:cs="Arial"/>
               </w:rPr>
-              <acat:block xmlns:acat="https://schemas.acat.akademie.uni-bremen.de" id="60be7fad-d004-41ef-99ae-9565bd5ec2b5" type="start"/>
+              <acat:block xmlns:acat="https://schemas.acat.akademie.uni-bremen.de" id="82e71ce6-7200-4c84-9b97-e3cc8238940e" type="start"/>
               <w:t xml:space="preserve"> </w:t>
             </w:r>
           </w:p>
@@ -1101,7 +1101,7 @@
               <w:rPr>
                 <w:rFonts w:ascii="Arial" w:hAnsi="Arial" w:cs="Arial"/>
               </w:rPr>
-              <acat:field xmlns:acat="https://schemas.acat.akademie.uni-bremen.de" id="fe6e9d90-2902-4120-8194-a9d38f17438c" field="156"/>
+              <acat:field xmlns:acat="https://schemas.acat.akademie.uni-bremen.de" id="09192af0-9a82-41e2-b579-6c75a71331f1" field="156"/>
             </w:r>
           </w:p>
         </w:tc>
@@ -1119,7 +1119,7 @@
               <w:rPr>
                 <w:rFonts w:ascii="Arial" w:hAnsi="Arial" w:cs="Arial"/>
               </w:rPr>
-              <acat:field xmlns:acat="https://schemas.acat.akademie.uni-bremen.de" id="a5a6cfbb-01d5-4768-91db-6e0c0daaed86" field="157"/>
+              <acat:field xmlns:acat="https://schemas.acat.akademie.uni-bremen.de" id="66d73939-e413-46eb-ae67-989b385b3f4c" field="157"/>
             </w:r>
           </w:p>
         </w:tc>
@@ -1137,7 +1137,7 @@
               <w:rPr>
                 <w:rFonts w:ascii="Arial" w:hAnsi="Arial" w:cs="Arial"/>
               </w:rPr>
-              <acat:block xmlns:acat="https://schemas.acat.akademie.uni-bremen.de" id="32ca459e-b24f-4dc8-bb55-692fc1d86528" type="end"/>
+              <acat:block xmlns:acat="https://schemas.acat.akademie.uni-bremen.de" id="7e60c755-aec8-423b-bdac-9622924d002c" type="end"/>
             </w:r>
           </w:p>
         </w:tc>
@@ -1868,7 +1868,7 @@
               <w:rPr>
                 <w:rFonts w:ascii="Arial" w:hAnsi="Arial" w:cs="Arial"/>
               </w:rPr>
-              <acat:block xmlns:acat="https://schemas.acat.akademie.uni-bremen.de" id="09f24c13-4bb6-4948-ae9b-776ce085218f" type="start"/>
+              <acat:block xmlns:acat="https://schemas.acat.akademie.uni-bremen.de" id="1aaf0134-2890-4a69-ab47-e85f30332372" type="start"/>
             </w:r>
           </w:p>
         </w:tc>
@@ -1900,7 +1900,7 @@
               <w:rPr>
                 <w:rFonts w:ascii="Arial" w:hAnsi="Arial" w:cs="Arial"/>
               </w:rPr>
-              <acat:field xmlns:acat="https://schemas.acat.akademie.uni-bremen.de" id="8c1206d9-3183-4ecc-9e0f-7fa42750a1c8" field="156"/>
+              <acat:field xmlns:acat="https://schemas.acat.akademie.uni-bremen.de" id="888ddb32-9637-4470-9e38-f3709a8980e7" field="156"/>
             </w:r>
           </w:p>
         </w:tc>
@@ -1918,7 +1918,7 @@
               <w:rPr>
                 <w:rFonts w:ascii="Arial" w:hAnsi="Arial" w:cs="Arial"/>
               </w:rPr>
-              <acat:field xmlns:acat="https://schemas.acat.akademie.uni-bremen.de" id="5e9256c1-961f-433e-8dee-04404345efb8" field="157"/>
+              <acat:field xmlns:acat="https://schemas.acat.akademie.uni-bremen.de" id="38286af1-bf9d-43d3-828d-3b7f316e2493" field="157"/>
             </w:r>
           </w:p>
         </w:tc>
@@ -1939,7 +1939,7 @@
                 <w:rFonts w:ascii="Arial" w:hAnsi="Arial" w:cs="Arial"/>
               </w:rPr>
               <w:lastRenderedPageBreak/>
-              <acat:block xmlns:acat="https://schemas.acat.akademie.uni-bremen.de" id="f10ad888-9533-4e05-b00f-78bf37ecf90f" type="end"/>
+              <acat:block xmlns:acat="https://schemas.acat.akademie.uni-bremen.de" id="9bc26fec-97c3-4b93-8893-ef789623c389" type="end"/>
             </w:r>
           </w:p>
         </w:tc>
@@ -2354,7 +2354,7 @@
               <w:rPr>
                 <w:rFonts w:ascii="Arial" w:hAnsi="Arial" w:cs="Arial"/>
               </w:rPr>
-              <acat:block xmlns:acat="https://schemas.acat.akademie.uni-bremen.de" id="dc72f39b-e335-4ad1-af0e-bfb735ce68fb" type="start"/>
+              <acat:block xmlns:acat="https://schemas.acat.akademie.uni-bremen.de" id="435da7de-af2f-4592-9dd0-7c12cdc5a997" type="start"/>
             </w:r>
           </w:p>
         </w:tc>
@@ -2392,7 +2392,7 @@
               <w:rPr>
                 <w:rFonts w:ascii="Arial" w:hAnsi="Arial" w:cs="Arial"/>
               </w:rPr>
-              <acat:field xmlns:acat="https://schemas.acat.akademie.uni-bremen.de" id="d9c82d91-b3a6-4c0b-adf8-db3ef6f487bf" field="156"/>
+              <acat:field xmlns:acat="https://schemas.acat.akademie.uni-bremen.de" id="d7019c31-0077-4f8d-9413-98ecc4e2378c" field="156"/>
             </w:r>
           </w:p>
         </w:tc>
@@ -2410,7 +2410,7 @@
               <w:rPr>
                 <w:rFonts w:ascii="Arial" w:hAnsi="Arial" w:cs="Arial"/>
               </w:rPr>
-              <acat:field xmlns:acat="https://schemas.acat.akademie.uni-bremen.de" id="3039af2b-7e88-4f93-bf83-6b42c966fbce" field="157"/>
+              <acat:field xmlns:acat="https://schemas.acat.akademie.uni-bremen.de" id="da65b802-63d3-4cdc-87e5-49f99067e9e8" field="157"/>
             </w:r>
           </w:p>
         </w:tc>
@@ -2430,7 +2430,7 @@
               <w:rPr>
                 <w:rFonts w:ascii="Arial" w:hAnsi="Arial" w:cs="Arial"/>
               </w:rPr>
-              <acat:block xmlns:acat="https://schemas.acat.akademie.uni-bremen.de" id="dd26dc28-38c2-46e7-99f6-fb9e7055a0a3" type="end"/>
+              <acat:block xmlns:acat="https://schemas.acat.akademie.uni-bremen.de" id="c51e6e50-60cc-482a-b8d8-0cac13a0fbc7" type="end"/>
             </w:r>
           </w:p>
         </w:tc>

--- a/test/Parser/Tag/Resources/tag_generator_test_document_lck.docx
+++ b/test/Parser/Tag/Resources/tag_generator_test_document_lck.docx
@@ -89,7 +89,7 @@
           <w:color w:val="FF0000"/>
           <w:sz w:val="32"/>
         </w:rPr>
-        <acat:field xmlns:acat="https://schemas.acat.akademie.uni-bremen.de" id="1ddde988-25a4-444a-8a77-d813e202a78f" field="1121"/>
+        <acat:field xmlns:acat="https://schemas.acat.akademie.uni-bremen.de" id="0df001e6-c8e7-418d-b6d7-a2e0e40b46c3" field="1121"/>
       </w:r>
     </w:p>
     <w:p>
@@ -136,9 +136,9 @@
         <w:rPr>
           <w:rFonts w:ascii="Trebuchet MS" w:hAnsi="Trebuchet MS"/>
         </w:rPr>
-        <acat:condition xmlns:acat="https://schemas.acat.akademie.uni-bremen.de" id="353ab3f2-f651-45b7-a08b-99eb02a18f49" field="1760" action="0"><![CDATA[<>]]></acat:condition>
-        <acat:condition xmlns:acat="https://schemas.acat.akademie.uni-bremen.de" id="571794de-c5d7-42b4-be90-14e09318e51a" field="1858" action="0"><![CDATA[=]]></acat:condition>
-        <acat:field xmlns:acat="https://schemas.acat.akademie.uni-bremen.de" id="f04a8c18-bebf-452f-aa0c-2a4b9b35e9aa" field="1858"/>
+        <acat:condition xmlns:acat="https://schemas.acat.akademie.uni-bremen.de" id="eb75eaaa-2364-491f-bcf4-d7dedab9a1f1" field="1760" action="0"><![CDATA[<>]]></acat:condition>
+        <acat:condition xmlns:acat="https://schemas.acat.akademie.uni-bremen.de" id="544d508d-53da-4e51-973c-3cc10c62810a" field="1858" action="0"><![CDATA[=]]></acat:condition>
+        <acat:field xmlns:acat="https://schemas.acat.akademie.uni-bremen.de" id="4fb0000d-25a8-49da-bd09-a3d701bcc42b" field="1858"/>
         <w:t xml:space="preserve"> </w:t>
       </w:r>
     </w:p>
@@ -154,9 +154,9 @@
         <w:rPr>
           <w:rFonts w:ascii="Trebuchet MS" w:hAnsi="Trebuchet MS"/>
         </w:rPr>
-        <acat:condition xmlns:acat="https://schemas.acat.akademie.uni-bremen.de" id="2ee92153-5ec3-41d3-8fec-b7b4b4409677" field="1760" action="0"><![CDATA[<>]]></acat:condition>
-        <acat:condition xmlns:acat="https://schemas.acat.akademie.uni-bremen.de" id="0a25e43b-16d3-4617-847d-7fc905c23c77" field="1744" action="0"><![CDATA[=]]></acat:condition>
-        <acat:field xmlns:acat="https://schemas.acat.akademie.uni-bremen.de" id="dd4ef39e-a0db-432e-8542-7d32401d2646" field="1744"/>
+        <acat:condition xmlns:acat="https://schemas.acat.akademie.uni-bremen.de" id="efb2de04-ddce-4c5f-ade8-8cc27936aab0" field="1760" action="0"><![CDATA[<>]]></acat:condition>
+        <acat:condition xmlns:acat="https://schemas.acat.akademie.uni-bremen.de" id="90df1cce-4fa2-421d-a764-0d59b1e7648d" field="1744" action="0"><![CDATA[=]]></acat:condition>
+        <acat:field xmlns:acat="https://schemas.acat.akademie.uni-bremen.de" id="697c7fa2-cd20-46cb-8fe5-e112d19971f6" field="1744"/>
       </w:r>
     </w:p>
     <w:p>
@@ -171,13 +171,13 @@
         <w:rPr>
           <w:rFonts w:ascii="Trebuchet MS" w:hAnsi="Trebuchet MS"/>
         </w:rPr>
-        <acat:condition xmlns:acat="https://schemas.acat.akademie.uni-bremen.de" id="9cc6eed4-2d64-47a4-be16-c114d956d061" field="1760" action="0"><![CDATA[<>]]></acat:condition>
-        <acat:condition xmlns:acat="https://schemas.acat.akademie.uni-bremen.de" id="541ee151-1455-4c4d-be54-1f895bbcccbe" field="1752" action="2"><![CDATA[=]]></acat:condition>
-        <acat:field xmlns:acat="https://schemas.acat.akademie.uni-bremen.de" id="436f661b-f87a-4f18-99d6-22fc93ca607c" field="1752"/>
+        <acat:condition xmlns:acat="https://schemas.acat.akademie.uni-bremen.de" id="10e45ea2-9b4f-4a10-afd1-e3f511176a41" field="1760" action="0"><![CDATA[<>]]></acat:condition>
+        <acat:condition xmlns:acat="https://schemas.acat.akademie.uni-bremen.de" id="1aa7a0ac-b6f6-4047-837d-f07ca19e90ff" field="1752" action="2"><![CDATA[=]]></acat:condition>
+        <acat:field xmlns:acat="https://schemas.acat.akademie.uni-bremen.de" id="e4ff2f4b-7dda-4721-a110-34a021c508e7" field="1752"/>
         <w:t xml:space="preserve"> </w:t>
-        <acat:field xmlns:acat="https://schemas.acat.akademie.uni-bremen.de" id="fa2dfa2c-29ac-41f4-b3b8-c58d1f2c311b" field="1745"/>
+        <acat:field xmlns:acat="https://schemas.acat.akademie.uni-bremen.de" id="a14d7f1b-5f0a-4b48-9a38-0598d0bf804f" field="1745"/>
         <w:t xml:space="preserve"> </w:t>
-        <acat:field xmlns:acat="https://schemas.acat.akademie.uni-bremen.de" id="c7b593c7-f61c-4537-970c-aebcafdab2e6" field="1747"/>
+        <acat:field xmlns:acat="https://schemas.acat.akademie.uni-bremen.de" id="0af33200-dd13-4d3a-9cfa-decf28184bc0" field="1747"/>
       </w:r>
     </w:p>
     <w:p>
@@ -192,8 +192,8 @@
         <w:rPr>
           <w:rFonts w:ascii="Trebuchet MS" w:hAnsi="Trebuchet MS"/>
         </w:rPr>
-        <acat:condition xmlns:acat="https://schemas.acat.akademie.uni-bremen.de" id="27b692cb-793a-469d-9592-4dfa0b700a1d" field="1760" action="0"><![CDATA[<>]]></acat:condition>
-        <acat:field xmlns:acat="https://schemas.acat.akademie.uni-bremen.de" id="ab06907d-a8ca-4625-83bc-0decf4832441" field="1748"/>
+        <acat:condition xmlns:acat="https://schemas.acat.akademie.uni-bremen.de" id="f80cc709-5692-4d4d-99c5-d753e9a9adf6" field="1760" action="0"><![CDATA[<>]]></acat:condition>
+        <acat:field xmlns:acat="https://schemas.acat.akademie.uni-bremen.de" id="6595f274-e5cb-450a-80a7-4afe94e8c3e6" field="1748"/>
       </w:r>
     </w:p>
     <w:p>
@@ -208,10 +208,10 @@
         <w:rPr>
           <w:rFonts w:ascii="Trebuchet MS" w:hAnsi="Trebuchet MS"/>
         </w:rPr>
-        <acat:condition xmlns:acat="https://schemas.acat.akademie.uni-bremen.de" id="376b9df5-6cc5-4b24-a45c-a6f8ac367126" field="1760" action="0"><![CDATA[<>]]></acat:condition>
-        <acat:field xmlns:acat="https://schemas.acat.akademie.uni-bremen.de" id="4f0c7096-4883-46dd-b1c1-81ea613c71a3" field="1749"/>
+        <acat:condition xmlns:acat="https://schemas.acat.akademie.uni-bremen.de" id="d9fd61dd-255a-4c7b-af5d-ae16b6fb59c8" field="1760" action="0"><![CDATA[<>]]></acat:condition>
+        <acat:field xmlns:acat="https://schemas.acat.akademie.uni-bremen.de" id="93c25b62-1c7d-4f09-abac-49ce428115ce" field="1749"/>
         <w:t xml:space="preserve"> </w:t>
-        <acat:field xmlns:acat="https://schemas.acat.akademie.uni-bremen.de" id="6011963d-fac2-451a-b5b1-2a264f10cae0" field="1750"/>
+        <acat:field xmlns:acat="https://schemas.acat.akademie.uni-bremen.de" id="66e00368-4d17-4f28-a898-20a270647f42" field="1750"/>
       </w:r>
     </w:p>
     <w:p>
@@ -226,8 +226,8 @@
         <w:rPr>
           <w:rFonts w:ascii="Trebuchet MS" w:hAnsi="Trebuchet MS"/>
         </w:rPr>
-        <acat:condition xmlns:acat="https://schemas.acat.akademie.uni-bremen.de" id="2ebc0df3-bd61-4bd6-bce2-06b76877cf52" field="1757" action="0"><![CDATA[=]]></acat:condition>
-        <acat:field xmlns:acat="https://schemas.acat.akademie.uni-bremen.de" id="0230c264-d5c8-4837-b161-9f77cab8cfbd" field="1757"/>
+        <acat:condition xmlns:acat="https://schemas.acat.akademie.uni-bremen.de" id="d6075c4a-db71-4500-a32b-6a8cca501985" field="1757" action="0"><![CDATA[=]]></acat:condition>
+        <acat:field xmlns:acat="https://schemas.acat.akademie.uni-bremen.de" id="dd849473-e232-4533-bbd9-991b362c7c53" field="1757"/>
         <w:t xml:space="preserve"> </w:t>
       </w:r>
     </w:p>
@@ -243,8 +243,8 @@
         <w:rPr>
           <w:rFonts w:ascii="Trebuchet MS" w:hAnsi="Trebuchet MS"/>
         </w:rPr>
-        <acat:condition xmlns:acat="https://schemas.acat.akademie.uni-bremen.de" id="d77d7b48-bb40-4e7f-aa81-f6f622f11e3e" field="1860" action="0"><![CDATA[=]]></acat:condition>
-        <acat:field xmlns:acat="https://schemas.acat.akademie.uni-bremen.de" id="51bf07cc-36cb-4e73-9aff-975d756f4406" field="1860"/>
+        <acat:condition xmlns:acat="https://schemas.acat.akademie.uni-bremen.de" id="69c87e25-e761-41ab-ab81-fbfb033eaafb" field="1860" action="0"><![CDATA[=]]></acat:condition>
+        <acat:field xmlns:acat="https://schemas.acat.akademie.uni-bremen.de" id="3a78bfaf-7779-4f5d-b31e-dd50bc75e0be" field="1860"/>
         <w:t xml:space="preserve"> </w:t>
       </w:r>
     </w:p>
@@ -260,10 +260,10 @@
         <w:rPr>
           <w:rFonts w:ascii="Trebuchet MS" w:hAnsi="Trebuchet MS"/>
         </w:rPr>
-        <acat:condition xmlns:acat="https://schemas.acat.akademie.uni-bremen.de" id="b44a9445-a996-45b6-81bd-d76162d04dfb" field="1862" action="0"><![CDATA[=]]></acat:condition>
-        <acat:field xmlns:acat="https://schemas.acat.akademie.uni-bremen.de" id="57c6a872-5119-49ee-94bb-7a10ba882c06" field="1862"/>
+        <acat:condition xmlns:acat="https://schemas.acat.akademie.uni-bremen.de" id="f2ab5e6a-d7db-4566-bb3a-1024f26179e2" field="1862" action="0"><![CDATA[=]]></acat:condition>
+        <acat:field xmlns:acat="https://schemas.acat.akademie.uni-bremen.de" id="27a71bf1-0bad-4324-a666-a8ac644297ba" field="1862"/>
         <w:t xml:space="preserve"> </w:t>
-        <acat:field xmlns:acat="https://schemas.acat.akademie.uni-bremen.de" id="c2edf1cd-fcb0-4100-ac12-a9deb9660aa3" field="1863"/>
+        <acat:field xmlns:acat="https://schemas.acat.akademie.uni-bremen.de" id="27e2315c-4628-43f0-8d49-134fbd0a9aea" field="1863"/>
       </w:r>
     </w:p>
     <w:p>
@@ -278,8 +278,8 @@
         <w:rPr>
           <w:rFonts w:ascii="Trebuchet MS" w:hAnsi="Trebuchet MS"/>
         </w:rPr>
-        <acat:condition xmlns:acat="https://schemas.acat.akademie.uni-bremen.de" id="2c5ce727-cde7-47f6-b356-a6825bedb2f7" field="1760" action="0"><![CDATA[=]]></acat:condition>
-        <acat:field xmlns:acat="https://schemas.acat.akademie.uni-bremen.de" id="bd96d765-4538-4b22-a1a2-5c6de36f8032" field="1760"/>
+        <acat:condition xmlns:acat="https://schemas.acat.akademie.uni-bremen.de" id="d47e926d-b645-4bda-8f39-8c04b8baa3ad" field="1760" action="0"><![CDATA[=]]></acat:condition>
+        <acat:field xmlns:acat="https://schemas.acat.akademie.uni-bremen.de" id="c98bedb7-9730-467f-ab5b-e5d6b50902b5" field="1760"/>
       </w:r>
     </w:p>
     <w:p>
@@ -294,10 +294,10 @@
         <w:rPr>
           <w:rFonts w:ascii="Trebuchet MS" w:hAnsi="Trebuchet MS"/>
         </w:rPr>
-        <acat:condition xmlns:acat="https://schemas.acat.akademie.uni-bremen.de" id="c3c446b2-275e-48d8-80e7-7f9948aedfc8" field="1761" action="0"><![CDATA[=]]></acat:condition>
-        <acat:field xmlns:acat="https://schemas.acat.akademie.uni-bremen.de" id="013aa453-7562-4e79-aac2-a5db82ecd420" field="1761"/>
+        <acat:condition xmlns:acat="https://schemas.acat.akademie.uni-bremen.de" id="7c58e13b-3ae1-4e9d-9b12-65cd8fc6c34e" field="1761" action="0"><![CDATA[=]]></acat:condition>
+        <acat:field xmlns:acat="https://schemas.acat.akademie.uni-bremen.de" id="5d3156eb-bce5-4a6a-a93d-d59a176cd10c" field="1761"/>
         <w:t xml:space="preserve"> </w:t>
-        <acat:field xmlns:acat="https://schemas.acat.akademie.uni-bremen.de" id="37bb9904-67f3-4874-82ec-bb1ad5e20166" field="1762"/>
+        <acat:field xmlns:acat="https://schemas.acat.akademie.uni-bremen.de" id="ed0815dd-c44a-45ae-bef0-643d7d8d1a94" field="1762"/>
       </w:r>
     </w:p>
     <w:p>
@@ -326,7 +326,7 @@
         <w:rPr>
           <w:rFonts w:ascii="Trebuchet MS" w:hAnsi="Trebuchet MS"/>
         </w:rPr>
-        <acat:field xmlns:acat="https://schemas.acat.akademie.uni-bremen.de" id="7c885134-5eef-43ae-9202-85045d395238" field="1858"/>
+        <acat:field xmlns:acat="https://schemas.acat.akademie.uni-bremen.de" id="c4873b8e-e2f9-45c9-a292-1443aac63211" field="1858"/>
       </w:r>
       <w:r>
         <w:rPr>
@@ -338,7 +338,7 @@
         <w:rPr>
           <w:rFonts w:ascii="Trebuchet MS" w:hAnsi="Trebuchet MS"/>
         </w:rPr>
-        <acat:field xmlns:acat="https://schemas.acat.akademie.uni-bremen.de" id="147c1c2b-1869-4d85-a577-1078afb9e44f" field="1762"/>
+        <acat:field xmlns:acat="https://schemas.acat.akademie.uni-bremen.de" id="b9f70ba8-e68a-4fea-86bd-f7333f38cd43" field="1762"/>
       </w:r>
       <w:r>
         <w:rPr>
@@ -350,16 +350,16 @@
         <w:rPr>
           <w:rFonts w:ascii="Trebuchet MS" w:hAnsi="Trebuchet MS"/>
         </w:rPr>
-        <acat:field xmlns:acat="https://schemas.acat.akademie.uni-bremen.de" id="ea546fb7-6855-44b4-b4ed-ca88b567a8ac" field="1757"/>
+        <acat:field xmlns:acat="https://schemas.acat.akademie.uni-bremen.de" id="b6efa3cd-5cd8-44c5-ac43-43a0764b697b" field="1757"/>
       </w:r>
       <w:r>
         <w:rPr>
           <w:rFonts w:ascii="Trebuchet MS" w:hAnsi="Trebuchet MS"/>
         </w:rPr>
         <w:t xml:space="preserve"> Felder einbauen, sonst spiegelt das ja nicht wirklich die Realität wieder. Aber was wäre das Leben ohne die Möglichkeit Entscheidungen treffen zu können!? Deswegen </w:t>
-        <acat:condition xmlns:acat="https://schemas.acat.akademie.uni-bremen.de" id="a9de0492-46aa-4af6-9110-6875169dae27" field="1760" action="0"><![CDATA[=]]></acat:condition>
+        <acat:condition xmlns:acat="https://schemas.acat.akademie.uni-bremen.de" id="49317eaa-53c1-4d1d-9d68-ad915790cbcf" field="1760" action="0"><![CDATA[=]]></acat:condition>
         <w:t xml:space="preserve"> </w:t>
-        <acat:text xmlns:acat="https://schemas.acat.akademie.uni-bremen.de" id="e89fa0e7-ed55-43a0-8ee5-e0667da3ce56" space="preserve">Hurray</acat:text>
+        <acat:text xmlns:acat="https://schemas.acat.akademie.uni-bremen.de" id="e4bd4aac-1765-4942-80df-ccbb7bbe3505" space="preserve">Hurray</acat:text>
         <w:t xml:space="preserve">. Läuft, oder!? :-P </w:t>
       </w:r>
       <w:proofErr w:type="spellStart"/>
@@ -397,7 +397,7 @@
         <w:rPr>
           <w:rFonts w:ascii="Trebuchet MS" w:hAnsi="Trebuchet MS"/>
         </w:rPr>
-        <acat:field xmlns:acat="https://schemas.acat.akademie.uni-bremen.de" id="ab310e92-2f8e-4174-9e06-194688554fe8" field="156"/>
+        <acat:field xmlns:acat="https://schemas.acat.akademie.uni-bremen.de" id="6b983ed2-0f27-4085-bd40-91d73453fe84" field="156"/>
         <w:t xml:space="preserve"> Es soll das Feld mit der ID 156 gedruckt werden</w:t>
       </w:r>
     </w:p>
@@ -436,7 +436,7 @@
         <w:rPr>
           <w:rFonts w:ascii="Trebuchet MS" w:hAnsi="Trebuchet MS"/>
         </w:rPr>
-        <acat:text xmlns:acat="https://schemas.acat.akademie.uni-bremen.de" id="bdf343b3-a6a9-4966-85e3-f149627c1243" space="preserve">FOO BAR</acat:text>
+        <acat:text xmlns:acat="https://schemas.acat.akademie.uni-bremen.de" id="8d0f6abc-53e6-4cb4-82f7-bcde4121436e" space="preserve">FOO BAR</acat:text>
         <w:t xml:space="preserve"> Hier handelt es sich um ein Textfeld, welches den Inhalt „FOO BAR“ ausdruckt.</w:t>
       </w:r>
     </w:p>
@@ -506,7 +506,7 @@
         <w:rPr>
           <w:rFonts w:ascii="Arial" w:hAnsi="Arial" w:cs="Arial"/>
         </w:rPr>
-        <acat:block xmlns:acat="https://schemas.acat.akademie.uni-bremen.de" id="ced6f525-d6b4-41c9-b02c-45066890648a" type="start"/>
+        <acat:block xmlns:acat="https://schemas.acat.akademie.uni-bremen.de" id="68223c59-e1cf-407c-9cf7-d6c096b84758" type="start"/>
       </w:r>
     </w:p>
     <w:p>
@@ -520,20 +520,20 @@
         <w:rPr>
           <w:rFonts w:ascii="Arial" w:hAnsi="Arial" w:cs="Arial"/>
         </w:rPr>
-        <acat:field xmlns:acat="https://schemas.acat.akademie.uni-bremen.de" id="3bee2343-de79-4bb1-9bdb-fac5e9c232d0" field="156"/>
-      </w:r>
-    </w:p>
-    <w:p>
-      <w:pPr>
-        <w:rPr>
-          <w:rFonts w:ascii="Arial" w:hAnsi="Arial" w:cs="Arial"/>
-        </w:rPr>
-      </w:pPr>
-      <w:r>
-        <w:rPr>
-          <w:rFonts w:ascii="Arial" w:hAnsi="Arial" w:cs="Arial"/>
-        </w:rPr>
-        <acat:block xmlns:acat="https://schemas.acat.akademie.uni-bremen.de" id="dbdf2d0e-36d7-42c7-9f92-e19739d55592" type="end"/>
+        <acat:field xmlns:acat="https://schemas.acat.akademie.uni-bremen.de" id="9051875a-7756-4e02-b9aa-4be1d1ffba19" field="156"/>
+      </w:r>
+    </w:p>
+    <w:p>
+      <w:pPr>
+        <w:rPr>
+          <w:rFonts w:ascii="Arial" w:hAnsi="Arial" w:cs="Arial"/>
+        </w:rPr>
+      </w:pPr>
+      <w:r>
+        <w:rPr>
+          <w:rFonts w:ascii="Arial" w:hAnsi="Arial" w:cs="Arial"/>
+        </w:rPr>
+        <acat:block xmlns:acat="https://schemas.acat.akademie.uni-bremen.de" id="ff6cf1c9-b5dd-4284-bbe0-501a876c93de" type="end"/>
       </w:r>
     </w:p>
     <w:p>
@@ -633,11 +633,11 @@
         <w:rPr>
           <w:rFonts w:ascii="Arial" w:hAnsi="Arial" w:cs="Arial"/>
         </w:rPr>
-        <acat:block xmlns:acat="https://schemas.acat.akademie.uni-bremen.de" id="ba3543da-9c8c-4465-b6de-cb2817da5f4a" type="start"/>
+        <acat:block xmlns:acat="https://schemas.acat.akademie.uni-bremen.de" id="f68735fd-f78e-463d-b4c4-4a0b9999a72d" type="start"/>
         <w:t xml:space="preserve"> </w:t>
-        <acat:field xmlns:acat="https://schemas.acat.akademie.uni-bremen.de" id="64bec828-c0a8-4291-9d50-f73a11cd7036" field="157"/>
+        <acat:field xmlns:acat="https://schemas.acat.akademie.uni-bremen.de" id="0fbaf8cb-c7fa-4e4a-8540-3f088669b737" field="157"/>
         <w:t xml:space="preserve"> </w:t>
-        <acat:block xmlns:acat="https://schemas.acat.akademie.uni-bremen.de" id="7e1170e5-cc09-4633-ae3d-7c6ff8eecdd0" type="end"/>
+        <acat:block xmlns:acat="https://schemas.acat.akademie.uni-bremen.de" id="9954e878-c108-49ed-8696-1079d752f9dd" type="end"/>
       </w:r>
     </w:p>
     <w:p>
@@ -665,33 +665,33 @@
         <w:rPr>
           <w:rFonts w:ascii="Arial" w:hAnsi="Arial" w:cs="Arial"/>
         </w:rPr>
-        <acat:block xmlns:acat="https://schemas.acat.akademie.uni-bremen.de" id="a711f04a-8781-4a06-b430-07ee066552bf" type="start"/>
-      </w:r>
-    </w:p>
-    <w:p>
-      <w:pPr>
-        <w:rPr>
-          <w:rFonts w:ascii="Arial" w:hAnsi="Arial" w:cs="Arial"/>
-        </w:rPr>
-      </w:pPr>
-      <w:r>
-        <w:rPr>
-          <w:rFonts w:ascii="Arial" w:hAnsi="Arial" w:cs="Arial"/>
-        </w:rPr>
-        <acat:field xmlns:acat="https://schemas.acat.akademie.uni-bremen.de" id="b3e70d92-618c-4501-bdc3-f0e64d62514a" field="156"/>
-      </w:r>
-    </w:p>
-    <w:p>
-      <w:pPr>
-        <w:rPr>
-          <w:rFonts w:ascii="Arial" w:hAnsi="Arial" w:cs="Arial"/>
-        </w:rPr>
-      </w:pPr>
-      <w:r>
-        <w:rPr>
-          <w:rFonts w:ascii="Arial" w:hAnsi="Arial" w:cs="Arial"/>
-        </w:rPr>
-        <acat:block xmlns:acat="https://schemas.acat.akademie.uni-bremen.de" id="b9cca9fb-ea58-40e1-9e6b-471615c525aa" type="end"/>
+        <acat:block xmlns:acat="https://schemas.acat.akademie.uni-bremen.de" id="f274ff9c-a095-4178-a15e-46bfc2f18060" type="start"/>
+      </w:r>
+    </w:p>
+    <w:p>
+      <w:pPr>
+        <w:rPr>
+          <w:rFonts w:ascii="Arial" w:hAnsi="Arial" w:cs="Arial"/>
+        </w:rPr>
+      </w:pPr>
+      <w:r>
+        <w:rPr>
+          <w:rFonts w:ascii="Arial" w:hAnsi="Arial" w:cs="Arial"/>
+        </w:rPr>
+        <acat:field xmlns:acat="https://schemas.acat.akademie.uni-bremen.de" id="c67d00cc-0e8f-4476-abbe-22848015ed19" field="156"/>
+      </w:r>
+    </w:p>
+    <w:p>
+      <w:pPr>
+        <w:rPr>
+          <w:rFonts w:ascii="Arial" w:hAnsi="Arial" w:cs="Arial"/>
+        </w:rPr>
+      </w:pPr>
+      <w:r>
+        <w:rPr>
+          <w:rFonts w:ascii="Arial" w:hAnsi="Arial" w:cs="Arial"/>
+        </w:rPr>
+        <acat:block xmlns:acat="https://schemas.acat.akademie.uni-bremen.de" id="209015f3-b2a6-4933-85ed-547a066ec650" type="end"/>
       </w:r>
     </w:p>
     <w:p>
@@ -1082,7 +1082,7 @@
               <w:rPr>
                 <w:rFonts w:ascii="Arial" w:hAnsi="Arial" w:cs="Arial"/>
               </w:rPr>
-              <acat:block xmlns:acat="https://schemas.acat.akademie.uni-bremen.de" id="82e71ce6-7200-4c84-9b97-e3cc8238940e" type="start"/>
+              <acat:block xmlns:acat="https://schemas.acat.akademie.uni-bremen.de" id="9140315d-d3f3-4576-8572-661ce760a9eb" type="start"/>
               <w:t xml:space="preserve"> </w:t>
             </w:r>
           </w:p>
@@ -1101,7 +1101,7 @@
               <w:rPr>
                 <w:rFonts w:ascii="Arial" w:hAnsi="Arial" w:cs="Arial"/>
               </w:rPr>
-              <acat:field xmlns:acat="https://schemas.acat.akademie.uni-bremen.de" id="09192af0-9a82-41e2-b579-6c75a71331f1" field="156"/>
+              <acat:field xmlns:acat="https://schemas.acat.akademie.uni-bremen.de" id="e3f67330-e9d4-41b9-b49a-82604915c489" field="156"/>
             </w:r>
           </w:p>
         </w:tc>
@@ -1119,7 +1119,7 @@
               <w:rPr>
                 <w:rFonts w:ascii="Arial" w:hAnsi="Arial" w:cs="Arial"/>
               </w:rPr>
-              <acat:field xmlns:acat="https://schemas.acat.akademie.uni-bremen.de" id="66d73939-e413-46eb-ae67-989b385b3f4c" field="157"/>
+              <acat:field xmlns:acat="https://schemas.acat.akademie.uni-bremen.de" id="c189e4c5-d136-4ac9-bab3-f2e97d9dd8f2" field="157"/>
             </w:r>
           </w:p>
         </w:tc>
@@ -1137,7 +1137,7 @@
               <w:rPr>
                 <w:rFonts w:ascii="Arial" w:hAnsi="Arial" w:cs="Arial"/>
               </w:rPr>
-              <acat:block xmlns:acat="https://schemas.acat.akademie.uni-bremen.de" id="7e60c755-aec8-423b-bdac-9622924d002c" type="end"/>
+              <acat:block xmlns:acat="https://schemas.acat.akademie.uni-bremen.de" id="20e6b8a2-77b6-4ce9-a844-62eae1fd818c" type="end"/>
             </w:r>
           </w:p>
         </w:tc>
@@ -1868,7 +1868,7 @@
               <w:rPr>
                 <w:rFonts w:ascii="Arial" w:hAnsi="Arial" w:cs="Arial"/>
               </w:rPr>
-              <acat:block xmlns:acat="https://schemas.acat.akademie.uni-bremen.de" id="1aaf0134-2890-4a69-ab47-e85f30332372" type="start"/>
+              <acat:block xmlns:acat="https://schemas.acat.akademie.uni-bremen.de" id="ebd1b25f-9b4c-4d8c-8c9b-12a24c91a6cc" type="start"/>
             </w:r>
           </w:p>
         </w:tc>
@@ -1900,7 +1900,7 @@
               <w:rPr>
                 <w:rFonts w:ascii="Arial" w:hAnsi="Arial" w:cs="Arial"/>
               </w:rPr>
-              <acat:field xmlns:acat="https://schemas.acat.akademie.uni-bremen.de" id="888ddb32-9637-4470-9e38-f3709a8980e7" field="156"/>
+              <acat:field xmlns:acat="https://schemas.acat.akademie.uni-bremen.de" id="40d6054b-7c45-4c9a-bfc6-743d45977e2c" field="156"/>
             </w:r>
           </w:p>
         </w:tc>
@@ -1918,7 +1918,7 @@
               <w:rPr>
                 <w:rFonts w:ascii="Arial" w:hAnsi="Arial" w:cs="Arial"/>
               </w:rPr>
-              <acat:field xmlns:acat="https://schemas.acat.akademie.uni-bremen.de" id="38286af1-bf9d-43d3-828d-3b7f316e2493" field="157"/>
+              <acat:field xmlns:acat="https://schemas.acat.akademie.uni-bremen.de" id="2be190ea-ef16-4096-a236-e17f3ea1ab6d" field="157"/>
             </w:r>
           </w:p>
         </w:tc>
@@ -1939,7 +1939,7 @@
                 <w:rFonts w:ascii="Arial" w:hAnsi="Arial" w:cs="Arial"/>
               </w:rPr>
               <w:lastRenderedPageBreak/>
-              <acat:block xmlns:acat="https://schemas.acat.akademie.uni-bremen.de" id="9bc26fec-97c3-4b93-8893-ef789623c389" type="end"/>
+              <acat:block xmlns:acat="https://schemas.acat.akademie.uni-bremen.de" id="ad5f5e68-3eb4-479c-8d33-ec0365452e8d" type="end"/>
             </w:r>
           </w:p>
         </w:tc>
@@ -2354,7 +2354,7 @@
               <w:rPr>
                 <w:rFonts w:ascii="Arial" w:hAnsi="Arial" w:cs="Arial"/>
               </w:rPr>
-              <acat:block xmlns:acat="https://schemas.acat.akademie.uni-bremen.de" id="435da7de-af2f-4592-9dd0-7c12cdc5a997" type="start"/>
+              <acat:block xmlns:acat="https://schemas.acat.akademie.uni-bremen.de" id="17406c7f-c2fe-4ca2-9983-60a8eed8efee" type="start"/>
             </w:r>
           </w:p>
         </w:tc>
@@ -2392,7 +2392,7 @@
               <w:rPr>
                 <w:rFonts w:ascii="Arial" w:hAnsi="Arial" w:cs="Arial"/>
               </w:rPr>
-              <acat:field xmlns:acat="https://schemas.acat.akademie.uni-bremen.de" id="d7019c31-0077-4f8d-9413-98ecc4e2378c" field="156"/>
+              <acat:field xmlns:acat="https://schemas.acat.akademie.uni-bremen.de" id="8c3a8762-b69e-4c35-ab39-851636700604" field="156"/>
             </w:r>
           </w:p>
         </w:tc>
@@ -2410,7 +2410,7 @@
               <w:rPr>
                 <w:rFonts w:ascii="Arial" w:hAnsi="Arial" w:cs="Arial"/>
               </w:rPr>
-              <acat:field xmlns:acat="https://schemas.acat.akademie.uni-bremen.de" id="da65b802-63d3-4cdc-87e5-49f99067e9e8" field="157"/>
+              <acat:field xmlns:acat="https://schemas.acat.akademie.uni-bremen.de" id="e3fde9d7-5e54-434a-93ae-82580309b459" field="157"/>
             </w:r>
           </w:p>
         </w:tc>
@@ -2430,7 +2430,7 @@
               <w:rPr>
                 <w:rFonts w:ascii="Arial" w:hAnsi="Arial" w:cs="Arial"/>
               </w:rPr>
-              <acat:block xmlns:acat="https://schemas.acat.akademie.uni-bremen.de" id="c51e6e50-60cc-482a-b8d8-0cac13a0fbc7" type="end"/>
+              <acat:block xmlns:acat="https://schemas.acat.akademie.uni-bremen.de" id="2eb39314-adf8-4203-b3a9-918f4787183d" type="end"/>
             </w:r>
           </w:p>
         </w:tc>

--- a/test/Parser/Tag/Resources/tag_generator_test_document_lck.docx
+++ b/test/Parser/Tag/Resources/tag_generator_test_document_lck.docx
@@ -89,7 +89,7 @@
           <w:color w:val="FF0000"/>
           <w:sz w:val="32"/>
         </w:rPr>
-        <acat:field xmlns:acat="https://schemas.acat.akademie.uni-bremen.de" id="0df001e6-c8e7-418d-b6d7-a2e0e40b46c3" field="1121"/>
+        <acat:field xmlns:acat="https://schemas.acat.akademie.uni-bremen.de" id="261d8c6f-1147-44d5-bb76-a112934b626f" field="1121"/>
       </w:r>
     </w:p>
     <w:p>
@@ -136,9 +136,9 @@
         <w:rPr>
           <w:rFonts w:ascii="Trebuchet MS" w:hAnsi="Trebuchet MS"/>
         </w:rPr>
-        <acat:condition xmlns:acat="https://schemas.acat.akademie.uni-bremen.de" id="eb75eaaa-2364-491f-bcf4-d7dedab9a1f1" field="1760" action="0"><![CDATA[<>]]></acat:condition>
-        <acat:condition xmlns:acat="https://schemas.acat.akademie.uni-bremen.de" id="544d508d-53da-4e51-973c-3cc10c62810a" field="1858" action="0"><![CDATA[=]]></acat:condition>
-        <acat:field xmlns:acat="https://schemas.acat.akademie.uni-bremen.de" id="4fb0000d-25a8-49da-bd09-a3d701bcc42b" field="1858"/>
+        <acat:condition xmlns:acat="https://schemas.acat.akademie.uni-bremen.de" id="91e9ffbc-4bf6-47f3-86f1-9229c7dfcc95" field="1760" action="0"><![CDATA[<>]]></acat:condition>
+        <acat:condition xmlns:acat="https://schemas.acat.akademie.uni-bremen.de" id="cd32e48a-8b8d-479f-b815-7332374fe455" field="1858" action="0"><![CDATA[=]]></acat:condition>
+        <acat:field xmlns:acat="https://schemas.acat.akademie.uni-bremen.de" id="c4dc9a99-5591-4112-9525-3fcf9e913a42" field="1858"/>
         <w:t xml:space="preserve"> </w:t>
       </w:r>
     </w:p>
@@ -154,9 +154,9 @@
         <w:rPr>
           <w:rFonts w:ascii="Trebuchet MS" w:hAnsi="Trebuchet MS"/>
         </w:rPr>
-        <acat:condition xmlns:acat="https://schemas.acat.akademie.uni-bremen.de" id="efb2de04-ddce-4c5f-ade8-8cc27936aab0" field="1760" action="0"><![CDATA[<>]]></acat:condition>
-        <acat:condition xmlns:acat="https://schemas.acat.akademie.uni-bremen.de" id="90df1cce-4fa2-421d-a764-0d59b1e7648d" field="1744" action="0"><![CDATA[=]]></acat:condition>
-        <acat:field xmlns:acat="https://schemas.acat.akademie.uni-bremen.de" id="697c7fa2-cd20-46cb-8fe5-e112d19971f6" field="1744"/>
+        <acat:condition xmlns:acat="https://schemas.acat.akademie.uni-bremen.de" id="d8eecbc8-e347-4c8b-8344-bb2be4940f3c" field="1760" action="0"><![CDATA[<>]]></acat:condition>
+        <acat:condition xmlns:acat="https://schemas.acat.akademie.uni-bremen.de" id="f329cdc7-a29d-4b40-885a-8d943ac03eb9" field="1744" action="0"><![CDATA[=]]></acat:condition>
+        <acat:field xmlns:acat="https://schemas.acat.akademie.uni-bremen.de" id="b39ff540-db5d-4f61-ad9a-6cfb9aaa5352" field="1744"/>
       </w:r>
     </w:p>
     <w:p>
@@ -171,13 +171,13 @@
         <w:rPr>
           <w:rFonts w:ascii="Trebuchet MS" w:hAnsi="Trebuchet MS"/>
         </w:rPr>
-        <acat:condition xmlns:acat="https://schemas.acat.akademie.uni-bremen.de" id="10e45ea2-9b4f-4a10-afd1-e3f511176a41" field="1760" action="0"><![CDATA[<>]]></acat:condition>
-        <acat:condition xmlns:acat="https://schemas.acat.akademie.uni-bremen.de" id="1aa7a0ac-b6f6-4047-837d-f07ca19e90ff" field="1752" action="2"><![CDATA[=]]></acat:condition>
-        <acat:field xmlns:acat="https://schemas.acat.akademie.uni-bremen.de" id="e4ff2f4b-7dda-4721-a110-34a021c508e7" field="1752"/>
+        <acat:condition xmlns:acat="https://schemas.acat.akademie.uni-bremen.de" id="1865d36b-9706-4aeb-961f-2b373623d956" field="1760" action="0"><![CDATA[<>]]></acat:condition>
+        <acat:condition xmlns:acat="https://schemas.acat.akademie.uni-bremen.de" id="e77b252b-1684-432e-aa5a-30f6f05c4b05" field="1752" action="2"><![CDATA[=]]></acat:condition>
+        <acat:field xmlns:acat="https://schemas.acat.akademie.uni-bremen.de" id="8a1202f3-b05f-4762-b766-5fb2317fd22d" field="1752"/>
         <w:t xml:space="preserve"> </w:t>
-        <acat:field xmlns:acat="https://schemas.acat.akademie.uni-bremen.de" id="a14d7f1b-5f0a-4b48-9a38-0598d0bf804f" field="1745"/>
+        <acat:field xmlns:acat="https://schemas.acat.akademie.uni-bremen.de" id="01b64e9d-757a-4c6b-94a5-4391c0985cb2" field="1745"/>
         <w:t xml:space="preserve"> </w:t>
-        <acat:field xmlns:acat="https://schemas.acat.akademie.uni-bremen.de" id="0af33200-dd13-4d3a-9cfa-decf28184bc0" field="1747"/>
+        <acat:field xmlns:acat="https://schemas.acat.akademie.uni-bremen.de" id="c46dbda2-8c23-43af-93ae-807f043fae29" field="1747"/>
       </w:r>
     </w:p>
     <w:p>
@@ -192,8 +192,8 @@
         <w:rPr>
           <w:rFonts w:ascii="Trebuchet MS" w:hAnsi="Trebuchet MS"/>
         </w:rPr>
-        <acat:condition xmlns:acat="https://schemas.acat.akademie.uni-bremen.de" id="f80cc709-5692-4d4d-99c5-d753e9a9adf6" field="1760" action="0"><![CDATA[<>]]></acat:condition>
-        <acat:field xmlns:acat="https://schemas.acat.akademie.uni-bremen.de" id="6595f274-e5cb-450a-80a7-4afe94e8c3e6" field="1748"/>
+        <acat:condition xmlns:acat="https://schemas.acat.akademie.uni-bremen.de" id="28d2b29c-21c7-445d-ac03-2bc8e7f84ab5" field="1760" action="0"><![CDATA[<>]]></acat:condition>
+        <acat:field xmlns:acat="https://schemas.acat.akademie.uni-bremen.de" id="ae61602f-bea4-4117-9b0a-c2e05a7468fb" field="1748"/>
       </w:r>
     </w:p>
     <w:p>
@@ -208,10 +208,10 @@
         <w:rPr>
           <w:rFonts w:ascii="Trebuchet MS" w:hAnsi="Trebuchet MS"/>
         </w:rPr>
-        <acat:condition xmlns:acat="https://schemas.acat.akademie.uni-bremen.de" id="d9fd61dd-255a-4c7b-af5d-ae16b6fb59c8" field="1760" action="0"><![CDATA[<>]]></acat:condition>
-        <acat:field xmlns:acat="https://schemas.acat.akademie.uni-bremen.de" id="93c25b62-1c7d-4f09-abac-49ce428115ce" field="1749"/>
+        <acat:condition xmlns:acat="https://schemas.acat.akademie.uni-bremen.de" id="a3045acb-5433-46c9-906b-c70b9a317a34" field="1760" action="0"><![CDATA[<>]]></acat:condition>
+        <acat:field xmlns:acat="https://schemas.acat.akademie.uni-bremen.de" id="1aab6f16-d207-4d18-b782-7fe07ce73d82" field="1749"/>
         <w:t xml:space="preserve"> </w:t>
-        <acat:field xmlns:acat="https://schemas.acat.akademie.uni-bremen.de" id="66e00368-4d17-4f28-a898-20a270647f42" field="1750"/>
+        <acat:field xmlns:acat="https://schemas.acat.akademie.uni-bremen.de" id="811968bb-284d-470f-801b-8233fda9b0a2" field="1750"/>
       </w:r>
     </w:p>
     <w:p>
@@ -226,8 +226,8 @@
         <w:rPr>
           <w:rFonts w:ascii="Trebuchet MS" w:hAnsi="Trebuchet MS"/>
         </w:rPr>
-        <acat:condition xmlns:acat="https://schemas.acat.akademie.uni-bremen.de" id="d6075c4a-db71-4500-a32b-6a8cca501985" field="1757" action="0"><![CDATA[=]]></acat:condition>
-        <acat:field xmlns:acat="https://schemas.acat.akademie.uni-bremen.de" id="dd849473-e232-4533-bbd9-991b362c7c53" field="1757"/>
+        <acat:condition xmlns:acat="https://schemas.acat.akademie.uni-bremen.de" id="675593d0-a129-47db-9914-9cffcc5cf3e6" field="1757" action="0"><![CDATA[=]]></acat:condition>
+        <acat:field xmlns:acat="https://schemas.acat.akademie.uni-bremen.de" id="0f7d5287-9300-48b4-b973-7999d0ea1c12" field="1757"/>
         <w:t xml:space="preserve"> </w:t>
       </w:r>
     </w:p>
@@ -243,8 +243,8 @@
         <w:rPr>
           <w:rFonts w:ascii="Trebuchet MS" w:hAnsi="Trebuchet MS"/>
         </w:rPr>
-        <acat:condition xmlns:acat="https://schemas.acat.akademie.uni-bremen.de" id="69c87e25-e761-41ab-ab81-fbfb033eaafb" field="1860" action="0"><![CDATA[=]]></acat:condition>
-        <acat:field xmlns:acat="https://schemas.acat.akademie.uni-bremen.de" id="3a78bfaf-7779-4f5d-b31e-dd50bc75e0be" field="1860"/>
+        <acat:condition xmlns:acat="https://schemas.acat.akademie.uni-bremen.de" id="a1774516-893c-4b3c-9aa2-011f6615e740" field="1860" action="0"><![CDATA[=]]></acat:condition>
+        <acat:field xmlns:acat="https://schemas.acat.akademie.uni-bremen.de" id="77ac0559-7381-4e91-a78f-399c39b85b8c" field="1860"/>
         <w:t xml:space="preserve"> </w:t>
       </w:r>
     </w:p>
@@ -260,10 +260,10 @@
         <w:rPr>
           <w:rFonts w:ascii="Trebuchet MS" w:hAnsi="Trebuchet MS"/>
         </w:rPr>
-        <acat:condition xmlns:acat="https://schemas.acat.akademie.uni-bremen.de" id="f2ab5e6a-d7db-4566-bb3a-1024f26179e2" field="1862" action="0"><![CDATA[=]]></acat:condition>
-        <acat:field xmlns:acat="https://schemas.acat.akademie.uni-bremen.de" id="27a71bf1-0bad-4324-a666-a8ac644297ba" field="1862"/>
+        <acat:condition xmlns:acat="https://schemas.acat.akademie.uni-bremen.de" id="f23cefcc-92a5-4095-b94a-4c986b496113" field="1862" action="0"><![CDATA[=]]></acat:condition>
+        <acat:field xmlns:acat="https://schemas.acat.akademie.uni-bremen.de" id="91fe21a6-84c2-4766-9f6f-5daa94df18ec" field="1862"/>
         <w:t xml:space="preserve"> </w:t>
-        <acat:field xmlns:acat="https://schemas.acat.akademie.uni-bremen.de" id="27e2315c-4628-43f0-8d49-134fbd0a9aea" field="1863"/>
+        <acat:field xmlns:acat="https://schemas.acat.akademie.uni-bremen.de" id="173d3203-4335-4362-94bf-f7744612678a" field="1863"/>
       </w:r>
     </w:p>
     <w:p>
@@ -278,8 +278,8 @@
         <w:rPr>
           <w:rFonts w:ascii="Trebuchet MS" w:hAnsi="Trebuchet MS"/>
         </w:rPr>
-        <acat:condition xmlns:acat="https://schemas.acat.akademie.uni-bremen.de" id="d47e926d-b645-4bda-8f39-8c04b8baa3ad" field="1760" action="0"><![CDATA[=]]></acat:condition>
-        <acat:field xmlns:acat="https://schemas.acat.akademie.uni-bremen.de" id="c98bedb7-9730-467f-ab5b-e5d6b50902b5" field="1760"/>
+        <acat:condition xmlns:acat="https://schemas.acat.akademie.uni-bremen.de" id="9d2039d8-c0ea-4432-9d66-c804ebc80e4c" field="1760" action="0"><![CDATA[=]]></acat:condition>
+        <acat:field xmlns:acat="https://schemas.acat.akademie.uni-bremen.de" id="bc6f1a77-b587-4a81-b1ad-450f13f90491" field="1760"/>
       </w:r>
     </w:p>
     <w:p>
@@ -294,10 +294,10 @@
         <w:rPr>
           <w:rFonts w:ascii="Trebuchet MS" w:hAnsi="Trebuchet MS"/>
         </w:rPr>
-        <acat:condition xmlns:acat="https://schemas.acat.akademie.uni-bremen.de" id="7c58e13b-3ae1-4e9d-9b12-65cd8fc6c34e" field="1761" action="0"><![CDATA[=]]></acat:condition>
-        <acat:field xmlns:acat="https://schemas.acat.akademie.uni-bremen.de" id="5d3156eb-bce5-4a6a-a93d-d59a176cd10c" field="1761"/>
+        <acat:condition xmlns:acat="https://schemas.acat.akademie.uni-bremen.de" id="cdd72ab1-3753-44d4-b7db-b577122afa0d" field="1761" action="0"><![CDATA[=]]></acat:condition>
+        <acat:field xmlns:acat="https://schemas.acat.akademie.uni-bremen.de" id="76ad3f40-8e5a-4d8d-b129-060ffcf1524d" field="1761"/>
         <w:t xml:space="preserve"> </w:t>
-        <acat:field xmlns:acat="https://schemas.acat.akademie.uni-bremen.de" id="ed0815dd-c44a-45ae-bef0-643d7d8d1a94" field="1762"/>
+        <acat:field xmlns:acat="https://schemas.acat.akademie.uni-bremen.de" id="c137fc21-0b16-4887-a5fc-d599472c050c" field="1762"/>
       </w:r>
     </w:p>
     <w:p>
@@ -326,7 +326,7 @@
         <w:rPr>
           <w:rFonts w:ascii="Trebuchet MS" w:hAnsi="Trebuchet MS"/>
         </w:rPr>
-        <acat:field xmlns:acat="https://schemas.acat.akademie.uni-bremen.de" id="c4873b8e-e2f9-45c9-a292-1443aac63211" field="1858"/>
+        <acat:field xmlns:acat="https://schemas.acat.akademie.uni-bremen.de" id="ea20acae-738c-443b-8959-4480101a0f54" field="1858"/>
       </w:r>
       <w:r>
         <w:rPr>
@@ -338,7 +338,7 @@
         <w:rPr>
           <w:rFonts w:ascii="Trebuchet MS" w:hAnsi="Trebuchet MS"/>
         </w:rPr>
-        <acat:field xmlns:acat="https://schemas.acat.akademie.uni-bremen.de" id="b9f70ba8-e68a-4fea-86bd-f7333f38cd43" field="1762"/>
+        <acat:field xmlns:acat="https://schemas.acat.akademie.uni-bremen.de" id="fd08d6e3-3af6-4ba3-a190-81fe70951b11" field="1762"/>
       </w:r>
       <w:r>
         <w:rPr>
@@ -350,16 +350,16 @@
         <w:rPr>
           <w:rFonts w:ascii="Trebuchet MS" w:hAnsi="Trebuchet MS"/>
         </w:rPr>
-        <acat:field xmlns:acat="https://schemas.acat.akademie.uni-bremen.de" id="b6efa3cd-5cd8-44c5-ac43-43a0764b697b" field="1757"/>
+        <acat:field xmlns:acat="https://schemas.acat.akademie.uni-bremen.de" id="2266e2be-ba17-46d1-af93-05f6f9cd6049" field="1757"/>
       </w:r>
       <w:r>
         <w:rPr>
           <w:rFonts w:ascii="Trebuchet MS" w:hAnsi="Trebuchet MS"/>
         </w:rPr>
         <w:t xml:space="preserve"> Felder einbauen, sonst spiegelt das ja nicht wirklich die Realität wieder. Aber was wäre das Leben ohne die Möglichkeit Entscheidungen treffen zu können!? Deswegen </w:t>
-        <acat:condition xmlns:acat="https://schemas.acat.akademie.uni-bremen.de" id="49317eaa-53c1-4d1d-9d68-ad915790cbcf" field="1760" action="0"><![CDATA[=]]></acat:condition>
+        <acat:condition xmlns:acat="https://schemas.acat.akademie.uni-bremen.de" id="d58ddc10-38c2-4c5a-a5b3-5f7f30ebf95f" field="1760" action="0"><![CDATA[=]]></acat:condition>
         <w:t xml:space="preserve"> </w:t>
-        <acat:text xmlns:acat="https://schemas.acat.akademie.uni-bremen.de" id="e4bd4aac-1765-4942-80df-ccbb7bbe3505" space="preserve">Hurray</acat:text>
+        <acat:text xmlns:acat="https://schemas.acat.akademie.uni-bremen.de" id="4426b002-333c-4356-ad23-3cc90659bc3e" space="preserve">Hurray</acat:text>
         <w:t xml:space="preserve">. Läuft, oder!? :-P </w:t>
       </w:r>
       <w:proofErr w:type="spellStart"/>
@@ -397,7 +397,7 @@
         <w:rPr>
           <w:rFonts w:ascii="Trebuchet MS" w:hAnsi="Trebuchet MS"/>
         </w:rPr>
-        <acat:field xmlns:acat="https://schemas.acat.akademie.uni-bremen.de" id="6b983ed2-0f27-4085-bd40-91d73453fe84" field="156"/>
+        <acat:field xmlns:acat="https://schemas.acat.akademie.uni-bremen.de" id="5e4784bb-1f3f-4b20-9b1b-053314505c87" field="156"/>
         <w:t xml:space="preserve"> Es soll das Feld mit der ID 156 gedruckt werden</w:t>
       </w:r>
     </w:p>
@@ -436,7 +436,7 @@
         <w:rPr>
           <w:rFonts w:ascii="Trebuchet MS" w:hAnsi="Trebuchet MS"/>
         </w:rPr>
-        <acat:text xmlns:acat="https://schemas.acat.akademie.uni-bremen.de" id="8d0f6abc-53e6-4cb4-82f7-bcde4121436e" space="preserve">FOO BAR</acat:text>
+        <acat:text xmlns:acat="https://schemas.acat.akademie.uni-bremen.de" id="5976b152-9f76-42a0-a92d-572cf646a48e" space="preserve">FOO BAR</acat:text>
         <w:t xml:space="preserve"> Hier handelt es sich um ein Textfeld, welches den Inhalt „FOO BAR“ ausdruckt.</w:t>
       </w:r>
     </w:p>
@@ -506,7 +506,7 @@
         <w:rPr>
           <w:rFonts w:ascii="Arial" w:hAnsi="Arial" w:cs="Arial"/>
         </w:rPr>
-        <acat:block xmlns:acat="https://schemas.acat.akademie.uni-bremen.de" id="68223c59-e1cf-407c-9cf7-d6c096b84758" type="start"/>
+        <acat:block xmlns:acat="https://schemas.acat.akademie.uni-bremen.de" id="15df5c44-4c86-475c-bad8-e51e37e58015" type="start"/>
       </w:r>
     </w:p>
     <w:p>
@@ -520,20 +520,20 @@
         <w:rPr>
           <w:rFonts w:ascii="Arial" w:hAnsi="Arial" w:cs="Arial"/>
         </w:rPr>
-        <acat:field xmlns:acat="https://schemas.acat.akademie.uni-bremen.de" id="9051875a-7756-4e02-b9aa-4be1d1ffba19" field="156"/>
-      </w:r>
-    </w:p>
-    <w:p>
-      <w:pPr>
-        <w:rPr>
-          <w:rFonts w:ascii="Arial" w:hAnsi="Arial" w:cs="Arial"/>
-        </w:rPr>
-      </w:pPr>
-      <w:r>
-        <w:rPr>
-          <w:rFonts w:ascii="Arial" w:hAnsi="Arial" w:cs="Arial"/>
-        </w:rPr>
-        <acat:block xmlns:acat="https://schemas.acat.akademie.uni-bremen.de" id="ff6cf1c9-b5dd-4284-bbe0-501a876c93de" type="end"/>
+        <acat:field xmlns:acat="https://schemas.acat.akademie.uni-bremen.de" id="6a50a7f3-3177-4668-a38e-25228b8af28a" field="156"/>
+      </w:r>
+    </w:p>
+    <w:p>
+      <w:pPr>
+        <w:rPr>
+          <w:rFonts w:ascii="Arial" w:hAnsi="Arial" w:cs="Arial"/>
+        </w:rPr>
+      </w:pPr>
+      <w:r>
+        <w:rPr>
+          <w:rFonts w:ascii="Arial" w:hAnsi="Arial" w:cs="Arial"/>
+        </w:rPr>
+        <acat:block xmlns:acat="https://schemas.acat.akademie.uni-bremen.de" id="ca6a45a1-3c1c-4b63-91f6-8aa4ccdb9409" type="end"/>
       </w:r>
     </w:p>
     <w:p>
@@ -633,11 +633,11 @@
         <w:rPr>
           <w:rFonts w:ascii="Arial" w:hAnsi="Arial" w:cs="Arial"/>
         </w:rPr>
-        <acat:block xmlns:acat="https://schemas.acat.akademie.uni-bremen.de" id="f68735fd-f78e-463d-b4c4-4a0b9999a72d" type="start"/>
+        <acat:block xmlns:acat="https://schemas.acat.akademie.uni-bremen.de" id="9607c125-f019-4d1c-93c3-39e3b4599c6d" type="start"/>
         <w:t xml:space="preserve"> </w:t>
-        <acat:field xmlns:acat="https://schemas.acat.akademie.uni-bremen.de" id="0fbaf8cb-c7fa-4e4a-8540-3f088669b737" field="157"/>
+        <acat:field xmlns:acat="https://schemas.acat.akademie.uni-bremen.de" id="aefd149e-111e-48c8-998f-688cd84db353" field="157"/>
         <w:t xml:space="preserve"> </w:t>
-        <acat:block xmlns:acat="https://schemas.acat.akademie.uni-bremen.de" id="9954e878-c108-49ed-8696-1079d752f9dd" type="end"/>
+        <acat:block xmlns:acat="https://schemas.acat.akademie.uni-bremen.de" id="1dcf4201-591d-42ec-bff6-09cfe170beef" type="end"/>
       </w:r>
     </w:p>
     <w:p>
@@ -665,33 +665,33 @@
         <w:rPr>
           <w:rFonts w:ascii="Arial" w:hAnsi="Arial" w:cs="Arial"/>
         </w:rPr>
-        <acat:block xmlns:acat="https://schemas.acat.akademie.uni-bremen.de" id="f274ff9c-a095-4178-a15e-46bfc2f18060" type="start"/>
-      </w:r>
-    </w:p>
-    <w:p>
-      <w:pPr>
-        <w:rPr>
-          <w:rFonts w:ascii="Arial" w:hAnsi="Arial" w:cs="Arial"/>
-        </w:rPr>
-      </w:pPr>
-      <w:r>
-        <w:rPr>
-          <w:rFonts w:ascii="Arial" w:hAnsi="Arial" w:cs="Arial"/>
-        </w:rPr>
-        <acat:field xmlns:acat="https://schemas.acat.akademie.uni-bremen.de" id="c67d00cc-0e8f-4476-abbe-22848015ed19" field="156"/>
-      </w:r>
-    </w:p>
-    <w:p>
-      <w:pPr>
-        <w:rPr>
-          <w:rFonts w:ascii="Arial" w:hAnsi="Arial" w:cs="Arial"/>
-        </w:rPr>
-      </w:pPr>
-      <w:r>
-        <w:rPr>
-          <w:rFonts w:ascii="Arial" w:hAnsi="Arial" w:cs="Arial"/>
-        </w:rPr>
-        <acat:block xmlns:acat="https://schemas.acat.akademie.uni-bremen.de" id="209015f3-b2a6-4933-85ed-547a066ec650" type="end"/>
+        <acat:block xmlns:acat="https://schemas.acat.akademie.uni-bremen.de" id="184e60bb-483b-4a1d-8218-021fc4da16af" type="start"/>
+      </w:r>
+    </w:p>
+    <w:p>
+      <w:pPr>
+        <w:rPr>
+          <w:rFonts w:ascii="Arial" w:hAnsi="Arial" w:cs="Arial"/>
+        </w:rPr>
+      </w:pPr>
+      <w:r>
+        <w:rPr>
+          <w:rFonts w:ascii="Arial" w:hAnsi="Arial" w:cs="Arial"/>
+        </w:rPr>
+        <acat:field xmlns:acat="https://schemas.acat.akademie.uni-bremen.de" id="ced48eb4-5ab7-4837-90fb-e90b5ebf746f" field="156"/>
+      </w:r>
+    </w:p>
+    <w:p>
+      <w:pPr>
+        <w:rPr>
+          <w:rFonts w:ascii="Arial" w:hAnsi="Arial" w:cs="Arial"/>
+        </w:rPr>
+      </w:pPr>
+      <w:r>
+        <w:rPr>
+          <w:rFonts w:ascii="Arial" w:hAnsi="Arial" w:cs="Arial"/>
+        </w:rPr>
+        <acat:block xmlns:acat="https://schemas.acat.akademie.uni-bremen.de" id="3fb80716-18aa-481a-9d25-9f2a198af516" type="end"/>
       </w:r>
     </w:p>
     <w:p>
@@ -1082,7 +1082,7 @@
               <w:rPr>
                 <w:rFonts w:ascii="Arial" w:hAnsi="Arial" w:cs="Arial"/>
               </w:rPr>
-              <acat:block xmlns:acat="https://schemas.acat.akademie.uni-bremen.de" id="9140315d-d3f3-4576-8572-661ce760a9eb" type="start"/>
+              <acat:block xmlns:acat="https://schemas.acat.akademie.uni-bremen.de" id="b4455917-2f97-4dfc-91c2-7cb260e5b31f" type="start"/>
               <w:t xml:space="preserve"> </w:t>
             </w:r>
           </w:p>
@@ -1101,7 +1101,7 @@
               <w:rPr>
                 <w:rFonts w:ascii="Arial" w:hAnsi="Arial" w:cs="Arial"/>
               </w:rPr>
-              <acat:field xmlns:acat="https://schemas.acat.akademie.uni-bremen.de" id="e3f67330-e9d4-41b9-b49a-82604915c489" field="156"/>
+              <acat:field xmlns:acat="https://schemas.acat.akademie.uni-bremen.de" id="407d1b72-2f09-499c-91f7-bfa6950a01fa" field="156"/>
             </w:r>
           </w:p>
         </w:tc>
@@ -1119,7 +1119,7 @@
               <w:rPr>
                 <w:rFonts w:ascii="Arial" w:hAnsi="Arial" w:cs="Arial"/>
               </w:rPr>
-              <acat:field xmlns:acat="https://schemas.acat.akademie.uni-bremen.de" id="c189e4c5-d136-4ac9-bab3-f2e97d9dd8f2" field="157"/>
+              <acat:field xmlns:acat="https://schemas.acat.akademie.uni-bremen.de" id="f2271128-3209-4f27-bad1-dd4c677f343d" field="157"/>
             </w:r>
           </w:p>
         </w:tc>
@@ -1137,7 +1137,7 @@
               <w:rPr>
                 <w:rFonts w:ascii="Arial" w:hAnsi="Arial" w:cs="Arial"/>
               </w:rPr>
-              <acat:block xmlns:acat="https://schemas.acat.akademie.uni-bremen.de" id="20e6b8a2-77b6-4ce9-a844-62eae1fd818c" type="end"/>
+              <acat:block xmlns:acat="https://schemas.acat.akademie.uni-bremen.de" id="cf8be978-bb8a-4bf6-80cd-5b217c58710f" type="end"/>
             </w:r>
           </w:p>
         </w:tc>
@@ -1868,7 +1868,7 @@
               <w:rPr>
                 <w:rFonts w:ascii="Arial" w:hAnsi="Arial" w:cs="Arial"/>
               </w:rPr>
-              <acat:block xmlns:acat="https://schemas.acat.akademie.uni-bremen.de" id="ebd1b25f-9b4c-4d8c-8c9b-12a24c91a6cc" type="start"/>
+              <acat:block xmlns:acat="https://schemas.acat.akademie.uni-bremen.de" id="5b4e6a5d-9efb-4959-bb84-aaa4c3328f12" type="start"/>
             </w:r>
           </w:p>
         </w:tc>
@@ -1900,7 +1900,7 @@
               <w:rPr>
                 <w:rFonts w:ascii="Arial" w:hAnsi="Arial" w:cs="Arial"/>
               </w:rPr>
-              <acat:field xmlns:acat="https://schemas.acat.akademie.uni-bremen.de" id="40d6054b-7c45-4c9a-bfc6-743d45977e2c" field="156"/>
+              <acat:field xmlns:acat="https://schemas.acat.akademie.uni-bremen.de" id="b28175f1-caeb-46de-a85b-9ecc551acee2" field="156"/>
             </w:r>
           </w:p>
         </w:tc>
@@ -1918,7 +1918,7 @@
               <w:rPr>
                 <w:rFonts w:ascii="Arial" w:hAnsi="Arial" w:cs="Arial"/>
               </w:rPr>
-              <acat:field xmlns:acat="https://schemas.acat.akademie.uni-bremen.de" id="2be190ea-ef16-4096-a236-e17f3ea1ab6d" field="157"/>
+              <acat:field xmlns:acat="https://schemas.acat.akademie.uni-bremen.de" id="f3d26626-c31f-4316-907b-44fdda97ea0a" field="157"/>
             </w:r>
           </w:p>
         </w:tc>
@@ -1939,7 +1939,7 @@
                 <w:rFonts w:ascii="Arial" w:hAnsi="Arial" w:cs="Arial"/>
               </w:rPr>
               <w:lastRenderedPageBreak/>
-              <acat:block xmlns:acat="https://schemas.acat.akademie.uni-bremen.de" id="ad5f5e68-3eb4-479c-8d33-ec0365452e8d" type="end"/>
+              <acat:block xmlns:acat="https://schemas.acat.akademie.uni-bremen.de" id="6470439d-8883-4271-bf0f-df9708fbf7c2" type="end"/>
             </w:r>
           </w:p>
         </w:tc>
@@ -2354,7 +2354,7 @@
               <w:rPr>
                 <w:rFonts w:ascii="Arial" w:hAnsi="Arial" w:cs="Arial"/>
               </w:rPr>
-              <acat:block xmlns:acat="https://schemas.acat.akademie.uni-bremen.de" id="17406c7f-c2fe-4ca2-9983-60a8eed8efee" type="start"/>
+              <acat:block xmlns:acat="https://schemas.acat.akademie.uni-bremen.de" id="0cc06049-39ac-4c87-ae5a-1cbb5a21b505" type="start"/>
             </w:r>
           </w:p>
         </w:tc>
@@ -2392,7 +2392,7 @@
               <w:rPr>
                 <w:rFonts w:ascii="Arial" w:hAnsi="Arial" w:cs="Arial"/>
               </w:rPr>
-              <acat:field xmlns:acat="https://schemas.acat.akademie.uni-bremen.de" id="8c3a8762-b69e-4c35-ab39-851636700604" field="156"/>
+              <acat:field xmlns:acat="https://schemas.acat.akademie.uni-bremen.de" id="3a52ddbd-1b2c-49c8-a001-4d566c9b2795" field="156"/>
             </w:r>
           </w:p>
         </w:tc>
@@ -2410,7 +2410,7 @@
               <w:rPr>
                 <w:rFonts w:ascii="Arial" w:hAnsi="Arial" w:cs="Arial"/>
               </w:rPr>
-              <acat:field xmlns:acat="https://schemas.acat.akademie.uni-bremen.de" id="e3fde9d7-5e54-434a-93ae-82580309b459" field="157"/>
+              <acat:field xmlns:acat="https://schemas.acat.akademie.uni-bremen.de" id="b7be5a93-9454-40d4-8ced-bdabce09d9e5" field="157"/>
             </w:r>
           </w:p>
         </w:tc>
@@ -2430,7 +2430,7 @@
               <w:rPr>
                 <w:rFonts w:ascii="Arial" w:hAnsi="Arial" w:cs="Arial"/>
               </w:rPr>
-              <acat:block xmlns:acat="https://schemas.acat.akademie.uni-bremen.de" id="2eb39314-adf8-4203-b3a9-918f4787183d" type="end"/>
+              <acat:block xmlns:acat="https://schemas.acat.akademie.uni-bremen.de" id="c452ead5-1144-4716-831c-85ca68b53f39" type="end"/>
             </w:r>
           </w:p>
         </w:tc>

--- a/test/Parser/Tag/Resources/tag_generator_test_document_lck.docx
+++ b/test/Parser/Tag/Resources/tag_generator_test_document_lck.docx
@@ -89,7 +89,7 @@
           <w:color w:val="FF0000"/>
           <w:sz w:val="32"/>
         </w:rPr>
-        <acat:field xmlns:acat="https://schemas.acat.akademie.uni-bremen.de" id="261d8c6f-1147-44d5-bb76-a112934b626f" field="1121"/>
+        <acat:field xmlns:acat="https://schemas.acat.akademie.uni-bremen.de" id="308bf587-b4de-40af-8b97-bacae6d7b643" field="1121"/>
       </w:r>
     </w:p>
     <w:p>
@@ -136,9 +136,9 @@
         <w:rPr>
           <w:rFonts w:ascii="Trebuchet MS" w:hAnsi="Trebuchet MS"/>
         </w:rPr>
-        <acat:condition xmlns:acat="https://schemas.acat.akademie.uni-bremen.de" id="91e9ffbc-4bf6-47f3-86f1-9229c7dfcc95" field="1760" action="0"><![CDATA[<>]]></acat:condition>
-        <acat:condition xmlns:acat="https://schemas.acat.akademie.uni-bremen.de" id="cd32e48a-8b8d-479f-b815-7332374fe455" field="1858" action="0"><![CDATA[=]]></acat:condition>
-        <acat:field xmlns:acat="https://schemas.acat.akademie.uni-bremen.de" id="c4dc9a99-5591-4112-9525-3fcf9e913a42" field="1858"/>
+        <acat:condition xmlns:acat="https://schemas.acat.akademie.uni-bremen.de" id="aa6457ef-3053-46c9-98e7-1428bae1d257" field="1760" action="0"><![CDATA[<>]]></acat:condition>
+        <acat:condition xmlns:acat="https://schemas.acat.akademie.uni-bremen.de" id="69eea690-a6ce-456a-92ec-6384af01e6bc" field="1858" action="0"><![CDATA[=]]></acat:condition>
+        <acat:field xmlns:acat="https://schemas.acat.akademie.uni-bremen.de" id="68a966c2-f301-47a6-8f91-fe27c6498103" field="1858"/>
         <w:t xml:space="preserve"> </w:t>
       </w:r>
     </w:p>
@@ -154,9 +154,9 @@
         <w:rPr>
           <w:rFonts w:ascii="Trebuchet MS" w:hAnsi="Trebuchet MS"/>
         </w:rPr>
-        <acat:condition xmlns:acat="https://schemas.acat.akademie.uni-bremen.de" id="d8eecbc8-e347-4c8b-8344-bb2be4940f3c" field="1760" action="0"><![CDATA[<>]]></acat:condition>
-        <acat:condition xmlns:acat="https://schemas.acat.akademie.uni-bremen.de" id="f329cdc7-a29d-4b40-885a-8d943ac03eb9" field="1744" action="0"><![CDATA[=]]></acat:condition>
-        <acat:field xmlns:acat="https://schemas.acat.akademie.uni-bremen.de" id="b39ff540-db5d-4f61-ad9a-6cfb9aaa5352" field="1744"/>
+        <acat:condition xmlns:acat="https://schemas.acat.akademie.uni-bremen.de" id="df1eea7e-64b5-4d82-a5ed-0014ce23e3fb" field="1760" action="0"><![CDATA[<>]]></acat:condition>
+        <acat:condition xmlns:acat="https://schemas.acat.akademie.uni-bremen.de" id="6cfde1cc-d218-4778-a195-28d0761cac4f" field="1744" action="0"><![CDATA[=]]></acat:condition>
+        <acat:field xmlns:acat="https://schemas.acat.akademie.uni-bremen.de" id="68b5220d-6e6c-400a-baa8-624e7cb7e022" field="1744"/>
       </w:r>
     </w:p>
     <w:p>
@@ -171,13 +171,13 @@
         <w:rPr>
           <w:rFonts w:ascii="Trebuchet MS" w:hAnsi="Trebuchet MS"/>
         </w:rPr>
-        <acat:condition xmlns:acat="https://schemas.acat.akademie.uni-bremen.de" id="1865d36b-9706-4aeb-961f-2b373623d956" field="1760" action="0"><![CDATA[<>]]></acat:condition>
-        <acat:condition xmlns:acat="https://schemas.acat.akademie.uni-bremen.de" id="e77b252b-1684-432e-aa5a-30f6f05c4b05" field="1752" action="2"><![CDATA[=]]></acat:condition>
-        <acat:field xmlns:acat="https://schemas.acat.akademie.uni-bremen.de" id="8a1202f3-b05f-4762-b766-5fb2317fd22d" field="1752"/>
+        <acat:condition xmlns:acat="https://schemas.acat.akademie.uni-bremen.de" id="e2fc40af-f0ea-4132-acdd-400783530dee" field="1760" action="0"><![CDATA[<>]]></acat:condition>
+        <acat:condition xmlns:acat="https://schemas.acat.akademie.uni-bremen.de" id="27eac811-d596-4242-afab-90b30a46123c" field="1752" action="2"><![CDATA[=]]></acat:condition>
+        <acat:field xmlns:acat="https://schemas.acat.akademie.uni-bremen.de" id="1d304fde-fb2b-4cb9-9d7b-c5a9a195310b" field="1752"/>
         <w:t xml:space="preserve"> </w:t>
-        <acat:field xmlns:acat="https://schemas.acat.akademie.uni-bremen.de" id="01b64e9d-757a-4c6b-94a5-4391c0985cb2" field="1745"/>
+        <acat:field xmlns:acat="https://schemas.acat.akademie.uni-bremen.de" id="7f5d11df-f7fb-4637-a1d3-d202ad792fad" field="1745"/>
         <w:t xml:space="preserve"> </w:t>
-        <acat:field xmlns:acat="https://schemas.acat.akademie.uni-bremen.de" id="c46dbda2-8c23-43af-93ae-807f043fae29" field="1747"/>
+        <acat:field xmlns:acat="https://schemas.acat.akademie.uni-bremen.de" id="fc0c3bbf-a3dc-41c5-a9fe-7c3a0bfba84d" field="1747"/>
       </w:r>
     </w:p>
     <w:p>
@@ -192,8 +192,8 @@
         <w:rPr>
           <w:rFonts w:ascii="Trebuchet MS" w:hAnsi="Trebuchet MS"/>
         </w:rPr>
-        <acat:condition xmlns:acat="https://schemas.acat.akademie.uni-bremen.de" id="28d2b29c-21c7-445d-ac03-2bc8e7f84ab5" field="1760" action="0"><![CDATA[<>]]></acat:condition>
-        <acat:field xmlns:acat="https://schemas.acat.akademie.uni-bremen.de" id="ae61602f-bea4-4117-9b0a-c2e05a7468fb" field="1748"/>
+        <acat:condition xmlns:acat="https://schemas.acat.akademie.uni-bremen.de" id="9c3004eb-21a3-4464-905b-962440a9c1b7" field="1760" action="0"><![CDATA[<>]]></acat:condition>
+        <acat:field xmlns:acat="https://schemas.acat.akademie.uni-bremen.de" id="43d86002-45b2-49c3-8a60-58adfcc5c077" field="1748"/>
       </w:r>
     </w:p>
     <w:p>
@@ -208,10 +208,10 @@
         <w:rPr>
           <w:rFonts w:ascii="Trebuchet MS" w:hAnsi="Trebuchet MS"/>
         </w:rPr>
-        <acat:condition xmlns:acat="https://schemas.acat.akademie.uni-bremen.de" id="a3045acb-5433-46c9-906b-c70b9a317a34" field="1760" action="0"><![CDATA[<>]]></acat:condition>
-        <acat:field xmlns:acat="https://schemas.acat.akademie.uni-bremen.de" id="1aab6f16-d207-4d18-b782-7fe07ce73d82" field="1749"/>
+        <acat:condition xmlns:acat="https://schemas.acat.akademie.uni-bremen.de" id="f3172585-28ca-44ee-9835-3d90673eaa58" field="1760" action="0"><![CDATA[<>]]></acat:condition>
+        <acat:field xmlns:acat="https://schemas.acat.akademie.uni-bremen.de" id="751b9a07-e419-41c6-8fd0-1ced5fd14ebf" field="1749"/>
         <w:t xml:space="preserve"> </w:t>
-        <acat:field xmlns:acat="https://schemas.acat.akademie.uni-bremen.de" id="811968bb-284d-470f-801b-8233fda9b0a2" field="1750"/>
+        <acat:field xmlns:acat="https://schemas.acat.akademie.uni-bremen.de" id="b61f36f2-2076-436b-9761-ad8716ba23d4" field="1750"/>
       </w:r>
     </w:p>
     <w:p>
@@ -226,8 +226,8 @@
         <w:rPr>
           <w:rFonts w:ascii="Trebuchet MS" w:hAnsi="Trebuchet MS"/>
         </w:rPr>
-        <acat:condition xmlns:acat="https://schemas.acat.akademie.uni-bremen.de" id="675593d0-a129-47db-9914-9cffcc5cf3e6" field="1757" action="0"><![CDATA[=]]></acat:condition>
-        <acat:field xmlns:acat="https://schemas.acat.akademie.uni-bremen.de" id="0f7d5287-9300-48b4-b973-7999d0ea1c12" field="1757"/>
+        <acat:condition xmlns:acat="https://schemas.acat.akademie.uni-bremen.de" id="28ae175b-19cf-439c-8285-3bfb39ed1691" field="1757" action="0"><![CDATA[=]]></acat:condition>
+        <acat:field xmlns:acat="https://schemas.acat.akademie.uni-bremen.de" id="19a715c0-5827-477b-9999-be7d37d1745e" field="1757"/>
         <w:t xml:space="preserve"> </w:t>
       </w:r>
     </w:p>
@@ -243,8 +243,8 @@
         <w:rPr>
           <w:rFonts w:ascii="Trebuchet MS" w:hAnsi="Trebuchet MS"/>
         </w:rPr>
-        <acat:condition xmlns:acat="https://schemas.acat.akademie.uni-bremen.de" id="a1774516-893c-4b3c-9aa2-011f6615e740" field="1860" action="0"><![CDATA[=]]></acat:condition>
-        <acat:field xmlns:acat="https://schemas.acat.akademie.uni-bremen.de" id="77ac0559-7381-4e91-a78f-399c39b85b8c" field="1860"/>
+        <acat:condition xmlns:acat="https://schemas.acat.akademie.uni-bremen.de" id="e9638eb8-1703-4eb8-87dd-c09f3e33de07" field="1860" action="0"><![CDATA[=]]></acat:condition>
+        <acat:field xmlns:acat="https://schemas.acat.akademie.uni-bremen.de" id="df688f75-034d-4627-8fd3-2b769262c16f" field="1860"/>
         <w:t xml:space="preserve"> </w:t>
       </w:r>
     </w:p>
@@ -260,10 +260,10 @@
         <w:rPr>
           <w:rFonts w:ascii="Trebuchet MS" w:hAnsi="Trebuchet MS"/>
         </w:rPr>
-        <acat:condition xmlns:acat="https://schemas.acat.akademie.uni-bremen.de" id="f23cefcc-92a5-4095-b94a-4c986b496113" field="1862" action="0"><![CDATA[=]]></acat:condition>
-        <acat:field xmlns:acat="https://schemas.acat.akademie.uni-bremen.de" id="91fe21a6-84c2-4766-9f6f-5daa94df18ec" field="1862"/>
+        <acat:condition xmlns:acat="https://schemas.acat.akademie.uni-bremen.de" id="78380193-f336-48ce-a9cc-cd42760db50d" field="1862" action="0"><![CDATA[=]]></acat:condition>
+        <acat:field xmlns:acat="https://schemas.acat.akademie.uni-bremen.de" id="c26e4219-e590-4f8c-8a1b-eea9c83d6490" field="1862"/>
         <w:t xml:space="preserve"> </w:t>
-        <acat:field xmlns:acat="https://schemas.acat.akademie.uni-bremen.de" id="173d3203-4335-4362-94bf-f7744612678a" field="1863"/>
+        <acat:field xmlns:acat="https://schemas.acat.akademie.uni-bremen.de" id="b4e50bca-8643-4d7d-8e7b-63dfcc81491c" field="1863"/>
       </w:r>
     </w:p>
     <w:p>
@@ -278,8 +278,8 @@
         <w:rPr>
           <w:rFonts w:ascii="Trebuchet MS" w:hAnsi="Trebuchet MS"/>
         </w:rPr>
-        <acat:condition xmlns:acat="https://schemas.acat.akademie.uni-bremen.de" id="9d2039d8-c0ea-4432-9d66-c804ebc80e4c" field="1760" action="0"><![CDATA[=]]></acat:condition>
-        <acat:field xmlns:acat="https://schemas.acat.akademie.uni-bremen.de" id="bc6f1a77-b587-4a81-b1ad-450f13f90491" field="1760"/>
+        <acat:condition xmlns:acat="https://schemas.acat.akademie.uni-bremen.de" id="37012935-0d6b-46aa-8856-5c38218b802a" field="1760" action="0"><![CDATA[=]]></acat:condition>
+        <acat:field xmlns:acat="https://schemas.acat.akademie.uni-bremen.de" id="6ac29e47-5350-4781-9b53-3107d14a83f6" field="1760"/>
       </w:r>
     </w:p>
     <w:p>
@@ -294,10 +294,10 @@
         <w:rPr>
           <w:rFonts w:ascii="Trebuchet MS" w:hAnsi="Trebuchet MS"/>
         </w:rPr>
-        <acat:condition xmlns:acat="https://schemas.acat.akademie.uni-bremen.de" id="cdd72ab1-3753-44d4-b7db-b577122afa0d" field="1761" action="0"><![CDATA[=]]></acat:condition>
-        <acat:field xmlns:acat="https://schemas.acat.akademie.uni-bremen.de" id="76ad3f40-8e5a-4d8d-b129-060ffcf1524d" field="1761"/>
+        <acat:condition xmlns:acat="https://schemas.acat.akademie.uni-bremen.de" id="27ccf683-fb54-4df4-a996-0e3845378437" field="1761" action="0"><![CDATA[=]]></acat:condition>
+        <acat:field xmlns:acat="https://schemas.acat.akademie.uni-bremen.de" id="43f2314d-4686-4db0-b806-95e85b75adf9" field="1761"/>
         <w:t xml:space="preserve"> </w:t>
-        <acat:field xmlns:acat="https://schemas.acat.akademie.uni-bremen.de" id="c137fc21-0b16-4887-a5fc-d599472c050c" field="1762"/>
+        <acat:field xmlns:acat="https://schemas.acat.akademie.uni-bremen.de" id="2aa2c209-9b6c-4649-8232-4d53e4d3f088" field="1762"/>
       </w:r>
     </w:p>
     <w:p>
@@ -326,7 +326,7 @@
         <w:rPr>
           <w:rFonts w:ascii="Trebuchet MS" w:hAnsi="Trebuchet MS"/>
         </w:rPr>
-        <acat:field xmlns:acat="https://schemas.acat.akademie.uni-bremen.de" id="ea20acae-738c-443b-8959-4480101a0f54" field="1858"/>
+        <acat:field xmlns:acat="https://schemas.acat.akademie.uni-bremen.de" id="c436a769-b0da-462d-bd4e-6849d36abef2" field="1858"/>
       </w:r>
       <w:r>
         <w:rPr>
@@ -338,7 +338,7 @@
         <w:rPr>
           <w:rFonts w:ascii="Trebuchet MS" w:hAnsi="Trebuchet MS"/>
         </w:rPr>
-        <acat:field xmlns:acat="https://schemas.acat.akademie.uni-bremen.de" id="fd08d6e3-3af6-4ba3-a190-81fe70951b11" field="1762"/>
+        <acat:field xmlns:acat="https://schemas.acat.akademie.uni-bremen.de" id="7f14fed8-1c8b-4bae-8c5e-29ca02752eb3" field="1762"/>
       </w:r>
       <w:r>
         <w:rPr>
@@ -350,16 +350,16 @@
         <w:rPr>
           <w:rFonts w:ascii="Trebuchet MS" w:hAnsi="Trebuchet MS"/>
         </w:rPr>
-        <acat:field xmlns:acat="https://schemas.acat.akademie.uni-bremen.de" id="2266e2be-ba17-46d1-af93-05f6f9cd6049" field="1757"/>
+        <acat:field xmlns:acat="https://schemas.acat.akademie.uni-bremen.de" id="0eab23b5-b9db-41d2-9b16-3e62c7a872fc" field="1757"/>
       </w:r>
       <w:r>
         <w:rPr>
           <w:rFonts w:ascii="Trebuchet MS" w:hAnsi="Trebuchet MS"/>
         </w:rPr>
         <w:t xml:space="preserve"> Felder einbauen, sonst spiegelt das ja nicht wirklich die Realität wieder. Aber was wäre das Leben ohne die Möglichkeit Entscheidungen treffen zu können!? Deswegen </w:t>
-        <acat:condition xmlns:acat="https://schemas.acat.akademie.uni-bremen.de" id="d58ddc10-38c2-4c5a-a5b3-5f7f30ebf95f" field="1760" action="0"><![CDATA[=]]></acat:condition>
+        <acat:condition xmlns:acat="https://schemas.acat.akademie.uni-bremen.de" id="e2033a65-5b9f-4920-abf0-fd0b3a90f850" field="1760" action="0"><![CDATA[=]]></acat:condition>
         <w:t xml:space="preserve"> </w:t>
-        <acat:text xmlns:acat="https://schemas.acat.akademie.uni-bremen.de" id="4426b002-333c-4356-ad23-3cc90659bc3e" space="preserve">Hurray</acat:text>
+        <acat:text xmlns:acat="https://schemas.acat.akademie.uni-bremen.de" id="f4da7c02-cb3c-419f-8346-9036a2e5ceb9" space="preserve">Hurray</acat:text>
         <w:t xml:space="preserve">. Läuft, oder!? :-P </w:t>
       </w:r>
       <w:proofErr w:type="spellStart"/>
@@ -397,7 +397,7 @@
         <w:rPr>
           <w:rFonts w:ascii="Trebuchet MS" w:hAnsi="Trebuchet MS"/>
         </w:rPr>
-        <acat:field xmlns:acat="https://schemas.acat.akademie.uni-bremen.de" id="5e4784bb-1f3f-4b20-9b1b-053314505c87" field="156"/>
+        <acat:field xmlns:acat="https://schemas.acat.akademie.uni-bremen.de" id="51ea73cf-d6f6-4d0a-87cc-097c59ce38b6" field="156"/>
         <w:t xml:space="preserve"> Es soll das Feld mit der ID 156 gedruckt werden</w:t>
       </w:r>
     </w:p>
@@ -436,7 +436,7 @@
         <w:rPr>
           <w:rFonts w:ascii="Trebuchet MS" w:hAnsi="Trebuchet MS"/>
         </w:rPr>
-        <acat:text xmlns:acat="https://schemas.acat.akademie.uni-bremen.de" id="5976b152-9f76-42a0-a92d-572cf646a48e" space="preserve">FOO BAR</acat:text>
+        <acat:text xmlns:acat="https://schemas.acat.akademie.uni-bremen.de" id="095db32f-85f4-4c8a-a5b2-ad262689a701" space="preserve">FOO BAR</acat:text>
         <w:t xml:space="preserve"> Hier handelt es sich um ein Textfeld, welches den Inhalt „FOO BAR“ ausdruckt.</w:t>
       </w:r>
     </w:p>
@@ -506,7 +506,7 @@
         <w:rPr>
           <w:rFonts w:ascii="Arial" w:hAnsi="Arial" w:cs="Arial"/>
         </w:rPr>
-        <acat:block xmlns:acat="https://schemas.acat.akademie.uni-bremen.de" id="15df5c44-4c86-475c-bad8-e51e37e58015" type="start"/>
+        <acat:block xmlns:acat="https://schemas.acat.akademie.uni-bremen.de" id="7ac962b7-0128-4deb-bb93-c01f4baad109" type="start"/>
       </w:r>
     </w:p>
     <w:p>
@@ -520,20 +520,20 @@
         <w:rPr>
           <w:rFonts w:ascii="Arial" w:hAnsi="Arial" w:cs="Arial"/>
         </w:rPr>
-        <acat:field xmlns:acat="https://schemas.acat.akademie.uni-bremen.de" id="6a50a7f3-3177-4668-a38e-25228b8af28a" field="156"/>
-      </w:r>
-    </w:p>
-    <w:p>
-      <w:pPr>
-        <w:rPr>
-          <w:rFonts w:ascii="Arial" w:hAnsi="Arial" w:cs="Arial"/>
-        </w:rPr>
-      </w:pPr>
-      <w:r>
-        <w:rPr>
-          <w:rFonts w:ascii="Arial" w:hAnsi="Arial" w:cs="Arial"/>
-        </w:rPr>
-        <acat:block xmlns:acat="https://schemas.acat.akademie.uni-bremen.de" id="ca6a45a1-3c1c-4b63-91f6-8aa4ccdb9409" type="end"/>
+        <acat:field xmlns:acat="https://schemas.acat.akademie.uni-bremen.de" id="33541088-69a7-451b-9c2a-dc7c476dac36" field="156"/>
+      </w:r>
+    </w:p>
+    <w:p>
+      <w:pPr>
+        <w:rPr>
+          <w:rFonts w:ascii="Arial" w:hAnsi="Arial" w:cs="Arial"/>
+        </w:rPr>
+      </w:pPr>
+      <w:r>
+        <w:rPr>
+          <w:rFonts w:ascii="Arial" w:hAnsi="Arial" w:cs="Arial"/>
+        </w:rPr>
+        <acat:block xmlns:acat="https://schemas.acat.akademie.uni-bremen.de" id="4ecf9d82-23b6-40d1-a228-e507858961ac" type="end"/>
       </w:r>
     </w:p>
     <w:p>
@@ -633,11 +633,11 @@
         <w:rPr>
           <w:rFonts w:ascii="Arial" w:hAnsi="Arial" w:cs="Arial"/>
         </w:rPr>
-        <acat:block xmlns:acat="https://schemas.acat.akademie.uni-bremen.de" id="9607c125-f019-4d1c-93c3-39e3b4599c6d" type="start"/>
+        <acat:block xmlns:acat="https://schemas.acat.akademie.uni-bremen.de" id="5c797230-fe89-44fd-8dcb-51a9ede079b2" type="start"/>
         <w:t xml:space="preserve"> </w:t>
-        <acat:field xmlns:acat="https://schemas.acat.akademie.uni-bremen.de" id="aefd149e-111e-48c8-998f-688cd84db353" field="157"/>
+        <acat:field xmlns:acat="https://schemas.acat.akademie.uni-bremen.de" id="77d6c307-cb34-42db-8c52-b74c2f6d17b0" field="157"/>
         <w:t xml:space="preserve"> </w:t>
-        <acat:block xmlns:acat="https://schemas.acat.akademie.uni-bremen.de" id="1dcf4201-591d-42ec-bff6-09cfe170beef" type="end"/>
+        <acat:block xmlns:acat="https://schemas.acat.akademie.uni-bremen.de" id="608e7d8b-1c8c-4d0d-9470-0939e73ec9e2" type="end"/>
       </w:r>
     </w:p>
     <w:p>
@@ -665,33 +665,33 @@
         <w:rPr>
           <w:rFonts w:ascii="Arial" w:hAnsi="Arial" w:cs="Arial"/>
         </w:rPr>
-        <acat:block xmlns:acat="https://schemas.acat.akademie.uni-bremen.de" id="184e60bb-483b-4a1d-8218-021fc4da16af" type="start"/>
-      </w:r>
-    </w:p>
-    <w:p>
-      <w:pPr>
-        <w:rPr>
-          <w:rFonts w:ascii="Arial" w:hAnsi="Arial" w:cs="Arial"/>
-        </w:rPr>
-      </w:pPr>
-      <w:r>
-        <w:rPr>
-          <w:rFonts w:ascii="Arial" w:hAnsi="Arial" w:cs="Arial"/>
-        </w:rPr>
-        <acat:field xmlns:acat="https://schemas.acat.akademie.uni-bremen.de" id="ced48eb4-5ab7-4837-90fb-e90b5ebf746f" field="156"/>
-      </w:r>
-    </w:p>
-    <w:p>
-      <w:pPr>
-        <w:rPr>
-          <w:rFonts w:ascii="Arial" w:hAnsi="Arial" w:cs="Arial"/>
-        </w:rPr>
-      </w:pPr>
-      <w:r>
-        <w:rPr>
-          <w:rFonts w:ascii="Arial" w:hAnsi="Arial" w:cs="Arial"/>
-        </w:rPr>
-        <acat:block xmlns:acat="https://schemas.acat.akademie.uni-bremen.de" id="3fb80716-18aa-481a-9d25-9f2a198af516" type="end"/>
+        <acat:block xmlns:acat="https://schemas.acat.akademie.uni-bremen.de" id="722dff36-9dd8-49c5-a489-2c14d07b59fb" type="start"/>
+      </w:r>
+    </w:p>
+    <w:p>
+      <w:pPr>
+        <w:rPr>
+          <w:rFonts w:ascii="Arial" w:hAnsi="Arial" w:cs="Arial"/>
+        </w:rPr>
+      </w:pPr>
+      <w:r>
+        <w:rPr>
+          <w:rFonts w:ascii="Arial" w:hAnsi="Arial" w:cs="Arial"/>
+        </w:rPr>
+        <acat:field xmlns:acat="https://schemas.acat.akademie.uni-bremen.de" id="c24a0c63-7d29-47bf-83bf-7e15da937cf2" field="156"/>
+      </w:r>
+    </w:p>
+    <w:p>
+      <w:pPr>
+        <w:rPr>
+          <w:rFonts w:ascii="Arial" w:hAnsi="Arial" w:cs="Arial"/>
+        </w:rPr>
+      </w:pPr>
+      <w:r>
+        <w:rPr>
+          <w:rFonts w:ascii="Arial" w:hAnsi="Arial" w:cs="Arial"/>
+        </w:rPr>
+        <acat:block xmlns:acat="https://schemas.acat.akademie.uni-bremen.de" id="5147c6de-4417-48d4-9ab7-ff513ff9f257" type="end"/>
       </w:r>
     </w:p>
     <w:p>
@@ -1082,7 +1082,7 @@
               <w:rPr>
                 <w:rFonts w:ascii="Arial" w:hAnsi="Arial" w:cs="Arial"/>
               </w:rPr>
-              <acat:block xmlns:acat="https://schemas.acat.akademie.uni-bremen.de" id="b4455917-2f97-4dfc-91c2-7cb260e5b31f" type="start"/>
+              <acat:block xmlns:acat="https://schemas.acat.akademie.uni-bremen.de" id="24afa470-d201-4455-b428-0111aea95053" type="start"/>
               <w:t xml:space="preserve"> </w:t>
             </w:r>
           </w:p>
@@ -1101,7 +1101,7 @@
               <w:rPr>
                 <w:rFonts w:ascii="Arial" w:hAnsi="Arial" w:cs="Arial"/>
               </w:rPr>
-              <acat:field xmlns:acat="https://schemas.acat.akademie.uni-bremen.de" id="407d1b72-2f09-499c-91f7-bfa6950a01fa" field="156"/>
+              <acat:field xmlns:acat="https://schemas.acat.akademie.uni-bremen.de" id="56bbbc83-06e6-408d-9d12-a83645ba74f8" field="156"/>
             </w:r>
           </w:p>
         </w:tc>
@@ -1119,7 +1119,7 @@
               <w:rPr>
                 <w:rFonts w:ascii="Arial" w:hAnsi="Arial" w:cs="Arial"/>
               </w:rPr>
-              <acat:field xmlns:acat="https://schemas.acat.akademie.uni-bremen.de" id="f2271128-3209-4f27-bad1-dd4c677f343d" field="157"/>
+              <acat:field xmlns:acat="https://schemas.acat.akademie.uni-bremen.de" id="70fc8cd7-7110-45bf-b91b-b7b8a337e742" field="157"/>
             </w:r>
           </w:p>
         </w:tc>
@@ -1137,7 +1137,7 @@
               <w:rPr>
                 <w:rFonts w:ascii="Arial" w:hAnsi="Arial" w:cs="Arial"/>
               </w:rPr>
-              <acat:block xmlns:acat="https://schemas.acat.akademie.uni-bremen.de" id="cf8be978-bb8a-4bf6-80cd-5b217c58710f" type="end"/>
+              <acat:block xmlns:acat="https://schemas.acat.akademie.uni-bremen.de" id="acf60f93-6e6a-44af-a898-082822515bb6" type="end"/>
             </w:r>
           </w:p>
         </w:tc>
@@ -1868,7 +1868,7 @@
               <w:rPr>
                 <w:rFonts w:ascii="Arial" w:hAnsi="Arial" w:cs="Arial"/>
               </w:rPr>
-              <acat:block xmlns:acat="https://schemas.acat.akademie.uni-bremen.de" id="5b4e6a5d-9efb-4959-bb84-aaa4c3328f12" type="start"/>
+              <acat:block xmlns:acat="https://schemas.acat.akademie.uni-bremen.de" id="316ad12f-a18f-4701-9fba-9184e816186e" type="start"/>
             </w:r>
           </w:p>
         </w:tc>
@@ -1900,7 +1900,7 @@
               <w:rPr>
                 <w:rFonts w:ascii="Arial" w:hAnsi="Arial" w:cs="Arial"/>
               </w:rPr>
-              <acat:field xmlns:acat="https://schemas.acat.akademie.uni-bremen.de" id="b28175f1-caeb-46de-a85b-9ecc551acee2" field="156"/>
+              <acat:field xmlns:acat="https://schemas.acat.akademie.uni-bremen.de" id="786203e7-42d5-4e6e-af51-b136015b95f9" field="156"/>
             </w:r>
           </w:p>
         </w:tc>
@@ -1918,7 +1918,7 @@
               <w:rPr>
                 <w:rFonts w:ascii="Arial" w:hAnsi="Arial" w:cs="Arial"/>
               </w:rPr>
-              <acat:field xmlns:acat="https://schemas.acat.akademie.uni-bremen.de" id="f3d26626-c31f-4316-907b-44fdda97ea0a" field="157"/>
+              <acat:field xmlns:acat="https://schemas.acat.akademie.uni-bremen.de" id="86892944-1efe-42b9-834f-fcbdcd6712f5" field="157"/>
             </w:r>
           </w:p>
         </w:tc>
@@ -1939,7 +1939,7 @@
                 <w:rFonts w:ascii="Arial" w:hAnsi="Arial" w:cs="Arial"/>
               </w:rPr>
               <w:lastRenderedPageBreak/>
-              <acat:block xmlns:acat="https://schemas.acat.akademie.uni-bremen.de" id="6470439d-8883-4271-bf0f-df9708fbf7c2" type="end"/>
+              <acat:block xmlns:acat="https://schemas.acat.akademie.uni-bremen.de" id="4fb42c66-bf53-4563-bcac-a2bac7b6a6db" type="end"/>
             </w:r>
           </w:p>
         </w:tc>
@@ -2354,7 +2354,7 @@
               <w:rPr>
                 <w:rFonts w:ascii="Arial" w:hAnsi="Arial" w:cs="Arial"/>
               </w:rPr>
-              <acat:block xmlns:acat="https://schemas.acat.akademie.uni-bremen.de" id="0cc06049-39ac-4c87-ae5a-1cbb5a21b505" type="start"/>
+              <acat:block xmlns:acat="https://schemas.acat.akademie.uni-bremen.de" id="8c68e478-9de2-4a41-ae67-f37247e5d516" type="start"/>
             </w:r>
           </w:p>
         </w:tc>
@@ -2392,7 +2392,7 @@
               <w:rPr>
                 <w:rFonts w:ascii="Arial" w:hAnsi="Arial" w:cs="Arial"/>
               </w:rPr>
-              <acat:field xmlns:acat="https://schemas.acat.akademie.uni-bremen.de" id="3a52ddbd-1b2c-49c8-a001-4d566c9b2795" field="156"/>
+              <acat:field xmlns:acat="https://schemas.acat.akademie.uni-bremen.de" id="6f677424-f3b8-4173-becd-8e23d8c44a25" field="156"/>
             </w:r>
           </w:p>
         </w:tc>
@@ -2410,7 +2410,7 @@
               <w:rPr>
                 <w:rFonts w:ascii="Arial" w:hAnsi="Arial" w:cs="Arial"/>
               </w:rPr>
-              <acat:field xmlns:acat="https://schemas.acat.akademie.uni-bremen.de" id="b7be5a93-9454-40d4-8ced-bdabce09d9e5" field="157"/>
+              <acat:field xmlns:acat="https://schemas.acat.akademie.uni-bremen.de" id="8db9f529-6e1b-4ed1-9d19-88174a23f5e4" field="157"/>
             </w:r>
           </w:p>
         </w:tc>
@@ -2430,7 +2430,7 @@
               <w:rPr>
                 <w:rFonts w:ascii="Arial" w:hAnsi="Arial" w:cs="Arial"/>
               </w:rPr>
-              <acat:block xmlns:acat="https://schemas.acat.akademie.uni-bremen.de" id="c452ead5-1144-4716-831c-85ca68b53f39" type="end"/>
+              <acat:block xmlns:acat="https://schemas.acat.akademie.uni-bremen.de" id="68dbbcc5-0466-45e1-8b25-0fa493b49f29" type="end"/>
             </w:r>
           </w:p>
         </w:tc>

--- a/test/Parser/Tag/Resources/tag_generator_test_document_lck.docx
+++ b/test/Parser/Tag/Resources/tag_generator_test_document_lck.docx
@@ -89,7 +89,7 @@
           <w:color w:val="FF0000"/>
           <w:sz w:val="32"/>
         </w:rPr>
-        <acat:field xmlns:acat="https://schemas.acat.akademie.uni-bremen.de" id="308bf587-b4de-40af-8b97-bacae6d7b643" field="1121"/>
+        <acat:field xmlns:acat="https://schemas.acat.akademie.uni-bremen.de" id="8af810bd-cb8f-4c42-8013-26fe1402d50d" field="1121"/>
       </w:r>
     </w:p>
     <w:p>
@@ -136,9 +136,9 @@
         <w:rPr>
           <w:rFonts w:ascii="Trebuchet MS" w:hAnsi="Trebuchet MS"/>
         </w:rPr>
-        <acat:condition xmlns:acat="https://schemas.acat.akademie.uni-bremen.de" id="aa6457ef-3053-46c9-98e7-1428bae1d257" field="1760" action="0"><![CDATA[<>]]></acat:condition>
-        <acat:condition xmlns:acat="https://schemas.acat.akademie.uni-bremen.de" id="69eea690-a6ce-456a-92ec-6384af01e6bc" field="1858" action="0"><![CDATA[=]]></acat:condition>
-        <acat:field xmlns:acat="https://schemas.acat.akademie.uni-bremen.de" id="68a966c2-f301-47a6-8f91-fe27c6498103" field="1858"/>
+        <acat:condition xmlns:acat="https://schemas.acat.akademie.uni-bremen.de" id="81d68d9e-0cf2-44f4-b27c-460db56701a4" field="1760" action="0"><![CDATA[<>]]></acat:condition>
+        <acat:condition xmlns:acat="https://schemas.acat.akademie.uni-bremen.de" id="415c5924-e5c1-4f1f-9f30-30a99378a219" field="1858" action="0"><![CDATA[=]]></acat:condition>
+        <acat:field xmlns:acat="https://schemas.acat.akademie.uni-bremen.de" id="8ae6761e-bdd0-42e2-9236-bd5f37c41f86" field="1858"/>
         <w:t xml:space="preserve"> </w:t>
       </w:r>
     </w:p>
@@ -154,9 +154,9 @@
         <w:rPr>
           <w:rFonts w:ascii="Trebuchet MS" w:hAnsi="Trebuchet MS"/>
         </w:rPr>
-        <acat:condition xmlns:acat="https://schemas.acat.akademie.uni-bremen.de" id="df1eea7e-64b5-4d82-a5ed-0014ce23e3fb" field="1760" action="0"><![CDATA[<>]]></acat:condition>
-        <acat:condition xmlns:acat="https://schemas.acat.akademie.uni-bremen.de" id="6cfde1cc-d218-4778-a195-28d0761cac4f" field="1744" action="0"><![CDATA[=]]></acat:condition>
-        <acat:field xmlns:acat="https://schemas.acat.akademie.uni-bremen.de" id="68b5220d-6e6c-400a-baa8-624e7cb7e022" field="1744"/>
+        <acat:condition xmlns:acat="https://schemas.acat.akademie.uni-bremen.de" id="7c60ca9a-24bc-4564-9e14-4d8d8a6daeae" field="1760" action="0"><![CDATA[<>]]></acat:condition>
+        <acat:condition xmlns:acat="https://schemas.acat.akademie.uni-bremen.de" id="e2fbac06-802a-496e-b5f9-67b0cb1e9528" field="1744" action="0"><![CDATA[=]]></acat:condition>
+        <acat:field xmlns:acat="https://schemas.acat.akademie.uni-bremen.de" id="adc91112-45a8-4d6d-ac62-bd89ea22e7dc" field="1744"/>
       </w:r>
     </w:p>
     <w:p>
@@ -171,13 +171,13 @@
         <w:rPr>
           <w:rFonts w:ascii="Trebuchet MS" w:hAnsi="Trebuchet MS"/>
         </w:rPr>
-        <acat:condition xmlns:acat="https://schemas.acat.akademie.uni-bremen.de" id="e2fc40af-f0ea-4132-acdd-400783530dee" field="1760" action="0"><![CDATA[<>]]></acat:condition>
-        <acat:condition xmlns:acat="https://schemas.acat.akademie.uni-bremen.de" id="27eac811-d596-4242-afab-90b30a46123c" field="1752" action="2"><![CDATA[=]]></acat:condition>
-        <acat:field xmlns:acat="https://schemas.acat.akademie.uni-bremen.de" id="1d304fde-fb2b-4cb9-9d7b-c5a9a195310b" field="1752"/>
+        <acat:condition xmlns:acat="https://schemas.acat.akademie.uni-bremen.de" id="96adb4b3-c71b-4e8d-bcd6-25122a7bfe61" field="1760" action="0"><![CDATA[<>]]></acat:condition>
+        <acat:condition xmlns:acat="https://schemas.acat.akademie.uni-bremen.de" id="c722c5f9-700f-4aef-9715-7c23ee915c23" field="1752" action="2"><![CDATA[=]]></acat:condition>
+        <acat:field xmlns:acat="https://schemas.acat.akademie.uni-bremen.de" id="44faca63-d7cc-473c-8dbf-cfedea2684ea" field="1752"/>
         <w:t xml:space="preserve"> </w:t>
-        <acat:field xmlns:acat="https://schemas.acat.akademie.uni-bremen.de" id="7f5d11df-f7fb-4637-a1d3-d202ad792fad" field="1745"/>
+        <acat:field xmlns:acat="https://schemas.acat.akademie.uni-bremen.de" id="7d811cb9-c4ee-40e7-9d1e-27c85c408ecd" field="1745"/>
         <w:t xml:space="preserve"> </w:t>
-        <acat:field xmlns:acat="https://schemas.acat.akademie.uni-bremen.de" id="fc0c3bbf-a3dc-41c5-a9fe-7c3a0bfba84d" field="1747"/>
+        <acat:field xmlns:acat="https://schemas.acat.akademie.uni-bremen.de" id="a30daa29-de5b-49be-bc67-02d330626c66" field="1747"/>
       </w:r>
     </w:p>
     <w:p>
@@ -192,8 +192,8 @@
         <w:rPr>
           <w:rFonts w:ascii="Trebuchet MS" w:hAnsi="Trebuchet MS"/>
         </w:rPr>
-        <acat:condition xmlns:acat="https://schemas.acat.akademie.uni-bremen.de" id="9c3004eb-21a3-4464-905b-962440a9c1b7" field="1760" action="0"><![CDATA[<>]]></acat:condition>
-        <acat:field xmlns:acat="https://schemas.acat.akademie.uni-bremen.de" id="43d86002-45b2-49c3-8a60-58adfcc5c077" field="1748"/>
+        <acat:condition xmlns:acat="https://schemas.acat.akademie.uni-bremen.de" id="9a1ca7db-c6a7-4081-baaf-a24fde0bf7e4" field="1760" action="0"><![CDATA[<>]]></acat:condition>
+        <acat:field xmlns:acat="https://schemas.acat.akademie.uni-bremen.de" id="9f221d37-825d-4ad7-8d7a-fa12d278302a" field="1748"/>
       </w:r>
     </w:p>
     <w:p>
@@ -208,10 +208,10 @@
         <w:rPr>
           <w:rFonts w:ascii="Trebuchet MS" w:hAnsi="Trebuchet MS"/>
         </w:rPr>
-        <acat:condition xmlns:acat="https://schemas.acat.akademie.uni-bremen.de" id="f3172585-28ca-44ee-9835-3d90673eaa58" field="1760" action="0"><![CDATA[<>]]></acat:condition>
-        <acat:field xmlns:acat="https://schemas.acat.akademie.uni-bremen.de" id="751b9a07-e419-41c6-8fd0-1ced5fd14ebf" field="1749"/>
+        <acat:condition xmlns:acat="https://schemas.acat.akademie.uni-bremen.de" id="3dca06c6-b40d-4f7f-a39d-fbc88563cc2d" field="1760" action="0"><![CDATA[<>]]></acat:condition>
+        <acat:field xmlns:acat="https://schemas.acat.akademie.uni-bremen.de" id="05fd14a0-94a9-4b3d-a444-c4af4aba88f4" field="1749"/>
         <w:t xml:space="preserve"> </w:t>
-        <acat:field xmlns:acat="https://schemas.acat.akademie.uni-bremen.de" id="b61f36f2-2076-436b-9761-ad8716ba23d4" field="1750"/>
+        <acat:field xmlns:acat="https://schemas.acat.akademie.uni-bremen.de" id="8d68ff46-f3d4-410d-94bc-df9ba187a2bc" field="1750"/>
       </w:r>
     </w:p>
     <w:p>
@@ -226,8 +226,8 @@
         <w:rPr>
           <w:rFonts w:ascii="Trebuchet MS" w:hAnsi="Trebuchet MS"/>
         </w:rPr>
-        <acat:condition xmlns:acat="https://schemas.acat.akademie.uni-bremen.de" id="28ae175b-19cf-439c-8285-3bfb39ed1691" field="1757" action="0"><![CDATA[=]]></acat:condition>
-        <acat:field xmlns:acat="https://schemas.acat.akademie.uni-bremen.de" id="19a715c0-5827-477b-9999-be7d37d1745e" field="1757"/>
+        <acat:condition xmlns:acat="https://schemas.acat.akademie.uni-bremen.de" id="69c73214-4c02-48a8-806e-d5cdffee0757" field="1757" action="0"><![CDATA[=]]></acat:condition>
+        <acat:field xmlns:acat="https://schemas.acat.akademie.uni-bremen.de" id="a4b1630a-9962-4388-9e49-ff0900425052" field="1757"/>
         <w:t xml:space="preserve"> </w:t>
       </w:r>
     </w:p>
@@ -243,8 +243,8 @@
         <w:rPr>
           <w:rFonts w:ascii="Trebuchet MS" w:hAnsi="Trebuchet MS"/>
         </w:rPr>
-        <acat:condition xmlns:acat="https://schemas.acat.akademie.uni-bremen.de" id="e9638eb8-1703-4eb8-87dd-c09f3e33de07" field="1860" action="0"><![CDATA[=]]></acat:condition>
-        <acat:field xmlns:acat="https://schemas.acat.akademie.uni-bremen.de" id="df688f75-034d-4627-8fd3-2b769262c16f" field="1860"/>
+        <acat:condition xmlns:acat="https://schemas.acat.akademie.uni-bremen.de" id="4baaea4a-8bbf-409e-83ed-585e66bbe42f" field="1860" action="0"><![CDATA[=]]></acat:condition>
+        <acat:field xmlns:acat="https://schemas.acat.akademie.uni-bremen.de" id="da059cda-b848-4ae1-b18c-fb66cd8ed53e" field="1860"/>
         <w:t xml:space="preserve"> </w:t>
       </w:r>
     </w:p>
@@ -260,10 +260,10 @@
         <w:rPr>
           <w:rFonts w:ascii="Trebuchet MS" w:hAnsi="Trebuchet MS"/>
         </w:rPr>
-        <acat:condition xmlns:acat="https://schemas.acat.akademie.uni-bremen.de" id="78380193-f336-48ce-a9cc-cd42760db50d" field="1862" action="0"><![CDATA[=]]></acat:condition>
-        <acat:field xmlns:acat="https://schemas.acat.akademie.uni-bremen.de" id="c26e4219-e590-4f8c-8a1b-eea9c83d6490" field="1862"/>
+        <acat:condition xmlns:acat="https://schemas.acat.akademie.uni-bremen.de" id="cadfa5ef-678a-4185-97b4-24cb72ea1402" field="1862" action="0"><![CDATA[=]]></acat:condition>
+        <acat:field xmlns:acat="https://schemas.acat.akademie.uni-bremen.de" id="2bdc319a-ac76-4e32-afd6-e0de79a53fb1" field="1862"/>
         <w:t xml:space="preserve"> </w:t>
-        <acat:field xmlns:acat="https://schemas.acat.akademie.uni-bremen.de" id="b4e50bca-8643-4d7d-8e7b-63dfcc81491c" field="1863"/>
+        <acat:field xmlns:acat="https://schemas.acat.akademie.uni-bremen.de" id="3e7fb22f-1c93-41df-ab80-8dfa48f123fb" field="1863"/>
       </w:r>
     </w:p>
     <w:p>
@@ -278,8 +278,8 @@
         <w:rPr>
           <w:rFonts w:ascii="Trebuchet MS" w:hAnsi="Trebuchet MS"/>
         </w:rPr>
-        <acat:condition xmlns:acat="https://schemas.acat.akademie.uni-bremen.de" id="37012935-0d6b-46aa-8856-5c38218b802a" field="1760" action="0"><![CDATA[=]]></acat:condition>
-        <acat:field xmlns:acat="https://schemas.acat.akademie.uni-bremen.de" id="6ac29e47-5350-4781-9b53-3107d14a83f6" field="1760"/>
+        <acat:condition xmlns:acat="https://schemas.acat.akademie.uni-bremen.de" id="a306fd79-1ac5-4c8d-bad6-3753a0f97e16" field="1760" action="0"><![CDATA[=]]></acat:condition>
+        <acat:field xmlns:acat="https://schemas.acat.akademie.uni-bremen.de" id="3be35801-a67c-41b9-a65f-7995c486f87f" field="1760"/>
       </w:r>
     </w:p>
     <w:p>
@@ -294,10 +294,10 @@
         <w:rPr>
           <w:rFonts w:ascii="Trebuchet MS" w:hAnsi="Trebuchet MS"/>
         </w:rPr>
-        <acat:condition xmlns:acat="https://schemas.acat.akademie.uni-bremen.de" id="27ccf683-fb54-4df4-a996-0e3845378437" field="1761" action="0"><![CDATA[=]]></acat:condition>
-        <acat:field xmlns:acat="https://schemas.acat.akademie.uni-bremen.de" id="43f2314d-4686-4db0-b806-95e85b75adf9" field="1761"/>
+        <acat:condition xmlns:acat="https://schemas.acat.akademie.uni-bremen.de" id="cf757ee2-b24c-4037-afdb-6b6e0f22f293" field="1761" action="0"><![CDATA[=]]></acat:condition>
+        <acat:field xmlns:acat="https://schemas.acat.akademie.uni-bremen.de" id="bf545d0c-ce83-4741-a40d-bd3e3a0f25e2" field="1761"/>
         <w:t xml:space="preserve"> </w:t>
-        <acat:field xmlns:acat="https://schemas.acat.akademie.uni-bremen.de" id="2aa2c209-9b6c-4649-8232-4d53e4d3f088" field="1762"/>
+        <acat:field xmlns:acat="https://schemas.acat.akademie.uni-bremen.de" id="36e890fb-5082-4dbd-808c-3485c0f1d860" field="1762"/>
       </w:r>
     </w:p>
     <w:p>
@@ -326,7 +326,7 @@
         <w:rPr>
           <w:rFonts w:ascii="Trebuchet MS" w:hAnsi="Trebuchet MS"/>
         </w:rPr>
-        <acat:field xmlns:acat="https://schemas.acat.akademie.uni-bremen.de" id="c436a769-b0da-462d-bd4e-6849d36abef2" field="1858"/>
+        <acat:field xmlns:acat="https://schemas.acat.akademie.uni-bremen.de" id="e0d88241-2436-4858-a9a7-3bd3f964c846" field="1858"/>
       </w:r>
       <w:r>
         <w:rPr>
@@ -338,7 +338,7 @@
         <w:rPr>
           <w:rFonts w:ascii="Trebuchet MS" w:hAnsi="Trebuchet MS"/>
         </w:rPr>
-        <acat:field xmlns:acat="https://schemas.acat.akademie.uni-bremen.de" id="7f14fed8-1c8b-4bae-8c5e-29ca02752eb3" field="1762"/>
+        <acat:field xmlns:acat="https://schemas.acat.akademie.uni-bremen.de" id="a2a3449e-77f2-4f5a-a9aa-67b0024fb542" field="1762"/>
       </w:r>
       <w:r>
         <w:rPr>
@@ -350,16 +350,16 @@
         <w:rPr>
           <w:rFonts w:ascii="Trebuchet MS" w:hAnsi="Trebuchet MS"/>
         </w:rPr>
-        <acat:field xmlns:acat="https://schemas.acat.akademie.uni-bremen.de" id="0eab23b5-b9db-41d2-9b16-3e62c7a872fc" field="1757"/>
+        <acat:field xmlns:acat="https://schemas.acat.akademie.uni-bremen.de" id="16bcc886-ceac-44f1-9322-98e55f0d186a" field="1757"/>
       </w:r>
       <w:r>
         <w:rPr>
           <w:rFonts w:ascii="Trebuchet MS" w:hAnsi="Trebuchet MS"/>
         </w:rPr>
         <w:t xml:space="preserve"> Felder einbauen, sonst spiegelt das ja nicht wirklich die Realität wieder. Aber was wäre das Leben ohne die Möglichkeit Entscheidungen treffen zu können!? Deswegen </w:t>
-        <acat:condition xmlns:acat="https://schemas.acat.akademie.uni-bremen.de" id="e2033a65-5b9f-4920-abf0-fd0b3a90f850" field="1760" action="0"><![CDATA[=]]></acat:condition>
+        <acat:condition xmlns:acat="https://schemas.acat.akademie.uni-bremen.de" id="06a1b34f-69e6-41cb-b4ed-02a247d02c43" field="1760" action="0"><![CDATA[=]]></acat:condition>
         <w:t xml:space="preserve"> </w:t>
-        <acat:text xmlns:acat="https://schemas.acat.akademie.uni-bremen.de" id="f4da7c02-cb3c-419f-8346-9036a2e5ceb9" space="preserve">Hurray</acat:text>
+        <acat:text xmlns:acat="https://schemas.acat.akademie.uni-bremen.de" id="5020c5a8-0822-4997-84ed-bbf9970c3bcd" space="preserve">Hurray</acat:text>
         <w:t xml:space="preserve">. Läuft, oder!? :-P </w:t>
       </w:r>
       <w:proofErr w:type="spellStart"/>
@@ -397,7 +397,7 @@
         <w:rPr>
           <w:rFonts w:ascii="Trebuchet MS" w:hAnsi="Trebuchet MS"/>
         </w:rPr>
-        <acat:field xmlns:acat="https://schemas.acat.akademie.uni-bremen.de" id="51ea73cf-d6f6-4d0a-87cc-097c59ce38b6" field="156"/>
+        <acat:field xmlns:acat="https://schemas.acat.akademie.uni-bremen.de" id="59965d94-e520-495d-9e26-032e9ae40853" field="156"/>
         <w:t xml:space="preserve"> Es soll das Feld mit der ID 156 gedruckt werden</w:t>
       </w:r>
     </w:p>
@@ -436,7 +436,7 @@
         <w:rPr>
           <w:rFonts w:ascii="Trebuchet MS" w:hAnsi="Trebuchet MS"/>
         </w:rPr>
-        <acat:text xmlns:acat="https://schemas.acat.akademie.uni-bremen.de" id="095db32f-85f4-4c8a-a5b2-ad262689a701" space="preserve">FOO BAR</acat:text>
+        <acat:text xmlns:acat="https://schemas.acat.akademie.uni-bremen.de" id="382fa37e-f03f-4fc8-a3d8-f52a6f569610" space="preserve">FOO BAR</acat:text>
         <w:t xml:space="preserve"> Hier handelt es sich um ein Textfeld, welches den Inhalt „FOO BAR“ ausdruckt.</w:t>
       </w:r>
     </w:p>
@@ -506,7 +506,7 @@
         <w:rPr>
           <w:rFonts w:ascii="Arial" w:hAnsi="Arial" w:cs="Arial"/>
         </w:rPr>
-        <acat:block xmlns:acat="https://schemas.acat.akademie.uni-bremen.de" id="7ac962b7-0128-4deb-bb93-c01f4baad109" type="start"/>
+        <acat:block xmlns:acat="https://schemas.acat.akademie.uni-bremen.de" id="b45d583f-b8cb-4134-bc05-d5efdbe6d833" type="start"/>
       </w:r>
     </w:p>
     <w:p>
@@ -520,20 +520,20 @@
         <w:rPr>
           <w:rFonts w:ascii="Arial" w:hAnsi="Arial" w:cs="Arial"/>
         </w:rPr>
-        <acat:field xmlns:acat="https://schemas.acat.akademie.uni-bremen.de" id="33541088-69a7-451b-9c2a-dc7c476dac36" field="156"/>
-      </w:r>
-    </w:p>
-    <w:p>
-      <w:pPr>
-        <w:rPr>
-          <w:rFonts w:ascii="Arial" w:hAnsi="Arial" w:cs="Arial"/>
-        </w:rPr>
-      </w:pPr>
-      <w:r>
-        <w:rPr>
-          <w:rFonts w:ascii="Arial" w:hAnsi="Arial" w:cs="Arial"/>
-        </w:rPr>
-        <acat:block xmlns:acat="https://schemas.acat.akademie.uni-bremen.de" id="4ecf9d82-23b6-40d1-a228-e507858961ac" type="end"/>
+        <acat:field xmlns:acat="https://schemas.acat.akademie.uni-bremen.de" id="973c6c1e-26bc-4779-96b2-973f86fe41cf" field="156"/>
+      </w:r>
+    </w:p>
+    <w:p>
+      <w:pPr>
+        <w:rPr>
+          <w:rFonts w:ascii="Arial" w:hAnsi="Arial" w:cs="Arial"/>
+        </w:rPr>
+      </w:pPr>
+      <w:r>
+        <w:rPr>
+          <w:rFonts w:ascii="Arial" w:hAnsi="Arial" w:cs="Arial"/>
+        </w:rPr>
+        <acat:block xmlns:acat="https://schemas.acat.akademie.uni-bremen.de" id="307f296a-9f84-4015-a588-42aad8f18caa" type="end"/>
       </w:r>
     </w:p>
     <w:p>
@@ -633,11 +633,11 @@
         <w:rPr>
           <w:rFonts w:ascii="Arial" w:hAnsi="Arial" w:cs="Arial"/>
         </w:rPr>
-        <acat:block xmlns:acat="https://schemas.acat.akademie.uni-bremen.de" id="5c797230-fe89-44fd-8dcb-51a9ede079b2" type="start"/>
+        <acat:block xmlns:acat="https://schemas.acat.akademie.uni-bremen.de" id="aaadf5fd-a2f5-4dac-a7b8-453463660f8e" type="start"/>
         <w:t xml:space="preserve"> </w:t>
-        <acat:field xmlns:acat="https://schemas.acat.akademie.uni-bremen.de" id="77d6c307-cb34-42db-8c52-b74c2f6d17b0" field="157"/>
+        <acat:field xmlns:acat="https://schemas.acat.akademie.uni-bremen.de" id="87f9cfc2-98dc-4691-86dd-b22770a55798" field="157"/>
         <w:t xml:space="preserve"> </w:t>
-        <acat:block xmlns:acat="https://schemas.acat.akademie.uni-bremen.de" id="608e7d8b-1c8c-4d0d-9470-0939e73ec9e2" type="end"/>
+        <acat:block xmlns:acat="https://schemas.acat.akademie.uni-bremen.de" id="e1150698-a1c5-4a78-b7c6-3f2bc37a81f0" type="end"/>
       </w:r>
     </w:p>
     <w:p>
@@ -665,33 +665,33 @@
         <w:rPr>
           <w:rFonts w:ascii="Arial" w:hAnsi="Arial" w:cs="Arial"/>
         </w:rPr>
-        <acat:block xmlns:acat="https://schemas.acat.akademie.uni-bremen.de" id="722dff36-9dd8-49c5-a489-2c14d07b59fb" type="start"/>
-      </w:r>
-    </w:p>
-    <w:p>
-      <w:pPr>
-        <w:rPr>
-          <w:rFonts w:ascii="Arial" w:hAnsi="Arial" w:cs="Arial"/>
-        </w:rPr>
-      </w:pPr>
-      <w:r>
-        <w:rPr>
-          <w:rFonts w:ascii="Arial" w:hAnsi="Arial" w:cs="Arial"/>
-        </w:rPr>
-        <acat:field xmlns:acat="https://schemas.acat.akademie.uni-bremen.de" id="c24a0c63-7d29-47bf-83bf-7e15da937cf2" field="156"/>
-      </w:r>
-    </w:p>
-    <w:p>
-      <w:pPr>
-        <w:rPr>
-          <w:rFonts w:ascii="Arial" w:hAnsi="Arial" w:cs="Arial"/>
-        </w:rPr>
-      </w:pPr>
-      <w:r>
-        <w:rPr>
-          <w:rFonts w:ascii="Arial" w:hAnsi="Arial" w:cs="Arial"/>
-        </w:rPr>
-        <acat:block xmlns:acat="https://schemas.acat.akademie.uni-bremen.de" id="5147c6de-4417-48d4-9ab7-ff513ff9f257" type="end"/>
+        <acat:block xmlns:acat="https://schemas.acat.akademie.uni-bremen.de" id="704abff3-217e-4c23-9411-464f00ab44b3" type="start"/>
+      </w:r>
+    </w:p>
+    <w:p>
+      <w:pPr>
+        <w:rPr>
+          <w:rFonts w:ascii="Arial" w:hAnsi="Arial" w:cs="Arial"/>
+        </w:rPr>
+      </w:pPr>
+      <w:r>
+        <w:rPr>
+          <w:rFonts w:ascii="Arial" w:hAnsi="Arial" w:cs="Arial"/>
+        </w:rPr>
+        <acat:field xmlns:acat="https://schemas.acat.akademie.uni-bremen.de" id="fadfc942-678e-4ea9-871d-e14232dc75ae" field="156"/>
+      </w:r>
+    </w:p>
+    <w:p>
+      <w:pPr>
+        <w:rPr>
+          <w:rFonts w:ascii="Arial" w:hAnsi="Arial" w:cs="Arial"/>
+        </w:rPr>
+      </w:pPr>
+      <w:r>
+        <w:rPr>
+          <w:rFonts w:ascii="Arial" w:hAnsi="Arial" w:cs="Arial"/>
+        </w:rPr>
+        <acat:block xmlns:acat="https://schemas.acat.akademie.uni-bremen.de" id="6ab822ab-7e9d-47a0-a3af-ec2039ccd6a3" type="end"/>
       </w:r>
     </w:p>
     <w:p>
@@ -1082,7 +1082,7 @@
               <w:rPr>
                 <w:rFonts w:ascii="Arial" w:hAnsi="Arial" w:cs="Arial"/>
               </w:rPr>
-              <acat:block xmlns:acat="https://schemas.acat.akademie.uni-bremen.de" id="24afa470-d201-4455-b428-0111aea95053" type="start"/>
+              <acat:block xmlns:acat="https://schemas.acat.akademie.uni-bremen.de" id="2d5348e7-e22e-45a4-9272-d1c6a3bcea07" type="start"/>
               <w:t xml:space="preserve"> </w:t>
             </w:r>
           </w:p>
@@ -1101,7 +1101,7 @@
               <w:rPr>
                 <w:rFonts w:ascii="Arial" w:hAnsi="Arial" w:cs="Arial"/>
               </w:rPr>
-              <acat:field xmlns:acat="https://schemas.acat.akademie.uni-bremen.de" id="56bbbc83-06e6-408d-9d12-a83645ba74f8" field="156"/>
+              <acat:field xmlns:acat="https://schemas.acat.akademie.uni-bremen.de" id="4db2e8ca-8092-4781-83f6-8dd0251bbb0a" field="156"/>
             </w:r>
           </w:p>
         </w:tc>
@@ -1119,7 +1119,7 @@
               <w:rPr>
                 <w:rFonts w:ascii="Arial" w:hAnsi="Arial" w:cs="Arial"/>
               </w:rPr>
-              <acat:field xmlns:acat="https://schemas.acat.akademie.uni-bremen.de" id="70fc8cd7-7110-45bf-b91b-b7b8a337e742" field="157"/>
+              <acat:field xmlns:acat="https://schemas.acat.akademie.uni-bremen.de" id="c19d0352-127c-4ef6-838e-5537bf92eb8b" field="157"/>
             </w:r>
           </w:p>
         </w:tc>
@@ -1137,7 +1137,7 @@
               <w:rPr>
                 <w:rFonts w:ascii="Arial" w:hAnsi="Arial" w:cs="Arial"/>
               </w:rPr>
-              <acat:block xmlns:acat="https://schemas.acat.akademie.uni-bremen.de" id="acf60f93-6e6a-44af-a898-082822515bb6" type="end"/>
+              <acat:block xmlns:acat="https://schemas.acat.akademie.uni-bremen.de" id="e56bd8bd-aba2-473f-b621-845261db1bfd" type="end"/>
             </w:r>
           </w:p>
         </w:tc>
@@ -1868,7 +1868,7 @@
               <w:rPr>
                 <w:rFonts w:ascii="Arial" w:hAnsi="Arial" w:cs="Arial"/>
               </w:rPr>
-              <acat:block xmlns:acat="https://schemas.acat.akademie.uni-bremen.de" id="316ad12f-a18f-4701-9fba-9184e816186e" type="start"/>
+              <acat:block xmlns:acat="https://schemas.acat.akademie.uni-bremen.de" id="4ff6eb65-e306-4cb1-a116-830932bac281" type="start"/>
             </w:r>
           </w:p>
         </w:tc>
@@ -1900,7 +1900,7 @@
               <w:rPr>
                 <w:rFonts w:ascii="Arial" w:hAnsi="Arial" w:cs="Arial"/>
               </w:rPr>
-              <acat:field xmlns:acat="https://schemas.acat.akademie.uni-bremen.de" id="786203e7-42d5-4e6e-af51-b136015b95f9" field="156"/>
+              <acat:field xmlns:acat="https://schemas.acat.akademie.uni-bremen.de" id="ecfba1f1-ef3a-486d-b167-7733e7ac207e" field="156"/>
             </w:r>
           </w:p>
         </w:tc>
@@ -1918,7 +1918,7 @@
               <w:rPr>
                 <w:rFonts w:ascii="Arial" w:hAnsi="Arial" w:cs="Arial"/>
               </w:rPr>
-              <acat:field xmlns:acat="https://schemas.acat.akademie.uni-bremen.de" id="86892944-1efe-42b9-834f-fcbdcd6712f5" field="157"/>
+              <acat:field xmlns:acat="https://schemas.acat.akademie.uni-bremen.de" id="5199b3b7-d89e-4679-ba84-73e7994e76c2" field="157"/>
             </w:r>
           </w:p>
         </w:tc>
@@ -1939,7 +1939,7 @@
                 <w:rFonts w:ascii="Arial" w:hAnsi="Arial" w:cs="Arial"/>
               </w:rPr>
               <w:lastRenderedPageBreak/>
-              <acat:block xmlns:acat="https://schemas.acat.akademie.uni-bremen.de" id="4fb42c66-bf53-4563-bcac-a2bac7b6a6db" type="end"/>
+              <acat:block xmlns:acat="https://schemas.acat.akademie.uni-bremen.de" id="5b24a6b0-fe35-4863-bd62-638b7f6505a9" type="end"/>
             </w:r>
           </w:p>
         </w:tc>
@@ -2354,7 +2354,7 @@
               <w:rPr>
                 <w:rFonts w:ascii="Arial" w:hAnsi="Arial" w:cs="Arial"/>
               </w:rPr>
-              <acat:block xmlns:acat="https://schemas.acat.akademie.uni-bremen.de" id="8c68e478-9de2-4a41-ae67-f37247e5d516" type="start"/>
+              <acat:block xmlns:acat="https://schemas.acat.akademie.uni-bremen.de" id="69a33edb-73d3-497d-b4a6-f0675c83fcff" type="start"/>
             </w:r>
           </w:p>
         </w:tc>
@@ -2392,7 +2392,7 @@
               <w:rPr>
                 <w:rFonts w:ascii="Arial" w:hAnsi="Arial" w:cs="Arial"/>
               </w:rPr>
-              <acat:field xmlns:acat="https://schemas.acat.akademie.uni-bremen.de" id="6f677424-f3b8-4173-becd-8e23d8c44a25" field="156"/>
+              <acat:field xmlns:acat="https://schemas.acat.akademie.uni-bremen.de" id="f0ccf612-89e6-4f42-a491-aaae1f3b4ea5" field="156"/>
             </w:r>
           </w:p>
         </w:tc>
@@ -2410,7 +2410,7 @@
               <w:rPr>
                 <w:rFonts w:ascii="Arial" w:hAnsi="Arial" w:cs="Arial"/>
               </w:rPr>
-              <acat:field xmlns:acat="https://schemas.acat.akademie.uni-bremen.de" id="8db9f529-6e1b-4ed1-9d19-88174a23f5e4" field="157"/>
+              <acat:field xmlns:acat="https://schemas.acat.akademie.uni-bremen.de" id="c3368bdd-4233-4dbc-b65e-16151c5d639d" field="157"/>
             </w:r>
           </w:p>
         </w:tc>
@@ -2430,7 +2430,7 @@
               <w:rPr>
                 <w:rFonts w:ascii="Arial" w:hAnsi="Arial" w:cs="Arial"/>
               </w:rPr>
-              <acat:block xmlns:acat="https://schemas.acat.akademie.uni-bremen.de" id="68dbbcc5-0466-45e1-8b25-0fa493b49f29" type="end"/>
+              <acat:block xmlns:acat="https://schemas.acat.akademie.uni-bremen.de" id="a41f18e9-46d7-49f6-9e33-726a7db8db8c" type="end"/>
             </w:r>
           </w:p>
         </w:tc>

--- a/test/Parser/Tag/Resources/tag_generator_test_document_lck.docx
+++ b/test/Parser/Tag/Resources/tag_generator_test_document_lck.docx
@@ -89,7 +89,7 @@
           <w:color w:val="FF0000"/>
           <w:sz w:val="32"/>
         </w:rPr>
-        <acat:field xmlns:acat="https://schemas.acat.akademie.uni-bremen.de" id="8af810bd-cb8f-4c42-8013-26fe1402d50d" field="1121"/>
+        <acat:field xmlns:acat="https://schemas.acat.akademie.uni-bremen.de" id="9323e5a1-ca14-4bc7-bacd-8d79552c21ed" field="1121"/>
       </w:r>
     </w:p>
     <w:p>
@@ -136,9 +136,9 @@
         <w:rPr>
           <w:rFonts w:ascii="Trebuchet MS" w:hAnsi="Trebuchet MS"/>
         </w:rPr>
-        <acat:condition xmlns:acat="https://schemas.acat.akademie.uni-bremen.de" id="81d68d9e-0cf2-44f4-b27c-460db56701a4" field="1760" action="0"><![CDATA[<>]]></acat:condition>
-        <acat:condition xmlns:acat="https://schemas.acat.akademie.uni-bremen.de" id="415c5924-e5c1-4f1f-9f30-30a99378a219" field="1858" action="0"><![CDATA[=]]></acat:condition>
-        <acat:field xmlns:acat="https://schemas.acat.akademie.uni-bremen.de" id="8ae6761e-bdd0-42e2-9236-bd5f37c41f86" field="1858"/>
+        <acat:condition xmlns:acat="https://schemas.acat.akademie.uni-bremen.de" id="8153d2cc-2e10-4ade-ac01-ed94a4f01e2e" field="1760" action="0"><![CDATA[<>]]></acat:condition>
+        <acat:condition xmlns:acat="https://schemas.acat.akademie.uni-bremen.de" id="c0a510fd-d2d9-4800-9fb5-eaaf8451fe93" field="1858" action="0"><![CDATA[=]]></acat:condition>
+        <acat:field xmlns:acat="https://schemas.acat.akademie.uni-bremen.de" id="f1ff28da-3a8b-4e09-9652-b8d5667371b3" field="1858"/>
         <w:t xml:space="preserve"> </w:t>
       </w:r>
     </w:p>
@@ -154,9 +154,9 @@
         <w:rPr>
           <w:rFonts w:ascii="Trebuchet MS" w:hAnsi="Trebuchet MS"/>
         </w:rPr>
-        <acat:condition xmlns:acat="https://schemas.acat.akademie.uni-bremen.de" id="7c60ca9a-24bc-4564-9e14-4d8d8a6daeae" field="1760" action="0"><![CDATA[<>]]></acat:condition>
-        <acat:condition xmlns:acat="https://schemas.acat.akademie.uni-bremen.de" id="e2fbac06-802a-496e-b5f9-67b0cb1e9528" field="1744" action="0"><![CDATA[=]]></acat:condition>
-        <acat:field xmlns:acat="https://schemas.acat.akademie.uni-bremen.de" id="adc91112-45a8-4d6d-ac62-bd89ea22e7dc" field="1744"/>
+        <acat:condition xmlns:acat="https://schemas.acat.akademie.uni-bremen.de" id="4d8366b5-8cc5-4bca-8aa9-8ede34bb4abb" field="1760" action="0"><![CDATA[<>]]></acat:condition>
+        <acat:condition xmlns:acat="https://schemas.acat.akademie.uni-bremen.de" id="8ee29dc9-0fc4-4195-9278-b2a3cfeeefba" field="1744" action="0"><![CDATA[=]]></acat:condition>
+        <acat:field xmlns:acat="https://schemas.acat.akademie.uni-bremen.de" id="a161da01-cd3f-473f-893f-cf3f1a49b927" field="1744"/>
       </w:r>
     </w:p>
     <w:p>
@@ -171,13 +171,13 @@
         <w:rPr>
           <w:rFonts w:ascii="Trebuchet MS" w:hAnsi="Trebuchet MS"/>
         </w:rPr>
-        <acat:condition xmlns:acat="https://schemas.acat.akademie.uni-bremen.de" id="96adb4b3-c71b-4e8d-bcd6-25122a7bfe61" field="1760" action="0"><![CDATA[<>]]></acat:condition>
-        <acat:condition xmlns:acat="https://schemas.acat.akademie.uni-bremen.de" id="c722c5f9-700f-4aef-9715-7c23ee915c23" field="1752" action="2"><![CDATA[=]]></acat:condition>
-        <acat:field xmlns:acat="https://schemas.acat.akademie.uni-bremen.de" id="44faca63-d7cc-473c-8dbf-cfedea2684ea" field="1752"/>
+        <acat:condition xmlns:acat="https://schemas.acat.akademie.uni-bremen.de" id="d39e3303-dd80-4706-94f5-9fd13628c554" field="1760" action="0"><![CDATA[<>]]></acat:condition>
+        <acat:condition xmlns:acat="https://schemas.acat.akademie.uni-bremen.de" id="7cbc94db-7b33-4461-8719-6037024c4b3d" field="1752" action="2"><![CDATA[=]]></acat:condition>
+        <acat:field xmlns:acat="https://schemas.acat.akademie.uni-bremen.de" id="43f0cd0f-8bf3-4bfd-a4ef-8066a6123790" field="1752"/>
         <w:t xml:space="preserve"> </w:t>
-        <acat:field xmlns:acat="https://schemas.acat.akademie.uni-bremen.de" id="7d811cb9-c4ee-40e7-9d1e-27c85c408ecd" field="1745"/>
+        <acat:field xmlns:acat="https://schemas.acat.akademie.uni-bremen.de" id="c927a1f8-bb94-4665-a672-a1a6f3c40d51" field="1745"/>
         <w:t xml:space="preserve"> </w:t>
-        <acat:field xmlns:acat="https://schemas.acat.akademie.uni-bremen.de" id="a30daa29-de5b-49be-bc67-02d330626c66" field="1747"/>
+        <acat:field xmlns:acat="https://schemas.acat.akademie.uni-bremen.de" id="449a20b4-7269-440d-8829-fc545333eb13" field="1747"/>
       </w:r>
     </w:p>
     <w:p>
@@ -192,8 +192,8 @@
         <w:rPr>
           <w:rFonts w:ascii="Trebuchet MS" w:hAnsi="Trebuchet MS"/>
         </w:rPr>
-        <acat:condition xmlns:acat="https://schemas.acat.akademie.uni-bremen.de" id="9a1ca7db-c6a7-4081-baaf-a24fde0bf7e4" field="1760" action="0"><![CDATA[<>]]></acat:condition>
-        <acat:field xmlns:acat="https://schemas.acat.akademie.uni-bremen.de" id="9f221d37-825d-4ad7-8d7a-fa12d278302a" field="1748"/>
+        <acat:condition xmlns:acat="https://schemas.acat.akademie.uni-bremen.de" id="c4ee7505-bd39-4ade-a6f1-203efcbf1082" field="1760" action="0"><![CDATA[<>]]></acat:condition>
+        <acat:field xmlns:acat="https://schemas.acat.akademie.uni-bremen.de" id="7b294bc4-0b4e-447d-9d8b-cf8aaa22cdaf" field="1748"/>
       </w:r>
     </w:p>
     <w:p>
@@ -208,10 +208,10 @@
         <w:rPr>
           <w:rFonts w:ascii="Trebuchet MS" w:hAnsi="Trebuchet MS"/>
         </w:rPr>
-        <acat:condition xmlns:acat="https://schemas.acat.akademie.uni-bremen.de" id="3dca06c6-b40d-4f7f-a39d-fbc88563cc2d" field="1760" action="0"><![CDATA[<>]]></acat:condition>
-        <acat:field xmlns:acat="https://schemas.acat.akademie.uni-bremen.de" id="05fd14a0-94a9-4b3d-a444-c4af4aba88f4" field="1749"/>
+        <acat:condition xmlns:acat="https://schemas.acat.akademie.uni-bremen.de" id="f197d9c0-9727-463f-b888-4e2297d5d569" field="1760" action="0"><![CDATA[<>]]></acat:condition>
+        <acat:field xmlns:acat="https://schemas.acat.akademie.uni-bremen.de" id="09fad072-d9ef-4c8e-baba-0e70e1c8f09b" field="1749"/>
         <w:t xml:space="preserve"> </w:t>
-        <acat:field xmlns:acat="https://schemas.acat.akademie.uni-bremen.de" id="8d68ff46-f3d4-410d-94bc-df9ba187a2bc" field="1750"/>
+        <acat:field xmlns:acat="https://schemas.acat.akademie.uni-bremen.de" id="db6493ca-3dc1-4e44-afae-4ae9cb22205a" field="1750"/>
       </w:r>
     </w:p>
     <w:p>
@@ -226,8 +226,8 @@
         <w:rPr>
           <w:rFonts w:ascii="Trebuchet MS" w:hAnsi="Trebuchet MS"/>
         </w:rPr>
-        <acat:condition xmlns:acat="https://schemas.acat.akademie.uni-bremen.de" id="69c73214-4c02-48a8-806e-d5cdffee0757" field="1757" action="0"><![CDATA[=]]></acat:condition>
-        <acat:field xmlns:acat="https://schemas.acat.akademie.uni-bremen.de" id="a4b1630a-9962-4388-9e49-ff0900425052" field="1757"/>
+        <acat:condition xmlns:acat="https://schemas.acat.akademie.uni-bremen.de" id="dc529f20-de10-405c-a3fa-8f79de151d1b" field="1757" action="0"><![CDATA[=]]></acat:condition>
+        <acat:field xmlns:acat="https://schemas.acat.akademie.uni-bremen.de" id="0f1256ef-91e4-4d3d-9b32-44a199c490c0" field="1757"/>
         <w:t xml:space="preserve"> </w:t>
       </w:r>
     </w:p>
@@ -243,8 +243,8 @@
         <w:rPr>
           <w:rFonts w:ascii="Trebuchet MS" w:hAnsi="Trebuchet MS"/>
         </w:rPr>
-        <acat:condition xmlns:acat="https://schemas.acat.akademie.uni-bremen.de" id="4baaea4a-8bbf-409e-83ed-585e66bbe42f" field="1860" action="0"><![CDATA[=]]></acat:condition>
-        <acat:field xmlns:acat="https://schemas.acat.akademie.uni-bremen.de" id="da059cda-b848-4ae1-b18c-fb66cd8ed53e" field="1860"/>
+        <acat:condition xmlns:acat="https://schemas.acat.akademie.uni-bremen.de" id="50662a50-7864-499c-8851-eb41385cc478" field="1860" action="0"><![CDATA[=]]></acat:condition>
+        <acat:field xmlns:acat="https://schemas.acat.akademie.uni-bremen.de" id="bc12407e-7fcd-45c5-a4c8-d2dd14989c05" field="1860"/>
         <w:t xml:space="preserve"> </w:t>
       </w:r>
     </w:p>
@@ -260,10 +260,10 @@
         <w:rPr>
           <w:rFonts w:ascii="Trebuchet MS" w:hAnsi="Trebuchet MS"/>
         </w:rPr>
-        <acat:condition xmlns:acat="https://schemas.acat.akademie.uni-bremen.de" id="cadfa5ef-678a-4185-97b4-24cb72ea1402" field="1862" action="0"><![CDATA[=]]></acat:condition>
-        <acat:field xmlns:acat="https://schemas.acat.akademie.uni-bremen.de" id="2bdc319a-ac76-4e32-afd6-e0de79a53fb1" field="1862"/>
+        <acat:condition xmlns:acat="https://schemas.acat.akademie.uni-bremen.de" id="c55f7edd-4cad-4653-b030-aea751f39adb" field="1862" action="0"><![CDATA[=]]></acat:condition>
+        <acat:field xmlns:acat="https://schemas.acat.akademie.uni-bremen.de" id="f074c895-1874-4ae8-acad-d0ffac904a64" field="1862"/>
         <w:t xml:space="preserve"> </w:t>
-        <acat:field xmlns:acat="https://schemas.acat.akademie.uni-bremen.de" id="3e7fb22f-1c93-41df-ab80-8dfa48f123fb" field="1863"/>
+        <acat:field xmlns:acat="https://schemas.acat.akademie.uni-bremen.de" id="a1a34c72-1500-43a9-99ad-6b59b0981f2f" field="1863"/>
       </w:r>
     </w:p>
     <w:p>
@@ -278,8 +278,8 @@
         <w:rPr>
           <w:rFonts w:ascii="Trebuchet MS" w:hAnsi="Trebuchet MS"/>
         </w:rPr>
-        <acat:condition xmlns:acat="https://schemas.acat.akademie.uni-bremen.de" id="a306fd79-1ac5-4c8d-bad6-3753a0f97e16" field="1760" action="0"><![CDATA[=]]></acat:condition>
-        <acat:field xmlns:acat="https://schemas.acat.akademie.uni-bremen.de" id="3be35801-a67c-41b9-a65f-7995c486f87f" field="1760"/>
+        <acat:condition xmlns:acat="https://schemas.acat.akademie.uni-bremen.de" id="bcccff01-0db3-483b-9f67-737ad6906784" field="1760" action="0"><![CDATA[=]]></acat:condition>
+        <acat:field xmlns:acat="https://schemas.acat.akademie.uni-bremen.de" id="17d9b672-c35b-4d6c-a3ea-6e081c051ee2" field="1760"/>
       </w:r>
     </w:p>
     <w:p>
@@ -294,10 +294,10 @@
         <w:rPr>
           <w:rFonts w:ascii="Trebuchet MS" w:hAnsi="Trebuchet MS"/>
         </w:rPr>
-        <acat:condition xmlns:acat="https://schemas.acat.akademie.uni-bremen.de" id="cf757ee2-b24c-4037-afdb-6b6e0f22f293" field="1761" action="0"><![CDATA[=]]></acat:condition>
-        <acat:field xmlns:acat="https://schemas.acat.akademie.uni-bremen.de" id="bf545d0c-ce83-4741-a40d-bd3e3a0f25e2" field="1761"/>
+        <acat:condition xmlns:acat="https://schemas.acat.akademie.uni-bremen.de" id="1a2cc66e-ed51-4465-8fe6-c35fb20f7837" field="1761" action="0"><![CDATA[=]]></acat:condition>
+        <acat:field xmlns:acat="https://schemas.acat.akademie.uni-bremen.de" id="319c61a2-8597-4d84-9f75-06c35af5bf2f" field="1761"/>
         <w:t xml:space="preserve"> </w:t>
-        <acat:field xmlns:acat="https://schemas.acat.akademie.uni-bremen.de" id="36e890fb-5082-4dbd-808c-3485c0f1d860" field="1762"/>
+        <acat:field xmlns:acat="https://schemas.acat.akademie.uni-bremen.de" id="6798fc34-3e12-4e7b-b223-11f8299870d5" field="1762"/>
       </w:r>
     </w:p>
     <w:p>
@@ -326,7 +326,7 @@
         <w:rPr>
           <w:rFonts w:ascii="Trebuchet MS" w:hAnsi="Trebuchet MS"/>
         </w:rPr>
-        <acat:field xmlns:acat="https://schemas.acat.akademie.uni-bremen.de" id="e0d88241-2436-4858-a9a7-3bd3f964c846" field="1858"/>
+        <acat:field xmlns:acat="https://schemas.acat.akademie.uni-bremen.de" id="4d79ff3c-ca4a-4283-8c16-7491cd8d5f3f" field="1858"/>
       </w:r>
       <w:r>
         <w:rPr>
@@ -338,7 +338,7 @@
         <w:rPr>
           <w:rFonts w:ascii="Trebuchet MS" w:hAnsi="Trebuchet MS"/>
         </w:rPr>
-        <acat:field xmlns:acat="https://schemas.acat.akademie.uni-bremen.de" id="a2a3449e-77f2-4f5a-a9aa-67b0024fb542" field="1762"/>
+        <acat:field xmlns:acat="https://schemas.acat.akademie.uni-bremen.de" id="7dece22a-5934-4bdb-92bb-92e37b93dfc8" field="1762"/>
       </w:r>
       <w:r>
         <w:rPr>
@@ -350,16 +350,16 @@
         <w:rPr>
           <w:rFonts w:ascii="Trebuchet MS" w:hAnsi="Trebuchet MS"/>
         </w:rPr>
-        <acat:field xmlns:acat="https://schemas.acat.akademie.uni-bremen.de" id="16bcc886-ceac-44f1-9322-98e55f0d186a" field="1757"/>
+        <acat:field xmlns:acat="https://schemas.acat.akademie.uni-bremen.de" id="a508f82b-c039-4a4f-876d-fca5a88b4d1c" field="1757"/>
       </w:r>
       <w:r>
         <w:rPr>
           <w:rFonts w:ascii="Trebuchet MS" w:hAnsi="Trebuchet MS"/>
         </w:rPr>
         <w:t xml:space="preserve"> Felder einbauen, sonst spiegelt das ja nicht wirklich die Realität wieder. Aber was wäre das Leben ohne die Möglichkeit Entscheidungen treffen zu können!? Deswegen </w:t>
-        <acat:condition xmlns:acat="https://schemas.acat.akademie.uni-bremen.de" id="06a1b34f-69e6-41cb-b4ed-02a247d02c43" field="1760" action="0"><![CDATA[=]]></acat:condition>
+        <acat:condition xmlns:acat="https://schemas.acat.akademie.uni-bremen.de" id="947b8048-81b3-4aab-a337-57c92573c886" field="1760" action="0"><![CDATA[=]]></acat:condition>
         <w:t xml:space="preserve"> </w:t>
-        <acat:text xmlns:acat="https://schemas.acat.akademie.uni-bremen.de" id="5020c5a8-0822-4997-84ed-bbf9970c3bcd" space="preserve">Hurray</acat:text>
+        <acat:text xmlns:acat="https://schemas.acat.akademie.uni-bremen.de" id="1168a5ca-a16a-4c89-ab8c-31d2ab9eab82" space="preserve">Hurray</acat:text>
         <w:t xml:space="preserve">. Läuft, oder!? :-P </w:t>
       </w:r>
       <w:proofErr w:type="spellStart"/>
@@ -397,7 +397,7 @@
         <w:rPr>
           <w:rFonts w:ascii="Trebuchet MS" w:hAnsi="Trebuchet MS"/>
         </w:rPr>
-        <acat:field xmlns:acat="https://schemas.acat.akademie.uni-bremen.de" id="59965d94-e520-495d-9e26-032e9ae40853" field="156"/>
+        <acat:field xmlns:acat="https://schemas.acat.akademie.uni-bremen.de" id="84f8117b-651b-4854-ba70-d9687b087ceb" field="156"/>
         <w:t xml:space="preserve"> Es soll das Feld mit der ID 156 gedruckt werden</w:t>
       </w:r>
     </w:p>
@@ -436,7 +436,7 @@
         <w:rPr>
           <w:rFonts w:ascii="Trebuchet MS" w:hAnsi="Trebuchet MS"/>
         </w:rPr>
-        <acat:text xmlns:acat="https://schemas.acat.akademie.uni-bremen.de" id="382fa37e-f03f-4fc8-a3d8-f52a6f569610" space="preserve">FOO BAR</acat:text>
+        <acat:text xmlns:acat="https://schemas.acat.akademie.uni-bremen.de" id="9dc1cb3c-6aa1-454c-a0de-ab59624181d5" space="preserve">FOO BAR</acat:text>
         <w:t xml:space="preserve"> Hier handelt es sich um ein Textfeld, welches den Inhalt „FOO BAR“ ausdruckt.</w:t>
       </w:r>
     </w:p>
@@ -506,7 +506,7 @@
         <w:rPr>
           <w:rFonts w:ascii="Arial" w:hAnsi="Arial" w:cs="Arial"/>
         </w:rPr>
-        <acat:block xmlns:acat="https://schemas.acat.akademie.uni-bremen.de" id="b45d583f-b8cb-4134-bc05-d5efdbe6d833" type="start"/>
+        <acat:block xmlns:acat="https://schemas.acat.akademie.uni-bremen.de" id="d5bfa750-8858-419b-ab5b-df6d2adb9070" type="start"/>
       </w:r>
     </w:p>
     <w:p>
@@ -520,20 +520,20 @@
         <w:rPr>
           <w:rFonts w:ascii="Arial" w:hAnsi="Arial" w:cs="Arial"/>
         </w:rPr>
-        <acat:field xmlns:acat="https://schemas.acat.akademie.uni-bremen.de" id="973c6c1e-26bc-4779-96b2-973f86fe41cf" field="156"/>
-      </w:r>
-    </w:p>
-    <w:p>
-      <w:pPr>
-        <w:rPr>
-          <w:rFonts w:ascii="Arial" w:hAnsi="Arial" w:cs="Arial"/>
-        </w:rPr>
-      </w:pPr>
-      <w:r>
-        <w:rPr>
-          <w:rFonts w:ascii="Arial" w:hAnsi="Arial" w:cs="Arial"/>
-        </w:rPr>
-        <acat:block xmlns:acat="https://schemas.acat.akademie.uni-bremen.de" id="307f296a-9f84-4015-a588-42aad8f18caa" type="end"/>
+        <acat:field xmlns:acat="https://schemas.acat.akademie.uni-bremen.de" id="055b61cd-0738-4435-8ffe-04ca7c1a0048" field="156"/>
+      </w:r>
+    </w:p>
+    <w:p>
+      <w:pPr>
+        <w:rPr>
+          <w:rFonts w:ascii="Arial" w:hAnsi="Arial" w:cs="Arial"/>
+        </w:rPr>
+      </w:pPr>
+      <w:r>
+        <w:rPr>
+          <w:rFonts w:ascii="Arial" w:hAnsi="Arial" w:cs="Arial"/>
+        </w:rPr>
+        <acat:block xmlns:acat="https://schemas.acat.akademie.uni-bremen.de" id="8e82e6cf-4ee6-4755-8679-eab7d12e8daf" type="end"/>
       </w:r>
     </w:p>
     <w:p>
@@ -633,11 +633,11 @@
         <w:rPr>
           <w:rFonts w:ascii="Arial" w:hAnsi="Arial" w:cs="Arial"/>
         </w:rPr>
-        <acat:block xmlns:acat="https://schemas.acat.akademie.uni-bremen.de" id="aaadf5fd-a2f5-4dac-a7b8-453463660f8e" type="start"/>
+        <acat:block xmlns:acat="https://schemas.acat.akademie.uni-bremen.de" id="d74eca00-0b22-4a71-8611-afe3722595b1" type="start"/>
         <w:t xml:space="preserve"> </w:t>
-        <acat:field xmlns:acat="https://schemas.acat.akademie.uni-bremen.de" id="87f9cfc2-98dc-4691-86dd-b22770a55798" field="157"/>
+        <acat:field xmlns:acat="https://schemas.acat.akademie.uni-bremen.de" id="5ad78162-9097-421d-8656-91e8ea4e2321" field="157"/>
         <w:t xml:space="preserve"> </w:t>
-        <acat:block xmlns:acat="https://schemas.acat.akademie.uni-bremen.de" id="e1150698-a1c5-4a78-b7c6-3f2bc37a81f0" type="end"/>
+        <acat:block xmlns:acat="https://schemas.acat.akademie.uni-bremen.de" id="6921a6c0-d03a-4324-8b3b-0a746321576d" type="end"/>
       </w:r>
     </w:p>
     <w:p>
@@ -665,33 +665,33 @@
         <w:rPr>
           <w:rFonts w:ascii="Arial" w:hAnsi="Arial" w:cs="Arial"/>
         </w:rPr>
-        <acat:block xmlns:acat="https://schemas.acat.akademie.uni-bremen.de" id="704abff3-217e-4c23-9411-464f00ab44b3" type="start"/>
-      </w:r>
-    </w:p>
-    <w:p>
-      <w:pPr>
-        <w:rPr>
-          <w:rFonts w:ascii="Arial" w:hAnsi="Arial" w:cs="Arial"/>
-        </w:rPr>
-      </w:pPr>
-      <w:r>
-        <w:rPr>
-          <w:rFonts w:ascii="Arial" w:hAnsi="Arial" w:cs="Arial"/>
-        </w:rPr>
-        <acat:field xmlns:acat="https://schemas.acat.akademie.uni-bremen.de" id="fadfc942-678e-4ea9-871d-e14232dc75ae" field="156"/>
-      </w:r>
-    </w:p>
-    <w:p>
-      <w:pPr>
-        <w:rPr>
-          <w:rFonts w:ascii="Arial" w:hAnsi="Arial" w:cs="Arial"/>
-        </w:rPr>
-      </w:pPr>
-      <w:r>
-        <w:rPr>
-          <w:rFonts w:ascii="Arial" w:hAnsi="Arial" w:cs="Arial"/>
-        </w:rPr>
-        <acat:block xmlns:acat="https://schemas.acat.akademie.uni-bremen.de" id="6ab822ab-7e9d-47a0-a3af-ec2039ccd6a3" type="end"/>
+        <acat:block xmlns:acat="https://schemas.acat.akademie.uni-bremen.de" id="ff1e53eb-31e0-4549-bd9b-a18247a3d198" type="start"/>
+      </w:r>
+    </w:p>
+    <w:p>
+      <w:pPr>
+        <w:rPr>
+          <w:rFonts w:ascii="Arial" w:hAnsi="Arial" w:cs="Arial"/>
+        </w:rPr>
+      </w:pPr>
+      <w:r>
+        <w:rPr>
+          <w:rFonts w:ascii="Arial" w:hAnsi="Arial" w:cs="Arial"/>
+        </w:rPr>
+        <acat:field xmlns:acat="https://schemas.acat.akademie.uni-bremen.de" id="db34841d-efa3-488d-b7fc-87ae240279c7" field="156"/>
+      </w:r>
+    </w:p>
+    <w:p>
+      <w:pPr>
+        <w:rPr>
+          <w:rFonts w:ascii="Arial" w:hAnsi="Arial" w:cs="Arial"/>
+        </w:rPr>
+      </w:pPr>
+      <w:r>
+        <w:rPr>
+          <w:rFonts w:ascii="Arial" w:hAnsi="Arial" w:cs="Arial"/>
+        </w:rPr>
+        <acat:block xmlns:acat="https://schemas.acat.akademie.uni-bremen.de" id="f1622184-6dc8-4fc8-9688-93025bced756" type="end"/>
       </w:r>
     </w:p>
     <w:p>
@@ -1082,7 +1082,7 @@
               <w:rPr>
                 <w:rFonts w:ascii="Arial" w:hAnsi="Arial" w:cs="Arial"/>
               </w:rPr>
-              <acat:block xmlns:acat="https://schemas.acat.akademie.uni-bremen.de" id="2d5348e7-e22e-45a4-9272-d1c6a3bcea07" type="start"/>
+              <acat:block xmlns:acat="https://schemas.acat.akademie.uni-bremen.de" id="6b31cab3-fa7c-44f6-9dc4-6c6832814311" type="start"/>
               <w:t xml:space="preserve"> </w:t>
             </w:r>
           </w:p>
@@ -1101,7 +1101,7 @@
               <w:rPr>
                 <w:rFonts w:ascii="Arial" w:hAnsi="Arial" w:cs="Arial"/>
               </w:rPr>
-              <acat:field xmlns:acat="https://schemas.acat.akademie.uni-bremen.de" id="4db2e8ca-8092-4781-83f6-8dd0251bbb0a" field="156"/>
+              <acat:field xmlns:acat="https://schemas.acat.akademie.uni-bremen.de" id="106ee9cb-d3e2-4997-b9f0-23e00bde740c" field="156"/>
             </w:r>
           </w:p>
         </w:tc>
@@ -1119,7 +1119,7 @@
               <w:rPr>
                 <w:rFonts w:ascii="Arial" w:hAnsi="Arial" w:cs="Arial"/>
               </w:rPr>
-              <acat:field xmlns:acat="https://schemas.acat.akademie.uni-bremen.de" id="c19d0352-127c-4ef6-838e-5537bf92eb8b" field="157"/>
+              <acat:field xmlns:acat="https://schemas.acat.akademie.uni-bremen.de" id="1e180d09-de14-4422-b546-f2bf8a71fc38" field="157"/>
             </w:r>
           </w:p>
         </w:tc>
@@ -1137,7 +1137,7 @@
               <w:rPr>
                 <w:rFonts w:ascii="Arial" w:hAnsi="Arial" w:cs="Arial"/>
               </w:rPr>
-              <acat:block xmlns:acat="https://schemas.acat.akademie.uni-bremen.de" id="e56bd8bd-aba2-473f-b621-845261db1bfd" type="end"/>
+              <acat:block xmlns:acat="https://schemas.acat.akademie.uni-bremen.de" id="a0e4e83c-fc61-4fe9-9e94-8b5867f4df6d" type="end"/>
             </w:r>
           </w:p>
         </w:tc>
@@ -1868,7 +1868,7 @@
               <w:rPr>
                 <w:rFonts w:ascii="Arial" w:hAnsi="Arial" w:cs="Arial"/>
               </w:rPr>
-              <acat:block xmlns:acat="https://schemas.acat.akademie.uni-bremen.de" id="4ff6eb65-e306-4cb1-a116-830932bac281" type="start"/>
+              <acat:block xmlns:acat="https://schemas.acat.akademie.uni-bremen.de" id="277b1db8-e02b-4a56-8ea6-c59727ca631a" type="start"/>
             </w:r>
           </w:p>
         </w:tc>
@@ -1900,7 +1900,7 @@
               <w:rPr>
                 <w:rFonts w:ascii="Arial" w:hAnsi="Arial" w:cs="Arial"/>
               </w:rPr>
-              <acat:field xmlns:acat="https://schemas.acat.akademie.uni-bremen.de" id="ecfba1f1-ef3a-486d-b167-7733e7ac207e" field="156"/>
+              <acat:field xmlns:acat="https://schemas.acat.akademie.uni-bremen.de" id="16c4043e-88b5-4e18-a9d6-a7f4e5ecbed1" field="156"/>
             </w:r>
           </w:p>
         </w:tc>
@@ -1918,7 +1918,7 @@
               <w:rPr>
                 <w:rFonts w:ascii="Arial" w:hAnsi="Arial" w:cs="Arial"/>
               </w:rPr>
-              <acat:field xmlns:acat="https://schemas.acat.akademie.uni-bremen.de" id="5199b3b7-d89e-4679-ba84-73e7994e76c2" field="157"/>
+              <acat:field xmlns:acat="https://schemas.acat.akademie.uni-bremen.de" id="7b25ccee-358e-424a-aa57-b7b40d489819" field="157"/>
             </w:r>
           </w:p>
         </w:tc>
@@ -1939,7 +1939,7 @@
                 <w:rFonts w:ascii="Arial" w:hAnsi="Arial" w:cs="Arial"/>
               </w:rPr>
               <w:lastRenderedPageBreak/>
-              <acat:block xmlns:acat="https://schemas.acat.akademie.uni-bremen.de" id="5b24a6b0-fe35-4863-bd62-638b7f6505a9" type="end"/>
+              <acat:block xmlns:acat="https://schemas.acat.akademie.uni-bremen.de" id="293a8321-5d6d-4a78-9220-457173663b34" type="end"/>
             </w:r>
           </w:p>
         </w:tc>
@@ -2354,7 +2354,7 @@
               <w:rPr>
                 <w:rFonts w:ascii="Arial" w:hAnsi="Arial" w:cs="Arial"/>
               </w:rPr>
-              <acat:block xmlns:acat="https://schemas.acat.akademie.uni-bremen.de" id="69a33edb-73d3-497d-b4a6-f0675c83fcff" type="start"/>
+              <acat:block xmlns:acat="https://schemas.acat.akademie.uni-bremen.de" id="c5e2da7d-30d5-4585-9e13-32220b739b7f" type="start"/>
             </w:r>
           </w:p>
         </w:tc>
@@ -2392,7 +2392,7 @@
               <w:rPr>
                 <w:rFonts w:ascii="Arial" w:hAnsi="Arial" w:cs="Arial"/>
               </w:rPr>
-              <acat:field xmlns:acat="https://schemas.acat.akademie.uni-bremen.de" id="f0ccf612-89e6-4f42-a491-aaae1f3b4ea5" field="156"/>
+              <acat:field xmlns:acat="https://schemas.acat.akademie.uni-bremen.de" id="6a5db667-e1b7-4b53-96aa-7e5ada0556b6" field="156"/>
             </w:r>
           </w:p>
         </w:tc>
@@ -2410,7 +2410,7 @@
               <w:rPr>
                 <w:rFonts w:ascii="Arial" w:hAnsi="Arial" w:cs="Arial"/>
               </w:rPr>
-              <acat:field xmlns:acat="https://schemas.acat.akademie.uni-bremen.de" id="c3368bdd-4233-4dbc-b65e-16151c5d639d" field="157"/>
+              <acat:field xmlns:acat="https://schemas.acat.akademie.uni-bremen.de" id="8d8e1d85-3ff6-4c1e-801e-602fcce274db" field="157"/>
             </w:r>
           </w:p>
         </w:tc>
@@ -2430,7 +2430,7 @@
               <w:rPr>
                 <w:rFonts w:ascii="Arial" w:hAnsi="Arial" w:cs="Arial"/>
               </w:rPr>
-              <acat:block xmlns:acat="https://schemas.acat.akademie.uni-bremen.de" id="a41f18e9-46d7-49f6-9e33-726a7db8db8c" type="end"/>
+              <acat:block xmlns:acat="https://schemas.acat.akademie.uni-bremen.de" id="309d91d1-b8db-4748-a4f4-f895d2fbcd93" type="end"/>
             </w:r>
           </w:p>
         </w:tc>

--- a/test/Parser/Tag/Resources/tag_generator_test_document_lck.docx
+++ b/test/Parser/Tag/Resources/tag_generator_test_document_lck.docx
@@ -89,7 +89,7 @@
           <w:color w:val="FF0000"/>
           <w:sz w:val="32"/>
         </w:rPr>
-        <acat:field xmlns:acat="https://schemas.acat.akademie.uni-bremen.de" id="9323e5a1-ca14-4bc7-bacd-8d79552c21ed" field="1121"/>
+        <acat:field xmlns:acat="https://schemas.acat.akademie.uni-bremen.de" id="47437fb7-144a-4beb-8c1b-6922067623a9" field="1121"/>
       </w:r>
     </w:p>
     <w:p>
@@ -136,9 +136,9 @@
         <w:rPr>
           <w:rFonts w:ascii="Trebuchet MS" w:hAnsi="Trebuchet MS"/>
         </w:rPr>
-        <acat:condition xmlns:acat="https://schemas.acat.akademie.uni-bremen.de" id="8153d2cc-2e10-4ade-ac01-ed94a4f01e2e" field="1760" action="0"><![CDATA[<>]]></acat:condition>
-        <acat:condition xmlns:acat="https://schemas.acat.akademie.uni-bremen.de" id="c0a510fd-d2d9-4800-9fb5-eaaf8451fe93" field="1858" action="0"><![CDATA[=]]></acat:condition>
-        <acat:field xmlns:acat="https://schemas.acat.akademie.uni-bremen.de" id="f1ff28da-3a8b-4e09-9652-b8d5667371b3" field="1858"/>
+        <acat:condition xmlns:acat="https://schemas.acat.akademie.uni-bremen.de" id="182b6bb5-bb16-41c3-9f6c-819a84f61d31" field="1760" action="0"><![CDATA[<>]]></acat:condition>
+        <acat:condition xmlns:acat="https://schemas.acat.akademie.uni-bremen.de" id="b1e690aa-631b-4796-a1f7-763a6bbdf4c7" field="1858" action="0"><![CDATA[=]]></acat:condition>
+        <acat:field xmlns:acat="https://schemas.acat.akademie.uni-bremen.de" id="73320731-2cd3-493b-b410-23fdebe2b086" field="1858"/>
         <w:t xml:space="preserve"> </w:t>
       </w:r>
     </w:p>
@@ -154,9 +154,9 @@
         <w:rPr>
           <w:rFonts w:ascii="Trebuchet MS" w:hAnsi="Trebuchet MS"/>
         </w:rPr>
-        <acat:condition xmlns:acat="https://schemas.acat.akademie.uni-bremen.de" id="4d8366b5-8cc5-4bca-8aa9-8ede34bb4abb" field="1760" action="0"><![CDATA[<>]]></acat:condition>
-        <acat:condition xmlns:acat="https://schemas.acat.akademie.uni-bremen.de" id="8ee29dc9-0fc4-4195-9278-b2a3cfeeefba" field="1744" action="0"><![CDATA[=]]></acat:condition>
-        <acat:field xmlns:acat="https://schemas.acat.akademie.uni-bremen.de" id="a161da01-cd3f-473f-893f-cf3f1a49b927" field="1744"/>
+        <acat:condition xmlns:acat="https://schemas.acat.akademie.uni-bremen.de" id="51d0d847-bf22-4bed-882e-b0c546a741b6" field="1760" action="0"><![CDATA[<>]]></acat:condition>
+        <acat:condition xmlns:acat="https://schemas.acat.akademie.uni-bremen.de" id="0fe4b0af-d5ff-451c-9ccb-317c5505dd8b" field="1744" action="0"><![CDATA[=]]></acat:condition>
+        <acat:field xmlns:acat="https://schemas.acat.akademie.uni-bremen.de" id="b023d6c5-fa44-43e1-af9d-4f2b85cfb52d" field="1744"/>
       </w:r>
     </w:p>
     <w:p>
@@ -171,13 +171,13 @@
         <w:rPr>
           <w:rFonts w:ascii="Trebuchet MS" w:hAnsi="Trebuchet MS"/>
         </w:rPr>
-        <acat:condition xmlns:acat="https://schemas.acat.akademie.uni-bremen.de" id="d39e3303-dd80-4706-94f5-9fd13628c554" field="1760" action="0"><![CDATA[<>]]></acat:condition>
-        <acat:condition xmlns:acat="https://schemas.acat.akademie.uni-bremen.de" id="7cbc94db-7b33-4461-8719-6037024c4b3d" field="1752" action="2"><![CDATA[=]]></acat:condition>
-        <acat:field xmlns:acat="https://schemas.acat.akademie.uni-bremen.de" id="43f0cd0f-8bf3-4bfd-a4ef-8066a6123790" field="1752"/>
+        <acat:condition xmlns:acat="https://schemas.acat.akademie.uni-bremen.de" id="3ba9ba6a-81cf-4a9f-b2d2-e7b06a2fb8b4" field="1760" action="0"><![CDATA[<>]]></acat:condition>
+        <acat:condition xmlns:acat="https://schemas.acat.akademie.uni-bremen.de" id="e842205a-1938-4353-a254-970ee6135919" field="1752" action="2"><![CDATA[=]]></acat:condition>
+        <acat:field xmlns:acat="https://schemas.acat.akademie.uni-bremen.de" id="1ae59de6-0878-4e60-8210-7bb32de63b86" field="1752"/>
         <w:t xml:space="preserve"> </w:t>
-        <acat:field xmlns:acat="https://schemas.acat.akademie.uni-bremen.de" id="c927a1f8-bb94-4665-a672-a1a6f3c40d51" field="1745"/>
+        <acat:field xmlns:acat="https://schemas.acat.akademie.uni-bremen.de" id="563c1f38-4e53-406b-bbd9-fab07946958b" field="1745"/>
         <w:t xml:space="preserve"> </w:t>
-        <acat:field xmlns:acat="https://schemas.acat.akademie.uni-bremen.de" id="449a20b4-7269-440d-8829-fc545333eb13" field="1747"/>
+        <acat:field xmlns:acat="https://schemas.acat.akademie.uni-bremen.de" id="bb7b0ef0-7e50-46ec-8d92-e24c1e57afb3" field="1747"/>
       </w:r>
     </w:p>
     <w:p>
@@ -192,8 +192,8 @@
         <w:rPr>
           <w:rFonts w:ascii="Trebuchet MS" w:hAnsi="Trebuchet MS"/>
         </w:rPr>
-        <acat:condition xmlns:acat="https://schemas.acat.akademie.uni-bremen.de" id="c4ee7505-bd39-4ade-a6f1-203efcbf1082" field="1760" action="0"><![CDATA[<>]]></acat:condition>
-        <acat:field xmlns:acat="https://schemas.acat.akademie.uni-bremen.de" id="7b294bc4-0b4e-447d-9d8b-cf8aaa22cdaf" field="1748"/>
+        <acat:condition xmlns:acat="https://schemas.acat.akademie.uni-bremen.de" id="488b6055-4157-4f58-ad22-3d7d76d2a01b" field="1760" action="0"><![CDATA[<>]]></acat:condition>
+        <acat:field xmlns:acat="https://schemas.acat.akademie.uni-bremen.de" id="a2d0eee1-c6c1-4c62-8e00-7f24e38fbe67" field="1748"/>
       </w:r>
     </w:p>
     <w:p>
@@ -208,10 +208,10 @@
         <w:rPr>
           <w:rFonts w:ascii="Trebuchet MS" w:hAnsi="Trebuchet MS"/>
         </w:rPr>
-        <acat:condition xmlns:acat="https://schemas.acat.akademie.uni-bremen.de" id="f197d9c0-9727-463f-b888-4e2297d5d569" field="1760" action="0"><![CDATA[<>]]></acat:condition>
-        <acat:field xmlns:acat="https://schemas.acat.akademie.uni-bremen.de" id="09fad072-d9ef-4c8e-baba-0e70e1c8f09b" field="1749"/>
+        <acat:condition xmlns:acat="https://schemas.acat.akademie.uni-bremen.de" id="01818ad2-0d73-4372-bf00-931e027e83eb" field="1760" action="0"><![CDATA[<>]]></acat:condition>
+        <acat:field xmlns:acat="https://schemas.acat.akademie.uni-bremen.de" id="b583e029-2714-41b9-b1e5-59849c25e72a" field="1749"/>
         <w:t xml:space="preserve"> </w:t>
-        <acat:field xmlns:acat="https://schemas.acat.akademie.uni-bremen.de" id="db6493ca-3dc1-4e44-afae-4ae9cb22205a" field="1750"/>
+        <acat:field xmlns:acat="https://schemas.acat.akademie.uni-bremen.de" id="8cb4512f-0d9a-444c-b4e0-7139d1059599" field="1750"/>
       </w:r>
     </w:p>
     <w:p>
@@ -226,8 +226,8 @@
         <w:rPr>
           <w:rFonts w:ascii="Trebuchet MS" w:hAnsi="Trebuchet MS"/>
         </w:rPr>
-        <acat:condition xmlns:acat="https://schemas.acat.akademie.uni-bremen.de" id="dc529f20-de10-405c-a3fa-8f79de151d1b" field="1757" action="0"><![CDATA[=]]></acat:condition>
-        <acat:field xmlns:acat="https://schemas.acat.akademie.uni-bremen.de" id="0f1256ef-91e4-4d3d-9b32-44a199c490c0" field="1757"/>
+        <acat:condition xmlns:acat="https://schemas.acat.akademie.uni-bremen.de" id="064090ce-5e4b-40cc-bd2c-2f670d766cae" field="1757" action="0"><![CDATA[=]]></acat:condition>
+        <acat:field xmlns:acat="https://schemas.acat.akademie.uni-bremen.de" id="671b8d92-b1d5-40e2-9336-f70cd6a8d237" field="1757"/>
         <w:t xml:space="preserve"> </w:t>
       </w:r>
     </w:p>
@@ -243,8 +243,8 @@
         <w:rPr>
           <w:rFonts w:ascii="Trebuchet MS" w:hAnsi="Trebuchet MS"/>
         </w:rPr>
-        <acat:condition xmlns:acat="https://schemas.acat.akademie.uni-bremen.de" id="50662a50-7864-499c-8851-eb41385cc478" field="1860" action="0"><![CDATA[=]]></acat:condition>
-        <acat:field xmlns:acat="https://schemas.acat.akademie.uni-bremen.de" id="bc12407e-7fcd-45c5-a4c8-d2dd14989c05" field="1860"/>
+        <acat:condition xmlns:acat="https://schemas.acat.akademie.uni-bremen.de" id="43962b98-e2e1-4d7d-948a-dcd15264f4cb" field="1860" action="0"><![CDATA[=]]></acat:condition>
+        <acat:field xmlns:acat="https://schemas.acat.akademie.uni-bremen.de" id="dc38e7ee-0c82-457c-a852-0a9851989e6a" field="1860"/>
         <w:t xml:space="preserve"> </w:t>
       </w:r>
     </w:p>
@@ -260,10 +260,10 @@
         <w:rPr>
           <w:rFonts w:ascii="Trebuchet MS" w:hAnsi="Trebuchet MS"/>
         </w:rPr>
-        <acat:condition xmlns:acat="https://schemas.acat.akademie.uni-bremen.de" id="c55f7edd-4cad-4653-b030-aea751f39adb" field="1862" action="0"><![CDATA[=]]></acat:condition>
-        <acat:field xmlns:acat="https://schemas.acat.akademie.uni-bremen.de" id="f074c895-1874-4ae8-acad-d0ffac904a64" field="1862"/>
+        <acat:condition xmlns:acat="https://schemas.acat.akademie.uni-bremen.de" id="591123c3-355d-4187-a21d-c036a87f6ee2" field="1862" action="0"><![CDATA[=]]></acat:condition>
+        <acat:field xmlns:acat="https://schemas.acat.akademie.uni-bremen.de" id="d278ec3e-2826-4b8c-be55-4638b1ddfa13" field="1862"/>
         <w:t xml:space="preserve"> </w:t>
-        <acat:field xmlns:acat="https://schemas.acat.akademie.uni-bremen.de" id="a1a34c72-1500-43a9-99ad-6b59b0981f2f" field="1863"/>
+        <acat:field xmlns:acat="https://schemas.acat.akademie.uni-bremen.de" id="234afb3a-088c-46c0-bc6f-ac35cdebe4f2" field="1863"/>
       </w:r>
     </w:p>
     <w:p>
@@ -278,8 +278,8 @@
         <w:rPr>
           <w:rFonts w:ascii="Trebuchet MS" w:hAnsi="Trebuchet MS"/>
         </w:rPr>
-        <acat:condition xmlns:acat="https://schemas.acat.akademie.uni-bremen.de" id="bcccff01-0db3-483b-9f67-737ad6906784" field="1760" action="0"><![CDATA[=]]></acat:condition>
-        <acat:field xmlns:acat="https://schemas.acat.akademie.uni-bremen.de" id="17d9b672-c35b-4d6c-a3ea-6e081c051ee2" field="1760"/>
+        <acat:condition xmlns:acat="https://schemas.acat.akademie.uni-bremen.de" id="931e80a6-fcae-4add-9e2f-9f14cb83d6fd" field="1760" action="0"><![CDATA[=]]></acat:condition>
+        <acat:field xmlns:acat="https://schemas.acat.akademie.uni-bremen.de" id="a6e6db10-023d-461e-9c78-d44d72584f20" field="1760"/>
       </w:r>
     </w:p>
     <w:p>
@@ -294,10 +294,10 @@
         <w:rPr>
           <w:rFonts w:ascii="Trebuchet MS" w:hAnsi="Trebuchet MS"/>
         </w:rPr>
-        <acat:condition xmlns:acat="https://schemas.acat.akademie.uni-bremen.de" id="1a2cc66e-ed51-4465-8fe6-c35fb20f7837" field="1761" action="0"><![CDATA[=]]></acat:condition>
-        <acat:field xmlns:acat="https://schemas.acat.akademie.uni-bremen.de" id="319c61a2-8597-4d84-9f75-06c35af5bf2f" field="1761"/>
+        <acat:condition xmlns:acat="https://schemas.acat.akademie.uni-bremen.de" id="5473e523-296d-47a8-af88-cb9da83c0bc1" field="1761" action="0"><![CDATA[=]]></acat:condition>
+        <acat:field xmlns:acat="https://schemas.acat.akademie.uni-bremen.de" id="2994e917-0e5d-4530-9169-db4d152c5b32" field="1761"/>
         <w:t xml:space="preserve"> </w:t>
-        <acat:field xmlns:acat="https://schemas.acat.akademie.uni-bremen.de" id="6798fc34-3e12-4e7b-b223-11f8299870d5" field="1762"/>
+        <acat:field xmlns:acat="https://schemas.acat.akademie.uni-bremen.de" id="b8f33edf-d3e8-4d21-b0c9-b2e857131fc4" field="1762"/>
       </w:r>
     </w:p>
     <w:p>
@@ -326,7 +326,7 @@
         <w:rPr>
           <w:rFonts w:ascii="Trebuchet MS" w:hAnsi="Trebuchet MS"/>
         </w:rPr>
-        <acat:field xmlns:acat="https://schemas.acat.akademie.uni-bremen.de" id="4d79ff3c-ca4a-4283-8c16-7491cd8d5f3f" field="1858"/>
+        <acat:field xmlns:acat="https://schemas.acat.akademie.uni-bremen.de" id="745bbfe0-e493-4f2e-a2af-ee181c5b967c" field="1858"/>
       </w:r>
       <w:r>
         <w:rPr>
@@ -338,7 +338,7 @@
         <w:rPr>
           <w:rFonts w:ascii="Trebuchet MS" w:hAnsi="Trebuchet MS"/>
         </w:rPr>
-        <acat:field xmlns:acat="https://schemas.acat.akademie.uni-bremen.de" id="7dece22a-5934-4bdb-92bb-92e37b93dfc8" field="1762"/>
+        <acat:field xmlns:acat="https://schemas.acat.akademie.uni-bremen.de" id="8de103a3-c86a-40f4-b7e7-47bc2adcbddf" field="1762"/>
       </w:r>
       <w:r>
         <w:rPr>
@@ -350,16 +350,16 @@
         <w:rPr>
           <w:rFonts w:ascii="Trebuchet MS" w:hAnsi="Trebuchet MS"/>
         </w:rPr>
-        <acat:field xmlns:acat="https://schemas.acat.akademie.uni-bremen.de" id="a508f82b-c039-4a4f-876d-fca5a88b4d1c" field="1757"/>
+        <acat:field xmlns:acat="https://schemas.acat.akademie.uni-bremen.de" id="219d176e-5112-4005-a0ae-cd1a5a8edeb7" field="1757"/>
       </w:r>
       <w:r>
         <w:rPr>
           <w:rFonts w:ascii="Trebuchet MS" w:hAnsi="Trebuchet MS"/>
         </w:rPr>
         <w:t xml:space="preserve"> Felder einbauen, sonst spiegelt das ja nicht wirklich die Realität wieder. Aber was wäre das Leben ohne die Möglichkeit Entscheidungen treffen zu können!? Deswegen </w:t>
-        <acat:condition xmlns:acat="https://schemas.acat.akademie.uni-bremen.de" id="947b8048-81b3-4aab-a337-57c92573c886" field="1760" action="0"><![CDATA[=]]></acat:condition>
+        <acat:condition xmlns:acat="https://schemas.acat.akademie.uni-bremen.de" id="474a1be3-406b-4b03-a73a-c307985c0e9a" field="1760" action="0"><![CDATA[=]]></acat:condition>
         <w:t xml:space="preserve"> </w:t>
-        <acat:text xmlns:acat="https://schemas.acat.akademie.uni-bremen.de" id="1168a5ca-a16a-4c89-ab8c-31d2ab9eab82" space="preserve">Hurray</acat:text>
+        <acat:text xmlns:acat="https://schemas.acat.akademie.uni-bremen.de" id="87d13521-1982-4613-97ea-8ae7589c9565" space="preserve">Hurray</acat:text>
         <w:t xml:space="preserve">. Läuft, oder!? :-P </w:t>
       </w:r>
       <w:proofErr w:type="spellStart"/>
@@ -397,7 +397,7 @@
         <w:rPr>
           <w:rFonts w:ascii="Trebuchet MS" w:hAnsi="Trebuchet MS"/>
         </w:rPr>
-        <acat:field xmlns:acat="https://schemas.acat.akademie.uni-bremen.de" id="84f8117b-651b-4854-ba70-d9687b087ceb" field="156"/>
+        <acat:field xmlns:acat="https://schemas.acat.akademie.uni-bremen.de" id="79c53244-d5ca-420d-b4c8-c27dcdaeb689" field="156"/>
         <w:t xml:space="preserve"> Es soll das Feld mit der ID 156 gedruckt werden</w:t>
       </w:r>
     </w:p>
@@ -436,7 +436,7 @@
         <w:rPr>
           <w:rFonts w:ascii="Trebuchet MS" w:hAnsi="Trebuchet MS"/>
         </w:rPr>
-        <acat:text xmlns:acat="https://schemas.acat.akademie.uni-bremen.de" id="9dc1cb3c-6aa1-454c-a0de-ab59624181d5" space="preserve">FOO BAR</acat:text>
+        <acat:text xmlns:acat="https://schemas.acat.akademie.uni-bremen.de" id="aef40cfb-3834-4945-889e-9d79135ba6ef" space="preserve">FOO BAR</acat:text>
         <w:t xml:space="preserve"> Hier handelt es sich um ein Textfeld, welches den Inhalt „FOO BAR“ ausdruckt.</w:t>
       </w:r>
     </w:p>
@@ -506,7 +506,7 @@
         <w:rPr>
           <w:rFonts w:ascii="Arial" w:hAnsi="Arial" w:cs="Arial"/>
         </w:rPr>
-        <acat:block xmlns:acat="https://schemas.acat.akademie.uni-bremen.de" id="d5bfa750-8858-419b-ab5b-df6d2adb9070" type="start"/>
+        <acat:block xmlns:acat="https://schemas.acat.akademie.uni-bremen.de" id="7f806316-ed1e-46b2-9e51-a38f5766d4cd" type="start"/>
       </w:r>
     </w:p>
     <w:p>
@@ -520,20 +520,20 @@
         <w:rPr>
           <w:rFonts w:ascii="Arial" w:hAnsi="Arial" w:cs="Arial"/>
         </w:rPr>
-        <acat:field xmlns:acat="https://schemas.acat.akademie.uni-bremen.de" id="055b61cd-0738-4435-8ffe-04ca7c1a0048" field="156"/>
-      </w:r>
-    </w:p>
-    <w:p>
-      <w:pPr>
-        <w:rPr>
-          <w:rFonts w:ascii="Arial" w:hAnsi="Arial" w:cs="Arial"/>
-        </w:rPr>
-      </w:pPr>
-      <w:r>
-        <w:rPr>
-          <w:rFonts w:ascii="Arial" w:hAnsi="Arial" w:cs="Arial"/>
-        </w:rPr>
-        <acat:block xmlns:acat="https://schemas.acat.akademie.uni-bremen.de" id="8e82e6cf-4ee6-4755-8679-eab7d12e8daf" type="end"/>
+        <acat:field xmlns:acat="https://schemas.acat.akademie.uni-bremen.de" id="bcaa4104-696f-42a8-b87d-8ec630994ef1" field="156"/>
+      </w:r>
+    </w:p>
+    <w:p>
+      <w:pPr>
+        <w:rPr>
+          <w:rFonts w:ascii="Arial" w:hAnsi="Arial" w:cs="Arial"/>
+        </w:rPr>
+      </w:pPr>
+      <w:r>
+        <w:rPr>
+          <w:rFonts w:ascii="Arial" w:hAnsi="Arial" w:cs="Arial"/>
+        </w:rPr>
+        <acat:block xmlns:acat="https://schemas.acat.akademie.uni-bremen.de" id="fc38401a-c235-4e98-b324-211d62eba794" type="end"/>
       </w:r>
     </w:p>
     <w:p>
@@ -633,11 +633,11 @@
         <w:rPr>
           <w:rFonts w:ascii="Arial" w:hAnsi="Arial" w:cs="Arial"/>
         </w:rPr>
-        <acat:block xmlns:acat="https://schemas.acat.akademie.uni-bremen.de" id="d74eca00-0b22-4a71-8611-afe3722595b1" type="start"/>
+        <acat:block xmlns:acat="https://schemas.acat.akademie.uni-bremen.de" id="bf00fa17-7c2c-4b00-9996-ba968e4177f9" type="start"/>
         <w:t xml:space="preserve"> </w:t>
-        <acat:field xmlns:acat="https://schemas.acat.akademie.uni-bremen.de" id="5ad78162-9097-421d-8656-91e8ea4e2321" field="157"/>
+        <acat:field xmlns:acat="https://schemas.acat.akademie.uni-bremen.de" id="26f89d0d-b461-4fa4-b608-b53437c80860" field="157"/>
         <w:t xml:space="preserve"> </w:t>
-        <acat:block xmlns:acat="https://schemas.acat.akademie.uni-bremen.de" id="6921a6c0-d03a-4324-8b3b-0a746321576d" type="end"/>
+        <acat:block xmlns:acat="https://schemas.acat.akademie.uni-bremen.de" id="24ee57a8-ce20-4df8-826b-bc536453d175" type="end"/>
       </w:r>
     </w:p>
     <w:p>
@@ -665,33 +665,33 @@
         <w:rPr>
           <w:rFonts w:ascii="Arial" w:hAnsi="Arial" w:cs="Arial"/>
         </w:rPr>
-        <acat:block xmlns:acat="https://schemas.acat.akademie.uni-bremen.de" id="ff1e53eb-31e0-4549-bd9b-a18247a3d198" type="start"/>
-      </w:r>
-    </w:p>
-    <w:p>
-      <w:pPr>
-        <w:rPr>
-          <w:rFonts w:ascii="Arial" w:hAnsi="Arial" w:cs="Arial"/>
-        </w:rPr>
-      </w:pPr>
-      <w:r>
-        <w:rPr>
-          <w:rFonts w:ascii="Arial" w:hAnsi="Arial" w:cs="Arial"/>
-        </w:rPr>
-        <acat:field xmlns:acat="https://schemas.acat.akademie.uni-bremen.de" id="db34841d-efa3-488d-b7fc-87ae240279c7" field="156"/>
-      </w:r>
-    </w:p>
-    <w:p>
-      <w:pPr>
-        <w:rPr>
-          <w:rFonts w:ascii="Arial" w:hAnsi="Arial" w:cs="Arial"/>
-        </w:rPr>
-      </w:pPr>
-      <w:r>
-        <w:rPr>
-          <w:rFonts w:ascii="Arial" w:hAnsi="Arial" w:cs="Arial"/>
-        </w:rPr>
-        <acat:block xmlns:acat="https://schemas.acat.akademie.uni-bremen.de" id="f1622184-6dc8-4fc8-9688-93025bced756" type="end"/>
+        <acat:block xmlns:acat="https://schemas.acat.akademie.uni-bremen.de" id="6fba1444-f81c-4438-8431-413e5a104aed" type="start"/>
+      </w:r>
+    </w:p>
+    <w:p>
+      <w:pPr>
+        <w:rPr>
+          <w:rFonts w:ascii="Arial" w:hAnsi="Arial" w:cs="Arial"/>
+        </w:rPr>
+      </w:pPr>
+      <w:r>
+        <w:rPr>
+          <w:rFonts w:ascii="Arial" w:hAnsi="Arial" w:cs="Arial"/>
+        </w:rPr>
+        <acat:field xmlns:acat="https://schemas.acat.akademie.uni-bremen.de" id="8b7885d2-0f91-4864-8c8e-e71847de60ef" field="156"/>
+      </w:r>
+    </w:p>
+    <w:p>
+      <w:pPr>
+        <w:rPr>
+          <w:rFonts w:ascii="Arial" w:hAnsi="Arial" w:cs="Arial"/>
+        </w:rPr>
+      </w:pPr>
+      <w:r>
+        <w:rPr>
+          <w:rFonts w:ascii="Arial" w:hAnsi="Arial" w:cs="Arial"/>
+        </w:rPr>
+        <acat:block xmlns:acat="https://schemas.acat.akademie.uni-bremen.de" id="56c22455-24dc-449e-9c10-61366a1a3873" type="end"/>
       </w:r>
     </w:p>
     <w:p>
@@ -1082,7 +1082,7 @@
               <w:rPr>
                 <w:rFonts w:ascii="Arial" w:hAnsi="Arial" w:cs="Arial"/>
               </w:rPr>
-              <acat:block xmlns:acat="https://schemas.acat.akademie.uni-bremen.de" id="6b31cab3-fa7c-44f6-9dc4-6c6832814311" type="start"/>
+              <acat:block xmlns:acat="https://schemas.acat.akademie.uni-bremen.de" id="953e9683-2546-4c3c-9612-34d1fbec60a3" type="start"/>
               <w:t xml:space="preserve"> </w:t>
             </w:r>
           </w:p>
@@ -1101,7 +1101,7 @@
               <w:rPr>
                 <w:rFonts w:ascii="Arial" w:hAnsi="Arial" w:cs="Arial"/>
               </w:rPr>
-              <acat:field xmlns:acat="https://schemas.acat.akademie.uni-bremen.de" id="106ee9cb-d3e2-4997-b9f0-23e00bde740c" field="156"/>
+              <acat:field xmlns:acat="https://schemas.acat.akademie.uni-bremen.de" id="7116e1c0-5e69-4718-b5de-43c78abc95af" field="156"/>
             </w:r>
           </w:p>
         </w:tc>
@@ -1119,7 +1119,7 @@
               <w:rPr>
                 <w:rFonts w:ascii="Arial" w:hAnsi="Arial" w:cs="Arial"/>
               </w:rPr>
-              <acat:field xmlns:acat="https://schemas.acat.akademie.uni-bremen.de" id="1e180d09-de14-4422-b546-f2bf8a71fc38" field="157"/>
+              <acat:field xmlns:acat="https://schemas.acat.akademie.uni-bremen.de" id="d9ed9db6-7233-474f-b6f6-05112f9d4d8f" field="157"/>
             </w:r>
           </w:p>
         </w:tc>
@@ -1137,7 +1137,7 @@
               <w:rPr>
                 <w:rFonts w:ascii="Arial" w:hAnsi="Arial" w:cs="Arial"/>
               </w:rPr>
-              <acat:block xmlns:acat="https://schemas.acat.akademie.uni-bremen.de" id="a0e4e83c-fc61-4fe9-9e94-8b5867f4df6d" type="end"/>
+              <acat:block xmlns:acat="https://schemas.acat.akademie.uni-bremen.de" id="bfb7e14a-2496-424e-be9d-10b0978ed794" type="end"/>
             </w:r>
           </w:p>
         </w:tc>
@@ -1868,7 +1868,7 @@
               <w:rPr>
                 <w:rFonts w:ascii="Arial" w:hAnsi="Arial" w:cs="Arial"/>
               </w:rPr>
-              <acat:block xmlns:acat="https://schemas.acat.akademie.uni-bremen.de" id="277b1db8-e02b-4a56-8ea6-c59727ca631a" type="start"/>
+              <acat:block xmlns:acat="https://schemas.acat.akademie.uni-bremen.de" id="a5d65f30-aa83-4e84-840c-3c994b32ab1c" type="start"/>
             </w:r>
           </w:p>
         </w:tc>
@@ -1900,7 +1900,7 @@
               <w:rPr>
                 <w:rFonts w:ascii="Arial" w:hAnsi="Arial" w:cs="Arial"/>
               </w:rPr>
-              <acat:field xmlns:acat="https://schemas.acat.akademie.uni-bremen.de" id="16c4043e-88b5-4e18-a9d6-a7f4e5ecbed1" field="156"/>
+              <acat:field xmlns:acat="https://schemas.acat.akademie.uni-bremen.de" id="db973675-842d-4066-a50c-dca2fe3f14f4" field="156"/>
             </w:r>
           </w:p>
         </w:tc>
@@ -1918,7 +1918,7 @@
               <w:rPr>
                 <w:rFonts w:ascii="Arial" w:hAnsi="Arial" w:cs="Arial"/>
               </w:rPr>
-              <acat:field xmlns:acat="https://schemas.acat.akademie.uni-bremen.de" id="7b25ccee-358e-424a-aa57-b7b40d489819" field="157"/>
+              <acat:field xmlns:acat="https://schemas.acat.akademie.uni-bremen.de" id="8bc2ec1e-4fc9-41b4-94df-47bb6a18ef0e" field="157"/>
             </w:r>
           </w:p>
         </w:tc>
@@ -1939,7 +1939,7 @@
                 <w:rFonts w:ascii="Arial" w:hAnsi="Arial" w:cs="Arial"/>
               </w:rPr>
               <w:lastRenderedPageBreak/>
-              <acat:block xmlns:acat="https://schemas.acat.akademie.uni-bremen.de" id="293a8321-5d6d-4a78-9220-457173663b34" type="end"/>
+              <acat:block xmlns:acat="https://schemas.acat.akademie.uni-bremen.de" id="12b65ffb-f898-4e48-8ca9-870fad30994a" type="end"/>
             </w:r>
           </w:p>
         </w:tc>
@@ -2354,7 +2354,7 @@
               <w:rPr>
                 <w:rFonts w:ascii="Arial" w:hAnsi="Arial" w:cs="Arial"/>
               </w:rPr>
-              <acat:block xmlns:acat="https://schemas.acat.akademie.uni-bremen.de" id="c5e2da7d-30d5-4585-9e13-32220b739b7f" type="start"/>
+              <acat:block xmlns:acat="https://schemas.acat.akademie.uni-bremen.de" id="fb70a891-e8f9-466a-a34c-f90888306d7f" type="start"/>
             </w:r>
           </w:p>
         </w:tc>
@@ -2392,7 +2392,7 @@
               <w:rPr>
                 <w:rFonts w:ascii="Arial" w:hAnsi="Arial" w:cs="Arial"/>
               </w:rPr>
-              <acat:field xmlns:acat="https://schemas.acat.akademie.uni-bremen.de" id="6a5db667-e1b7-4b53-96aa-7e5ada0556b6" field="156"/>
+              <acat:field xmlns:acat="https://schemas.acat.akademie.uni-bremen.de" id="99651fd0-8685-4697-af5b-3717c9a0c73b" field="156"/>
             </w:r>
           </w:p>
         </w:tc>
@@ -2410,7 +2410,7 @@
               <w:rPr>
                 <w:rFonts w:ascii="Arial" w:hAnsi="Arial" w:cs="Arial"/>
               </w:rPr>
-              <acat:field xmlns:acat="https://schemas.acat.akademie.uni-bremen.de" id="8d8e1d85-3ff6-4c1e-801e-602fcce274db" field="157"/>
+              <acat:field xmlns:acat="https://schemas.acat.akademie.uni-bremen.de" id="e9cc8b82-05dc-4713-bbe8-83a130e84d24" field="157"/>
             </w:r>
           </w:p>
         </w:tc>
@@ -2430,7 +2430,7 @@
               <w:rPr>
                 <w:rFonts w:ascii="Arial" w:hAnsi="Arial" w:cs="Arial"/>
               </w:rPr>
-              <acat:block xmlns:acat="https://schemas.acat.akademie.uni-bremen.de" id="309d91d1-b8db-4748-a4f4-f895d2fbcd93" type="end"/>
+              <acat:block xmlns:acat="https://schemas.acat.akademie.uni-bremen.de" id="dcef450f-0971-4666-91a1-846ea323a6ae" type="end"/>
             </w:r>
           </w:p>
         </w:tc>

--- a/test/Parser/Tag/Resources/tag_generator_test_document_lck.docx
+++ b/test/Parser/Tag/Resources/tag_generator_test_document_lck.docx
@@ -89,7 +89,7 @@
           <w:color w:val="FF0000"/>
           <w:sz w:val="32"/>
         </w:rPr>
-        <acat:field xmlns:acat="https://schemas.acat.akademie.uni-bremen.de" id="47437fb7-144a-4beb-8c1b-6922067623a9" field="1121"/>
+        <acat:field xmlns:acat="https://schemas.acat.akademie.uni-bremen.de" id="57f916a8-9a65-43a0-a9a2-05fba9f95c74" field="1121"/>
       </w:r>
     </w:p>
     <w:p>
@@ -136,9 +136,9 @@
         <w:rPr>
           <w:rFonts w:ascii="Trebuchet MS" w:hAnsi="Trebuchet MS"/>
         </w:rPr>
-        <acat:condition xmlns:acat="https://schemas.acat.akademie.uni-bremen.de" id="182b6bb5-bb16-41c3-9f6c-819a84f61d31" field="1760" action="0"><![CDATA[<>]]></acat:condition>
-        <acat:condition xmlns:acat="https://schemas.acat.akademie.uni-bremen.de" id="b1e690aa-631b-4796-a1f7-763a6bbdf4c7" field="1858" action="0"><![CDATA[=]]></acat:condition>
-        <acat:field xmlns:acat="https://schemas.acat.akademie.uni-bremen.de" id="73320731-2cd3-493b-b410-23fdebe2b086" field="1858"/>
+        <acat:condition xmlns:acat="https://schemas.acat.akademie.uni-bremen.de" id="16ee0446-9b96-408f-9c1d-84347514a7d4" field="1760" action="0"><![CDATA[<>]]></acat:condition>
+        <acat:condition xmlns:acat="https://schemas.acat.akademie.uni-bremen.de" id="a9d35eeb-0d9a-4416-960e-90eec5a0222f" field="1858" action="0"><![CDATA[=]]></acat:condition>
+        <acat:field xmlns:acat="https://schemas.acat.akademie.uni-bremen.de" id="96032099-9866-40c8-9f5d-494a1c4fa128" field="1858"/>
         <w:t xml:space="preserve"> </w:t>
       </w:r>
     </w:p>
@@ -154,9 +154,9 @@
         <w:rPr>
           <w:rFonts w:ascii="Trebuchet MS" w:hAnsi="Trebuchet MS"/>
         </w:rPr>
-        <acat:condition xmlns:acat="https://schemas.acat.akademie.uni-bremen.de" id="51d0d847-bf22-4bed-882e-b0c546a741b6" field="1760" action="0"><![CDATA[<>]]></acat:condition>
-        <acat:condition xmlns:acat="https://schemas.acat.akademie.uni-bremen.de" id="0fe4b0af-d5ff-451c-9ccb-317c5505dd8b" field="1744" action="0"><![CDATA[=]]></acat:condition>
-        <acat:field xmlns:acat="https://schemas.acat.akademie.uni-bremen.de" id="b023d6c5-fa44-43e1-af9d-4f2b85cfb52d" field="1744"/>
+        <acat:condition xmlns:acat="https://schemas.acat.akademie.uni-bremen.de" id="71a186ec-d0a7-40f9-9525-5cb36ee59ab9" field="1760" action="0"><![CDATA[<>]]></acat:condition>
+        <acat:condition xmlns:acat="https://schemas.acat.akademie.uni-bremen.de" id="00ddb67c-c6c2-4d59-bd4c-a6ea4da13fce" field="1744" action="0"><![CDATA[=]]></acat:condition>
+        <acat:field xmlns:acat="https://schemas.acat.akademie.uni-bremen.de" id="594b2416-64ae-472b-ba67-5bc91e4d345a" field="1744"/>
       </w:r>
     </w:p>
     <w:p>
@@ -171,13 +171,13 @@
         <w:rPr>
           <w:rFonts w:ascii="Trebuchet MS" w:hAnsi="Trebuchet MS"/>
         </w:rPr>
-        <acat:condition xmlns:acat="https://schemas.acat.akademie.uni-bremen.de" id="3ba9ba6a-81cf-4a9f-b2d2-e7b06a2fb8b4" field="1760" action="0"><![CDATA[<>]]></acat:condition>
-        <acat:condition xmlns:acat="https://schemas.acat.akademie.uni-bremen.de" id="e842205a-1938-4353-a254-970ee6135919" field="1752" action="2"><![CDATA[=]]></acat:condition>
-        <acat:field xmlns:acat="https://schemas.acat.akademie.uni-bremen.de" id="1ae59de6-0878-4e60-8210-7bb32de63b86" field="1752"/>
+        <acat:condition xmlns:acat="https://schemas.acat.akademie.uni-bremen.de" id="3ff5763a-8c2d-4cb4-a2a9-ab06ddf5bd0f" field="1760" action="0"><![CDATA[<>]]></acat:condition>
+        <acat:condition xmlns:acat="https://schemas.acat.akademie.uni-bremen.de" id="e7c7cbb6-abbc-43a8-9e9a-47d7ee49d9ef" field="1752" action="2"><![CDATA[=]]></acat:condition>
+        <acat:field xmlns:acat="https://schemas.acat.akademie.uni-bremen.de" id="45b8429f-e312-40e2-a617-81d43df6600f" field="1752"/>
         <w:t xml:space="preserve"> </w:t>
-        <acat:field xmlns:acat="https://schemas.acat.akademie.uni-bremen.de" id="563c1f38-4e53-406b-bbd9-fab07946958b" field="1745"/>
+        <acat:field xmlns:acat="https://schemas.acat.akademie.uni-bremen.de" id="39be90e6-d7fa-4971-8b4f-c11856774736" field="1745"/>
         <w:t xml:space="preserve"> </w:t>
-        <acat:field xmlns:acat="https://schemas.acat.akademie.uni-bremen.de" id="bb7b0ef0-7e50-46ec-8d92-e24c1e57afb3" field="1747"/>
+        <acat:field xmlns:acat="https://schemas.acat.akademie.uni-bremen.de" id="45c66990-fe25-433d-9504-d946b42c6c99" field="1747"/>
       </w:r>
     </w:p>
     <w:p>
@@ -192,8 +192,8 @@
         <w:rPr>
           <w:rFonts w:ascii="Trebuchet MS" w:hAnsi="Trebuchet MS"/>
         </w:rPr>
-        <acat:condition xmlns:acat="https://schemas.acat.akademie.uni-bremen.de" id="488b6055-4157-4f58-ad22-3d7d76d2a01b" field="1760" action="0"><![CDATA[<>]]></acat:condition>
-        <acat:field xmlns:acat="https://schemas.acat.akademie.uni-bremen.de" id="a2d0eee1-c6c1-4c62-8e00-7f24e38fbe67" field="1748"/>
+        <acat:condition xmlns:acat="https://schemas.acat.akademie.uni-bremen.de" id="500192c6-a64c-4493-a296-f27fa2aa8ef2" field="1760" action="0"><![CDATA[<>]]></acat:condition>
+        <acat:field xmlns:acat="https://schemas.acat.akademie.uni-bremen.de" id="43690693-c4ce-4142-864c-05979c8db4b7" field="1748"/>
       </w:r>
     </w:p>
     <w:p>
@@ -208,10 +208,10 @@
         <w:rPr>
           <w:rFonts w:ascii="Trebuchet MS" w:hAnsi="Trebuchet MS"/>
         </w:rPr>
-        <acat:condition xmlns:acat="https://schemas.acat.akademie.uni-bremen.de" id="01818ad2-0d73-4372-bf00-931e027e83eb" field="1760" action="0"><![CDATA[<>]]></acat:condition>
-        <acat:field xmlns:acat="https://schemas.acat.akademie.uni-bremen.de" id="b583e029-2714-41b9-b1e5-59849c25e72a" field="1749"/>
+        <acat:condition xmlns:acat="https://schemas.acat.akademie.uni-bremen.de" id="6f413aa8-36d8-4e90-b1f9-910210684048" field="1760" action="0"><![CDATA[<>]]></acat:condition>
+        <acat:field xmlns:acat="https://schemas.acat.akademie.uni-bremen.de" id="bd9407ce-8756-4772-a6d4-4315748e428c" field="1749"/>
         <w:t xml:space="preserve"> </w:t>
-        <acat:field xmlns:acat="https://schemas.acat.akademie.uni-bremen.de" id="8cb4512f-0d9a-444c-b4e0-7139d1059599" field="1750"/>
+        <acat:field xmlns:acat="https://schemas.acat.akademie.uni-bremen.de" id="aedd1c92-a5e0-4542-8503-5d7605cdfbb4" field="1750"/>
       </w:r>
     </w:p>
     <w:p>
@@ -226,8 +226,8 @@
         <w:rPr>
           <w:rFonts w:ascii="Trebuchet MS" w:hAnsi="Trebuchet MS"/>
         </w:rPr>
-        <acat:condition xmlns:acat="https://schemas.acat.akademie.uni-bremen.de" id="064090ce-5e4b-40cc-bd2c-2f670d766cae" field="1757" action="0"><![CDATA[=]]></acat:condition>
-        <acat:field xmlns:acat="https://schemas.acat.akademie.uni-bremen.de" id="671b8d92-b1d5-40e2-9336-f70cd6a8d237" field="1757"/>
+        <acat:condition xmlns:acat="https://schemas.acat.akademie.uni-bremen.de" id="3f83784b-41b7-4714-9ce9-b48d622e5635" field="1757" action="0"><![CDATA[=]]></acat:condition>
+        <acat:field xmlns:acat="https://schemas.acat.akademie.uni-bremen.de" id="ba16597a-ad29-41cc-80fa-1a0ff499f3f4" field="1757"/>
         <w:t xml:space="preserve"> </w:t>
       </w:r>
     </w:p>
@@ -243,8 +243,8 @@
         <w:rPr>
           <w:rFonts w:ascii="Trebuchet MS" w:hAnsi="Trebuchet MS"/>
         </w:rPr>
-        <acat:condition xmlns:acat="https://schemas.acat.akademie.uni-bremen.de" id="43962b98-e2e1-4d7d-948a-dcd15264f4cb" field="1860" action="0"><![CDATA[=]]></acat:condition>
-        <acat:field xmlns:acat="https://schemas.acat.akademie.uni-bremen.de" id="dc38e7ee-0c82-457c-a852-0a9851989e6a" field="1860"/>
+        <acat:condition xmlns:acat="https://schemas.acat.akademie.uni-bremen.de" id="4b02f30e-865a-4a52-b026-478fa0891164" field="1860" action="0"><![CDATA[=]]></acat:condition>
+        <acat:field xmlns:acat="https://schemas.acat.akademie.uni-bremen.de" id="6ea01684-e06f-4f0a-b8b6-1e4f34f44fd4" field="1860"/>
         <w:t xml:space="preserve"> </w:t>
       </w:r>
     </w:p>
@@ -260,10 +260,10 @@
         <w:rPr>
           <w:rFonts w:ascii="Trebuchet MS" w:hAnsi="Trebuchet MS"/>
         </w:rPr>
-        <acat:condition xmlns:acat="https://schemas.acat.akademie.uni-bremen.de" id="591123c3-355d-4187-a21d-c036a87f6ee2" field="1862" action="0"><![CDATA[=]]></acat:condition>
-        <acat:field xmlns:acat="https://schemas.acat.akademie.uni-bremen.de" id="d278ec3e-2826-4b8c-be55-4638b1ddfa13" field="1862"/>
+        <acat:condition xmlns:acat="https://schemas.acat.akademie.uni-bremen.de" id="3532c9da-1ce9-4682-813b-29f046803760" field="1862" action="0"><![CDATA[=]]></acat:condition>
+        <acat:field xmlns:acat="https://schemas.acat.akademie.uni-bremen.de" id="4c2f84bd-d783-4723-8fb3-f48ec4f14076" field="1862"/>
         <w:t xml:space="preserve"> </w:t>
-        <acat:field xmlns:acat="https://schemas.acat.akademie.uni-bremen.de" id="234afb3a-088c-46c0-bc6f-ac35cdebe4f2" field="1863"/>
+        <acat:field xmlns:acat="https://schemas.acat.akademie.uni-bremen.de" id="4dd9083e-3bf1-4caa-8ced-47d2f38b6374" field="1863"/>
       </w:r>
     </w:p>
     <w:p>
@@ -278,8 +278,8 @@
         <w:rPr>
           <w:rFonts w:ascii="Trebuchet MS" w:hAnsi="Trebuchet MS"/>
         </w:rPr>
-        <acat:condition xmlns:acat="https://schemas.acat.akademie.uni-bremen.de" id="931e80a6-fcae-4add-9e2f-9f14cb83d6fd" field="1760" action="0"><![CDATA[=]]></acat:condition>
-        <acat:field xmlns:acat="https://schemas.acat.akademie.uni-bremen.de" id="a6e6db10-023d-461e-9c78-d44d72584f20" field="1760"/>
+        <acat:condition xmlns:acat="https://schemas.acat.akademie.uni-bremen.de" id="f6ef83f8-287d-4776-8312-848790868780" field="1760" action="0"><![CDATA[=]]></acat:condition>
+        <acat:field xmlns:acat="https://schemas.acat.akademie.uni-bremen.de" id="08d5cdef-ad17-4bb3-96b0-4b5585d0f847" field="1760"/>
       </w:r>
     </w:p>
     <w:p>
@@ -294,10 +294,10 @@
         <w:rPr>
           <w:rFonts w:ascii="Trebuchet MS" w:hAnsi="Trebuchet MS"/>
         </w:rPr>
-        <acat:condition xmlns:acat="https://schemas.acat.akademie.uni-bremen.de" id="5473e523-296d-47a8-af88-cb9da83c0bc1" field="1761" action="0"><![CDATA[=]]></acat:condition>
-        <acat:field xmlns:acat="https://schemas.acat.akademie.uni-bremen.de" id="2994e917-0e5d-4530-9169-db4d152c5b32" field="1761"/>
+        <acat:condition xmlns:acat="https://schemas.acat.akademie.uni-bremen.de" id="a21c338f-55d9-4801-9a46-fe47253a5a22" field="1761" action="0"><![CDATA[=]]></acat:condition>
+        <acat:field xmlns:acat="https://schemas.acat.akademie.uni-bremen.de" id="d215e9b6-d98b-4c5f-a2c3-9f8376f9b217" field="1761"/>
         <w:t xml:space="preserve"> </w:t>
-        <acat:field xmlns:acat="https://schemas.acat.akademie.uni-bremen.de" id="b8f33edf-d3e8-4d21-b0c9-b2e857131fc4" field="1762"/>
+        <acat:field xmlns:acat="https://schemas.acat.akademie.uni-bremen.de" id="ff05ea55-fc26-4bce-a1cc-170dc9b8d864" field="1762"/>
       </w:r>
     </w:p>
     <w:p>
@@ -326,7 +326,7 @@
         <w:rPr>
           <w:rFonts w:ascii="Trebuchet MS" w:hAnsi="Trebuchet MS"/>
         </w:rPr>
-        <acat:field xmlns:acat="https://schemas.acat.akademie.uni-bremen.de" id="745bbfe0-e493-4f2e-a2af-ee181c5b967c" field="1858"/>
+        <acat:field xmlns:acat="https://schemas.acat.akademie.uni-bremen.de" id="b7dc7ee3-1683-46b5-bd69-702b7cda941f" field="1858"/>
       </w:r>
       <w:r>
         <w:rPr>
@@ -338,7 +338,7 @@
         <w:rPr>
           <w:rFonts w:ascii="Trebuchet MS" w:hAnsi="Trebuchet MS"/>
         </w:rPr>
-        <acat:field xmlns:acat="https://schemas.acat.akademie.uni-bremen.de" id="8de103a3-c86a-40f4-b7e7-47bc2adcbddf" field="1762"/>
+        <acat:field xmlns:acat="https://schemas.acat.akademie.uni-bremen.de" id="001561fa-2f5e-44e4-abc8-717241173277" field="1762"/>
       </w:r>
       <w:r>
         <w:rPr>
@@ -350,16 +350,16 @@
         <w:rPr>
           <w:rFonts w:ascii="Trebuchet MS" w:hAnsi="Trebuchet MS"/>
         </w:rPr>
-        <acat:field xmlns:acat="https://schemas.acat.akademie.uni-bremen.de" id="219d176e-5112-4005-a0ae-cd1a5a8edeb7" field="1757"/>
+        <acat:field xmlns:acat="https://schemas.acat.akademie.uni-bremen.de" id="c3cfea22-476e-463d-a063-a5d41c0f8b64" field="1757"/>
       </w:r>
       <w:r>
         <w:rPr>
           <w:rFonts w:ascii="Trebuchet MS" w:hAnsi="Trebuchet MS"/>
         </w:rPr>
         <w:t xml:space="preserve"> Felder einbauen, sonst spiegelt das ja nicht wirklich die Realität wieder. Aber was wäre das Leben ohne die Möglichkeit Entscheidungen treffen zu können!? Deswegen </w:t>
-        <acat:condition xmlns:acat="https://schemas.acat.akademie.uni-bremen.de" id="474a1be3-406b-4b03-a73a-c307985c0e9a" field="1760" action="0"><![CDATA[=]]></acat:condition>
+        <acat:condition xmlns:acat="https://schemas.acat.akademie.uni-bremen.de" id="eb9bb6ff-61ea-40bc-9012-6bee554c1b34" field="1760" action="0"><![CDATA[=]]></acat:condition>
         <w:t xml:space="preserve"> </w:t>
-        <acat:text xmlns:acat="https://schemas.acat.akademie.uni-bremen.de" id="87d13521-1982-4613-97ea-8ae7589c9565" space="preserve">Hurray</acat:text>
+        <acat:text xmlns:acat="https://schemas.acat.akademie.uni-bremen.de" id="e4f9a194-4865-4d8d-a661-8cdbbcb7142a" space="preserve">Hurray</acat:text>
         <w:t xml:space="preserve">. Läuft, oder!? :-P </w:t>
       </w:r>
       <w:proofErr w:type="spellStart"/>
@@ -397,7 +397,7 @@
         <w:rPr>
           <w:rFonts w:ascii="Trebuchet MS" w:hAnsi="Trebuchet MS"/>
         </w:rPr>
-        <acat:field xmlns:acat="https://schemas.acat.akademie.uni-bremen.de" id="79c53244-d5ca-420d-b4c8-c27dcdaeb689" field="156"/>
+        <acat:field xmlns:acat="https://schemas.acat.akademie.uni-bremen.de" id="d7f817ab-4730-42b6-b215-b408448ae5dc" field="156"/>
         <w:t xml:space="preserve"> Es soll das Feld mit der ID 156 gedruckt werden</w:t>
       </w:r>
     </w:p>
@@ -436,7 +436,7 @@
         <w:rPr>
           <w:rFonts w:ascii="Trebuchet MS" w:hAnsi="Trebuchet MS"/>
         </w:rPr>
-        <acat:text xmlns:acat="https://schemas.acat.akademie.uni-bremen.de" id="aef40cfb-3834-4945-889e-9d79135ba6ef" space="preserve">FOO BAR</acat:text>
+        <acat:text xmlns:acat="https://schemas.acat.akademie.uni-bremen.de" id="e4634fed-3866-4d0e-9604-e4609830c3c5" space="preserve">FOO BAR</acat:text>
         <w:t xml:space="preserve"> Hier handelt es sich um ein Textfeld, welches den Inhalt „FOO BAR“ ausdruckt.</w:t>
       </w:r>
     </w:p>
@@ -506,7 +506,7 @@
         <w:rPr>
           <w:rFonts w:ascii="Arial" w:hAnsi="Arial" w:cs="Arial"/>
         </w:rPr>
-        <acat:block xmlns:acat="https://schemas.acat.akademie.uni-bremen.de" id="7f806316-ed1e-46b2-9e51-a38f5766d4cd" type="start"/>
+        <acat:block xmlns:acat="https://schemas.acat.akademie.uni-bremen.de" id="1b81edb4-2c7c-4180-b54b-89d1314dad5d" type="start"/>
       </w:r>
     </w:p>
     <w:p>
@@ -520,20 +520,20 @@
         <w:rPr>
           <w:rFonts w:ascii="Arial" w:hAnsi="Arial" w:cs="Arial"/>
         </w:rPr>
-        <acat:field xmlns:acat="https://schemas.acat.akademie.uni-bremen.de" id="bcaa4104-696f-42a8-b87d-8ec630994ef1" field="156"/>
-      </w:r>
-    </w:p>
-    <w:p>
-      <w:pPr>
-        <w:rPr>
-          <w:rFonts w:ascii="Arial" w:hAnsi="Arial" w:cs="Arial"/>
-        </w:rPr>
-      </w:pPr>
-      <w:r>
-        <w:rPr>
-          <w:rFonts w:ascii="Arial" w:hAnsi="Arial" w:cs="Arial"/>
-        </w:rPr>
-        <acat:block xmlns:acat="https://schemas.acat.akademie.uni-bremen.de" id="fc38401a-c235-4e98-b324-211d62eba794" type="end"/>
+        <acat:field xmlns:acat="https://schemas.acat.akademie.uni-bremen.de" id="a8ff0354-8177-4657-a6e2-4d91c92b1661" field="156"/>
+      </w:r>
+    </w:p>
+    <w:p>
+      <w:pPr>
+        <w:rPr>
+          <w:rFonts w:ascii="Arial" w:hAnsi="Arial" w:cs="Arial"/>
+        </w:rPr>
+      </w:pPr>
+      <w:r>
+        <w:rPr>
+          <w:rFonts w:ascii="Arial" w:hAnsi="Arial" w:cs="Arial"/>
+        </w:rPr>
+        <acat:block xmlns:acat="https://schemas.acat.akademie.uni-bremen.de" id="69679eb3-1f58-43b8-8fb9-d6b3e202b949" type="end"/>
       </w:r>
     </w:p>
     <w:p>
@@ -633,11 +633,11 @@
         <w:rPr>
           <w:rFonts w:ascii="Arial" w:hAnsi="Arial" w:cs="Arial"/>
         </w:rPr>
-        <acat:block xmlns:acat="https://schemas.acat.akademie.uni-bremen.de" id="bf00fa17-7c2c-4b00-9996-ba968e4177f9" type="start"/>
+        <acat:block xmlns:acat="https://schemas.acat.akademie.uni-bremen.de" id="9381d1d2-067b-48eb-b4bc-c540e1b7c582" type="start"/>
         <w:t xml:space="preserve"> </w:t>
-        <acat:field xmlns:acat="https://schemas.acat.akademie.uni-bremen.de" id="26f89d0d-b461-4fa4-b608-b53437c80860" field="157"/>
+        <acat:field xmlns:acat="https://schemas.acat.akademie.uni-bremen.de" id="e83b60aa-5065-43ab-85ea-51e9aabd9fd8" field="157"/>
         <w:t xml:space="preserve"> </w:t>
-        <acat:block xmlns:acat="https://schemas.acat.akademie.uni-bremen.de" id="24ee57a8-ce20-4df8-826b-bc536453d175" type="end"/>
+        <acat:block xmlns:acat="https://schemas.acat.akademie.uni-bremen.de" id="bb160742-cdcb-49cd-8339-e9e15c1b95a1" type="end"/>
       </w:r>
     </w:p>
     <w:p>
@@ -665,33 +665,33 @@
         <w:rPr>
           <w:rFonts w:ascii="Arial" w:hAnsi="Arial" w:cs="Arial"/>
         </w:rPr>
-        <acat:block xmlns:acat="https://schemas.acat.akademie.uni-bremen.de" id="6fba1444-f81c-4438-8431-413e5a104aed" type="start"/>
-      </w:r>
-    </w:p>
-    <w:p>
-      <w:pPr>
-        <w:rPr>
-          <w:rFonts w:ascii="Arial" w:hAnsi="Arial" w:cs="Arial"/>
-        </w:rPr>
-      </w:pPr>
-      <w:r>
-        <w:rPr>
-          <w:rFonts w:ascii="Arial" w:hAnsi="Arial" w:cs="Arial"/>
-        </w:rPr>
-        <acat:field xmlns:acat="https://schemas.acat.akademie.uni-bremen.de" id="8b7885d2-0f91-4864-8c8e-e71847de60ef" field="156"/>
-      </w:r>
-    </w:p>
-    <w:p>
-      <w:pPr>
-        <w:rPr>
-          <w:rFonts w:ascii="Arial" w:hAnsi="Arial" w:cs="Arial"/>
-        </w:rPr>
-      </w:pPr>
-      <w:r>
-        <w:rPr>
-          <w:rFonts w:ascii="Arial" w:hAnsi="Arial" w:cs="Arial"/>
-        </w:rPr>
-        <acat:block xmlns:acat="https://schemas.acat.akademie.uni-bremen.de" id="56c22455-24dc-449e-9c10-61366a1a3873" type="end"/>
+        <acat:block xmlns:acat="https://schemas.acat.akademie.uni-bremen.de" id="06ccab27-7df1-4ece-88f5-04972c679907" type="start"/>
+      </w:r>
+    </w:p>
+    <w:p>
+      <w:pPr>
+        <w:rPr>
+          <w:rFonts w:ascii="Arial" w:hAnsi="Arial" w:cs="Arial"/>
+        </w:rPr>
+      </w:pPr>
+      <w:r>
+        <w:rPr>
+          <w:rFonts w:ascii="Arial" w:hAnsi="Arial" w:cs="Arial"/>
+        </w:rPr>
+        <acat:field xmlns:acat="https://schemas.acat.akademie.uni-bremen.de" id="1ddd002f-8de7-4723-9db5-5ddf604167be" field="156"/>
+      </w:r>
+    </w:p>
+    <w:p>
+      <w:pPr>
+        <w:rPr>
+          <w:rFonts w:ascii="Arial" w:hAnsi="Arial" w:cs="Arial"/>
+        </w:rPr>
+      </w:pPr>
+      <w:r>
+        <w:rPr>
+          <w:rFonts w:ascii="Arial" w:hAnsi="Arial" w:cs="Arial"/>
+        </w:rPr>
+        <acat:block xmlns:acat="https://schemas.acat.akademie.uni-bremen.de" id="6e57bf3e-376b-4a59-b15e-9875c764a078" type="end"/>
       </w:r>
     </w:p>
     <w:p>
@@ -1082,7 +1082,7 @@
               <w:rPr>
                 <w:rFonts w:ascii="Arial" w:hAnsi="Arial" w:cs="Arial"/>
               </w:rPr>
-              <acat:block xmlns:acat="https://schemas.acat.akademie.uni-bremen.de" id="953e9683-2546-4c3c-9612-34d1fbec60a3" type="start"/>
+              <acat:block xmlns:acat="https://schemas.acat.akademie.uni-bremen.de" id="79eabf4d-3c23-4884-b649-a9bd95221dd1" type="start"/>
               <w:t xml:space="preserve"> </w:t>
             </w:r>
           </w:p>
@@ -1101,7 +1101,7 @@
               <w:rPr>
                 <w:rFonts w:ascii="Arial" w:hAnsi="Arial" w:cs="Arial"/>
               </w:rPr>
-              <acat:field xmlns:acat="https://schemas.acat.akademie.uni-bremen.de" id="7116e1c0-5e69-4718-b5de-43c78abc95af" field="156"/>
+              <acat:field xmlns:acat="https://schemas.acat.akademie.uni-bremen.de" id="a3ee2ae9-a47f-48fa-9960-2cde984bd6f2" field="156"/>
             </w:r>
           </w:p>
         </w:tc>
@@ -1119,7 +1119,7 @@
               <w:rPr>
                 <w:rFonts w:ascii="Arial" w:hAnsi="Arial" w:cs="Arial"/>
               </w:rPr>
-              <acat:field xmlns:acat="https://schemas.acat.akademie.uni-bremen.de" id="d9ed9db6-7233-474f-b6f6-05112f9d4d8f" field="157"/>
+              <acat:field xmlns:acat="https://schemas.acat.akademie.uni-bremen.de" id="12ab3ca9-816e-4b17-b173-26d3379f58d5" field="157"/>
             </w:r>
           </w:p>
         </w:tc>
@@ -1137,7 +1137,7 @@
               <w:rPr>
                 <w:rFonts w:ascii="Arial" w:hAnsi="Arial" w:cs="Arial"/>
               </w:rPr>
-              <acat:block xmlns:acat="https://schemas.acat.akademie.uni-bremen.de" id="bfb7e14a-2496-424e-be9d-10b0978ed794" type="end"/>
+              <acat:block xmlns:acat="https://schemas.acat.akademie.uni-bremen.de" id="fce3157a-4673-46dc-927b-dbfd717da59d" type="end"/>
             </w:r>
           </w:p>
         </w:tc>
@@ -1868,7 +1868,7 @@
               <w:rPr>
                 <w:rFonts w:ascii="Arial" w:hAnsi="Arial" w:cs="Arial"/>
               </w:rPr>
-              <acat:block xmlns:acat="https://schemas.acat.akademie.uni-bremen.de" id="a5d65f30-aa83-4e84-840c-3c994b32ab1c" type="start"/>
+              <acat:block xmlns:acat="https://schemas.acat.akademie.uni-bremen.de" id="4d31efbb-d6cc-4502-84ad-e45804847f89" type="start"/>
             </w:r>
           </w:p>
         </w:tc>
@@ -1900,7 +1900,7 @@
               <w:rPr>
                 <w:rFonts w:ascii="Arial" w:hAnsi="Arial" w:cs="Arial"/>
               </w:rPr>
-              <acat:field xmlns:acat="https://schemas.acat.akademie.uni-bremen.de" id="db973675-842d-4066-a50c-dca2fe3f14f4" field="156"/>
+              <acat:field xmlns:acat="https://schemas.acat.akademie.uni-bremen.de" id="08b70296-7b77-4d4e-afc0-a49ca5ff8533" field="156"/>
             </w:r>
           </w:p>
         </w:tc>
@@ -1918,7 +1918,7 @@
               <w:rPr>
                 <w:rFonts w:ascii="Arial" w:hAnsi="Arial" w:cs="Arial"/>
               </w:rPr>
-              <acat:field xmlns:acat="https://schemas.acat.akademie.uni-bremen.de" id="8bc2ec1e-4fc9-41b4-94df-47bb6a18ef0e" field="157"/>
+              <acat:field xmlns:acat="https://schemas.acat.akademie.uni-bremen.de" id="d69e3387-b7b2-450b-8342-7b1243ec5090" field="157"/>
             </w:r>
           </w:p>
         </w:tc>
@@ -1939,7 +1939,7 @@
                 <w:rFonts w:ascii="Arial" w:hAnsi="Arial" w:cs="Arial"/>
               </w:rPr>
               <w:lastRenderedPageBreak/>
-              <acat:block xmlns:acat="https://schemas.acat.akademie.uni-bremen.de" id="12b65ffb-f898-4e48-8ca9-870fad30994a" type="end"/>
+              <acat:block xmlns:acat="https://schemas.acat.akademie.uni-bremen.de" id="4534532a-f648-4efa-8437-8780bc72da12" type="end"/>
             </w:r>
           </w:p>
         </w:tc>
@@ -2354,7 +2354,7 @@
               <w:rPr>
                 <w:rFonts w:ascii="Arial" w:hAnsi="Arial" w:cs="Arial"/>
               </w:rPr>
-              <acat:block xmlns:acat="https://schemas.acat.akademie.uni-bremen.de" id="fb70a891-e8f9-466a-a34c-f90888306d7f" type="start"/>
+              <acat:block xmlns:acat="https://schemas.acat.akademie.uni-bremen.de" id="718f1375-a2ec-4598-be57-85cbd3650372" type="start"/>
             </w:r>
           </w:p>
         </w:tc>
@@ -2392,7 +2392,7 @@
               <w:rPr>
                 <w:rFonts w:ascii="Arial" w:hAnsi="Arial" w:cs="Arial"/>
               </w:rPr>
-              <acat:field xmlns:acat="https://schemas.acat.akademie.uni-bremen.de" id="99651fd0-8685-4697-af5b-3717c9a0c73b" field="156"/>
+              <acat:field xmlns:acat="https://schemas.acat.akademie.uni-bremen.de" id="d9bd40fb-f805-42e0-bb86-b7f84658f601" field="156"/>
             </w:r>
           </w:p>
         </w:tc>
@@ -2410,7 +2410,7 @@
               <w:rPr>
                 <w:rFonts w:ascii="Arial" w:hAnsi="Arial" w:cs="Arial"/>
               </w:rPr>
-              <acat:field xmlns:acat="https://schemas.acat.akademie.uni-bremen.de" id="e9cc8b82-05dc-4713-bbe8-83a130e84d24" field="157"/>
+              <acat:field xmlns:acat="https://schemas.acat.akademie.uni-bremen.de" id="5cdddc93-d419-49f9-8c84-2bf5baad592a" field="157"/>
             </w:r>
           </w:p>
         </w:tc>
@@ -2430,7 +2430,7 @@
               <w:rPr>
                 <w:rFonts w:ascii="Arial" w:hAnsi="Arial" w:cs="Arial"/>
               </w:rPr>
-              <acat:block xmlns:acat="https://schemas.acat.akademie.uni-bremen.de" id="dcef450f-0971-4666-91a1-846ea323a6ae" type="end"/>
+              <acat:block xmlns:acat="https://schemas.acat.akademie.uni-bremen.de" id="968d7e00-0dc2-4f96-9541-b09e9e036674" type="end"/>
             </w:r>
           </w:p>
         </w:tc>

--- a/test/Parser/Tag/Resources/tag_generator_test_document_lck.docx
+++ b/test/Parser/Tag/Resources/tag_generator_test_document_lck.docx
@@ -89,7 +89,7 @@
           <w:color w:val="FF0000"/>
           <w:sz w:val="32"/>
         </w:rPr>
-        <acat:field xmlns:acat="https://schemas.acat.akademie.uni-bremen.de" id="57f916a8-9a65-43a0-a9a2-05fba9f95c74" field="1121"/>
+        <acat:field xmlns:acat="https://schemas.acat.akademie.uni-bremen.de" id="08902ec2-eb66-40cc-9a6a-73b299ef6ee9" field="1121"/>
       </w:r>
     </w:p>
     <w:p>
@@ -136,9 +136,9 @@
         <w:rPr>
           <w:rFonts w:ascii="Trebuchet MS" w:hAnsi="Trebuchet MS"/>
         </w:rPr>
-        <acat:condition xmlns:acat="https://schemas.acat.akademie.uni-bremen.de" id="16ee0446-9b96-408f-9c1d-84347514a7d4" field="1760" action="0"><![CDATA[<>]]></acat:condition>
-        <acat:condition xmlns:acat="https://schemas.acat.akademie.uni-bremen.de" id="a9d35eeb-0d9a-4416-960e-90eec5a0222f" field="1858" action="0"><![CDATA[=]]></acat:condition>
-        <acat:field xmlns:acat="https://schemas.acat.akademie.uni-bremen.de" id="96032099-9866-40c8-9f5d-494a1c4fa128" field="1858"/>
+        <acat:condition xmlns:acat="https://schemas.acat.akademie.uni-bremen.de" id="2ebc43f9-c598-4148-ac63-3b8a609436df" field="1760" action="0"><![CDATA[<>]]></acat:condition>
+        <acat:condition xmlns:acat="https://schemas.acat.akademie.uni-bremen.de" id="458f6751-f2c9-42a3-a5c3-6b5443cf357f" field="1858" action="0"><![CDATA[=]]></acat:condition>
+        <acat:field xmlns:acat="https://schemas.acat.akademie.uni-bremen.de" id="065d7ca3-b1c2-4b40-9093-5dc592cdb18c" field="1858"/>
         <w:t xml:space="preserve"> </w:t>
       </w:r>
     </w:p>
@@ -154,9 +154,9 @@
         <w:rPr>
           <w:rFonts w:ascii="Trebuchet MS" w:hAnsi="Trebuchet MS"/>
         </w:rPr>
-        <acat:condition xmlns:acat="https://schemas.acat.akademie.uni-bremen.de" id="71a186ec-d0a7-40f9-9525-5cb36ee59ab9" field="1760" action="0"><![CDATA[<>]]></acat:condition>
-        <acat:condition xmlns:acat="https://schemas.acat.akademie.uni-bremen.de" id="00ddb67c-c6c2-4d59-bd4c-a6ea4da13fce" field="1744" action="0"><![CDATA[=]]></acat:condition>
-        <acat:field xmlns:acat="https://schemas.acat.akademie.uni-bremen.de" id="594b2416-64ae-472b-ba67-5bc91e4d345a" field="1744"/>
+        <acat:condition xmlns:acat="https://schemas.acat.akademie.uni-bremen.de" id="8b493256-48d0-45f1-b7f1-4f9e3456ab8e" field="1760" action="0"><![CDATA[<>]]></acat:condition>
+        <acat:condition xmlns:acat="https://schemas.acat.akademie.uni-bremen.de" id="1726b696-c4dc-4bc2-ba87-ffd29078ee2d" field="1744" action="0"><![CDATA[=]]></acat:condition>
+        <acat:field xmlns:acat="https://schemas.acat.akademie.uni-bremen.de" id="20d0049e-f9fd-4c50-a74b-f02266366566" field="1744"/>
       </w:r>
     </w:p>
     <w:p>
@@ -171,13 +171,13 @@
         <w:rPr>
           <w:rFonts w:ascii="Trebuchet MS" w:hAnsi="Trebuchet MS"/>
         </w:rPr>
-        <acat:condition xmlns:acat="https://schemas.acat.akademie.uni-bremen.de" id="3ff5763a-8c2d-4cb4-a2a9-ab06ddf5bd0f" field="1760" action="0"><![CDATA[<>]]></acat:condition>
-        <acat:condition xmlns:acat="https://schemas.acat.akademie.uni-bremen.de" id="e7c7cbb6-abbc-43a8-9e9a-47d7ee49d9ef" field="1752" action="2"><![CDATA[=]]></acat:condition>
-        <acat:field xmlns:acat="https://schemas.acat.akademie.uni-bremen.de" id="45b8429f-e312-40e2-a617-81d43df6600f" field="1752"/>
+        <acat:condition xmlns:acat="https://schemas.acat.akademie.uni-bremen.de" id="b5df8e09-83fd-4578-9ec5-0de10980dcbf" field="1760" action="0"><![CDATA[<>]]></acat:condition>
+        <acat:condition xmlns:acat="https://schemas.acat.akademie.uni-bremen.de" id="fef7ad0d-92b4-40e6-a09a-4be58b7c7dda" field="1752" action="2"><![CDATA[=]]></acat:condition>
+        <acat:field xmlns:acat="https://schemas.acat.akademie.uni-bremen.de" id="aa8a68e1-cb52-4f60-9a3c-59afdc264b49" field="1752"/>
         <w:t xml:space="preserve"> </w:t>
-        <acat:field xmlns:acat="https://schemas.acat.akademie.uni-bremen.de" id="39be90e6-d7fa-4971-8b4f-c11856774736" field="1745"/>
+        <acat:field xmlns:acat="https://schemas.acat.akademie.uni-bremen.de" id="1787c2fb-0e12-4e17-9129-d5bda9651bfe" field="1745"/>
         <w:t xml:space="preserve"> </w:t>
-        <acat:field xmlns:acat="https://schemas.acat.akademie.uni-bremen.de" id="45c66990-fe25-433d-9504-d946b42c6c99" field="1747"/>
+        <acat:field xmlns:acat="https://schemas.acat.akademie.uni-bremen.de" id="8eca0944-46f5-46ed-8580-fab8b458ceb6" field="1747"/>
       </w:r>
     </w:p>
     <w:p>
@@ -192,8 +192,8 @@
         <w:rPr>
           <w:rFonts w:ascii="Trebuchet MS" w:hAnsi="Trebuchet MS"/>
         </w:rPr>
-        <acat:condition xmlns:acat="https://schemas.acat.akademie.uni-bremen.de" id="500192c6-a64c-4493-a296-f27fa2aa8ef2" field="1760" action="0"><![CDATA[<>]]></acat:condition>
-        <acat:field xmlns:acat="https://schemas.acat.akademie.uni-bremen.de" id="43690693-c4ce-4142-864c-05979c8db4b7" field="1748"/>
+        <acat:condition xmlns:acat="https://schemas.acat.akademie.uni-bremen.de" id="9040ca5e-3384-40c0-baa3-75bed4a9e31b" field="1760" action="0"><![CDATA[<>]]></acat:condition>
+        <acat:field xmlns:acat="https://schemas.acat.akademie.uni-bremen.de" id="188d039b-5238-49bf-85e3-f0e190bd1af7" field="1748"/>
       </w:r>
     </w:p>
     <w:p>
@@ -208,10 +208,10 @@
         <w:rPr>
           <w:rFonts w:ascii="Trebuchet MS" w:hAnsi="Trebuchet MS"/>
         </w:rPr>
-        <acat:condition xmlns:acat="https://schemas.acat.akademie.uni-bremen.de" id="6f413aa8-36d8-4e90-b1f9-910210684048" field="1760" action="0"><![CDATA[<>]]></acat:condition>
-        <acat:field xmlns:acat="https://schemas.acat.akademie.uni-bremen.de" id="bd9407ce-8756-4772-a6d4-4315748e428c" field="1749"/>
+        <acat:condition xmlns:acat="https://schemas.acat.akademie.uni-bremen.de" id="227a6fb9-5722-4e01-a528-d4d59ea33062" field="1760" action="0"><![CDATA[<>]]></acat:condition>
+        <acat:field xmlns:acat="https://schemas.acat.akademie.uni-bremen.de" id="1066c38f-990e-4d58-949d-37744b902df0" field="1749"/>
         <w:t xml:space="preserve"> </w:t>
-        <acat:field xmlns:acat="https://schemas.acat.akademie.uni-bremen.de" id="aedd1c92-a5e0-4542-8503-5d7605cdfbb4" field="1750"/>
+        <acat:field xmlns:acat="https://schemas.acat.akademie.uni-bremen.de" id="9260419a-2c0d-462f-b08b-7c5ceef73d55" field="1750"/>
       </w:r>
     </w:p>
     <w:p>
@@ -226,8 +226,8 @@
         <w:rPr>
           <w:rFonts w:ascii="Trebuchet MS" w:hAnsi="Trebuchet MS"/>
         </w:rPr>
-        <acat:condition xmlns:acat="https://schemas.acat.akademie.uni-bremen.de" id="3f83784b-41b7-4714-9ce9-b48d622e5635" field="1757" action="0"><![CDATA[=]]></acat:condition>
-        <acat:field xmlns:acat="https://schemas.acat.akademie.uni-bremen.de" id="ba16597a-ad29-41cc-80fa-1a0ff499f3f4" field="1757"/>
+        <acat:condition xmlns:acat="https://schemas.acat.akademie.uni-bremen.de" id="3d4b10d8-9e16-427f-bb6c-9bce508334e0" field="1757" action="0"><![CDATA[=]]></acat:condition>
+        <acat:field xmlns:acat="https://schemas.acat.akademie.uni-bremen.de" id="e42c7c62-cfe4-4fc8-bb3b-df0910251a9f" field="1757"/>
         <w:t xml:space="preserve"> </w:t>
       </w:r>
     </w:p>
@@ -243,8 +243,8 @@
         <w:rPr>
           <w:rFonts w:ascii="Trebuchet MS" w:hAnsi="Trebuchet MS"/>
         </w:rPr>
-        <acat:condition xmlns:acat="https://schemas.acat.akademie.uni-bremen.de" id="4b02f30e-865a-4a52-b026-478fa0891164" field="1860" action="0"><![CDATA[=]]></acat:condition>
-        <acat:field xmlns:acat="https://schemas.acat.akademie.uni-bremen.de" id="6ea01684-e06f-4f0a-b8b6-1e4f34f44fd4" field="1860"/>
+        <acat:condition xmlns:acat="https://schemas.acat.akademie.uni-bremen.de" id="152a70cd-19eb-4f2d-8dbd-233c5f437c7e" field="1860" action="0"><![CDATA[=]]></acat:condition>
+        <acat:field xmlns:acat="https://schemas.acat.akademie.uni-bremen.de" id="d74ffcbc-66d2-4f6f-9c4f-c0bf70540850" field="1860"/>
         <w:t xml:space="preserve"> </w:t>
       </w:r>
     </w:p>
@@ -260,10 +260,10 @@
         <w:rPr>
           <w:rFonts w:ascii="Trebuchet MS" w:hAnsi="Trebuchet MS"/>
         </w:rPr>
-        <acat:condition xmlns:acat="https://schemas.acat.akademie.uni-bremen.de" id="3532c9da-1ce9-4682-813b-29f046803760" field="1862" action="0"><![CDATA[=]]></acat:condition>
-        <acat:field xmlns:acat="https://schemas.acat.akademie.uni-bremen.de" id="4c2f84bd-d783-4723-8fb3-f48ec4f14076" field="1862"/>
+        <acat:condition xmlns:acat="https://schemas.acat.akademie.uni-bremen.de" id="fad76afa-1422-4c55-9dd7-69b6e9cb1800" field="1862" action="0"><![CDATA[=]]></acat:condition>
+        <acat:field xmlns:acat="https://schemas.acat.akademie.uni-bremen.de" id="69859b38-09f6-4069-8fea-09fa0054bf2c" field="1862"/>
         <w:t xml:space="preserve"> </w:t>
-        <acat:field xmlns:acat="https://schemas.acat.akademie.uni-bremen.de" id="4dd9083e-3bf1-4caa-8ced-47d2f38b6374" field="1863"/>
+        <acat:field xmlns:acat="https://schemas.acat.akademie.uni-bremen.de" id="944ae489-7a66-404d-9810-a2a117f5899e" field="1863"/>
       </w:r>
     </w:p>
     <w:p>
@@ -278,8 +278,8 @@
         <w:rPr>
           <w:rFonts w:ascii="Trebuchet MS" w:hAnsi="Trebuchet MS"/>
         </w:rPr>
-        <acat:condition xmlns:acat="https://schemas.acat.akademie.uni-bremen.de" id="f6ef83f8-287d-4776-8312-848790868780" field="1760" action="0"><![CDATA[=]]></acat:condition>
-        <acat:field xmlns:acat="https://schemas.acat.akademie.uni-bremen.de" id="08d5cdef-ad17-4bb3-96b0-4b5585d0f847" field="1760"/>
+        <acat:condition xmlns:acat="https://schemas.acat.akademie.uni-bremen.de" id="2fee4b7b-bf73-4c54-8c27-c7c67f6f11d7" field="1760" action="0"><![CDATA[=]]></acat:condition>
+        <acat:field xmlns:acat="https://schemas.acat.akademie.uni-bremen.de" id="770c1127-4d52-44b2-86a0-1900a5bd0ca3" field="1760"/>
       </w:r>
     </w:p>
     <w:p>
@@ -294,10 +294,10 @@
         <w:rPr>
           <w:rFonts w:ascii="Trebuchet MS" w:hAnsi="Trebuchet MS"/>
         </w:rPr>
-        <acat:condition xmlns:acat="https://schemas.acat.akademie.uni-bremen.de" id="a21c338f-55d9-4801-9a46-fe47253a5a22" field="1761" action="0"><![CDATA[=]]></acat:condition>
-        <acat:field xmlns:acat="https://schemas.acat.akademie.uni-bremen.de" id="d215e9b6-d98b-4c5f-a2c3-9f8376f9b217" field="1761"/>
+        <acat:condition xmlns:acat="https://schemas.acat.akademie.uni-bremen.de" id="8abe44b9-a67f-4b70-8f34-30b2cb33e272" field="1761" action="0"><![CDATA[=]]></acat:condition>
+        <acat:field xmlns:acat="https://schemas.acat.akademie.uni-bremen.de" id="4de7eed1-3452-443f-b2b8-35a24e85e319" field="1761"/>
         <w:t xml:space="preserve"> </w:t>
-        <acat:field xmlns:acat="https://schemas.acat.akademie.uni-bremen.de" id="ff05ea55-fc26-4bce-a1cc-170dc9b8d864" field="1762"/>
+        <acat:field xmlns:acat="https://schemas.acat.akademie.uni-bremen.de" id="61fd49d5-909a-4081-a14b-d654078de1a3" field="1762"/>
       </w:r>
     </w:p>
     <w:p>
@@ -326,7 +326,7 @@
         <w:rPr>
           <w:rFonts w:ascii="Trebuchet MS" w:hAnsi="Trebuchet MS"/>
         </w:rPr>
-        <acat:field xmlns:acat="https://schemas.acat.akademie.uni-bremen.de" id="b7dc7ee3-1683-46b5-bd69-702b7cda941f" field="1858"/>
+        <acat:field xmlns:acat="https://schemas.acat.akademie.uni-bremen.de" id="282c82df-41d9-4985-b86d-abef50b0b79f" field="1858"/>
       </w:r>
       <w:r>
         <w:rPr>
@@ -338,7 +338,7 @@
         <w:rPr>
           <w:rFonts w:ascii="Trebuchet MS" w:hAnsi="Trebuchet MS"/>
         </w:rPr>
-        <acat:field xmlns:acat="https://schemas.acat.akademie.uni-bremen.de" id="001561fa-2f5e-44e4-abc8-717241173277" field="1762"/>
+        <acat:field xmlns:acat="https://schemas.acat.akademie.uni-bremen.de" id="c846fa72-88b2-417f-84a0-aa542960cbab" field="1762"/>
       </w:r>
       <w:r>
         <w:rPr>
@@ -350,16 +350,16 @@
         <w:rPr>
           <w:rFonts w:ascii="Trebuchet MS" w:hAnsi="Trebuchet MS"/>
         </w:rPr>
-        <acat:field xmlns:acat="https://schemas.acat.akademie.uni-bremen.de" id="c3cfea22-476e-463d-a063-a5d41c0f8b64" field="1757"/>
+        <acat:field xmlns:acat="https://schemas.acat.akademie.uni-bremen.de" id="8a4b882f-0b81-499d-9bc1-c5654fb328ae" field="1757"/>
       </w:r>
       <w:r>
         <w:rPr>
           <w:rFonts w:ascii="Trebuchet MS" w:hAnsi="Trebuchet MS"/>
         </w:rPr>
         <w:t xml:space="preserve"> Felder einbauen, sonst spiegelt das ja nicht wirklich die Realität wieder. Aber was wäre das Leben ohne die Möglichkeit Entscheidungen treffen zu können!? Deswegen </w:t>
-        <acat:condition xmlns:acat="https://schemas.acat.akademie.uni-bremen.de" id="eb9bb6ff-61ea-40bc-9012-6bee554c1b34" field="1760" action="0"><![CDATA[=]]></acat:condition>
+        <acat:condition xmlns:acat="https://schemas.acat.akademie.uni-bremen.de" id="dc568691-14a8-42b3-a08c-5f5b89d3f005" field="1760" action="0"><![CDATA[=]]></acat:condition>
         <w:t xml:space="preserve"> </w:t>
-        <acat:text xmlns:acat="https://schemas.acat.akademie.uni-bremen.de" id="e4f9a194-4865-4d8d-a661-8cdbbcb7142a" space="preserve">Hurray</acat:text>
+        <acat:text xmlns:acat="https://schemas.acat.akademie.uni-bremen.de" id="ac26312f-953c-4b24-9c91-066095296f62" space="preserve">Hurray</acat:text>
         <w:t xml:space="preserve">. Läuft, oder!? :-P </w:t>
       </w:r>
       <w:proofErr w:type="spellStart"/>
@@ -397,7 +397,7 @@
         <w:rPr>
           <w:rFonts w:ascii="Trebuchet MS" w:hAnsi="Trebuchet MS"/>
         </w:rPr>
-        <acat:field xmlns:acat="https://schemas.acat.akademie.uni-bremen.de" id="d7f817ab-4730-42b6-b215-b408448ae5dc" field="156"/>
+        <acat:field xmlns:acat="https://schemas.acat.akademie.uni-bremen.de" id="261595fa-7acb-477e-b9d0-a013db0f8d3c" field="156"/>
         <w:t xml:space="preserve"> Es soll das Feld mit der ID 156 gedruckt werden</w:t>
       </w:r>
     </w:p>
@@ -436,7 +436,7 @@
         <w:rPr>
           <w:rFonts w:ascii="Trebuchet MS" w:hAnsi="Trebuchet MS"/>
         </w:rPr>
-        <acat:text xmlns:acat="https://schemas.acat.akademie.uni-bremen.de" id="e4634fed-3866-4d0e-9604-e4609830c3c5" space="preserve">FOO BAR</acat:text>
+        <acat:text xmlns:acat="https://schemas.acat.akademie.uni-bremen.de" id="91e9ecad-75fa-430b-868e-6c452fb43af4" space="preserve">FOO BAR</acat:text>
         <w:t xml:space="preserve"> Hier handelt es sich um ein Textfeld, welches den Inhalt „FOO BAR“ ausdruckt.</w:t>
       </w:r>
     </w:p>
@@ -506,7 +506,7 @@
         <w:rPr>
           <w:rFonts w:ascii="Arial" w:hAnsi="Arial" w:cs="Arial"/>
         </w:rPr>
-        <acat:block xmlns:acat="https://schemas.acat.akademie.uni-bremen.de" id="1b81edb4-2c7c-4180-b54b-89d1314dad5d" type="start"/>
+        <acat:block xmlns:acat="https://schemas.acat.akademie.uni-bremen.de" id="bce10344-58b8-4a1d-b6a4-b63f4fd9cb3d" type="start"/>
       </w:r>
     </w:p>
     <w:p>
@@ -520,20 +520,20 @@
         <w:rPr>
           <w:rFonts w:ascii="Arial" w:hAnsi="Arial" w:cs="Arial"/>
         </w:rPr>
-        <acat:field xmlns:acat="https://schemas.acat.akademie.uni-bremen.de" id="a8ff0354-8177-4657-a6e2-4d91c92b1661" field="156"/>
-      </w:r>
-    </w:p>
-    <w:p>
-      <w:pPr>
-        <w:rPr>
-          <w:rFonts w:ascii="Arial" w:hAnsi="Arial" w:cs="Arial"/>
-        </w:rPr>
-      </w:pPr>
-      <w:r>
-        <w:rPr>
-          <w:rFonts w:ascii="Arial" w:hAnsi="Arial" w:cs="Arial"/>
-        </w:rPr>
-        <acat:block xmlns:acat="https://schemas.acat.akademie.uni-bremen.de" id="69679eb3-1f58-43b8-8fb9-d6b3e202b949" type="end"/>
+        <acat:field xmlns:acat="https://schemas.acat.akademie.uni-bremen.de" id="5b2570d7-690b-4b40-bd13-0b7bd5498ff2" field="156"/>
+      </w:r>
+    </w:p>
+    <w:p>
+      <w:pPr>
+        <w:rPr>
+          <w:rFonts w:ascii="Arial" w:hAnsi="Arial" w:cs="Arial"/>
+        </w:rPr>
+      </w:pPr>
+      <w:r>
+        <w:rPr>
+          <w:rFonts w:ascii="Arial" w:hAnsi="Arial" w:cs="Arial"/>
+        </w:rPr>
+        <acat:block xmlns:acat="https://schemas.acat.akademie.uni-bremen.de" id="095af099-3d0f-40bd-b922-e1e35c070db2" type="end"/>
       </w:r>
     </w:p>
     <w:p>
@@ -633,11 +633,11 @@
         <w:rPr>
           <w:rFonts w:ascii="Arial" w:hAnsi="Arial" w:cs="Arial"/>
         </w:rPr>
-        <acat:block xmlns:acat="https://schemas.acat.akademie.uni-bremen.de" id="9381d1d2-067b-48eb-b4bc-c540e1b7c582" type="start"/>
+        <acat:block xmlns:acat="https://schemas.acat.akademie.uni-bremen.de" id="b408c63c-9976-4e69-bf33-13d2e5444917" type="start"/>
         <w:t xml:space="preserve"> </w:t>
-        <acat:field xmlns:acat="https://schemas.acat.akademie.uni-bremen.de" id="e83b60aa-5065-43ab-85ea-51e9aabd9fd8" field="157"/>
+        <acat:field xmlns:acat="https://schemas.acat.akademie.uni-bremen.de" id="cd411b5c-d28b-4fe0-bdbf-63bc5a54c3ad" field="157"/>
         <w:t xml:space="preserve"> </w:t>
-        <acat:block xmlns:acat="https://schemas.acat.akademie.uni-bremen.de" id="bb160742-cdcb-49cd-8339-e9e15c1b95a1" type="end"/>
+        <acat:block xmlns:acat="https://schemas.acat.akademie.uni-bremen.de" id="74496fa7-8735-4dca-a742-296650377fb5" type="end"/>
       </w:r>
     </w:p>
     <w:p>
@@ -665,33 +665,33 @@
         <w:rPr>
           <w:rFonts w:ascii="Arial" w:hAnsi="Arial" w:cs="Arial"/>
         </w:rPr>
-        <acat:block xmlns:acat="https://schemas.acat.akademie.uni-bremen.de" id="06ccab27-7df1-4ece-88f5-04972c679907" type="start"/>
-      </w:r>
-    </w:p>
-    <w:p>
-      <w:pPr>
-        <w:rPr>
-          <w:rFonts w:ascii="Arial" w:hAnsi="Arial" w:cs="Arial"/>
-        </w:rPr>
-      </w:pPr>
-      <w:r>
-        <w:rPr>
-          <w:rFonts w:ascii="Arial" w:hAnsi="Arial" w:cs="Arial"/>
-        </w:rPr>
-        <acat:field xmlns:acat="https://schemas.acat.akademie.uni-bremen.de" id="1ddd002f-8de7-4723-9db5-5ddf604167be" field="156"/>
-      </w:r>
-    </w:p>
-    <w:p>
-      <w:pPr>
-        <w:rPr>
-          <w:rFonts w:ascii="Arial" w:hAnsi="Arial" w:cs="Arial"/>
-        </w:rPr>
-      </w:pPr>
-      <w:r>
-        <w:rPr>
-          <w:rFonts w:ascii="Arial" w:hAnsi="Arial" w:cs="Arial"/>
-        </w:rPr>
-        <acat:block xmlns:acat="https://schemas.acat.akademie.uni-bremen.de" id="6e57bf3e-376b-4a59-b15e-9875c764a078" type="end"/>
+        <acat:block xmlns:acat="https://schemas.acat.akademie.uni-bremen.de" id="eef965cd-296d-4c9c-bd8d-982842cf5e4e" type="start"/>
+      </w:r>
+    </w:p>
+    <w:p>
+      <w:pPr>
+        <w:rPr>
+          <w:rFonts w:ascii="Arial" w:hAnsi="Arial" w:cs="Arial"/>
+        </w:rPr>
+      </w:pPr>
+      <w:r>
+        <w:rPr>
+          <w:rFonts w:ascii="Arial" w:hAnsi="Arial" w:cs="Arial"/>
+        </w:rPr>
+        <acat:field xmlns:acat="https://schemas.acat.akademie.uni-bremen.de" id="15e8358d-5818-4db5-b3da-07585ffef309" field="156"/>
+      </w:r>
+    </w:p>
+    <w:p>
+      <w:pPr>
+        <w:rPr>
+          <w:rFonts w:ascii="Arial" w:hAnsi="Arial" w:cs="Arial"/>
+        </w:rPr>
+      </w:pPr>
+      <w:r>
+        <w:rPr>
+          <w:rFonts w:ascii="Arial" w:hAnsi="Arial" w:cs="Arial"/>
+        </w:rPr>
+        <acat:block xmlns:acat="https://schemas.acat.akademie.uni-bremen.de" id="465a836d-2802-40b4-ab81-f9291b53d084" type="end"/>
       </w:r>
     </w:p>
     <w:p>
@@ -1082,7 +1082,7 @@
               <w:rPr>
                 <w:rFonts w:ascii="Arial" w:hAnsi="Arial" w:cs="Arial"/>
               </w:rPr>
-              <acat:block xmlns:acat="https://schemas.acat.akademie.uni-bremen.de" id="79eabf4d-3c23-4884-b649-a9bd95221dd1" type="start"/>
+              <acat:block xmlns:acat="https://schemas.acat.akademie.uni-bremen.de" id="798b169b-5741-49cf-8441-75589a31a45f" type="start"/>
               <w:t xml:space="preserve"> </w:t>
             </w:r>
           </w:p>
@@ -1101,7 +1101,7 @@
               <w:rPr>
                 <w:rFonts w:ascii="Arial" w:hAnsi="Arial" w:cs="Arial"/>
               </w:rPr>
-              <acat:field xmlns:acat="https://schemas.acat.akademie.uni-bremen.de" id="a3ee2ae9-a47f-48fa-9960-2cde984bd6f2" field="156"/>
+              <acat:field xmlns:acat="https://schemas.acat.akademie.uni-bremen.de" id="b4cf258a-2747-40e4-9ac0-a1eed4a29e3b" field="156"/>
             </w:r>
           </w:p>
         </w:tc>
@@ -1119,7 +1119,7 @@
               <w:rPr>
                 <w:rFonts w:ascii="Arial" w:hAnsi="Arial" w:cs="Arial"/>
               </w:rPr>
-              <acat:field xmlns:acat="https://schemas.acat.akademie.uni-bremen.de" id="12ab3ca9-816e-4b17-b173-26d3379f58d5" field="157"/>
+              <acat:field xmlns:acat="https://schemas.acat.akademie.uni-bremen.de" id="3286800b-d610-4f37-bfcf-041a59d0dce3" field="157"/>
             </w:r>
           </w:p>
         </w:tc>
@@ -1137,7 +1137,7 @@
               <w:rPr>
                 <w:rFonts w:ascii="Arial" w:hAnsi="Arial" w:cs="Arial"/>
               </w:rPr>
-              <acat:block xmlns:acat="https://schemas.acat.akademie.uni-bremen.de" id="fce3157a-4673-46dc-927b-dbfd717da59d" type="end"/>
+              <acat:block xmlns:acat="https://schemas.acat.akademie.uni-bremen.de" id="edcbbbb6-b47d-4b7b-b84a-4d870db94ed2" type="end"/>
             </w:r>
           </w:p>
         </w:tc>
@@ -1868,7 +1868,7 @@
               <w:rPr>
                 <w:rFonts w:ascii="Arial" w:hAnsi="Arial" w:cs="Arial"/>
               </w:rPr>
-              <acat:block xmlns:acat="https://schemas.acat.akademie.uni-bremen.de" id="4d31efbb-d6cc-4502-84ad-e45804847f89" type="start"/>
+              <acat:block xmlns:acat="https://schemas.acat.akademie.uni-bremen.de" id="094bdcd8-2aa6-456b-993c-db9ce8933c35" type="start"/>
             </w:r>
           </w:p>
         </w:tc>
@@ -1900,7 +1900,7 @@
               <w:rPr>
                 <w:rFonts w:ascii="Arial" w:hAnsi="Arial" w:cs="Arial"/>
               </w:rPr>
-              <acat:field xmlns:acat="https://schemas.acat.akademie.uni-bremen.de" id="08b70296-7b77-4d4e-afc0-a49ca5ff8533" field="156"/>
+              <acat:field xmlns:acat="https://schemas.acat.akademie.uni-bremen.de" id="481bdac7-71c3-4a0c-aae4-0f99428b683c" field="156"/>
             </w:r>
           </w:p>
         </w:tc>
@@ -1918,7 +1918,7 @@
               <w:rPr>
                 <w:rFonts w:ascii="Arial" w:hAnsi="Arial" w:cs="Arial"/>
               </w:rPr>
-              <acat:field xmlns:acat="https://schemas.acat.akademie.uni-bremen.de" id="d69e3387-b7b2-450b-8342-7b1243ec5090" field="157"/>
+              <acat:field xmlns:acat="https://schemas.acat.akademie.uni-bremen.de" id="1ad0e2ea-67c1-420d-837d-32b20eea98e9" field="157"/>
             </w:r>
           </w:p>
         </w:tc>
@@ -1939,7 +1939,7 @@
                 <w:rFonts w:ascii="Arial" w:hAnsi="Arial" w:cs="Arial"/>
               </w:rPr>
               <w:lastRenderedPageBreak/>
-              <acat:block xmlns:acat="https://schemas.acat.akademie.uni-bremen.de" id="4534532a-f648-4efa-8437-8780bc72da12" type="end"/>
+              <acat:block xmlns:acat="https://schemas.acat.akademie.uni-bremen.de" id="f987c726-b7b8-4335-b1c8-97ec26c14a5c" type="end"/>
             </w:r>
           </w:p>
         </w:tc>
@@ -2354,7 +2354,7 @@
               <w:rPr>
                 <w:rFonts w:ascii="Arial" w:hAnsi="Arial" w:cs="Arial"/>
               </w:rPr>
-              <acat:block xmlns:acat="https://schemas.acat.akademie.uni-bremen.de" id="718f1375-a2ec-4598-be57-85cbd3650372" type="start"/>
+              <acat:block xmlns:acat="https://schemas.acat.akademie.uni-bremen.de" id="5b90b8f7-4248-4ff0-8c67-6e674a19d261" type="start"/>
             </w:r>
           </w:p>
         </w:tc>
@@ -2392,7 +2392,7 @@
               <w:rPr>
                 <w:rFonts w:ascii="Arial" w:hAnsi="Arial" w:cs="Arial"/>
               </w:rPr>
-              <acat:field xmlns:acat="https://schemas.acat.akademie.uni-bremen.de" id="d9bd40fb-f805-42e0-bb86-b7f84658f601" field="156"/>
+              <acat:field xmlns:acat="https://schemas.acat.akademie.uni-bremen.de" id="3c0238d3-a739-4f16-90f3-2d7db467278c" field="156"/>
             </w:r>
           </w:p>
         </w:tc>
@@ -2410,7 +2410,7 @@
               <w:rPr>
                 <w:rFonts w:ascii="Arial" w:hAnsi="Arial" w:cs="Arial"/>
               </w:rPr>
-              <acat:field xmlns:acat="https://schemas.acat.akademie.uni-bremen.de" id="5cdddc93-d419-49f9-8c84-2bf5baad592a" field="157"/>
+              <acat:field xmlns:acat="https://schemas.acat.akademie.uni-bremen.de" id="abb0367c-8431-4ed6-b0d4-3a0f7cdb4f03" field="157"/>
             </w:r>
           </w:p>
         </w:tc>
@@ -2430,7 +2430,7 @@
               <w:rPr>
                 <w:rFonts w:ascii="Arial" w:hAnsi="Arial" w:cs="Arial"/>
               </w:rPr>
-              <acat:block xmlns:acat="https://schemas.acat.akademie.uni-bremen.de" id="968d7e00-0dc2-4f96-9541-b09e9e036674" type="end"/>
+              <acat:block xmlns:acat="https://schemas.acat.akademie.uni-bremen.de" id="8e6ea324-a69b-414c-bd5b-bd1bd57a0388" type="end"/>
             </w:r>
           </w:p>
         </w:tc>

--- a/test/Parser/Tag/Resources/tag_generator_test_document_lck.docx
+++ b/test/Parser/Tag/Resources/tag_generator_test_document_lck.docx
@@ -89,7 +89,7 @@
           <w:color w:val="FF0000"/>
           <w:sz w:val="32"/>
         </w:rPr>
-        <acat:field xmlns:acat="https://schemas.acat.akademie.uni-bremen.de" id="08902ec2-eb66-40cc-9a6a-73b299ef6ee9" field="1121"/>
+        <acat:field xmlns:acat="https://schemas.acat.akademie.uni-bremen.de" id="bf730e79-52e5-4355-ac9d-099a8cbca87f" field="1121"/>
       </w:r>
     </w:p>
     <w:p>
@@ -136,9 +136,9 @@
         <w:rPr>
           <w:rFonts w:ascii="Trebuchet MS" w:hAnsi="Trebuchet MS"/>
         </w:rPr>
-        <acat:condition xmlns:acat="https://schemas.acat.akademie.uni-bremen.de" id="2ebc43f9-c598-4148-ac63-3b8a609436df" field="1760" action="0"><![CDATA[<>]]></acat:condition>
-        <acat:condition xmlns:acat="https://schemas.acat.akademie.uni-bremen.de" id="458f6751-f2c9-42a3-a5c3-6b5443cf357f" field="1858" action="0"><![CDATA[=]]></acat:condition>
-        <acat:field xmlns:acat="https://schemas.acat.akademie.uni-bremen.de" id="065d7ca3-b1c2-4b40-9093-5dc592cdb18c" field="1858"/>
+        <acat:condition xmlns:acat="https://schemas.acat.akademie.uni-bremen.de" id="ac917c96-f437-497f-b333-e6aa6a87ab3e" field="1760" action="0"><![CDATA[<>]]></acat:condition>
+        <acat:condition xmlns:acat="https://schemas.acat.akademie.uni-bremen.de" id="689f28d7-f29e-46bc-af1c-5872681b1b0c" field="1858" action="0"><![CDATA[=]]></acat:condition>
+        <acat:field xmlns:acat="https://schemas.acat.akademie.uni-bremen.de" id="7f13d31d-b908-483b-92c9-219208a97255" field="1858"/>
         <w:t xml:space="preserve"> </w:t>
       </w:r>
     </w:p>
@@ -154,9 +154,9 @@
         <w:rPr>
           <w:rFonts w:ascii="Trebuchet MS" w:hAnsi="Trebuchet MS"/>
         </w:rPr>
-        <acat:condition xmlns:acat="https://schemas.acat.akademie.uni-bremen.de" id="8b493256-48d0-45f1-b7f1-4f9e3456ab8e" field="1760" action="0"><![CDATA[<>]]></acat:condition>
-        <acat:condition xmlns:acat="https://schemas.acat.akademie.uni-bremen.de" id="1726b696-c4dc-4bc2-ba87-ffd29078ee2d" field="1744" action="0"><![CDATA[=]]></acat:condition>
-        <acat:field xmlns:acat="https://schemas.acat.akademie.uni-bremen.de" id="20d0049e-f9fd-4c50-a74b-f02266366566" field="1744"/>
+        <acat:condition xmlns:acat="https://schemas.acat.akademie.uni-bremen.de" id="8b8128fe-dfcc-4a9b-8087-93756bd8514d" field="1760" action="0"><![CDATA[<>]]></acat:condition>
+        <acat:condition xmlns:acat="https://schemas.acat.akademie.uni-bremen.de" id="7c46c65b-b69e-48c1-a0c3-036c05caf744" field="1744" action="0"><![CDATA[=]]></acat:condition>
+        <acat:field xmlns:acat="https://schemas.acat.akademie.uni-bremen.de" id="c6b2d2c5-e680-4dbd-95d8-35dda43112c6" field="1744"/>
       </w:r>
     </w:p>
     <w:p>
@@ -171,13 +171,13 @@
         <w:rPr>
           <w:rFonts w:ascii="Trebuchet MS" w:hAnsi="Trebuchet MS"/>
         </w:rPr>
-        <acat:condition xmlns:acat="https://schemas.acat.akademie.uni-bremen.de" id="b5df8e09-83fd-4578-9ec5-0de10980dcbf" field="1760" action="0"><![CDATA[<>]]></acat:condition>
-        <acat:condition xmlns:acat="https://schemas.acat.akademie.uni-bremen.de" id="fef7ad0d-92b4-40e6-a09a-4be58b7c7dda" field="1752" action="2"><![CDATA[=]]></acat:condition>
-        <acat:field xmlns:acat="https://schemas.acat.akademie.uni-bremen.de" id="aa8a68e1-cb52-4f60-9a3c-59afdc264b49" field="1752"/>
+        <acat:condition xmlns:acat="https://schemas.acat.akademie.uni-bremen.de" id="fbe3b93a-d508-47a6-9b76-bef6ced9ebae" field="1760" action="0"><![CDATA[<>]]></acat:condition>
+        <acat:condition xmlns:acat="https://schemas.acat.akademie.uni-bremen.de" id="2a52e75b-dc8c-4d5e-aaa7-4eaae469a417" field="1752" action="2"><![CDATA[=]]></acat:condition>
+        <acat:field xmlns:acat="https://schemas.acat.akademie.uni-bremen.de" id="1751287c-74e7-4309-ba17-b9818c7cd379" field="1752"/>
         <w:t xml:space="preserve"> </w:t>
-        <acat:field xmlns:acat="https://schemas.acat.akademie.uni-bremen.de" id="1787c2fb-0e12-4e17-9129-d5bda9651bfe" field="1745"/>
+        <acat:field xmlns:acat="https://schemas.acat.akademie.uni-bremen.de" id="057fe594-a8dc-482c-985d-eabe16d2d767" field="1745"/>
         <w:t xml:space="preserve"> </w:t>
-        <acat:field xmlns:acat="https://schemas.acat.akademie.uni-bremen.de" id="8eca0944-46f5-46ed-8580-fab8b458ceb6" field="1747"/>
+        <acat:field xmlns:acat="https://schemas.acat.akademie.uni-bremen.de" id="8578177a-ccd3-4516-8fc9-5cf3fedb7ba6" field="1747"/>
       </w:r>
     </w:p>
     <w:p>
@@ -192,8 +192,8 @@
         <w:rPr>
           <w:rFonts w:ascii="Trebuchet MS" w:hAnsi="Trebuchet MS"/>
         </w:rPr>
-        <acat:condition xmlns:acat="https://schemas.acat.akademie.uni-bremen.de" id="9040ca5e-3384-40c0-baa3-75bed4a9e31b" field="1760" action="0"><![CDATA[<>]]></acat:condition>
-        <acat:field xmlns:acat="https://schemas.acat.akademie.uni-bremen.de" id="188d039b-5238-49bf-85e3-f0e190bd1af7" field="1748"/>
+        <acat:condition xmlns:acat="https://schemas.acat.akademie.uni-bremen.de" id="eb2c9d8c-6f7e-48e8-a149-23794fb84d11" field="1760" action="0"><![CDATA[<>]]></acat:condition>
+        <acat:field xmlns:acat="https://schemas.acat.akademie.uni-bremen.de" id="c1baf959-c322-43fc-a4c5-e0960ca863e0" field="1748"/>
       </w:r>
     </w:p>
     <w:p>
@@ -208,10 +208,10 @@
         <w:rPr>
           <w:rFonts w:ascii="Trebuchet MS" w:hAnsi="Trebuchet MS"/>
         </w:rPr>
-        <acat:condition xmlns:acat="https://schemas.acat.akademie.uni-bremen.de" id="227a6fb9-5722-4e01-a528-d4d59ea33062" field="1760" action="0"><![CDATA[<>]]></acat:condition>
-        <acat:field xmlns:acat="https://schemas.acat.akademie.uni-bremen.de" id="1066c38f-990e-4d58-949d-37744b902df0" field="1749"/>
+        <acat:condition xmlns:acat="https://schemas.acat.akademie.uni-bremen.de" id="5454d57e-2d1a-4672-9b87-889359a7e970" field="1760" action="0"><![CDATA[<>]]></acat:condition>
+        <acat:field xmlns:acat="https://schemas.acat.akademie.uni-bremen.de" id="28bcabd4-6347-45db-84ce-a41808a6f302" field="1749"/>
         <w:t xml:space="preserve"> </w:t>
-        <acat:field xmlns:acat="https://schemas.acat.akademie.uni-bremen.de" id="9260419a-2c0d-462f-b08b-7c5ceef73d55" field="1750"/>
+        <acat:field xmlns:acat="https://schemas.acat.akademie.uni-bremen.de" id="0b813727-f054-47d0-9a6d-a6acdc077235" field="1750"/>
       </w:r>
     </w:p>
     <w:p>
@@ -226,8 +226,8 @@
         <w:rPr>
           <w:rFonts w:ascii="Trebuchet MS" w:hAnsi="Trebuchet MS"/>
         </w:rPr>
-        <acat:condition xmlns:acat="https://schemas.acat.akademie.uni-bremen.de" id="3d4b10d8-9e16-427f-bb6c-9bce508334e0" field="1757" action="0"><![CDATA[=]]></acat:condition>
-        <acat:field xmlns:acat="https://schemas.acat.akademie.uni-bremen.de" id="e42c7c62-cfe4-4fc8-bb3b-df0910251a9f" field="1757"/>
+        <acat:condition xmlns:acat="https://schemas.acat.akademie.uni-bremen.de" id="7f687c7e-5d64-45f9-9979-37b30fccb899" field="1757" action="0"><![CDATA[=]]></acat:condition>
+        <acat:field xmlns:acat="https://schemas.acat.akademie.uni-bremen.de" id="3aa9d6b5-1549-4674-aa89-35b00090f17e" field="1757"/>
         <w:t xml:space="preserve"> </w:t>
       </w:r>
     </w:p>
@@ -243,8 +243,8 @@
         <w:rPr>
           <w:rFonts w:ascii="Trebuchet MS" w:hAnsi="Trebuchet MS"/>
         </w:rPr>
-        <acat:condition xmlns:acat="https://schemas.acat.akademie.uni-bremen.de" id="152a70cd-19eb-4f2d-8dbd-233c5f437c7e" field="1860" action="0"><![CDATA[=]]></acat:condition>
-        <acat:field xmlns:acat="https://schemas.acat.akademie.uni-bremen.de" id="d74ffcbc-66d2-4f6f-9c4f-c0bf70540850" field="1860"/>
+        <acat:condition xmlns:acat="https://schemas.acat.akademie.uni-bremen.de" id="9de38e16-ec0f-4d33-9574-df2365afa2d3" field="1860" action="0"><![CDATA[=]]></acat:condition>
+        <acat:field xmlns:acat="https://schemas.acat.akademie.uni-bremen.de" id="cf9dbf21-cc50-4f46-9e8b-ab0c43a61005" field="1860"/>
         <w:t xml:space="preserve"> </w:t>
       </w:r>
     </w:p>
@@ -260,10 +260,10 @@
         <w:rPr>
           <w:rFonts w:ascii="Trebuchet MS" w:hAnsi="Trebuchet MS"/>
         </w:rPr>
-        <acat:condition xmlns:acat="https://schemas.acat.akademie.uni-bremen.de" id="fad76afa-1422-4c55-9dd7-69b6e9cb1800" field="1862" action="0"><![CDATA[=]]></acat:condition>
-        <acat:field xmlns:acat="https://schemas.acat.akademie.uni-bremen.de" id="69859b38-09f6-4069-8fea-09fa0054bf2c" field="1862"/>
+        <acat:condition xmlns:acat="https://schemas.acat.akademie.uni-bremen.de" id="1bda82fa-2e48-4b6e-9abb-e416bcf69be4" field="1862" action="0"><![CDATA[=]]></acat:condition>
+        <acat:field xmlns:acat="https://schemas.acat.akademie.uni-bremen.de" id="6a98e766-d4be-4cd8-bf8a-b7ec258ded66" field="1862"/>
         <w:t xml:space="preserve"> </w:t>
-        <acat:field xmlns:acat="https://schemas.acat.akademie.uni-bremen.de" id="944ae489-7a66-404d-9810-a2a117f5899e" field="1863"/>
+        <acat:field xmlns:acat="https://schemas.acat.akademie.uni-bremen.de" id="f2d70c52-1297-47a9-9931-fb580e00548f" field="1863"/>
       </w:r>
     </w:p>
     <w:p>
@@ -278,8 +278,8 @@
         <w:rPr>
           <w:rFonts w:ascii="Trebuchet MS" w:hAnsi="Trebuchet MS"/>
         </w:rPr>
-        <acat:condition xmlns:acat="https://schemas.acat.akademie.uni-bremen.de" id="2fee4b7b-bf73-4c54-8c27-c7c67f6f11d7" field="1760" action="0"><![CDATA[=]]></acat:condition>
-        <acat:field xmlns:acat="https://schemas.acat.akademie.uni-bremen.de" id="770c1127-4d52-44b2-86a0-1900a5bd0ca3" field="1760"/>
+        <acat:condition xmlns:acat="https://schemas.acat.akademie.uni-bremen.de" id="11194bd2-2af8-467e-bd74-0d75bb6b1b35" field="1760" action="0"><![CDATA[=]]></acat:condition>
+        <acat:field xmlns:acat="https://schemas.acat.akademie.uni-bremen.de" id="760c3ff0-99c3-45cb-a951-8cfd071bb3bf" field="1760"/>
       </w:r>
     </w:p>
     <w:p>
@@ -294,10 +294,10 @@
         <w:rPr>
           <w:rFonts w:ascii="Trebuchet MS" w:hAnsi="Trebuchet MS"/>
         </w:rPr>
-        <acat:condition xmlns:acat="https://schemas.acat.akademie.uni-bremen.de" id="8abe44b9-a67f-4b70-8f34-30b2cb33e272" field="1761" action="0"><![CDATA[=]]></acat:condition>
-        <acat:field xmlns:acat="https://schemas.acat.akademie.uni-bremen.de" id="4de7eed1-3452-443f-b2b8-35a24e85e319" field="1761"/>
+        <acat:condition xmlns:acat="https://schemas.acat.akademie.uni-bremen.de" id="3ad4f63b-38f1-4ca9-8828-a7500481e9d4" field="1761" action="0"><![CDATA[=]]></acat:condition>
+        <acat:field xmlns:acat="https://schemas.acat.akademie.uni-bremen.de" id="39f22331-a784-469f-b758-28e8377a002d" field="1761"/>
         <w:t xml:space="preserve"> </w:t>
-        <acat:field xmlns:acat="https://schemas.acat.akademie.uni-bremen.de" id="61fd49d5-909a-4081-a14b-d654078de1a3" field="1762"/>
+        <acat:field xmlns:acat="https://schemas.acat.akademie.uni-bremen.de" id="b08a854d-d650-4875-ae32-991a15e6a14f" field="1762"/>
       </w:r>
     </w:p>
     <w:p>
@@ -326,7 +326,7 @@
         <w:rPr>
           <w:rFonts w:ascii="Trebuchet MS" w:hAnsi="Trebuchet MS"/>
         </w:rPr>
-        <acat:field xmlns:acat="https://schemas.acat.akademie.uni-bremen.de" id="282c82df-41d9-4985-b86d-abef50b0b79f" field="1858"/>
+        <acat:field xmlns:acat="https://schemas.acat.akademie.uni-bremen.de" id="79db181b-fdce-4f39-a930-73f7cb4aa69d" field="1858"/>
       </w:r>
       <w:r>
         <w:rPr>
@@ -338,7 +338,7 @@
         <w:rPr>
           <w:rFonts w:ascii="Trebuchet MS" w:hAnsi="Trebuchet MS"/>
         </w:rPr>
-        <acat:field xmlns:acat="https://schemas.acat.akademie.uni-bremen.de" id="c846fa72-88b2-417f-84a0-aa542960cbab" field="1762"/>
+        <acat:field xmlns:acat="https://schemas.acat.akademie.uni-bremen.de" id="c43f8c58-e6e3-436a-afc6-6bfeb99cf7e8" field="1762"/>
       </w:r>
       <w:r>
         <w:rPr>
@@ -350,16 +350,16 @@
         <w:rPr>
           <w:rFonts w:ascii="Trebuchet MS" w:hAnsi="Trebuchet MS"/>
         </w:rPr>
-        <acat:field xmlns:acat="https://schemas.acat.akademie.uni-bremen.de" id="8a4b882f-0b81-499d-9bc1-c5654fb328ae" field="1757"/>
+        <acat:field xmlns:acat="https://schemas.acat.akademie.uni-bremen.de" id="4d8e7870-6270-440d-aba0-03c63da476f7" field="1757"/>
       </w:r>
       <w:r>
         <w:rPr>
           <w:rFonts w:ascii="Trebuchet MS" w:hAnsi="Trebuchet MS"/>
         </w:rPr>
         <w:t xml:space="preserve"> Felder einbauen, sonst spiegelt das ja nicht wirklich die Realität wieder. Aber was wäre das Leben ohne die Möglichkeit Entscheidungen treffen zu können!? Deswegen </w:t>
-        <acat:condition xmlns:acat="https://schemas.acat.akademie.uni-bremen.de" id="dc568691-14a8-42b3-a08c-5f5b89d3f005" field="1760" action="0"><![CDATA[=]]></acat:condition>
+        <acat:condition xmlns:acat="https://schemas.acat.akademie.uni-bremen.de" id="1bb59ac5-9b7b-4b8c-b1bf-6f3f15d795eb" field="1760" action="0"><![CDATA[=]]></acat:condition>
         <w:t xml:space="preserve"> </w:t>
-        <acat:text xmlns:acat="https://schemas.acat.akademie.uni-bremen.de" id="ac26312f-953c-4b24-9c91-066095296f62" space="preserve">Hurray</acat:text>
+        <acat:text xmlns:acat="https://schemas.acat.akademie.uni-bremen.de" id="07854b2c-3895-4d75-b49e-8d96c2644243" space="preserve">Hurray</acat:text>
         <w:t xml:space="preserve">. Läuft, oder!? :-P </w:t>
       </w:r>
       <w:proofErr w:type="spellStart"/>
@@ -397,7 +397,7 @@
         <w:rPr>
           <w:rFonts w:ascii="Trebuchet MS" w:hAnsi="Trebuchet MS"/>
         </w:rPr>
-        <acat:field xmlns:acat="https://schemas.acat.akademie.uni-bremen.de" id="261595fa-7acb-477e-b9d0-a013db0f8d3c" field="156"/>
+        <acat:field xmlns:acat="https://schemas.acat.akademie.uni-bremen.de" id="2eb54c3f-e35d-4eb3-b338-fea8426be0ec" field="156"/>
         <w:t xml:space="preserve"> Es soll das Feld mit der ID 156 gedruckt werden</w:t>
       </w:r>
     </w:p>
@@ -436,7 +436,7 @@
         <w:rPr>
           <w:rFonts w:ascii="Trebuchet MS" w:hAnsi="Trebuchet MS"/>
         </w:rPr>
-        <acat:text xmlns:acat="https://schemas.acat.akademie.uni-bremen.de" id="91e9ecad-75fa-430b-868e-6c452fb43af4" space="preserve">FOO BAR</acat:text>
+        <acat:text xmlns:acat="https://schemas.acat.akademie.uni-bremen.de" id="a8b579b8-4aae-4037-933c-a02337f5d6cd" space="preserve">FOO BAR</acat:text>
         <w:t xml:space="preserve"> Hier handelt es sich um ein Textfeld, welches den Inhalt „FOO BAR“ ausdruckt.</w:t>
       </w:r>
     </w:p>
@@ -506,7 +506,7 @@
         <w:rPr>
           <w:rFonts w:ascii="Arial" w:hAnsi="Arial" w:cs="Arial"/>
         </w:rPr>
-        <acat:block xmlns:acat="https://schemas.acat.akademie.uni-bremen.de" id="bce10344-58b8-4a1d-b6a4-b63f4fd9cb3d" type="start"/>
+        <acat:block xmlns:acat="https://schemas.acat.akademie.uni-bremen.de" id="68a39f25-a1f5-4031-ad3a-9364225ac1a0" type="start"/>
       </w:r>
     </w:p>
     <w:p>
@@ -520,20 +520,20 @@
         <w:rPr>
           <w:rFonts w:ascii="Arial" w:hAnsi="Arial" w:cs="Arial"/>
         </w:rPr>
-        <acat:field xmlns:acat="https://schemas.acat.akademie.uni-bremen.de" id="5b2570d7-690b-4b40-bd13-0b7bd5498ff2" field="156"/>
-      </w:r>
-    </w:p>
-    <w:p>
-      <w:pPr>
-        <w:rPr>
-          <w:rFonts w:ascii="Arial" w:hAnsi="Arial" w:cs="Arial"/>
-        </w:rPr>
-      </w:pPr>
-      <w:r>
-        <w:rPr>
-          <w:rFonts w:ascii="Arial" w:hAnsi="Arial" w:cs="Arial"/>
-        </w:rPr>
-        <acat:block xmlns:acat="https://schemas.acat.akademie.uni-bremen.de" id="095af099-3d0f-40bd-b922-e1e35c070db2" type="end"/>
+        <acat:field xmlns:acat="https://schemas.acat.akademie.uni-bremen.de" id="45caf462-eba1-4288-bbfb-a3bf69faf03a" field="156"/>
+      </w:r>
+    </w:p>
+    <w:p>
+      <w:pPr>
+        <w:rPr>
+          <w:rFonts w:ascii="Arial" w:hAnsi="Arial" w:cs="Arial"/>
+        </w:rPr>
+      </w:pPr>
+      <w:r>
+        <w:rPr>
+          <w:rFonts w:ascii="Arial" w:hAnsi="Arial" w:cs="Arial"/>
+        </w:rPr>
+        <acat:block xmlns:acat="https://schemas.acat.akademie.uni-bremen.de" id="7a5777c9-707d-4bf1-ac59-a9cd2d407802" type="end"/>
       </w:r>
     </w:p>
     <w:p>
@@ -633,11 +633,11 @@
         <w:rPr>
           <w:rFonts w:ascii="Arial" w:hAnsi="Arial" w:cs="Arial"/>
         </w:rPr>
-        <acat:block xmlns:acat="https://schemas.acat.akademie.uni-bremen.de" id="b408c63c-9976-4e69-bf33-13d2e5444917" type="start"/>
+        <acat:block xmlns:acat="https://schemas.acat.akademie.uni-bremen.de" id="025ab553-1124-4c04-904d-9c6cf9c22d0f" type="start"/>
         <w:t xml:space="preserve"> </w:t>
-        <acat:field xmlns:acat="https://schemas.acat.akademie.uni-bremen.de" id="cd411b5c-d28b-4fe0-bdbf-63bc5a54c3ad" field="157"/>
+        <acat:field xmlns:acat="https://schemas.acat.akademie.uni-bremen.de" id="0f611b57-3717-4e89-9482-f80539760b07" field="157"/>
         <w:t xml:space="preserve"> </w:t>
-        <acat:block xmlns:acat="https://schemas.acat.akademie.uni-bremen.de" id="74496fa7-8735-4dca-a742-296650377fb5" type="end"/>
+        <acat:block xmlns:acat="https://schemas.acat.akademie.uni-bremen.de" id="72585e4a-3816-4188-806e-acf5a4aafd1c" type="end"/>
       </w:r>
     </w:p>
     <w:p>
@@ -665,33 +665,33 @@
         <w:rPr>
           <w:rFonts w:ascii="Arial" w:hAnsi="Arial" w:cs="Arial"/>
         </w:rPr>
-        <acat:block xmlns:acat="https://schemas.acat.akademie.uni-bremen.de" id="eef965cd-296d-4c9c-bd8d-982842cf5e4e" type="start"/>
-      </w:r>
-    </w:p>
-    <w:p>
-      <w:pPr>
-        <w:rPr>
-          <w:rFonts w:ascii="Arial" w:hAnsi="Arial" w:cs="Arial"/>
-        </w:rPr>
-      </w:pPr>
-      <w:r>
-        <w:rPr>
-          <w:rFonts w:ascii="Arial" w:hAnsi="Arial" w:cs="Arial"/>
-        </w:rPr>
-        <acat:field xmlns:acat="https://schemas.acat.akademie.uni-bremen.de" id="15e8358d-5818-4db5-b3da-07585ffef309" field="156"/>
-      </w:r>
-    </w:p>
-    <w:p>
-      <w:pPr>
-        <w:rPr>
-          <w:rFonts w:ascii="Arial" w:hAnsi="Arial" w:cs="Arial"/>
-        </w:rPr>
-      </w:pPr>
-      <w:r>
-        <w:rPr>
-          <w:rFonts w:ascii="Arial" w:hAnsi="Arial" w:cs="Arial"/>
-        </w:rPr>
-        <acat:block xmlns:acat="https://schemas.acat.akademie.uni-bremen.de" id="465a836d-2802-40b4-ab81-f9291b53d084" type="end"/>
+        <acat:block xmlns:acat="https://schemas.acat.akademie.uni-bremen.de" id="655bf4b3-42ad-4e99-80dc-bd9c992a938c" type="start"/>
+      </w:r>
+    </w:p>
+    <w:p>
+      <w:pPr>
+        <w:rPr>
+          <w:rFonts w:ascii="Arial" w:hAnsi="Arial" w:cs="Arial"/>
+        </w:rPr>
+      </w:pPr>
+      <w:r>
+        <w:rPr>
+          <w:rFonts w:ascii="Arial" w:hAnsi="Arial" w:cs="Arial"/>
+        </w:rPr>
+        <acat:field xmlns:acat="https://schemas.acat.akademie.uni-bremen.de" id="a041be52-52ac-498a-8b8b-28e398176531" field="156"/>
+      </w:r>
+    </w:p>
+    <w:p>
+      <w:pPr>
+        <w:rPr>
+          <w:rFonts w:ascii="Arial" w:hAnsi="Arial" w:cs="Arial"/>
+        </w:rPr>
+      </w:pPr>
+      <w:r>
+        <w:rPr>
+          <w:rFonts w:ascii="Arial" w:hAnsi="Arial" w:cs="Arial"/>
+        </w:rPr>
+        <acat:block xmlns:acat="https://schemas.acat.akademie.uni-bremen.de" id="ae46e575-201a-4f4d-9755-96d5f1000969" type="end"/>
       </w:r>
     </w:p>
     <w:p>
@@ -1082,7 +1082,7 @@
               <w:rPr>
                 <w:rFonts w:ascii="Arial" w:hAnsi="Arial" w:cs="Arial"/>
               </w:rPr>
-              <acat:block xmlns:acat="https://schemas.acat.akademie.uni-bremen.de" id="798b169b-5741-49cf-8441-75589a31a45f" type="start"/>
+              <acat:block xmlns:acat="https://schemas.acat.akademie.uni-bremen.de" id="baf6fc86-6392-4299-824c-cfe8199ff16a" type="start"/>
               <w:t xml:space="preserve"> </w:t>
             </w:r>
           </w:p>
@@ -1101,7 +1101,7 @@
               <w:rPr>
                 <w:rFonts w:ascii="Arial" w:hAnsi="Arial" w:cs="Arial"/>
               </w:rPr>
-              <acat:field xmlns:acat="https://schemas.acat.akademie.uni-bremen.de" id="b4cf258a-2747-40e4-9ac0-a1eed4a29e3b" field="156"/>
+              <acat:field xmlns:acat="https://schemas.acat.akademie.uni-bremen.de" id="d9e1ead3-e461-467f-8ffc-e5e938ae1abb" field="156"/>
             </w:r>
           </w:p>
         </w:tc>
@@ -1119,7 +1119,7 @@
               <w:rPr>
                 <w:rFonts w:ascii="Arial" w:hAnsi="Arial" w:cs="Arial"/>
               </w:rPr>
-              <acat:field xmlns:acat="https://schemas.acat.akademie.uni-bremen.de" id="3286800b-d610-4f37-bfcf-041a59d0dce3" field="157"/>
+              <acat:field xmlns:acat="https://schemas.acat.akademie.uni-bremen.de" id="ef481781-2c83-4a4d-ab74-7ebbda830a5f" field="157"/>
             </w:r>
           </w:p>
         </w:tc>
@@ -1137,7 +1137,7 @@
               <w:rPr>
                 <w:rFonts w:ascii="Arial" w:hAnsi="Arial" w:cs="Arial"/>
               </w:rPr>
-              <acat:block xmlns:acat="https://schemas.acat.akademie.uni-bremen.de" id="edcbbbb6-b47d-4b7b-b84a-4d870db94ed2" type="end"/>
+              <acat:block xmlns:acat="https://schemas.acat.akademie.uni-bremen.de" id="73ffeb07-19cd-4487-9271-e7a48f1c0ed9" type="end"/>
             </w:r>
           </w:p>
         </w:tc>
@@ -1868,7 +1868,7 @@
               <w:rPr>
                 <w:rFonts w:ascii="Arial" w:hAnsi="Arial" w:cs="Arial"/>
               </w:rPr>
-              <acat:block xmlns:acat="https://schemas.acat.akademie.uni-bremen.de" id="094bdcd8-2aa6-456b-993c-db9ce8933c35" type="start"/>
+              <acat:block xmlns:acat="https://schemas.acat.akademie.uni-bremen.de" id="a6ba2d84-4556-4e53-ae26-dcee523a98e8" type="start"/>
             </w:r>
           </w:p>
         </w:tc>
@@ -1900,7 +1900,7 @@
               <w:rPr>
                 <w:rFonts w:ascii="Arial" w:hAnsi="Arial" w:cs="Arial"/>
               </w:rPr>
-              <acat:field xmlns:acat="https://schemas.acat.akademie.uni-bremen.de" id="481bdac7-71c3-4a0c-aae4-0f99428b683c" field="156"/>
+              <acat:field xmlns:acat="https://schemas.acat.akademie.uni-bremen.de" id="c626c280-806b-4be5-87d1-8cd976707124" field="156"/>
             </w:r>
           </w:p>
         </w:tc>
@@ -1918,7 +1918,7 @@
               <w:rPr>
                 <w:rFonts w:ascii="Arial" w:hAnsi="Arial" w:cs="Arial"/>
               </w:rPr>
-              <acat:field xmlns:acat="https://schemas.acat.akademie.uni-bremen.de" id="1ad0e2ea-67c1-420d-837d-32b20eea98e9" field="157"/>
+              <acat:field xmlns:acat="https://schemas.acat.akademie.uni-bremen.de" id="0639398b-d225-4442-a283-acd0b5190b76" field="157"/>
             </w:r>
           </w:p>
         </w:tc>
@@ -1939,7 +1939,7 @@
                 <w:rFonts w:ascii="Arial" w:hAnsi="Arial" w:cs="Arial"/>
               </w:rPr>
               <w:lastRenderedPageBreak/>
-              <acat:block xmlns:acat="https://schemas.acat.akademie.uni-bremen.de" id="f987c726-b7b8-4335-b1c8-97ec26c14a5c" type="end"/>
+              <acat:block xmlns:acat="https://schemas.acat.akademie.uni-bremen.de" id="541a48c5-b07d-45f8-b6a8-6161ec94e440" type="end"/>
             </w:r>
           </w:p>
         </w:tc>
@@ -2354,7 +2354,7 @@
               <w:rPr>
                 <w:rFonts w:ascii="Arial" w:hAnsi="Arial" w:cs="Arial"/>
               </w:rPr>
-              <acat:block xmlns:acat="https://schemas.acat.akademie.uni-bremen.de" id="5b90b8f7-4248-4ff0-8c67-6e674a19d261" type="start"/>
+              <acat:block xmlns:acat="https://schemas.acat.akademie.uni-bremen.de" id="76b22517-df28-4a27-8db8-d8282f917f57" type="start"/>
             </w:r>
           </w:p>
         </w:tc>
@@ -2392,7 +2392,7 @@
               <w:rPr>
                 <w:rFonts w:ascii="Arial" w:hAnsi="Arial" w:cs="Arial"/>
               </w:rPr>
-              <acat:field xmlns:acat="https://schemas.acat.akademie.uni-bremen.de" id="3c0238d3-a739-4f16-90f3-2d7db467278c" field="156"/>
+              <acat:field xmlns:acat="https://schemas.acat.akademie.uni-bremen.de" id="2251cf8a-ece9-4f13-9bf5-adcd791f9c24" field="156"/>
             </w:r>
           </w:p>
         </w:tc>
@@ -2410,7 +2410,7 @@
               <w:rPr>
                 <w:rFonts w:ascii="Arial" w:hAnsi="Arial" w:cs="Arial"/>
               </w:rPr>
-              <acat:field xmlns:acat="https://schemas.acat.akademie.uni-bremen.de" id="abb0367c-8431-4ed6-b0d4-3a0f7cdb4f03" field="157"/>
+              <acat:field xmlns:acat="https://schemas.acat.akademie.uni-bremen.de" id="4fe26b3c-5a34-4190-bd9a-3c6795b823f6" field="157"/>
             </w:r>
           </w:p>
         </w:tc>
@@ -2430,7 +2430,7 @@
               <w:rPr>
                 <w:rFonts w:ascii="Arial" w:hAnsi="Arial" w:cs="Arial"/>
               </w:rPr>
-              <acat:block xmlns:acat="https://schemas.acat.akademie.uni-bremen.de" id="8e6ea324-a69b-414c-bd5b-bd1bd57a0388" type="end"/>
+              <acat:block xmlns:acat="https://schemas.acat.akademie.uni-bremen.de" id="0cb6ba78-c646-4630-931d-8ca53b5e5656" type="end"/>
             </w:r>
           </w:p>
         </w:tc>

--- a/test/Parser/Tag/Resources/tag_generator_test_document_lck.docx
+++ b/test/Parser/Tag/Resources/tag_generator_test_document_lck.docx
@@ -89,7 +89,7 @@
           <w:color w:val="FF0000"/>
           <w:sz w:val="32"/>
         </w:rPr>
-        <acat:field xmlns:acat="https://schemas.acat.akademie.uni-bremen.de" id="bf730e79-52e5-4355-ac9d-099a8cbca87f" field="1121"/>
+        <acat:field xmlns:acat="https://schemas.acat.akademie.uni-bremen.de" id="5b4c57df-4f51-4506-b2cf-cbb8eb29d088" field="1121"/>
       </w:r>
     </w:p>
     <w:p>
@@ -136,9 +136,9 @@
         <w:rPr>
           <w:rFonts w:ascii="Trebuchet MS" w:hAnsi="Trebuchet MS"/>
         </w:rPr>
-        <acat:condition xmlns:acat="https://schemas.acat.akademie.uni-bremen.de" id="ac917c96-f437-497f-b333-e6aa6a87ab3e" field="1760" action="0"><![CDATA[<>]]></acat:condition>
-        <acat:condition xmlns:acat="https://schemas.acat.akademie.uni-bremen.de" id="689f28d7-f29e-46bc-af1c-5872681b1b0c" field="1858" action="0"><![CDATA[=]]></acat:condition>
-        <acat:field xmlns:acat="https://schemas.acat.akademie.uni-bremen.de" id="7f13d31d-b908-483b-92c9-219208a97255" field="1858"/>
+        <acat:condition xmlns:acat="https://schemas.acat.akademie.uni-bremen.de" id="fff1b3d9-4ffd-4aea-9881-0d1e73bd6182" field="1760" action="0"><![CDATA[<>]]></acat:condition>
+        <acat:condition xmlns:acat="https://schemas.acat.akademie.uni-bremen.de" id="1b65dce8-cb5c-4dbb-8b60-64a0e20a949f" field="1858" action="0"><![CDATA[=]]></acat:condition>
+        <acat:field xmlns:acat="https://schemas.acat.akademie.uni-bremen.de" id="9cce204c-8805-49ab-b0c7-4b3853b5ea87" field="1858"/>
         <w:t xml:space="preserve"> </w:t>
       </w:r>
     </w:p>
@@ -154,9 +154,9 @@
         <w:rPr>
           <w:rFonts w:ascii="Trebuchet MS" w:hAnsi="Trebuchet MS"/>
         </w:rPr>
-        <acat:condition xmlns:acat="https://schemas.acat.akademie.uni-bremen.de" id="8b8128fe-dfcc-4a9b-8087-93756bd8514d" field="1760" action="0"><![CDATA[<>]]></acat:condition>
-        <acat:condition xmlns:acat="https://schemas.acat.akademie.uni-bremen.de" id="7c46c65b-b69e-48c1-a0c3-036c05caf744" field="1744" action="0"><![CDATA[=]]></acat:condition>
-        <acat:field xmlns:acat="https://schemas.acat.akademie.uni-bremen.de" id="c6b2d2c5-e680-4dbd-95d8-35dda43112c6" field="1744"/>
+        <acat:condition xmlns:acat="https://schemas.acat.akademie.uni-bremen.de" id="25bdfadb-b945-4771-bf5a-ffcf69f304b6" field="1760" action="0"><![CDATA[<>]]></acat:condition>
+        <acat:condition xmlns:acat="https://schemas.acat.akademie.uni-bremen.de" id="1665a6f4-1b3f-4b61-9f0c-5f7e96228be8" field="1744" action="0"><![CDATA[=]]></acat:condition>
+        <acat:field xmlns:acat="https://schemas.acat.akademie.uni-bremen.de" id="0a3b362e-71f6-4afa-89e3-453547132383" field="1744"/>
       </w:r>
     </w:p>
     <w:p>
@@ -171,13 +171,13 @@
         <w:rPr>
           <w:rFonts w:ascii="Trebuchet MS" w:hAnsi="Trebuchet MS"/>
         </w:rPr>
-        <acat:condition xmlns:acat="https://schemas.acat.akademie.uni-bremen.de" id="fbe3b93a-d508-47a6-9b76-bef6ced9ebae" field="1760" action="0"><![CDATA[<>]]></acat:condition>
-        <acat:condition xmlns:acat="https://schemas.acat.akademie.uni-bremen.de" id="2a52e75b-dc8c-4d5e-aaa7-4eaae469a417" field="1752" action="2"><![CDATA[=]]></acat:condition>
-        <acat:field xmlns:acat="https://schemas.acat.akademie.uni-bremen.de" id="1751287c-74e7-4309-ba17-b9818c7cd379" field="1752"/>
+        <acat:condition xmlns:acat="https://schemas.acat.akademie.uni-bremen.de" id="2f2cb5cf-a6dd-456c-89f6-c6c6b9f9b100" field="1760" action="0"><![CDATA[<>]]></acat:condition>
+        <acat:condition xmlns:acat="https://schemas.acat.akademie.uni-bremen.de" id="84993fac-756d-40d5-9f08-84c008eace61" field="1752" action="2"><![CDATA[=]]></acat:condition>
+        <acat:field xmlns:acat="https://schemas.acat.akademie.uni-bremen.de" id="32b5e265-f5c0-40db-84c9-52edc56d9a29" field="1752"/>
         <w:t xml:space="preserve"> </w:t>
-        <acat:field xmlns:acat="https://schemas.acat.akademie.uni-bremen.de" id="057fe594-a8dc-482c-985d-eabe16d2d767" field="1745"/>
+        <acat:field xmlns:acat="https://schemas.acat.akademie.uni-bremen.de" id="9deb61ee-1ad4-43f2-ae05-3a77c6e40a60" field="1745"/>
         <w:t xml:space="preserve"> </w:t>
-        <acat:field xmlns:acat="https://schemas.acat.akademie.uni-bremen.de" id="8578177a-ccd3-4516-8fc9-5cf3fedb7ba6" field="1747"/>
+        <acat:field xmlns:acat="https://schemas.acat.akademie.uni-bremen.de" id="f780c9ac-ba22-4f07-8191-20cc0761b120" field="1747"/>
       </w:r>
     </w:p>
     <w:p>
@@ -192,8 +192,8 @@
         <w:rPr>
           <w:rFonts w:ascii="Trebuchet MS" w:hAnsi="Trebuchet MS"/>
         </w:rPr>
-        <acat:condition xmlns:acat="https://schemas.acat.akademie.uni-bremen.de" id="eb2c9d8c-6f7e-48e8-a149-23794fb84d11" field="1760" action="0"><![CDATA[<>]]></acat:condition>
-        <acat:field xmlns:acat="https://schemas.acat.akademie.uni-bremen.de" id="c1baf959-c322-43fc-a4c5-e0960ca863e0" field="1748"/>
+        <acat:condition xmlns:acat="https://schemas.acat.akademie.uni-bremen.de" id="0904c28d-e257-4a06-a75a-e271195572f6" field="1760" action="0"><![CDATA[<>]]></acat:condition>
+        <acat:field xmlns:acat="https://schemas.acat.akademie.uni-bremen.de" id="bf2c827f-1bad-4b66-9a0f-807c20d176f0" field="1748"/>
       </w:r>
     </w:p>
     <w:p>
@@ -208,10 +208,10 @@
         <w:rPr>
           <w:rFonts w:ascii="Trebuchet MS" w:hAnsi="Trebuchet MS"/>
         </w:rPr>
-        <acat:condition xmlns:acat="https://schemas.acat.akademie.uni-bremen.de" id="5454d57e-2d1a-4672-9b87-889359a7e970" field="1760" action="0"><![CDATA[<>]]></acat:condition>
-        <acat:field xmlns:acat="https://schemas.acat.akademie.uni-bremen.de" id="28bcabd4-6347-45db-84ce-a41808a6f302" field="1749"/>
+        <acat:condition xmlns:acat="https://schemas.acat.akademie.uni-bremen.de" id="3ec2add8-e0c3-4ba0-9cb0-a172e8a08624" field="1760" action="0"><![CDATA[<>]]></acat:condition>
+        <acat:field xmlns:acat="https://schemas.acat.akademie.uni-bremen.de" id="e3e23510-98f0-4cdd-a940-1e238fc4b9ea" field="1749"/>
         <w:t xml:space="preserve"> </w:t>
-        <acat:field xmlns:acat="https://schemas.acat.akademie.uni-bremen.de" id="0b813727-f054-47d0-9a6d-a6acdc077235" field="1750"/>
+        <acat:field xmlns:acat="https://schemas.acat.akademie.uni-bremen.de" id="264d381b-6922-4d51-9c04-cf295f079722" field="1750"/>
       </w:r>
     </w:p>
     <w:p>
@@ -226,8 +226,8 @@
         <w:rPr>
           <w:rFonts w:ascii="Trebuchet MS" w:hAnsi="Trebuchet MS"/>
         </w:rPr>
-        <acat:condition xmlns:acat="https://schemas.acat.akademie.uni-bremen.de" id="7f687c7e-5d64-45f9-9979-37b30fccb899" field="1757" action="0"><![CDATA[=]]></acat:condition>
-        <acat:field xmlns:acat="https://schemas.acat.akademie.uni-bremen.de" id="3aa9d6b5-1549-4674-aa89-35b00090f17e" field="1757"/>
+        <acat:condition xmlns:acat="https://schemas.acat.akademie.uni-bremen.de" id="30d094ed-4988-4253-a9d5-26fb7107a6c6" field="1757" action="0"><![CDATA[=]]></acat:condition>
+        <acat:field xmlns:acat="https://schemas.acat.akademie.uni-bremen.de" id="31ffa77a-62f9-4460-af59-db0fab699b5e" field="1757"/>
         <w:t xml:space="preserve"> </w:t>
       </w:r>
     </w:p>
@@ -243,8 +243,8 @@
         <w:rPr>
           <w:rFonts w:ascii="Trebuchet MS" w:hAnsi="Trebuchet MS"/>
         </w:rPr>
-        <acat:condition xmlns:acat="https://schemas.acat.akademie.uni-bremen.de" id="9de38e16-ec0f-4d33-9574-df2365afa2d3" field="1860" action="0"><![CDATA[=]]></acat:condition>
-        <acat:field xmlns:acat="https://schemas.acat.akademie.uni-bremen.de" id="cf9dbf21-cc50-4f46-9e8b-ab0c43a61005" field="1860"/>
+        <acat:condition xmlns:acat="https://schemas.acat.akademie.uni-bremen.de" id="6382f6cd-bb58-4e9c-82da-8a019adb1d92" field="1860" action="0"><![CDATA[=]]></acat:condition>
+        <acat:field xmlns:acat="https://schemas.acat.akademie.uni-bremen.de" id="5df44bae-99b3-42ad-b9ff-8f3989ed1044" field="1860"/>
         <w:t xml:space="preserve"> </w:t>
       </w:r>
     </w:p>
@@ -260,10 +260,10 @@
         <w:rPr>
           <w:rFonts w:ascii="Trebuchet MS" w:hAnsi="Trebuchet MS"/>
         </w:rPr>
-        <acat:condition xmlns:acat="https://schemas.acat.akademie.uni-bremen.de" id="1bda82fa-2e48-4b6e-9abb-e416bcf69be4" field="1862" action="0"><![CDATA[=]]></acat:condition>
-        <acat:field xmlns:acat="https://schemas.acat.akademie.uni-bremen.de" id="6a98e766-d4be-4cd8-bf8a-b7ec258ded66" field="1862"/>
+        <acat:condition xmlns:acat="https://schemas.acat.akademie.uni-bremen.de" id="5756bb13-52cd-4a8e-836b-e60ee24e94cf" field="1862" action="0"><![CDATA[=]]></acat:condition>
+        <acat:field xmlns:acat="https://schemas.acat.akademie.uni-bremen.de" id="c8426159-1972-4f1b-ae18-c0e667502382" field="1862"/>
         <w:t xml:space="preserve"> </w:t>
-        <acat:field xmlns:acat="https://schemas.acat.akademie.uni-bremen.de" id="f2d70c52-1297-47a9-9931-fb580e00548f" field="1863"/>
+        <acat:field xmlns:acat="https://schemas.acat.akademie.uni-bremen.de" id="3f8a5bc4-b887-4d7c-a7c8-67760f321623" field="1863"/>
       </w:r>
     </w:p>
     <w:p>
@@ -278,8 +278,8 @@
         <w:rPr>
           <w:rFonts w:ascii="Trebuchet MS" w:hAnsi="Trebuchet MS"/>
         </w:rPr>
-        <acat:condition xmlns:acat="https://schemas.acat.akademie.uni-bremen.de" id="11194bd2-2af8-467e-bd74-0d75bb6b1b35" field="1760" action="0"><![CDATA[=]]></acat:condition>
-        <acat:field xmlns:acat="https://schemas.acat.akademie.uni-bremen.de" id="760c3ff0-99c3-45cb-a951-8cfd071bb3bf" field="1760"/>
+        <acat:condition xmlns:acat="https://schemas.acat.akademie.uni-bremen.de" id="b4e0e04b-1798-475f-aeb5-4570db398128" field="1760" action="0"><![CDATA[=]]></acat:condition>
+        <acat:field xmlns:acat="https://schemas.acat.akademie.uni-bremen.de" id="17f8415d-6960-49ba-8206-24c17a9fd6ba" field="1760"/>
       </w:r>
     </w:p>
     <w:p>
@@ -294,10 +294,10 @@
         <w:rPr>
           <w:rFonts w:ascii="Trebuchet MS" w:hAnsi="Trebuchet MS"/>
         </w:rPr>
-        <acat:condition xmlns:acat="https://schemas.acat.akademie.uni-bremen.de" id="3ad4f63b-38f1-4ca9-8828-a7500481e9d4" field="1761" action="0"><![CDATA[=]]></acat:condition>
-        <acat:field xmlns:acat="https://schemas.acat.akademie.uni-bremen.de" id="39f22331-a784-469f-b758-28e8377a002d" field="1761"/>
+        <acat:condition xmlns:acat="https://schemas.acat.akademie.uni-bremen.de" id="e27c80bc-f458-4e1f-84a7-eb6d6981fa56" field="1761" action="0"><![CDATA[=]]></acat:condition>
+        <acat:field xmlns:acat="https://schemas.acat.akademie.uni-bremen.de" id="085be8ab-66f4-4a18-b0f8-6a49ae9f2833" field="1761"/>
         <w:t xml:space="preserve"> </w:t>
-        <acat:field xmlns:acat="https://schemas.acat.akademie.uni-bremen.de" id="b08a854d-d650-4875-ae32-991a15e6a14f" field="1762"/>
+        <acat:field xmlns:acat="https://schemas.acat.akademie.uni-bremen.de" id="bb8b4220-a6a7-493b-9e2d-e5a9cae6a85d" field="1762"/>
       </w:r>
     </w:p>
     <w:p>
@@ -326,7 +326,7 @@
         <w:rPr>
           <w:rFonts w:ascii="Trebuchet MS" w:hAnsi="Trebuchet MS"/>
         </w:rPr>
-        <acat:field xmlns:acat="https://schemas.acat.akademie.uni-bremen.de" id="79db181b-fdce-4f39-a930-73f7cb4aa69d" field="1858"/>
+        <acat:field xmlns:acat="https://schemas.acat.akademie.uni-bremen.de" id="6994b0a4-6c88-4184-a45b-2df207d7933c" field="1858"/>
       </w:r>
       <w:r>
         <w:rPr>
@@ -338,7 +338,7 @@
         <w:rPr>
           <w:rFonts w:ascii="Trebuchet MS" w:hAnsi="Trebuchet MS"/>
         </w:rPr>
-        <acat:field xmlns:acat="https://schemas.acat.akademie.uni-bremen.de" id="c43f8c58-e6e3-436a-afc6-6bfeb99cf7e8" field="1762"/>
+        <acat:field xmlns:acat="https://schemas.acat.akademie.uni-bremen.de" id="55f2f4a2-82fa-4b25-b9d3-d3a719399651" field="1762"/>
       </w:r>
       <w:r>
         <w:rPr>
@@ -350,16 +350,16 @@
         <w:rPr>
           <w:rFonts w:ascii="Trebuchet MS" w:hAnsi="Trebuchet MS"/>
         </w:rPr>
-        <acat:field xmlns:acat="https://schemas.acat.akademie.uni-bremen.de" id="4d8e7870-6270-440d-aba0-03c63da476f7" field="1757"/>
+        <acat:field xmlns:acat="https://schemas.acat.akademie.uni-bremen.de" id="9d9b0d45-602d-4965-a93a-10f4e0694a5e" field="1757"/>
       </w:r>
       <w:r>
         <w:rPr>
           <w:rFonts w:ascii="Trebuchet MS" w:hAnsi="Trebuchet MS"/>
         </w:rPr>
         <w:t xml:space="preserve"> Felder einbauen, sonst spiegelt das ja nicht wirklich die Realität wieder. Aber was wäre das Leben ohne die Möglichkeit Entscheidungen treffen zu können!? Deswegen </w:t>
-        <acat:condition xmlns:acat="https://schemas.acat.akademie.uni-bremen.de" id="1bb59ac5-9b7b-4b8c-b1bf-6f3f15d795eb" field="1760" action="0"><![CDATA[=]]></acat:condition>
+        <acat:condition xmlns:acat="https://schemas.acat.akademie.uni-bremen.de" id="629edb13-7ecd-4b1d-ab10-6edc862abf4a" field="1760" action="0"><![CDATA[=]]></acat:condition>
         <w:t xml:space="preserve"> </w:t>
-        <acat:text xmlns:acat="https://schemas.acat.akademie.uni-bremen.de" id="07854b2c-3895-4d75-b49e-8d96c2644243" space="preserve">Hurray</acat:text>
+        <acat:text xmlns:acat="https://schemas.acat.akademie.uni-bremen.de" id="332b6239-0ded-444b-9d08-2c8cf650347c" space="preserve">Hurray</acat:text>
         <w:t xml:space="preserve">. Läuft, oder!? :-P </w:t>
       </w:r>
       <w:proofErr w:type="spellStart"/>
@@ -397,7 +397,7 @@
         <w:rPr>
           <w:rFonts w:ascii="Trebuchet MS" w:hAnsi="Trebuchet MS"/>
         </w:rPr>
-        <acat:field xmlns:acat="https://schemas.acat.akademie.uni-bremen.de" id="2eb54c3f-e35d-4eb3-b338-fea8426be0ec" field="156"/>
+        <acat:field xmlns:acat="https://schemas.acat.akademie.uni-bremen.de" id="4dc51520-464a-4a52-b2da-af8046e640b8" field="156"/>
         <w:t xml:space="preserve"> Es soll das Feld mit der ID 156 gedruckt werden</w:t>
       </w:r>
     </w:p>
@@ -436,7 +436,7 @@
         <w:rPr>
           <w:rFonts w:ascii="Trebuchet MS" w:hAnsi="Trebuchet MS"/>
         </w:rPr>
-        <acat:text xmlns:acat="https://schemas.acat.akademie.uni-bremen.de" id="a8b579b8-4aae-4037-933c-a02337f5d6cd" space="preserve">FOO BAR</acat:text>
+        <acat:text xmlns:acat="https://schemas.acat.akademie.uni-bremen.de" id="69548ef2-d9b6-4b4f-a2a9-db60da19f5e4" space="preserve">FOO BAR</acat:text>
         <w:t xml:space="preserve"> Hier handelt es sich um ein Textfeld, welches den Inhalt „FOO BAR“ ausdruckt.</w:t>
       </w:r>
     </w:p>
@@ -506,7 +506,7 @@
         <w:rPr>
           <w:rFonts w:ascii="Arial" w:hAnsi="Arial" w:cs="Arial"/>
         </w:rPr>
-        <acat:block xmlns:acat="https://schemas.acat.akademie.uni-bremen.de" id="68a39f25-a1f5-4031-ad3a-9364225ac1a0" type="start"/>
+        <acat:block xmlns:acat="https://schemas.acat.akademie.uni-bremen.de" id="7e8037f6-3c2b-431b-87e9-98069b43de85" type="start"/>
       </w:r>
     </w:p>
     <w:p>
@@ -520,20 +520,20 @@
         <w:rPr>
           <w:rFonts w:ascii="Arial" w:hAnsi="Arial" w:cs="Arial"/>
         </w:rPr>
-        <acat:field xmlns:acat="https://schemas.acat.akademie.uni-bremen.de" id="45caf462-eba1-4288-bbfb-a3bf69faf03a" field="156"/>
-      </w:r>
-    </w:p>
-    <w:p>
-      <w:pPr>
-        <w:rPr>
-          <w:rFonts w:ascii="Arial" w:hAnsi="Arial" w:cs="Arial"/>
-        </w:rPr>
-      </w:pPr>
-      <w:r>
-        <w:rPr>
-          <w:rFonts w:ascii="Arial" w:hAnsi="Arial" w:cs="Arial"/>
-        </w:rPr>
-        <acat:block xmlns:acat="https://schemas.acat.akademie.uni-bremen.de" id="7a5777c9-707d-4bf1-ac59-a9cd2d407802" type="end"/>
+        <acat:field xmlns:acat="https://schemas.acat.akademie.uni-bremen.de" id="3d556e51-a601-4b69-8610-3bee29be9370" field="156"/>
+      </w:r>
+    </w:p>
+    <w:p>
+      <w:pPr>
+        <w:rPr>
+          <w:rFonts w:ascii="Arial" w:hAnsi="Arial" w:cs="Arial"/>
+        </w:rPr>
+      </w:pPr>
+      <w:r>
+        <w:rPr>
+          <w:rFonts w:ascii="Arial" w:hAnsi="Arial" w:cs="Arial"/>
+        </w:rPr>
+        <acat:block xmlns:acat="https://schemas.acat.akademie.uni-bremen.de" id="59017935-96cc-4166-a735-9d33c78f3313" type="end"/>
       </w:r>
     </w:p>
     <w:p>
@@ -633,11 +633,11 @@
         <w:rPr>
           <w:rFonts w:ascii="Arial" w:hAnsi="Arial" w:cs="Arial"/>
         </w:rPr>
-        <acat:block xmlns:acat="https://schemas.acat.akademie.uni-bremen.de" id="025ab553-1124-4c04-904d-9c6cf9c22d0f" type="start"/>
+        <acat:block xmlns:acat="https://schemas.acat.akademie.uni-bremen.de" id="f3a93182-43d1-42c4-af90-ee1fe7bb58af" type="start"/>
         <w:t xml:space="preserve"> </w:t>
-        <acat:field xmlns:acat="https://schemas.acat.akademie.uni-bremen.de" id="0f611b57-3717-4e89-9482-f80539760b07" field="157"/>
+        <acat:field xmlns:acat="https://schemas.acat.akademie.uni-bremen.de" id="afbf7653-d5c9-4c1e-b28e-986ac3fa528f" field="157"/>
         <w:t xml:space="preserve"> </w:t>
-        <acat:block xmlns:acat="https://schemas.acat.akademie.uni-bremen.de" id="72585e4a-3816-4188-806e-acf5a4aafd1c" type="end"/>
+        <acat:block xmlns:acat="https://schemas.acat.akademie.uni-bremen.de" id="48ffc1ab-e6a2-4314-b830-93e7511d74cd" type="end"/>
       </w:r>
     </w:p>
     <w:p>
@@ -665,33 +665,33 @@
         <w:rPr>
           <w:rFonts w:ascii="Arial" w:hAnsi="Arial" w:cs="Arial"/>
         </w:rPr>
-        <acat:block xmlns:acat="https://schemas.acat.akademie.uni-bremen.de" id="655bf4b3-42ad-4e99-80dc-bd9c992a938c" type="start"/>
-      </w:r>
-    </w:p>
-    <w:p>
-      <w:pPr>
-        <w:rPr>
-          <w:rFonts w:ascii="Arial" w:hAnsi="Arial" w:cs="Arial"/>
-        </w:rPr>
-      </w:pPr>
-      <w:r>
-        <w:rPr>
-          <w:rFonts w:ascii="Arial" w:hAnsi="Arial" w:cs="Arial"/>
-        </w:rPr>
-        <acat:field xmlns:acat="https://schemas.acat.akademie.uni-bremen.de" id="a041be52-52ac-498a-8b8b-28e398176531" field="156"/>
-      </w:r>
-    </w:p>
-    <w:p>
-      <w:pPr>
-        <w:rPr>
-          <w:rFonts w:ascii="Arial" w:hAnsi="Arial" w:cs="Arial"/>
-        </w:rPr>
-      </w:pPr>
-      <w:r>
-        <w:rPr>
-          <w:rFonts w:ascii="Arial" w:hAnsi="Arial" w:cs="Arial"/>
-        </w:rPr>
-        <acat:block xmlns:acat="https://schemas.acat.akademie.uni-bremen.de" id="ae46e575-201a-4f4d-9755-96d5f1000969" type="end"/>
+        <acat:block xmlns:acat="https://schemas.acat.akademie.uni-bremen.de" id="0f58fbe3-ed22-4429-8689-bb4aaa41b89b" type="start"/>
+      </w:r>
+    </w:p>
+    <w:p>
+      <w:pPr>
+        <w:rPr>
+          <w:rFonts w:ascii="Arial" w:hAnsi="Arial" w:cs="Arial"/>
+        </w:rPr>
+      </w:pPr>
+      <w:r>
+        <w:rPr>
+          <w:rFonts w:ascii="Arial" w:hAnsi="Arial" w:cs="Arial"/>
+        </w:rPr>
+        <acat:field xmlns:acat="https://schemas.acat.akademie.uni-bremen.de" id="91eebbc0-c29a-4796-995d-c105d98def6e" field="156"/>
+      </w:r>
+    </w:p>
+    <w:p>
+      <w:pPr>
+        <w:rPr>
+          <w:rFonts w:ascii="Arial" w:hAnsi="Arial" w:cs="Arial"/>
+        </w:rPr>
+      </w:pPr>
+      <w:r>
+        <w:rPr>
+          <w:rFonts w:ascii="Arial" w:hAnsi="Arial" w:cs="Arial"/>
+        </w:rPr>
+        <acat:block xmlns:acat="https://schemas.acat.akademie.uni-bremen.de" id="8bd8f30e-680f-4e94-a44b-b7c11107e0fc" type="end"/>
       </w:r>
     </w:p>
     <w:p>
@@ -1082,7 +1082,7 @@
               <w:rPr>
                 <w:rFonts w:ascii="Arial" w:hAnsi="Arial" w:cs="Arial"/>
               </w:rPr>
-              <acat:block xmlns:acat="https://schemas.acat.akademie.uni-bremen.de" id="baf6fc86-6392-4299-824c-cfe8199ff16a" type="start"/>
+              <acat:block xmlns:acat="https://schemas.acat.akademie.uni-bremen.de" id="2380df87-1f32-4112-9fcf-470b173c8424" type="start"/>
               <w:t xml:space="preserve"> </w:t>
             </w:r>
           </w:p>
@@ -1101,7 +1101,7 @@
               <w:rPr>
                 <w:rFonts w:ascii="Arial" w:hAnsi="Arial" w:cs="Arial"/>
               </w:rPr>
-              <acat:field xmlns:acat="https://schemas.acat.akademie.uni-bremen.de" id="d9e1ead3-e461-467f-8ffc-e5e938ae1abb" field="156"/>
+              <acat:field xmlns:acat="https://schemas.acat.akademie.uni-bremen.de" id="309d03b7-74ff-42f7-a81d-06cffad2c236" field="156"/>
             </w:r>
           </w:p>
         </w:tc>
@@ -1119,7 +1119,7 @@
               <w:rPr>
                 <w:rFonts w:ascii="Arial" w:hAnsi="Arial" w:cs="Arial"/>
               </w:rPr>
-              <acat:field xmlns:acat="https://schemas.acat.akademie.uni-bremen.de" id="ef481781-2c83-4a4d-ab74-7ebbda830a5f" field="157"/>
+              <acat:field xmlns:acat="https://schemas.acat.akademie.uni-bremen.de" id="13a7d538-a17d-43ce-a132-e351f6f0f9a4" field="157"/>
             </w:r>
           </w:p>
         </w:tc>
@@ -1137,7 +1137,7 @@
               <w:rPr>
                 <w:rFonts w:ascii="Arial" w:hAnsi="Arial" w:cs="Arial"/>
               </w:rPr>
-              <acat:block xmlns:acat="https://schemas.acat.akademie.uni-bremen.de" id="73ffeb07-19cd-4487-9271-e7a48f1c0ed9" type="end"/>
+              <acat:block xmlns:acat="https://schemas.acat.akademie.uni-bremen.de" id="a3f41ed8-4f17-48df-ab7d-d5cf487e8135" type="end"/>
             </w:r>
           </w:p>
         </w:tc>
@@ -1868,7 +1868,7 @@
               <w:rPr>
                 <w:rFonts w:ascii="Arial" w:hAnsi="Arial" w:cs="Arial"/>
               </w:rPr>
-              <acat:block xmlns:acat="https://schemas.acat.akademie.uni-bremen.de" id="a6ba2d84-4556-4e53-ae26-dcee523a98e8" type="start"/>
+              <acat:block xmlns:acat="https://schemas.acat.akademie.uni-bremen.de" id="b4c1fb5c-c999-48f8-9a5d-d18f4873d72e" type="start"/>
             </w:r>
           </w:p>
         </w:tc>
@@ -1900,7 +1900,7 @@
               <w:rPr>
                 <w:rFonts w:ascii="Arial" w:hAnsi="Arial" w:cs="Arial"/>
               </w:rPr>
-              <acat:field xmlns:acat="https://schemas.acat.akademie.uni-bremen.de" id="c626c280-806b-4be5-87d1-8cd976707124" field="156"/>
+              <acat:field xmlns:acat="https://schemas.acat.akademie.uni-bremen.de" id="134795aa-c8c0-440e-9abd-bfb95d653bad" field="156"/>
             </w:r>
           </w:p>
         </w:tc>
@@ -1918,7 +1918,7 @@
               <w:rPr>
                 <w:rFonts w:ascii="Arial" w:hAnsi="Arial" w:cs="Arial"/>
               </w:rPr>
-              <acat:field xmlns:acat="https://schemas.acat.akademie.uni-bremen.de" id="0639398b-d225-4442-a283-acd0b5190b76" field="157"/>
+              <acat:field xmlns:acat="https://schemas.acat.akademie.uni-bremen.de" id="fdb6fefa-78dc-43de-bb68-f29641378ac0" field="157"/>
             </w:r>
           </w:p>
         </w:tc>
@@ -1939,7 +1939,7 @@
                 <w:rFonts w:ascii="Arial" w:hAnsi="Arial" w:cs="Arial"/>
               </w:rPr>
               <w:lastRenderedPageBreak/>
-              <acat:block xmlns:acat="https://schemas.acat.akademie.uni-bremen.de" id="541a48c5-b07d-45f8-b6a8-6161ec94e440" type="end"/>
+              <acat:block xmlns:acat="https://schemas.acat.akademie.uni-bremen.de" id="d9f67eee-ef94-405f-ae58-f20cab5732ca" type="end"/>
             </w:r>
           </w:p>
         </w:tc>
@@ -2354,7 +2354,7 @@
               <w:rPr>
                 <w:rFonts w:ascii="Arial" w:hAnsi="Arial" w:cs="Arial"/>
               </w:rPr>
-              <acat:block xmlns:acat="https://schemas.acat.akademie.uni-bremen.de" id="76b22517-df28-4a27-8db8-d8282f917f57" type="start"/>
+              <acat:block xmlns:acat="https://schemas.acat.akademie.uni-bremen.de" id="d947b115-97af-4ff8-ac95-6d4e4f0cfa25" type="start"/>
             </w:r>
           </w:p>
         </w:tc>
@@ -2392,7 +2392,7 @@
               <w:rPr>
                 <w:rFonts w:ascii="Arial" w:hAnsi="Arial" w:cs="Arial"/>
               </w:rPr>
-              <acat:field xmlns:acat="https://schemas.acat.akademie.uni-bremen.de" id="2251cf8a-ece9-4f13-9bf5-adcd791f9c24" field="156"/>
+              <acat:field xmlns:acat="https://schemas.acat.akademie.uni-bremen.de" id="239cce1a-43e9-4f68-b12b-2b9175d6aa2a" field="156"/>
             </w:r>
           </w:p>
         </w:tc>
@@ -2410,7 +2410,7 @@
               <w:rPr>
                 <w:rFonts w:ascii="Arial" w:hAnsi="Arial" w:cs="Arial"/>
               </w:rPr>
-              <acat:field xmlns:acat="https://schemas.acat.akademie.uni-bremen.de" id="4fe26b3c-5a34-4190-bd9a-3c6795b823f6" field="157"/>
+              <acat:field xmlns:acat="https://schemas.acat.akademie.uni-bremen.de" id="655e4614-6ace-4685-80a5-8bc2e96edba6" field="157"/>
             </w:r>
           </w:p>
         </w:tc>
@@ -2430,7 +2430,7 @@
               <w:rPr>
                 <w:rFonts w:ascii="Arial" w:hAnsi="Arial" w:cs="Arial"/>
               </w:rPr>
-              <acat:block xmlns:acat="https://schemas.acat.akademie.uni-bremen.de" id="0cb6ba78-c646-4630-931d-8ca53b5e5656" type="end"/>
+              <acat:block xmlns:acat="https://schemas.acat.akademie.uni-bremen.de" id="2192e013-d4e6-4ed3-a72a-d54ce380f3c4" type="end"/>
             </w:r>
           </w:p>
         </w:tc>

--- a/test/Parser/Tag/Resources/tag_generator_test_document_lck.docx
+++ b/test/Parser/Tag/Resources/tag_generator_test_document_lck.docx
@@ -89,7 +89,7 @@
           <w:color w:val="FF0000"/>
           <w:sz w:val="32"/>
         </w:rPr>
-        <acat:field xmlns:acat="https://schemas.acat.akademie.uni-bremen.de" id="5b4c57df-4f51-4506-b2cf-cbb8eb29d088" field="1121"/>
+        <acat:field xmlns:acat="https://schemas.acat.akademie.uni-bremen.de" id="175582b4-577a-4c73-bed4-42244a3c860c" field="1121"/>
       </w:r>
     </w:p>
     <w:p>
@@ -136,9 +136,9 @@
         <w:rPr>
           <w:rFonts w:ascii="Trebuchet MS" w:hAnsi="Trebuchet MS"/>
         </w:rPr>
-        <acat:condition xmlns:acat="https://schemas.acat.akademie.uni-bremen.de" id="fff1b3d9-4ffd-4aea-9881-0d1e73bd6182" field="1760" action="0"><![CDATA[<>]]></acat:condition>
-        <acat:condition xmlns:acat="https://schemas.acat.akademie.uni-bremen.de" id="1b65dce8-cb5c-4dbb-8b60-64a0e20a949f" field="1858" action="0"><![CDATA[=]]></acat:condition>
-        <acat:field xmlns:acat="https://schemas.acat.akademie.uni-bremen.de" id="9cce204c-8805-49ab-b0c7-4b3853b5ea87" field="1858"/>
+        <acat:condition xmlns:acat="https://schemas.acat.akademie.uni-bremen.de" id="608c64d0-9796-45c3-81ac-445240f2a5c1" field="1760" action="0"><![CDATA[<>]]></acat:condition>
+        <acat:condition xmlns:acat="https://schemas.acat.akademie.uni-bremen.de" id="9cb33118-3fdf-4c9d-b287-fe4146f3c048" field="1858" action="0"><![CDATA[=]]></acat:condition>
+        <acat:field xmlns:acat="https://schemas.acat.akademie.uni-bremen.de" id="cb0c790b-4a33-4179-a53c-c14fb6180b84" field="1858"/>
         <w:t xml:space="preserve"> </w:t>
       </w:r>
     </w:p>
@@ -154,9 +154,9 @@
         <w:rPr>
           <w:rFonts w:ascii="Trebuchet MS" w:hAnsi="Trebuchet MS"/>
         </w:rPr>
-        <acat:condition xmlns:acat="https://schemas.acat.akademie.uni-bremen.de" id="25bdfadb-b945-4771-bf5a-ffcf69f304b6" field="1760" action="0"><![CDATA[<>]]></acat:condition>
-        <acat:condition xmlns:acat="https://schemas.acat.akademie.uni-bremen.de" id="1665a6f4-1b3f-4b61-9f0c-5f7e96228be8" field="1744" action="0"><![CDATA[=]]></acat:condition>
-        <acat:field xmlns:acat="https://schemas.acat.akademie.uni-bremen.de" id="0a3b362e-71f6-4afa-89e3-453547132383" field="1744"/>
+        <acat:condition xmlns:acat="https://schemas.acat.akademie.uni-bremen.de" id="c94b3a76-6538-4571-bde7-303507495dbc" field="1760" action="0"><![CDATA[<>]]></acat:condition>
+        <acat:condition xmlns:acat="https://schemas.acat.akademie.uni-bremen.de" id="709bd21b-5ca7-4935-a6e3-71e9f62126b3" field="1744" action="0"><![CDATA[=]]></acat:condition>
+        <acat:field xmlns:acat="https://schemas.acat.akademie.uni-bremen.de" id="98beb806-73dc-4011-9a3c-bbfa37113d9b" field="1744"/>
       </w:r>
     </w:p>
     <w:p>
@@ -171,13 +171,13 @@
         <w:rPr>
           <w:rFonts w:ascii="Trebuchet MS" w:hAnsi="Trebuchet MS"/>
         </w:rPr>
-        <acat:condition xmlns:acat="https://schemas.acat.akademie.uni-bremen.de" id="2f2cb5cf-a6dd-456c-89f6-c6c6b9f9b100" field="1760" action="0"><![CDATA[<>]]></acat:condition>
-        <acat:condition xmlns:acat="https://schemas.acat.akademie.uni-bremen.de" id="84993fac-756d-40d5-9f08-84c008eace61" field="1752" action="2"><![CDATA[=]]></acat:condition>
-        <acat:field xmlns:acat="https://schemas.acat.akademie.uni-bremen.de" id="32b5e265-f5c0-40db-84c9-52edc56d9a29" field="1752"/>
+        <acat:condition xmlns:acat="https://schemas.acat.akademie.uni-bremen.de" id="a47cab57-0e4b-41f2-895a-2d223fde5890" field="1760" action="0"><![CDATA[<>]]></acat:condition>
+        <acat:condition xmlns:acat="https://schemas.acat.akademie.uni-bremen.de" id="85f5dee7-cdf6-467c-9d26-c3c02a139230" field="1752" action="2"><![CDATA[=]]></acat:condition>
+        <acat:field xmlns:acat="https://schemas.acat.akademie.uni-bremen.de" id="06dc6f04-51a6-4a0f-9798-895149b7a3d6" field="1752"/>
         <w:t xml:space="preserve"> </w:t>
-        <acat:field xmlns:acat="https://schemas.acat.akademie.uni-bremen.de" id="9deb61ee-1ad4-43f2-ae05-3a77c6e40a60" field="1745"/>
+        <acat:field xmlns:acat="https://schemas.acat.akademie.uni-bremen.de" id="02d2e6b3-7d4f-4584-a3a9-1c643637a313" field="1745"/>
         <w:t xml:space="preserve"> </w:t>
-        <acat:field xmlns:acat="https://schemas.acat.akademie.uni-bremen.de" id="f780c9ac-ba22-4f07-8191-20cc0761b120" field="1747"/>
+        <acat:field xmlns:acat="https://schemas.acat.akademie.uni-bremen.de" id="2b00c0f6-ec54-4338-92c3-9858b0c3d19e" field="1747"/>
       </w:r>
     </w:p>
     <w:p>
@@ -192,8 +192,8 @@
         <w:rPr>
           <w:rFonts w:ascii="Trebuchet MS" w:hAnsi="Trebuchet MS"/>
         </w:rPr>
-        <acat:condition xmlns:acat="https://schemas.acat.akademie.uni-bremen.de" id="0904c28d-e257-4a06-a75a-e271195572f6" field="1760" action="0"><![CDATA[<>]]></acat:condition>
-        <acat:field xmlns:acat="https://schemas.acat.akademie.uni-bremen.de" id="bf2c827f-1bad-4b66-9a0f-807c20d176f0" field="1748"/>
+        <acat:condition xmlns:acat="https://schemas.acat.akademie.uni-bremen.de" id="2e0e8573-9508-4985-b688-3c36800d24a8" field="1760" action="0"><![CDATA[<>]]></acat:condition>
+        <acat:field xmlns:acat="https://schemas.acat.akademie.uni-bremen.de" id="0ce24e48-c73a-4567-9eb4-6f5702526575" field="1748"/>
       </w:r>
     </w:p>
     <w:p>
@@ -208,10 +208,10 @@
         <w:rPr>
           <w:rFonts w:ascii="Trebuchet MS" w:hAnsi="Trebuchet MS"/>
         </w:rPr>
-        <acat:condition xmlns:acat="https://schemas.acat.akademie.uni-bremen.de" id="3ec2add8-e0c3-4ba0-9cb0-a172e8a08624" field="1760" action="0"><![CDATA[<>]]></acat:condition>
-        <acat:field xmlns:acat="https://schemas.acat.akademie.uni-bremen.de" id="e3e23510-98f0-4cdd-a940-1e238fc4b9ea" field="1749"/>
+        <acat:condition xmlns:acat="https://schemas.acat.akademie.uni-bremen.de" id="df328995-8897-4657-a4e2-2edc7f8b749a" field="1760" action="0"><![CDATA[<>]]></acat:condition>
+        <acat:field xmlns:acat="https://schemas.acat.akademie.uni-bremen.de" id="26eededa-9564-4337-8e72-1b0d973c2313" field="1749"/>
         <w:t xml:space="preserve"> </w:t>
-        <acat:field xmlns:acat="https://schemas.acat.akademie.uni-bremen.de" id="264d381b-6922-4d51-9c04-cf295f079722" field="1750"/>
+        <acat:field xmlns:acat="https://schemas.acat.akademie.uni-bremen.de" id="c237a794-4310-4f66-9165-08ad60eb8ace" field="1750"/>
       </w:r>
     </w:p>
     <w:p>
@@ -226,8 +226,8 @@
         <w:rPr>
           <w:rFonts w:ascii="Trebuchet MS" w:hAnsi="Trebuchet MS"/>
         </w:rPr>
-        <acat:condition xmlns:acat="https://schemas.acat.akademie.uni-bremen.de" id="30d094ed-4988-4253-a9d5-26fb7107a6c6" field="1757" action="0"><![CDATA[=]]></acat:condition>
-        <acat:field xmlns:acat="https://schemas.acat.akademie.uni-bremen.de" id="31ffa77a-62f9-4460-af59-db0fab699b5e" field="1757"/>
+        <acat:condition xmlns:acat="https://schemas.acat.akademie.uni-bremen.de" id="8777871a-53c5-4908-9586-e6371a1efcba" field="1757" action="0"><![CDATA[=]]></acat:condition>
+        <acat:field xmlns:acat="https://schemas.acat.akademie.uni-bremen.de" id="cd3e49dd-2321-49cf-9a68-dab7b82f4740" field="1757"/>
         <w:t xml:space="preserve"> </w:t>
       </w:r>
     </w:p>
@@ -243,8 +243,8 @@
         <w:rPr>
           <w:rFonts w:ascii="Trebuchet MS" w:hAnsi="Trebuchet MS"/>
         </w:rPr>
-        <acat:condition xmlns:acat="https://schemas.acat.akademie.uni-bremen.de" id="6382f6cd-bb58-4e9c-82da-8a019adb1d92" field="1860" action="0"><![CDATA[=]]></acat:condition>
-        <acat:field xmlns:acat="https://schemas.acat.akademie.uni-bremen.de" id="5df44bae-99b3-42ad-b9ff-8f3989ed1044" field="1860"/>
+        <acat:condition xmlns:acat="https://schemas.acat.akademie.uni-bremen.de" id="413fd229-9bed-43ea-914b-d5d11d0660e4" field="1860" action="0"><![CDATA[=]]></acat:condition>
+        <acat:field xmlns:acat="https://schemas.acat.akademie.uni-bremen.de" id="74ec04f1-0b35-4bf5-a69a-edf28492e572" field="1860"/>
         <w:t xml:space="preserve"> </w:t>
       </w:r>
     </w:p>
@@ -260,10 +260,10 @@
         <w:rPr>
           <w:rFonts w:ascii="Trebuchet MS" w:hAnsi="Trebuchet MS"/>
         </w:rPr>
-        <acat:condition xmlns:acat="https://schemas.acat.akademie.uni-bremen.de" id="5756bb13-52cd-4a8e-836b-e60ee24e94cf" field="1862" action="0"><![CDATA[=]]></acat:condition>
-        <acat:field xmlns:acat="https://schemas.acat.akademie.uni-bremen.de" id="c8426159-1972-4f1b-ae18-c0e667502382" field="1862"/>
+        <acat:condition xmlns:acat="https://schemas.acat.akademie.uni-bremen.de" id="c599fe61-286a-4257-8df1-a5ade9577405" field="1862" action="0"><![CDATA[=]]></acat:condition>
+        <acat:field xmlns:acat="https://schemas.acat.akademie.uni-bremen.de" id="b767484a-2f93-4aa0-b83a-ff07472d3f7e" field="1862"/>
         <w:t xml:space="preserve"> </w:t>
-        <acat:field xmlns:acat="https://schemas.acat.akademie.uni-bremen.de" id="3f8a5bc4-b887-4d7c-a7c8-67760f321623" field="1863"/>
+        <acat:field xmlns:acat="https://schemas.acat.akademie.uni-bremen.de" id="d0b47cd4-3e52-4dd6-ac1b-21fbd7233568" field="1863"/>
       </w:r>
     </w:p>
     <w:p>
@@ -278,8 +278,8 @@
         <w:rPr>
           <w:rFonts w:ascii="Trebuchet MS" w:hAnsi="Trebuchet MS"/>
         </w:rPr>
-        <acat:condition xmlns:acat="https://schemas.acat.akademie.uni-bremen.de" id="b4e0e04b-1798-475f-aeb5-4570db398128" field="1760" action="0"><![CDATA[=]]></acat:condition>
-        <acat:field xmlns:acat="https://schemas.acat.akademie.uni-bremen.de" id="17f8415d-6960-49ba-8206-24c17a9fd6ba" field="1760"/>
+        <acat:condition xmlns:acat="https://schemas.acat.akademie.uni-bremen.de" id="cb4904c7-faae-4d2e-b8ac-e1a45a3e69a2" field="1760" action="0"><![CDATA[=]]></acat:condition>
+        <acat:field xmlns:acat="https://schemas.acat.akademie.uni-bremen.de" id="62bd6f72-8851-4b40-b0d0-4f8395b2c633" field="1760"/>
       </w:r>
     </w:p>
     <w:p>
@@ -294,10 +294,10 @@
         <w:rPr>
           <w:rFonts w:ascii="Trebuchet MS" w:hAnsi="Trebuchet MS"/>
         </w:rPr>
-        <acat:condition xmlns:acat="https://schemas.acat.akademie.uni-bremen.de" id="e27c80bc-f458-4e1f-84a7-eb6d6981fa56" field="1761" action="0"><![CDATA[=]]></acat:condition>
-        <acat:field xmlns:acat="https://schemas.acat.akademie.uni-bremen.de" id="085be8ab-66f4-4a18-b0f8-6a49ae9f2833" field="1761"/>
+        <acat:condition xmlns:acat="https://schemas.acat.akademie.uni-bremen.de" id="d3413807-eece-4250-9636-34bd1ee0f37d" field="1761" action="0"><![CDATA[=]]></acat:condition>
+        <acat:field xmlns:acat="https://schemas.acat.akademie.uni-bremen.de" id="09f3059e-1060-430b-bc46-b18a1ff08286" field="1761"/>
         <w:t xml:space="preserve"> </w:t>
-        <acat:field xmlns:acat="https://schemas.acat.akademie.uni-bremen.de" id="bb8b4220-a6a7-493b-9e2d-e5a9cae6a85d" field="1762"/>
+        <acat:field xmlns:acat="https://schemas.acat.akademie.uni-bremen.de" id="d90ca536-590b-4852-a8b6-80ad32cc826f" field="1762"/>
       </w:r>
     </w:p>
     <w:p>
@@ -326,7 +326,7 @@
         <w:rPr>
           <w:rFonts w:ascii="Trebuchet MS" w:hAnsi="Trebuchet MS"/>
         </w:rPr>
-        <acat:field xmlns:acat="https://schemas.acat.akademie.uni-bremen.de" id="6994b0a4-6c88-4184-a45b-2df207d7933c" field="1858"/>
+        <acat:field xmlns:acat="https://schemas.acat.akademie.uni-bremen.de" id="1c686fbc-95bb-4d14-9991-9130030845f9" field="1858"/>
       </w:r>
       <w:r>
         <w:rPr>
@@ -338,7 +338,7 @@
         <w:rPr>
           <w:rFonts w:ascii="Trebuchet MS" w:hAnsi="Trebuchet MS"/>
         </w:rPr>
-        <acat:field xmlns:acat="https://schemas.acat.akademie.uni-bremen.de" id="55f2f4a2-82fa-4b25-b9d3-d3a719399651" field="1762"/>
+        <acat:field xmlns:acat="https://schemas.acat.akademie.uni-bremen.de" id="d8c48bab-e1c2-4341-8b43-df7fa5b917ac" field="1762"/>
       </w:r>
       <w:r>
         <w:rPr>
@@ -350,16 +350,16 @@
         <w:rPr>
           <w:rFonts w:ascii="Trebuchet MS" w:hAnsi="Trebuchet MS"/>
         </w:rPr>
-        <acat:field xmlns:acat="https://schemas.acat.akademie.uni-bremen.de" id="9d9b0d45-602d-4965-a93a-10f4e0694a5e" field="1757"/>
+        <acat:field xmlns:acat="https://schemas.acat.akademie.uni-bremen.de" id="68009be9-7fb1-4f44-b6df-3cde2586e9fa" field="1757"/>
       </w:r>
       <w:r>
         <w:rPr>
           <w:rFonts w:ascii="Trebuchet MS" w:hAnsi="Trebuchet MS"/>
         </w:rPr>
         <w:t xml:space="preserve"> Felder einbauen, sonst spiegelt das ja nicht wirklich die Realität wieder. Aber was wäre das Leben ohne die Möglichkeit Entscheidungen treffen zu können!? Deswegen </w:t>
-        <acat:condition xmlns:acat="https://schemas.acat.akademie.uni-bremen.de" id="629edb13-7ecd-4b1d-ab10-6edc862abf4a" field="1760" action="0"><![CDATA[=]]></acat:condition>
+        <acat:condition xmlns:acat="https://schemas.acat.akademie.uni-bremen.de" id="fcc7650c-1368-4f0d-9bfc-37c32daa902c" field="1760" action="0"><![CDATA[=]]></acat:condition>
         <w:t xml:space="preserve"> </w:t>
-        <acat:text xmlns:acat="https://schemas.acat.akademie.uni-bremen.de" id="332b6239-0ded-444b-9d08-2c8cf650347c" space="preserve">Hurray</acat:text>
+        <acat:text xmlns:acat="https://schemas.acat.akademie.uni-bremen.de" id="e0a001ac-3459-4e44-a3cd-197fece6b6d7" space="preserve">Hurray</acat:text>
         <w:t xml:space="preserve">. Läuft, oder!? :-P </w:t>
       </w:r>
       <w:proofErr w:type="spellStart"/>
@@ -397,7 +397,7 @@
         <w:rPr>
           <w:rFonts w:ascii="Trebuchet MS" w:hAnsi="Trebuchet MS"/>
         </w:rPr>
-        <acat:field xmlns:acat="https://schemas.acat.akademie.uni-bremen.de" id="4dc51520-464a-4a52-b2da-af8046e640b8" field="156"/>
+        <acat:field xmlns:acat="https://schemas.acat.akademie.uni-bremen.de" id="9d71a2d9-c77b-4821-bb05-431dbebccc46" field="156"/>
         <w:t xml:space="preserve"> Es soll das Feld mit der ID 156 gedruckt werden</w:t>
       </w:r>
     </w:p>
@@ -436,7 +436,7 @@
         <w:rPr>
           <w:rFonts w:ascii="Trebuchet MS" w:hAnsi="Trebuchet MS"/>
         </w:rPr>
-        <acat:text xmlns:acat="https://schemas.acat.akademie.uni-bremen.de" id="69548ef2-d9b6-4b4f-a2a9-db60da19f5e4" space="preserve">FOO BAR</acat:text>
+        <acat:text xmlns:acat="https://schemas.acat.akademie.uni-bremen.de" id="246af665-942a-4e1e-b3d7-6c8e0caf30a4" space="preserve">FOO BAR</acat:text>
         <w:t xml:space="preserve"> Hier handelt es sich um ein Textfeld, welches den Inhalt „FOO BAR“ ausdruckt.</w:t>
       </w:r>
     </w:p>
@@ -506,7 +506,7 @@
         <w:rPr>
           <w:rFonts w:ascii="Arial" w:hAnsi="Arial" w:cs="Arial"/>
         </w:rPr>
-        <acat:block xmlns:acat="https://schemas.acat.akademie.uni-bremen.de" id="7e8037f6-3c2b-431b-87e9-98069b43de85" type="start"/>
+        <acat:block xmlns:acat="https://schemas.acat.akademie.uni-bremen.de" id="0da8ffbe-8d5c-4af6-8c7d-18abb3288527" type="start"/>
       </w:r>
     </w:p>
     <w:p>
@@ -520,20 +520,20 @@
         <w:rPr>
           <w:rFonts w:ascii="Arial" w:hAnsi="Arial" w:cs="Arial"/>
         </w:rPr>
-        <acat:field xmlns:acat="https://schemas.acat.akademie.uni-bremen.de" id="3d556e51-a601-4b69-8610-3bee29be9370" field="156"/>
-      </w:r>
-    </w:p>
-    <w:p>
-      <w:pPr>
-        <w:rPr>
-          <w:rFonts w:ascii="Arial" w:hAnsi="Arial" w:cs="Arial"/>
-        </w:rPr>
-      </w:pPr>
-      <w:r>
-        <w:rPr>
-          <w:rFonts w:ascii="Arial" w:hAnsi="Arial" w:cs="Arial"/>
-        </w:rPr>
-        <acat:block xmlns:acat="https://schemas.acat.akademie.uni-bremen.de" id="59017935-96cc-4166-a735-9d33c78f3313" type="end"/>
+        <acat:field xmlns:acat="https://schemas.acat.akademie.uni-bremen.de" id="29e3eae9-f579-40dd-b802-c0988e0499f8" field="156"/>
+      </w:r>
+    </w:p>
+    <w:p>
+      <w:pPr>
+        <w:rPr>
+          <w:rFonts w:ascii="Arial" w:hAnsi="Arial" w:cs="Arial"/>
+        </w:rPr>
+      </w:pPr>
+      <w:r>
+        <w:rPr>
+          <w:rFonts w:ascii="Arial" w:hAnsi="Arial" w:cs="Arial"/>
+        </w:rPr>
+        <acat:block xmlns:acat="https://schemas.acat.akademie.uni-bremen.de" id="3c2e2424-5393-4ad0-a6b1-817910aeaee3" type="end"/>
       </w:r>
     </w:p>
     <w:p>
@@ -633,11 +633,11 @@
         <w:rPr>
           <w:rFonts w:ascii="Arial" w:hAnsi="Arial" w:cs="Arial"/>
         </w:rPr>
-        <acat:block xmlns:acat="https://schemas.acat.akademie.uni-bremen.de" id="f3a93182-43d1-42c4-af90-ee1fe7bb58af" type="start"/>
+        <acat:block xmlns:acat="https://schemas.acat.akademie.uni-bremen.de" id="110101fc-7901-4519-8cc4-74f45de5cb0a" type="start"/>
         <w:t xml:space="preserve"> </w:t>
-        <acat:field xmlns:acat="https://schemas.acat.akademie.uni-bremen.de" id="afbf7653-d5c9-4c1e-b28e-986ac3fa528f" field="157"/>
+        <acat:field xmlns:acat="https://schemas.acat.akademie.uni-bremen.de" id="893fd7db-da4b-4066-ba06-98787239f57d" field="157"/>
         <w:t xml:space="preserve"> </w:t>
-        <acat:block xmlns:acat="https://schemas.acat.akademie.uni-bremen.de" id="48ffc1ab-e6a2-4314-b830-93e7511d74cd" type="end"/>
+        <acat:block xmlns:acat="https://schemas.acat.akademie.uni-bremen.de" id="bb71b515-a4b6-48ae-adfd-75c429be3de6" type="end"/>
       </w:r>
     </w:p>
     <w:p>
@@ -665,33 +665,33 @@
         <w:rPr>
           <w:rFonts w:ascii="Arial" w:hAnsi="Arial" w:cs="Arial"/>
         </w:rPr>
-        <acat:block xmlns:acat="https://schemas.acat.akademie.uni-bremen.de" id="0f58fbe3-ed22-4429-8689-bb4aaa41b89b" type="start"/>
-      </w:r>
-    </w:p>
-    <w:p>
-      <w:pPr>
-        <w:rPr>
-          <w:rFonts w:ascii="Arial" w:hAnsi="Arial" w:cs="Arial"/>
-        </w:rPr>
-      </w:pPr>
-      <w:r>
-        <w:rPr>
-          <w:rFonts w:ascii="Arial" w:hAnsi="Arial" w:cs="Arial"/>
-        </w:rPr>
-        <acat:field xmlns:acat="https://schemas.acat.akademie.uni-bremen.de" id="91eebbc0-c29a-4796-995d-c105d98def6e" field="156"/>
-      </w:r>
-    </w:p>
-    <w:p>
-      <w:pPr>
-        <w:rPr>
-          <w:rFonts w:ascii="Arial" w:hAnsi="Arial" w:cs="Arial"/>
-        </w:rPr>
-      </w:pPr>
-      <w:r>
-        <w:rPr>
-          <w:rFonts w:ascii="Arial" w:hAnsi="Arial" w:cs="Arial"/>
-        </w:rPr>
-        <acat:block xmlns:acat="https://schemas.acat.akademie.uni-bremen.de" id="8bd8f30e-680f-4e94-a44b-b7c11107e0fc" type="end"/>
+        <acat:block xmlns:acat="https://schemas.acat.akademie.uni-bremen.de" id="400b2e30-327a-415f-9d2e-9f1a6f70a7ac" type="start"/>
+      </w:r>
+    </w:p>
+    <w:p>
+      <w:pPr>
+        <w:rPr>
+          <w:rFonts w:ascii="Arial" w:hAnsi="Arial" w:cs="Arial"/>
+        </w:rPr>
+      </w:pPr>
+      <w:r>
+        <w:rPr>
+          <w:rFonts w:ascii="Arial" w:hAnsi="Arial" w:cs="Arial"/>
+        </w:rPr>
+        <acat:field xmlns:acat="https://schemas.acat.akademie.uni-bremen.de" id="2e2fbd9a-37ce-4031-b83b-2d836be8cff4" field="156"/>
+      </w:r>
+    </w:p>
+    <w:p>
+      <w:pPr>
+        <w:rPr>
+          <w:rFonts w:ascii="Arial" w:hAnsi="Arial" w:cs="Arial"/>
+        </w:rPr>
+      </w:pPr>
+      <w:r>
+        <w:rPr>
+          <w:rFonts w:ascii="Arial" w:hAnsi="Arial" w:cs="Arial"/>
+        </w:rPr>
+        <acat:block xmlns:acat="https://schemas.acat.akademie.uni-bremen.de" id="7a613edc-0b17-42db-973d-05aa9f37b206" type="end"/>
       </w:r>
     </w:p>
     <w:p>
@@ -1082,7 +1082,7 @@
               <w:rPr>
                 <w:rFonts w:ascii="Arial" w:hAnsi="Arial" w:cs="Arial"/>
               </w:rPr>
-              <acat:block xmlns:acat="https://schemas.acat.akademie.uni-bremen.de" id="2380df87-1f32-4112-9fcf-470b173c8424" type="start"/>
+              <acat:block xmlns:acat="https://schemas.acat.akademie.uni-bremen.de" id="9858e25e-7b83-4160-9fa4-6d45829a1bf9" type="start"/>
               <w:t xml:space="preserve"> </w:t>
             </w:r>
           </w:p>
@@ -1101,7 +1101,7 @@
               <w:rPr>
                 <w:rFonts w:ascii="Arial" w:hAnsi="Arial" w:cs="Arial"/>
               </w:rPr>
-              <acat:field xmlns:acat="https://schemas.acat.akademie.uni-bremen.de" id="309d03b7-74ff-42f7-a81d-06cffad2c236" field="156"/>
+              <acat:field xmlns:acat="https://schemas.acat.akademie.uni-bremen.de" id="bb9f0779-0b0a-4004-b04a-d1856757aee7" field="156"/>
             </w:r>
           </w:p>
         </w:tc>
@@ -1119,7 +1119,7 @@
               <w:rPr>
                 <w:rFonts w:ascii="Arial" w:hAnsi="Arial" w:cs="Arial"/>
               </w:rPr>
-              <acat:field xmlns:acat="https://schemas.acat.akademie.uni-bremen.de" id="13a7d538-a17d-43ce-a132-e351f6f0f9a4" field="157"/>
+              <acat:field xmlns:acat="https://schemas.acat.akademie.uni-bremen.de" id="9084180e-691f-43a8-a64f-88639f07ac05" field="157"/>
             </w:r>
           </w:p>
         </w:tc>
@@ -1137,7 +1137,7 @@
               <w:rPr>
                 <w:rFonts w:ascii="Arial" w:hAnsi="Arial" w:cs="Arial"/>
               </w:rPr>
-              <acat:block xmlns:acat="https://schemas.acat.akademie.uni-bremen.de" id="a3f41ed8-4f17-48df-ab7d-d5cf487e8135" type="end"/>
+              <acat:block xmlns:acat="https://schemas.acat.akademie.uni-bremen.de" id="b7b1391e-46ec-4e4c-9ec7-5950bcb86d28" type="end"/>
             </w:r>
           </w:p>
         </w:tc>
@@ -1868,7 +1868,7 @@
               <w:rPr>
                 <w:rFonts w:ascii="Arial" w:hAnsi="Arial" w:cs="Arial"/>
               </w:rPr>
-              <acat:block xmlns:acat="https://schemas.acat.akademie.uni-bremen.de" id="b4c1fb5c-c999-48f8-9a5d-d18f4873d72e" type="start"/>
+              <acat:block xmlns:acat="https://schemas.acat.akademie.uni-bremen.de" id="5188d07d-48f1-4841-9dcf-a02addc9c4bf" type="start"/>
             </w:r>
           </w:p>
         </w:tc>
@@ -1900,7 +1900,7 @@
               <w:rPr>
                 <w:rFonts w:ascii="Arial" w:hAnsi="Arial" w:cs="Arial"/>
               </w:rPr>
-              <acat:field xmlns:acat="https://schemas.acat.akademie.uni-bremen.de" id="134795aa-c8c0-440e-9abd-bfb95d653bad" field="156"/>
+              <acat:field xmlns:acat="https://schemas.acat.akademie.uni-bremen.de" id="2ef3631d-502b-4852-a7a8-256ef27199e0" field="156"/>
             </w:r>
           </w:p>
         </w:tc>
@@ -1918,7 +1918,7 @@
               <w:rPr>
                 <w:rFonts w:ascii="Arial" w:hAnsi="Arial" w:cs="Arial"/>
               </w:rPr>
-              <acat:field xmlns:acat="https://schemas.acat.akademie.uni-bremen.de" id="fdb6fefa-78dc-43de-bb68-f29641378ac0" field="157"/>
+              <acat:field xmlns:acat="https://schemas.acat.akademie.uni-bremen.de" id="c856136f-769c-406a-84c9-1fe52fb028e8" field="157"/>
             </w:r>
           </w:p>
         </w:tc>
@@ -1939,7 +1939,7 @@
                 <w:rFonts w:ascii="Arial" w:hAnsi="Arial" w:cs="Arial"/>
               </w:rPr>
               <w:lastRenderedPageBreak/>
-              <acat:block xmlns:acat="https://schemas.acat.akademie.uni-bremen.de" id="d9f67eee-ef94-405f-ae58-f20cab5732ca" type="end"/>
+              <acat:block xmlns:acat="https://schemas.acat.akademie.uni-bremen.de" id="5b5b0119-4896-44dd-9fe1-ac94a5a257b7" type="end"/>
             </w:r>
           </w:p>
         </w:tc>
@@ -2354,7 +2354,7 @@
               <w:rPr>
                 <w:rFonts w:ascii="Arial" w:hAnsi="Arial" w:cs="Arial"/>
               </w:rPr>
-              <acat:block xmlns:acat="https://schemas.acat.akademie.uni-bremen.de" id="d947b115-97af-4ff8-ac95-6d4e4f0cfa25" type="start"/>
+              <acat:block xmlns:acat="https://schemas.acat.akademie.uni-bremen.de" id="d1981366-b8e5-4a0a-9424-ff2e43de05e6" type="start"/>
             </w:r>
           </w:p>
         </w:tc>
@@ -2392,7 +2392,7 @@
               <w:rPr>
                 <w:rFonts w:ascii="Arial" w:hAnsi="Arial" w:cs="Arial"/>
               </w:rPr>
-              <acat:field xmlns:acat="https://schemas.acat.akademie.uni-bremen.de" id="239cce1a-43e9-4f68-b12b-2b9175d6aa2a" field="156"/>
+              <acat:field xmlns:acat="https://schemas.acat.akademie.uni-bremen.de" id="4f2721c0-859f-4643-9a66-899f97b64170" field="156"/>
             </w:r>
           </w:p>
         </w:tc>
@@ -2410,7 +2410,7 @@
               <w:rPr>
                 <w:rFonts w:ascii="Arial" w:hAnsi="Arial" w:cs="Arial"/>
               </w:rPr>
-              <acat:field xmlns:acat="https://schemas.acat.akademie.uni-bremen.de" id="655e4614-6ace-4685-80a5-8bc2e96edba6" field="157"/>
+              <acat:field xmlns:acat="https://schemas.acat.akademie.uni-bremen.de" id="47d718a2-0970-43c9-930a-e0307bb812be" field="157"/>
             </w:r>
           </w:p>
         </w:tc>
@@ -2430,7 +2430,7 @@
               <w:rPr>
                 <w:rFonts w:ascii="Arial" w:hAnsi="Arial" w:cs="Arial"/>
               </w:rPr>
-              <acat:block xmlns:acat="https://schemas.acat.akademie.uni-bremen.de" id="2192e013-d4e6-4ed3-a72a-d54ce380f3c4" type="end"/>
+              <acat:block xmlns:acat="https://schemas.acat.akademie.uni-bremen.de" id="f3a8345e-b820-4999-bcb3-8c9c62d9704d" type="end"/>
             </w:r>
           </w:p>
         </w:tc>

--- a/test/Parser/Tag/Resources/tag_generator_test_document_lck.docx
+++ b/test/Parser/Tag/Resources/tag_generator_test_document_lck.docx
@@ -89,7 +89,7 @@
           <w:color w:val="FF0000"/>
           <w:sz w:val="32"/>
         </w:rPr>
-        <acat:field xmlns:acat="https://schemas.acat.akademie.uni-bremen.de" id="175582b4-577a-4c73-bed4-42244a3c860c" field="1121"/>
+        <acat:field xmlns:acat="https://schemas.acat.akademie.uni-bremen.de" id="12ecb60b-1df4-4377-9de0-a1317a3a9310" field="1121"/>
       </w:r>
     </w:p>
     <w:p>
@@ -136,9 +136,9 @@
         <w:rPr>
           <w:rFonts w:ascii="Trebuchet MS" w:hAnsi="Trebuchet MS"/>
         </w:rPr>
-        <acat:condition xmlns:acat="https://schemas.acat.akademie.uni-bremen.de" id="608c64d0-9796-45c3-81ac-445240f2a5c1" field="1760" action="0"><![CDATA[<>]]></acat:condition>
-        <acat:condition xmlns:acat="https://schemas.acat.akademie.uni-bremen.de" id="9cb33118-3fdf-4c9d-b287-fe4146f3c048" field="1858" action="0"><![CDATA[=]]></acat:condition>
-        <acat:field xmlns:acat="https://schemas.acat.akademie.uni-bremen.de" id="cb0c790b-4a33-4179-a53c-c14fb6180b84" field="1858"/>
+        <acat:condition xmlns:acat="https://schemas.acat.akademie.uni-bremen.de" id="96d82dee-f837-4ed1-82fe-65b1d9ea34d9" field="1760" action="0"><![CDATA[<>]]></acat:condition>
+        <acat:condition xmlns:acat="https://schemas.acat.akademie.uni-bremen.de" id="f703a4b5-218c-4210-b46a-ebd77c5d4bf5" field="1858" action="0"><![CDATA[=]]></acat:condition>
+        <acat:field xmlns:acat="https://schemas.acat.akademie.uni-bremen.de" id="6c1ea9b4-664e-4966-9c47-53cf1a4046eb" field="1858"/>
         <w:t xml:space="preserve"> </w:t>
       </w:r>
     </w:p>
@@ -154,9 +154,9 @@
         <w:rPr>
           <w:rFonts w:ascii="Trebuchet MS" w:hAnsi="Trebuchet MS"/>
         </w:rPr>
-        <acat:condition xmlns:acat="https://schemas.acat.akademie.uni-bremen.de" id="c94b3a76-6538-4571-bde7-303507495dbc" field="1760" action="0"><![CDATA[<>]]></acat:condition>
-        <acat:condition xmlns:acat="https://schemas.acat.akademie.uni-bremen.de" id="709bd21b-5ca7-4935-a6e3-71e9f62126b3" field="1744" action="0"><![CDATA[=]]></acat:condition>
-        <acat:field xmlns:acat="https://schemas.acat.akademie.uni-bremen.de" id="98beb806-73dc-4011-9a3c-bbfa37113d9b" field="1744"/>
+        <acat:condition xmlns:acat="https://schemas.acat.akademie.uni-bremen.de" id="19f43ac3-97c3-4c70-95b7-069b3a80d783" field="1760" action="0"><![CDATA[<>]]></acat:condition>
+        <acat:condition xmlns:acat="https://schemas.acat.akademie.uni-bremen.de" id="850ba3d7-4c3f-4c33-81f9-9944810862df" field="1744" action="0"><![CDATA[=]]></acat:condition>
+        <acat:field xmlns:acat="https://schemas.acat.akademie.uni-bremen.de" id="8cdbad10-d691-4d8a-88b7-0dfe0ffe0e30" field="1744"/>
       </w:r>
     </w:p>
     <w:p>
@@ -171,13 +171,13 @@
         <w:rPr>
           <w:rFonts w:ascii="Trebuchet MS" w:hAnsi="Trebuchet MS"/>
         </w:rPr>
-        <acat:condition xmlns:acat="https://schemas.acat.akademie.uni-bremen.de" id="a47cab57-0e4b-41f2-895a-2d223fde5890" field="1760" action="0"><![CDATA[<>]]></acat:condition>
-        <acat:condition xmlns:acat="https://schemas.acat.akademie.uni-bremen.de" id="85f5dee7-cdf6-467c-9d26-c3c02a139230" field="1752" action="2"><![CDATA[=]]></acat:condition>
-        <acat:field xmlns:acat="https://schemas.acat.akademie.uni-bremen.de" id="06dc6f04-51a6-4a0f-9798-895149b7a3d6" field="1752"/>
+        <acat:condition xmlns:acat="https://schemas.acat.akademie.uni-bremen.de" id="47eed232-17ed-498a-9dab-5a709142ea38" field="1760" action="0"><![CDATA[<>]]></acat:condition>
+        <acat:condition xmlns:acat="https://schemas.acat.akademie.uni-bremen.de" id="ff366b88-d2ed-4aff-9bd7-da47ae110fc6" field="1752" action="2"><![CDATA[=]]></acat:condition>
+        <acat:field xmlns:acat="https://schemas.acat.akademie.uni-bremen.de" id="eaa79c71-0394-4c6c-9ca5-0ee06536df67" field="1752"/>
         <w:t xml:space="preserve"> </w:t>
-        <acat:field xmlns:acat="https://schemas.acat.akademie.uni-bremen.de" id="02d2e6b3-7d4f-4584-a3a9-1c643637a313" field="1745"/>
+        <acat:field xmlns:acat="https://schemas.acat.akademie.uni-bremen.de" id="f55e9865-28ee-4319-a8eb-53e82200589b" field="1745"/>
         <w:t xml:space="preserve"> </w:t>
-        <acat:field xmlns:acat="https://schemas.acat.akademie.uni-bremen.de" id="2b00c0f6-ec54-4338-92c3-9858b0c3d19e" field="1747"/>
+        <acat:field xmlns:acat="https://schemas.acat.akademie.uni-bremen.de" id="6de2b7e8-d7bf-4d76-a78f-8a8258ddf973" field="1747"/>
       </w:r>
     </w:p>
     <w:p>
@@ -192,8 +192,8 @@
         <w:rPr>
           <w:rFonts w:ascii="Trebuchet MS" w:hAnsi="Trebuchet MS"/>
         </w:rPr>
-        <acat:condition xmlns:acat="https://schemas.acat.akademie.uni-bremen.de" id="2e0e8573-9508-4985-b688-3c36800d24a8" field="1760" action="0"><![CDATA[<>]]></acat:condition>
-        <acat:field xmlns:acat="https://schemas.acat.akademie.uni-bremen.de" id="0ce24e48-c73a-4567-9eb4-6f5702526575" field="1748"/>
+        <acat:condition xmlns:acat="https://schemas.acat.akademie.uni-bremen.de" id="8ff99d5e-a951-4673-839f-85d69423c625" field="1760" action="0"><![CDATA[<>]]></acat:condition>
+        <acat:field xmlns:acat="https://schemas.acat.akademie.uni-bremen.de" id="e812ceed-8cfc-405b-a0dd-43711a2e3901" field="1748"/>
       </w:r>
     </w:p>
     <w:p>
@@ -208,10 +208,10 @@
         <w:rPr>
           <w:rFonts w:ascii="Trebuchet MS" w:hAnsi="Trebuchet MS"/>
         </w:rPr>
-        <acat:condition xmlns:acat="https://schemas.acat.akademie.uni-bremen.de" id="df328995-8897-4657-a4e2-2edc7f8b749a" field="1760" action="0"><![CDATA[<>]]></acat:condition>
-        <acat:field xmlns:acat="https://schemas.acat.akademie.uni-bremen.de" id="26eededa-9564-4337-8e72-1b0d973c2313" field="1749"/>
+        <acat:condition xmlns:acat="https://schemas.acat.akademie.uni-bremen.de" id="b84950b6-7f6c-44d1-a125-881083de5b45" field="1760" action="0"><![CDATA[<>]]></acat:condition>
+        <acat:field xmlns:acat="https://schemas.acat.akademie.uni-bremen.de" id="79c9aa7f-5238-4a5d-8b95-b9e71597b3f6" field="1749"/>
         <w:t xml:space="preserve"> </w:t>
-        <acat:field xmlns:acat="https://schemas.acat.akademie.uni-bremen.de" id="c237a794-4310-4f66-9165-08ad60eb8ace" field="1750"/>
+        <acat:field xmlns:acat="https://schemas.acat.akademie.uni-bremen.de" id="ae795549-3430-4c07-aa04-6867b5e4c2bb" field="1750"/>
       </w:r>
     </w:p>
     <w:p>
@@ -226,8 +226,8 @@
         <w:rPr>
           <w:rFonts w:ascii="Trebuchet MS" w:hAnsi="Trebuchet MS"/>
         </w:rPr>
-        <acat:condition xmlns:acat="https://schemas.acat.akademie.uni-bremen.de" id="8777871a-53c5-4908-9586-e6371a1efcba" field="1757" action="0"><![CDATA[=]]></acat:condition>
-        <acat:field xmlns:acat="https://schemas.acat.akademie.uni-bremen.de" id="cd3e49dd-2321-49cf-9a68-dab7b82f4740" field="1757"/>
+        <acat:condition xmlns:acat="https://schemas.acat.akademie.uni-bremen.de" id="ccbbb981-daf9-408b-9f52-681b67cfd6fa" field="1757" action="0"><![CDATA[=]]></acat:condition>
+        <acat:field xmlns:acat="https://schemas.acat.akademie.uni-bremen.de" id="4e40eea4-24e9-4684-b253-8459097b3adf" field="1757"/>
         <w:t xml:space="preserve"> </w:t>
       </w:r>
     </w:p>
@@ -243,8 +243,8 @@
         <w:rPr>
           <w:rFonts w:ascii="Trebuchet MS" w:hAnsi="Trebuchet MS"/>
         </w:rPr>
-        <acat:condition xmlns:acat="https://schemas.acat.akademie.uni-bremen.de" id="413fd229-9bed-43ea-914b-d5d11d0660e4" field="1860" action="0"><![CDATA[=]]></acat:condition>
-        <acat:field xmlns:acat="https://schemas.acat.akademie.uni-bremen.de" id="74ec04f1-0b35-4bf5-a69a-edf28492e572" field="1860"/>
+        <acat:condition xmlns:acat="https://schemas.acat.akademie.uni-bremen.de" id="18a5c43f-45e5-4a1e-a87e-956ea8d1ecfa" field="1860" action="0"><![CDATA[=]]></acat:condition>
+        <acat:field xmlns:acat="https://schemas.acat.akademie.uni-bremen.de" id="fcc216d0-de40-4fdc-b1da-a54d35184b73" field="1860"/>
         <w:t xml:space="preserve"> </w:t>
       </w:r>
     </w:p>
@@ -260,10 +260,10 @@
         <w:rPr>
           <w:rFonts w:ascii="Trebuchet MS" w:hAnsi="Trebuchet MS"/>
         </w:rPr>
-        <acat:condition xmlns:acat="https://schemas.acat.akademie.uni-bremen.de" id="c599fe61-286a-4257-8df1-a5ade9577405" field="1862" action="0"><![CDATA[=]]></acat:condition>
-        <acat:field xmlns:acat="https://schemas.acat.akademie.uni-bremen.de" id="b767484a-2f93-4aa0-b83a-ff07472d3f7e" field="1862"/>
+        <acat:condition xmlns:acat="https://schemas.acat.akademie.uni-bremen.de" id="770ccd29-c137-4735-b021-63982ac9d6ed" field="1862" action="0"><![CDATA[=]]></acat:condition>
+        <acat:field xmlns:acat="https://schemas.acat.akademie.uni-bremen.de" id="2f7b4467-cc39-41fd-99f2-185862510ad9" field="1862"/>
         <w:t xml:space="preserve"> </w:t>
-        <acat:field xmlns:acat="https://schemas.acat.akademie.uni-bremen.de" id="d0b47cd4-3e52-4dd6-ac1b-21fbd7233568" field="1863"/>
+        <acat:field xmlns:acat="https://schemas.acat.akademie.uni-bremen.de" id="7e5b9bd7-770c-49be-809a-364aa03b29ae" field="1863"/>
       </w:r>
     </w:p>
     <w:p>
@@ -278,8 +278,8 @@
         <w:rPr>
           <w:rFonts w:ascii="Trebuchet MS" w:hAnsi="Trebuchet MS"/>
         </w:rPr>
-        <acat:condition xmlns:acat="https://schemas.acat.akademie.uni-bremen.de" id="cb4904c7-faae-4d2e-b8ac-e1a45a3e69a2" field="1760" action="0"><![CDATA[=]]></acat:condition>
-        <acat:field xmlns:acat="https://schemas.acat.akademie.uni-bremen.de" id="62bd6f72-8851-4b40-b0d0-4f8395b2c633" field="1760"/>
+        <acat:condition xmlns:acat="https://schemas.acat.akademie.uni-bremen.de" id="da6374e3-5222-462d-b917-e3a3f07ad5b3" field="1760" action="0"><![CDATA[=]]></acat:condition>
+        <acat:field xmlns:acat="https://schemas.acat.akademie.uni-bremen.de" id="7818af1e-7372-4d68-980e-9525a1911fc5" field="1760"/>
       </w:r>
     </w:p>
     <w:p>
@@ -294,10 +294,10 @@
         <w:rPr>
           <w:rFonts w:ascii="Trebuchet MS" w:hAnsi="Trebuchet MS"/>
         </w:rPr>
-        <acat:condition xmlns:acat="https://schemas.acat.akademie.uni-bremen.de" id="d3413807-eece-4250-9636-34bd1ee0f37d" field="1761" action="0"><![CDATA[=]]></acat:condition>
-        <acat:field xmlns:acat="https://schemas.acat.akademie.uni-bremen.de" id="09f3059e-1060-430b-bc46-b18a1ff08286" field="1761"/>
+        <acat:condition xmlns:acat="https://schemas.acat.akademie.uni-bremen.de" id="7be31456-5d23-4bd3-a885-a034a5138570" field="1761" action="0"><![CDATA[=]]></acat:condition>
+        <acat:field xmlns:acat="https://schemas.acat.akademie.uni-bremen.de" id="aec0e3ee-3f83-499c-a415-ab7964e2aa8f" field="1761"/>
         <w:t xml:space="preserve"> </w:t>
-        <acat:field xmlns:acat="https://schemas.acat.akademie.uni-bremen.de" id="d90ca536-590b-4852-a8b6-80ad32cc826f" field="1762"/>
+        <acat:field xmlns:acat="https://schemas.acat.akademie.uni-bremen.de" id="30eca008-5e10-4a6f-baa9-89973f28c9be" field="1762"/>
       </w:r>
     </w:p>
     <w:p>
@@ -326,7 +326,7 @@
         <w:rPr>
           <w:rFonts w:ascii="Trebuchet MS" w:hAnsi="Trebuchet MS"/>
         </w:rPr>
-        <acat:field xmlns:acat="https://schemas.acat.akademie.uni-bremen.de" id="1c686fbc-95bb-4d14-9991-9130030845f9" field="1858"/>
+        <acat:field xmlns:acat="https://schemas.acat.akademie.uni-bremen.de" id="02830003-dc5b-4981-88ab-b8cd9e8d69a9" field="1858"/>
       </w:r>
       <w:r>
         <w:rPr>
@@ -338,7 +338,7 @@
         <w:rPr>
           <w:rFonts w:ascii="Trebuchet MS" w:hAnsi="Trebuchet MS"/>
         </w:rPr>
-        <acat:field xmlns:acat="https://schemas.acat.akademie.uni-bremen.de" id="d8c48bab-e1c2-4341-8b43-df7fa5b917ac" field="1762"/>
+        <acat:field xmlns:acat="https://schemas.acat.akademie.uni-bremen.de" id="f99c0ede-aeb8-42d0-b11a-a0a62ec8f52f" field="1762"/>
       </w:r>
       <w:r>
         <w:rPr>
@@ -350,16 +350,16 @@
         <w:rPr>
           <w:rFonts w:ascii="Trebuchet MS" w:hAnsi="Trebuchet MS"/>
         </w:rPr>
-        <acat:field xmlns:acat="https://schemas.acat.akademie.uni-bremen.de" id="68009be9-7fb1-4f44-b6df-3cde2586e9fa" field="1757"/>
+        <acat:field xmlns:acat="https://schemas.acat.akademie.uni-bremen.de" id="67b58861-a9a4-4db5-b019-b736f7b4ce85" field="1757"/>
       </w:r>
       <w:r>
         <w:rPr>
           <w:rFonts w:ascii="Trebuchet MS" w:hAnsi="Trebuchet MS"/>
         </w:rPr>
         <w:t xml:space="preserve"> Felder einbauen, sonst spiegelt das ja nicht wirklich die Realität wieder. Aber was wäre das Leben ohne die Möglichkeit Entscheidungen treffen zu können!? Deswegen </w:t>
-        <acat:condition xmlns:acat="https://schemas.acat.akademie.uni-bremen.de" id="fcc7650c-1368-4f0d-9bfc-37c32daa902c" field="1760" action="0"><![CDATA[=]]></acat:condition>
+        <acat:condition xmlns:acat="https://schemas.acat.akademie.uni-bremen.de" id="582383ba-2b74-4e9b-87f9-e82fe57db07b" field="1760" action="0"><![CDATA[=]]></acat:condition>
         <w:t xml:space="preserve"> </w:t>
-        <acat:text xmlns:acat="https://schemas.acat.akademie.uni-bremen.de" id="e0a001ac-3459-4e44-a3cd-197fece6b6d7" space="preserve">Hurray</acat:text>
+        <acat:text xmlns:acat="https://schemas.acat.akademie.uni-bremen.de" id="12c6972a-8660-49be-88aa-8d836a9fd8f5" space="preserve">Hurray</acat:text>
         <w:t xml:space="preserve">. Läuft, oder!? :-P </w:t>
       </w:r>
       <w:proofErr w:type="spellStart"/>
@@ -397,7 +397,7 @@
         <w:rPr>
           <w:rFonts w:ascii="Trebuchet MS" w:hAnsi="Trebuchet MS"/>
         </w:rPr>
-        <acat:field xmlns:acat="https://schemas.acat.akademie.uni-bremen.de" id="9d71a2d9-c77b-4821-bb05-431dbebccc46" field="156"/>
+        <acat:field xmlns:acat="https://schemas.acat.akademie.uni-bremen.de" id="3d0104bd-2a26-4f7d-8dbe-719ba2aa7574" field="156"/>
         <w:t xml:space="preserve"> Es soll das Feld mit der ID 156 gedruckt werden</w:t>
       </w:r>
     </w:p>
@@ -436,7 +436,7 @@
         <w:rPr>
           <w:rFonts w:ascii="Trebuchet MS" w:hAnsi="Trebuchet MS"/>
         </w:rPr>
-        <acat:text xmlns:acat="https://schemas.acat.akademie.uni-bremen.de" id="246af665-942a-4e1e-b3d7-6c8e0caf30a4" space="preserve">FOO BAR</acat:text>
+        <acat:text xmlns:acat="https://schemas.acat.akademie.uni-bremen.de" id="83815333-7244-45d2-b559-b547f872bbae" space="preserve">FOO BAR</acat:text>
         <w:t xml:space="preserve"> Hier handelt es sich um ein Textfeld, welches den Inhalt „FOO BAR“ ausdruckt.</w:t>
       </w:r>
     </w:p>
@@ -506,7 +506,7 @@
         <w:rPr>
           <w:rFonts w:ascii="Arial" w:hAnsi="Arial" w:cs="Arial"/>
         </w:rPr>
-        <acat:block xmlns:acat="https://schemas.acat.akademie.uni-bremen.de" id="0da8ffbe-8d5c-4af6-8c7d-18abb3288527" type="start"/>
+        <acat:block xmlns:acat="https://schemas.acat.akademie.uni-bremen.de" id="1df7cb77-4845-488d-aec6-742a2b3463c9" type="start"/>
       </w:r>
     </w:p>
     <w:p>
@@ -520,20 +520,20 @@
         <w:rPr>
           <w:rFonts w:ascii="Arial" w:hAnsi="Arial" w:cs="Arial"/>
         </w:rPr>
-        <acat:field xmlns:acat="https://schemas.acat.akademie.uni-bremen.de" id="29e3eae9-f579-40dd-b802-c0988e0499f8" field="156"/>
-      </w:r>
-    </w:p>
-    <w:p>
-      <w:pPr>
-        <w:rPr>
-          <w:rFonts w:ascii="Arial" w:hAnsi="Arial" w:cs="Arial"/>
-        </w:rPr>
-      </w:pPr>
-      <w:r>
-        <w:rPr>
-          <w:rFonts w:ascii="Arial" w:hAnsi="Arial" w:cs="Arial"/>
-        </w:rPr>
-        <acat:block xmlns:acat="https://schemas.acat.akademie.uni-bremen.de" id="3c2e2424-5393-4ad0-a6b1-817910aeaee3" type="end"/>
+        <acat:field xmlns:acat="https://schemas.acat.akademie.uni-bremen.de" id="65b6bdd5-bbe2-4e1e-9129-78e7ad375134" field="156"/>
+      </w:r>
+    </w:p>
+    <w:p>
+      <w:pPr>
+        <w:rPr>
+          <w:rFonts w:ascii="Arial" w:hAnsi="Arial" w:cs="Arial"/>
+        </w:rPr>
+      </w:pPr>
+      <w:r>
+        <w:rPr>
+          <w:rFonts w:ascii="Arial" w:hAnsi="Arial" w:cs="Arial"/>
+        </w:rPr>
+        <acat:block xmlns:acat="https://schemas.acat.akademie.uni-bremen.de" id="faed7070-5c2e-4e5b-80b8-0086280937a1" type="end"/>
       </w:r>
     </w:p>
     <w:p>
@@ -633,11 +633,11 @@
         <w:rPr>
           <w:rFonts w:ascii="Arial" w:hAnsi="Arial" w:cs="Arial"/>
         </w:rPr>
-        <acat:block xmlns:acat="https://schemas.acat.akademie.uni-bremen.de" id="110101fc-7901-4519-8cc4-74f45de5cb0a" type="start"/>
+        <acat:block xmlns:acat="https://schemas.acat.akademie.uni-bremen.de" id="94e54722-d81a-41bb-bdf5-5d2dec83e0c9" type="start"/>
         <w:t xml:space="preserve"> </w:t>
-        <acat:field xmlns:acat="https://schemas.acat.akademie.uni-bremen.de" id="893fd7db-da4b-4066-ba06-98787239f57d" field="157"/>
+        <acat:field xmlns:acat="https://schemas.acat.akademie.uni-bremen.de" id="85f9754f-d9b9-4ed3-86f3-f133e7ceaa5f" field="157"/>
         <w:t xml:space="preserve"> </w:t>
-        <acat:block xmlns:acat="https://schemas.acat.akademie.uni-bremen.de" id="bb71b515-a4b6-48ae-adfd-75c429be3de6" type="end"/>
+        <acat:block xmlns:acat="https://schemas.acat.akademie.uni-bremen.de" id="11c28435-a093-487d-827c-093764ed18cf" type="end"/>
       </w:r>
     </w:p>
     <w:p>
@@ -665,33 +665,33 @@
         <w:rPr>
           <w:rFonts w:ascii="Arial" w:hAnsi="Arial" w:cs="Arial"/>
         </w:rPr>
-        <acat:block xmlns:acat="https://schemas.acat.akademie.uni-bremen.de" id="400b2e30-327a-415f-9d2e-9f1a6f70a7ac" type="start"/>
-      </w:r>
-    </w:p>
-    <w:p>
-      <w:pPr>
-        <w:rPr>
-          <w:rFonts w:ascii="Arial" w:hAnsi="Arial" w:cs="Arial"/>
-        </w:rPr>
-      </w:pPr>
-      <w:r>
-        <w:rPr>
-          <w:rFonts w:ascii="Arial" w:hAnsi="Arial" w:cs="Arial"/>
-        </w:rPr>
-        <acat:field xmlns:acat="https://schemas.acat.akademie.uni-bremen.de" id="2e2fbd9a-37ce-4031-b83b-2d836be8cff4" field="156"/>
-      </w:r>
-    </w:p>
-    <w:p>
-      <w:pPr>
-        <w:rPr>
-          <w:rFonts w:ascii="Arial" w:hAnsi="Arial" w:cs="Arial"/>
-        </w:rPr>
-      </w:pPr>
-      <w:r>
-        <w:rPr>
-          <w:rFonts w:ascii="Arial" w:hAnsi="Arial" w:cs="Arial"/>
-        </w:rPr>
-        <acat:block xmlns:acat="https://schemas.acat.akademie.uni-bremen.de" id="7a613edc-0b17-42db-973d-05aa9f37b206" type="end"/>
+        <acat:block xmlns:acat="https://schemas.acat.akademie.uni-bremen.de" id="5729f72b-172f-4439-ba51-a3a645da2730" type="start"/>
+      </w:r>
+    </w:p>
+    <w:p>
+      <w:pPr>
+        <w:rPr>
+          <w:rFonts w:ascii="Arial" w:hAnsi="Arial" w:cs="Arial"/>
+        </w:rPr>
+      </w:pPr>
+      <w:r>
+        <w:rPr>
+          <w:rFonts w:ascii="Arial" w:hAnsi="Arial" w:cs="Arial"/>
+        </w:rPr>
+        <acat:field xmlns:acat="https://schemas.acat.akademie.uni-bremen.de" id="8bee6805-d552-4760-97c5-3f9fa2006360" field="156"/>
+      </w:r>
+    </w:p>
+    <w:p>
+      <w:pPr>
+        <w:rPr>
+          <w:rFonts w:ascii="Arial" w:hAnsi="Arial" w:cs="Arial"/>
+        </w:rPr>
+      </w:pPr>
+      <w:r>
+        <w:rPr>
+          <w:rFonts w:ascii="Arial" w:hAnsi="Arial" w:cs="Arial"/>
+        </w:rPr>
+        <acat:block xmlns:acat="https://schemas.acat.akademie.uni-bremen.de" id="39e6834a-fb2b-4809-a939-2f91479b3494" type="end"/>
       </w:r>
     </w:p>
     <w:p>
@@ -1082,7 +1082,7 @@
               <w:rPr>
                 <w:rFonts w:ascii="Arial" w:hAnsi="Arial" w:cs="Arial"/>
               </w:rPr>
-              <acat:block xmlns:acat="https://schemas.acat.akademie.uni-bremen.de" id="9858e25e-7b83-4160-9fa4-6d45829a1bf9" type="start"/>
+              <acat:block xmlns:acat="https://schemas.acat.akademie.uni-bremen.de" id="feae12f5-a27b-4b2b-8d06-c6e1707d04bf" type="start"/>
               <w:t xml:space="preserve"> </w:t>
             </w:r>
           </w:p>
@@ -1101,7 +1101,7 @@
               <w:rPr>
                 <w:rFonts w:ascii="Arial" w:hAnsi="Arial" w:cs="Arial"/>
               </w:rPr>
-              <acat:field xmlns:acat="https://schemas.acat.akademie.uni-bremen.de" id="bb9f0779-0b0a-4004-b04a-d1856757aee7" field="156"/>
+              <acat:field xmlns:acat="https://schemas.acat.akademie.uni-bremen.de" id="0ea380d5-2f95-4fd8-9c9c-69f609e6542e" field="156"/>
             </w:r>
           </w:p>
         </w:tc>
@@ -1119,7 +1119,7 @@
               <w:rPr>
                 <w:rFonts w:ascii="Arial" w:hAnsi="Arial" w:cs="Arial"/>
               </w:rPr>
-              <acat:field xmlns:acat="https://schemas.acat.akademie.uni-bremen.de" id="9084180e-691f-43a8-a64f-88639f07ac05" field="157"/>
+              <acat:field xmlns:acat="https://schemas.acat.akademie.uni-bremen.de" id="4042e9bc-a5c8-4403-bbca-9e724cceb9a6" field="157"/>
             </w:r>
           </w:p>
         </w:tc>
@@ -1137,7 +1137,7 @@
               <w:rPr>
                 <w:rFonts w:ascii="Arial" w:hAnsi="Arial" w:cs="Arial"/>
               </w:rPr>
-              <acat:block xmlns:acat="https://schemas.acat.akademie.uni-bremen.de" id="b7b1391e-46ec-4e4c-9ec7-5950bcb86d28" type="end"/>
+              <acat:block xmlns:acat="https://schemas.acat.akademie.uni-bremen.de" id="61659d69-4419-46d8-a408-3e1851bd1c33" type="end"/>
             </w:r>
           </w:p>
         </w:tc>
@@ -1868,7 +1868,7 @@
               <w:rPr>
                 <w:rFonts w:ascii="Arial" w:hAnsi="Arial" w:cs="Arial"/>
               </w:rPr>
-              <acat:block xmlns:acat="https://schemas.acat.akademie.uni-bremen.de" id="5188d07d-48f1-4841-9dcf-a02addc9c4bf" type="start"/>
+              <acat:block xmlns:acat="https://schemas.acat.akademie.uni-bremen.de" id="97090283-3117-4ec6-82b7-616a6df69b3e" type="start"/>
             </w:r>
           </w:p>
         </w:tc>
@@ -1900,7 +1900,7 @@
               <w:rPr>
                 <w:rFonts w:ascii="Arial" w:hAnsi="Arial" w:cs="Arial"/>
               </w:rPr>
-              <acat:field xmlns:acat="https://schemas.acat.akademie.uni-bremen.de" id="2ef3631d-502b-4852-a7a8-256ef27199e0" field="156"/>
+              <acat:field xmlns:acat="https://schemas.acat.akademie.uni-bremen.de" id="4c0b6919-aa87-48ea-825b-4dd4cebdcc89" field="156"/>
             </w:r>
           </w:p>
         </w:tc>
@@ -1918,7 +1918,7 @@
               <w:rPr>
                 <w:rFonts w:ascii="Arial" w:hAnsi="Arial" w:cs="Arial"/>
               </w:rPr>
-              <acat:field xmlns:acat="https://schemas.acat.akademie.uni-bremen.de" id="c856136f-769c-406a-84c9-1fe52fb028e8" field="157"/>
+              <acat:field xmlns:acat="https://schemas.acat.akademie.uni-bremen.de" id="0120683e-78ef-44fd-9adc-3b94b1631b0d" field="157"/>
             </w:r>
           </w:p>
         </w:tc>
@@ -1939,7 +1939,7 @@
                 <w:rFonts w:ascii="Arial" w:hAnsi="Arial" w:cs="Arial"/>
               </w:rPr>
               <w:lastRenderedPageBreak/>
-              <acat:block xmlns:acat="https://schemas.acat.akademie.uni-bremen.de" id="5b5b0119-4896-44dd-9fe1-ac94a5a257b7" type="end"/>
+              <acat:block xmlns:acat="https://schemas.acat.akademie.uni-bremen.de" id="6c41418b-12ca-4d30-9c53-e02a48fdc2af" type="end"/>
             </w:r>
           </w:p>
         </w:tc>
@@ -2354,7 +2354,7 @@
               <w:rPr>
                 <w:rFonts w:ascii="Arial" w:hAnsi="Arial" w:cs="Arial"/>
               </w:rPr>
-              <acat:block xmlns:acat="https://schemas.acat.akademie.uni-bremen.de" id="d1981366-b8e5-4a0a-9424-ff2e43de05e6" type="start"/>
+              <acat:block xmlns:acat="https://schemas.acat.akademie.uni-bremen.de" id="5a3b2507-55be-4194-9432-e47c6d25d6c8" type="start"/>
             </w:r>
           </w:p>
         </w:tc>
@@ -2392,7 +2392,7 @@
               <w:rPr>
                 <w:rFonts w:ascii="Arial" w:hAnsi="Arial" w:cs="Arial"/>
               </w:rPr>
-              <acat:field xmlns:acat="https://schemas.acat.akademie.uni-bremen.de" id="4f2721c0-859f-4643-9a66-899f97b64170" field="156"/>
+              <acat:field xmlns:acat="https://schemas.acat.akademie.uni-bremen.de" id="754a4197-8f89-487d-8afc-12f4ada5d0be" field="156"/>
             </w:r>
           </w:p>
         </w:tc>
@@ -2410,7 +2410,7 @@
               <w:rPr>
                 <w:rFonts w:ascii="Arial" w:hAnsi="Arial" w:cs="Arial"/>
               </w:rPr>
-              <acat:field xmlns:acat="https://schemas.acat.akademie.uni-bremen.de" id="47d718a2-0970-43c9-930a-e0307bb812be" field="157"/>
+              <acat:field xmlns:acat="https://schemas.acat.akademie.uni-bremen.de" id="177e9202-a67b-42d8-b09e-c60e609527ba" field="157"/>
             </w:r>
           </w:p>
         </w:tc>
@@ -2430,7 +2430,7 @@
               <w:rPr>
                 <w:rFonts w:ascii="Arial" w:hAnsi="Arial" w:cs="Arial"/>
               </w:rPr>
-              <acat:block xmlns:acat="https://schemas.acat.akademie.uni-bremen.de" id="f3a8345e-b820-4999-bcb3-8c9c62d9704d" type="end"/>
+              <acat:block xmlns:acat="https://schemas.acat.akademie.uni-bremen.de" id="1cf58e5d-e85f-4aa9-be12-900ebd704c62" type="end"/>
             </w:r>
           </w:p>
         </w:tc>

--- a/test/Parser/Tag/Resources/tag_generator_test_document_lck.docx
+++ b/test/Parser/Tag/Resources/tag_generator_test_document_lck.docx
@@ -89,7 +89,7 @@
           <w:color w:val="FF0000"/>
           <w:sz w:val="32"/>
         </w:rPr>
-        <acat:field xmlns:acat="https://schemas.acat.akademie.uni-bremen.de" id="12ecb60b-1df4-4377-9de0-a1317a3a9310" field="1121"/>
+        <acat:field xmlns:acat="https://schemas.acat.akademie.uni-bremen.de" id="73e853da-f805-4b97-9f7c-70d1cef5a6f8" field="1121"/>
       </w:r>
     </w:p>
     <w:p>
@@ -136,9 +136,9 @@
         <w:rPr>
           <w:rFonts w:ascii="Trebuchet MS" w:hAnsi="Trebuchet MS"/>
         </w:rPr>
-        <acat:condition xmlns:acat="https://schemas.acat.akademie.uni-bremen.de" id="96d82dee-f837-4ed1-82fe-65b1d9ea34d9" field="1760" action="0"><![CDATA[<>]]></acat:condition>
-        <acat:condition xmlns:acat="https://schemas.acat.akademie.uni-bremen.de" id="f703a4b5-218c-4210-b46a-ebd77c5d4bf5" field="1858" action="0"><![CDATA[=]]></acat:condition>
-        <acat:field xmlns:acat="https://schemas.acat.akademie.uni-bremen.de" id="6c1ea9b4-664e-4966-9c47-53cf1a4046eb" field="1858"/>
+        <acat:condition xmlns:acat="https://schemas.acat.akademie.uni-bremen.de" id="ffef89eb-2279-450d-b6a5-364c31a611a8" field="1760" action="0"><![CDATA[<>]]></acat:condition>
+        <acat:condition xmlns:acat="https://schemas.acat.akademie.uni-bremen.de" id="6701fdc6-489d-42a0-9187-7dc68e2da0b7" field="1858" action="0"><![CDATA[=]]></acat:condition>
+        <acat:field xmlns:acat="https://schemas.acat.akademie.uni-bremen.de" id="9cc6e7d6-7627-4c61-85f7-e13dff907046" field="1858"/>
         <w:t xml:space="preserve"> </w:t>
       </w:r>
     </w:p>
@@ -154,9 +154,9 @@
         <w:rPr>
           <w:rFonts w:ascii="Trebuchet MS" w:hAnsi="Trebuchet MS"/>
         </w:rPr>
-        <acat:condition xmlns:acat="https://schemas.acat.akademie.uni-bremen.de" id="19f43ac3-97c3-4c70-95b7-069b3a80d783" field="1760" action="0"><![CDATA[<>]]></acat:condition>
-        <acat:condition xmlns:acat="https://schemas.acat.akademie.uni-bremen.de" id="850ba3d7-4c3f-4c33-81f9-9944810862df" field="1744" action="0"><![CDATA[=]]></acat:condition>
-        <acat:field xmlns:acat="https://schemas.acat.akademie.uni-bremen.de" id="8cdbad10-d691-4d8a-88b7-0dfe0ffe0e30" field="1744"/>
+        <acat:condition xmlns:acat="https://schemas.acat.akademie.uni-bremen.de" id="420b666b-711f-4360-9d15-15b846be5464" field="1760" action="0"><![CDATA[<>]]></acat:condition>
+        <acat:condition xmlns:acat="https://schemas.acat.akademie.uni-bremen.de" id="8893400b-77dd-49fd-a6d0-e6b27f606503" field="1744" action="0"><![CDATA[=]]></acat:condition>
+        <acat:field xmlns:acat="https://schemas.acat.akademie.uni-bremen.de" id="67800f0c-e90e-48be-a119-b3656d22235b" field="1744"/>
       </w:r>
     </w:p>
     <w:p>
@@ -171,13 +171,13 @@
         <w:rPr>
           <w:rFonts w:ascii="Trebuchet MS" w:hAnsi="Trebuchet MS"/>
         </w:rPr>
-        <acat:condition xmlns:acat="https://schemas.acat.akademie.uni-bremen.de" id="47eed232-17ed-498a-9dab-5a709142ea38" field="1760" action="0"><![CDATA[<>]]></acat:condition>
-        <acat:condition xmlns:acat="https://schemas.acat.akademie.uni-bremen.de" id="ff366b88-d2ed-4aff-9bd7-da47ae110fc6" field="1752" action="2"><![CDATA[=]]></acat:condition>
-        <acat:field xmlns:acat="https://schemas.acat.akademie.uni-bremen.de" id="eaa79c71-0394-4c6c-9ca5-0ee06536df67" field="1752"/>
+        <acat:condition xmlns:acat="https://schemas.acat.akademie.uni-bremen.de" id="3f0429d5-9003-471c-b8d4-9ec0b0f09a3d" field="1760" action="0"><![CDATA[<>]]></acat:condition>
+        <acat:condition xmlns:acat="https://schemas.acat.akademie.uni-bremen.de" id="5e2736f6-49b7-496a-a9f8-928d86d2e2ca" field="1752" action="2"><![CDATA[=]]></acat:condition>
+        <acat:field xmlns:acat="https://schemas.acat.akademie.uni-bremen.de" id="b2925c1d-7132-418c-8ccf-6fc0ea057d5d" field="1752"/>
         <w:t xml:space="preserve"> </w:t>
-        <acat:field xmlns:acat="https://schemas.acat.akademie.uni-bremen.de" id="f55e9865-28ee-4319-a8eb-53e82200589b" field="1745"/>
+        <acat:field xmlns:acat="https://schemas.acat.akademie.uni-bremen.de" id="3cfa0e52-2932-4cc2-8e03-3a38ad20d3fc" field="1745"/>
         <w:t xml:space="preserve"> </w:t>
-        <acat:field xmlns:acat="https://schemas.acat.akademie.uni-bremen.de" id="6de2b7e8-d7bf-4d76-a78f-8a8258ddf973" field="1747"/>
+        <acat:field xmlns:acat="https://schemas.acat.akademie.uni-bremen.de" id="a80ec8f6-b9c1-40e1-b792-249621b575cf" field="1747"/>
       </w:r>
     </w:p>
     <w:p>
@@ -192,8 +192,8 @@
         <w:rPr>
           <w:rFonts w:ascii="Trebuchet MS" w:hAnsi="Trebuchet MS"/>
         </w:rPr>
-        <acat:condition xmlns:acat="https://schemas.acat.akademie.uni-bremen.de" id="8ff99d5e-a951-4673-839f-85d69423c625" field="1760" action="0"><![CDATA[<>]]></acat:condition>
-        <acat:field xmlns:acat="https://schemas.acat.akademie.uni-bremen.de" id="e812ceed-8cfc-405b-a0dd-43711a2e3901" field="1748"/>
+        <acat:condition xmlns:acat="https://schemas.acat.akademie.uni-bremen.de" id="246d7559-3a38-47e9-83c5-b241015b97a8" field="1760" action="0"><![CDATA[<>]]></acat:condition>
+        <acat:field xmlns:acat="https://schemas.acat.akademie.uni-bremen.de" id="47eda7f0-8e6e-4a59-a9fe-bccb9922528e" field="1748"/>
       </w:r>
     </w:p>
     <w:p>
@@ -208,10 +208,10 @@
         <w:rPr>
           <w:rFonts w:ascii="Trebuchet MS" w:hAnsi="Trebuchet MS"/>
         </w:rPr>
-        <acat:condition xmlns:acat="https://schemas.acat.akademie.uni-bremen.de" id="b84950b6-7f6c-44d1-a125-881083de5b45" field="1760" action="0"><![CDATA[<>]]></acat:condition>
-        <acat:field xmlns:acat="https://schemas.acat.akademie.uni-bremen.de" id="79c9aa7f-5238-4a5d-8b95-b9e71597b3f6" field="1749"/>
+        <acat:condition xmlns:acat="https://schemas.acat.akademie.uni-bremen.de" id="3e98d735-cade-4f04-8729-b4245292a719" field="1760" action="0"><![CDATA[<>]]></acat:condition>
+        <acat:field xmlns:acat="https://schemas.acat.akademie.uni-bremen.de" id="0b34ef6f-d23b-4bc9-90a9-4f3f8d633819" field="1749"/>
         <w:t xml:space="preserve"> </w:t>
-        <acat:field xmlns:acat="https://schemas.acat.akademie.uni-bremen.de" id="ae795549-3430-4c07-aa04-6867b5e4c2bb" field="1750"/>
+        <acat:field xmlns:acat="https://schemas.acat.akademie.uni-bremen.de" id="56064d8e-5de0-4a42-862a-bc0f3461c488" field="1750"/>
       </w:r>
     </w:p>
     <w:p>
@@ -226,8 +226,8 @@
         <w:rPr>
           <w:rFonts w:ascii="Trebuchet MS" w:hAnsi="Trebuchet MS"/>
         </w:rPr>
-        <acat:condition xmlns:acat="https://schemas.acat.akademie.uni-bremen.de" id="ccbbb981-daf9-408b-9f52-681b67cfd6fa" field="1757" action="0"><![CDATA[=]]></acat:condition>
-        <acat:field xmlns:acat="https://schemas.acat.akademie.uni-bremen.de" id="4e40eea4-24e9-4684-b253-8459097b3adf" field="1757"/>
+        <acat:condition xmlns:acat="https://schemas.acat.akademie.uni-bremen.de" id="5e667fc2-07bf-4503-bd50-a2f7cbf0c02f" field="1757" action="0"><![CDATA[=]]></acat:condition>
+        <acat:field xmlns:acat="https://schemas.acat.akademie.uni-bremen.de" id="09ed8947-f1da-4e96-8017-5a4d21e163e4" field="1757"/>
         <w:t xml:space="preserve"> </w:t>
       </w:r>
     </w:p>
@@ -243,8 +243,8 @@
         <w:rPr>
           <w:rFonts w:ascii="Trebuchet MS" w:hAnsi="Trebuchet MS"/>
         </w:rPr>
-        <acat:condition xmlns:acat="https://schemas.acat.akademie.uni-bremen.de" id="18a5c43f-45e5-4a1e-a87e-956ea8d1ecfa" field="1860" action="0"><![CDATA[=]]></acat:condition>
-        <acat:field xmlns:acat="https://schemas.acat.akademie.uni-bremen.de" id="fcc216d0-de40-4fdc-b1da-a54d35184b73" field="1860"/>
+        <acat:condition xmlns:acat="https://schemas.acat.akademie.uni-bremen.de" id="0d799820-0c74-4622-ae86-b6bbc26f4444" field="1860" action="0"><![CDATA[=]]></acat:condition>
+        <acat:field xmlns:acat="https://schemas.acat.akademie.uni-bremen.de" id="8e135bd0-f897-4162-a79c-296ff7fb8ffd" field="1860"/>
         <w:t xml:space="preserve"> </w:t>
       </w:r>
     </w:p>
@@ -260,10 +260,10 @@
         <w:rPr>
           <w:rFonts w:ascii="Trebuchet MS" w:hAnsi="Trebuchet MS"/>
         </w:rPr>
-        <acat:condition xmlns:acat="https://schemas.acat.akademie.uni-bremen.de" id="770ccd29-c137-4735-b021-63982ac9d6ed" field="1862" action="0"><![CDATA[=]]></acat:condition>
-        <acat:field xmlns:acat="https://schemas.acat.akademie.uni-bremen.de" id="2f7b4467-cc39-41fd-99f2-185862510ad9" field="1862"/>
+        <acat:condition xmlns:acat="https://schemas.acat.akademie.uni-bremen.de" id="b516fe07-2d39-412f-a31d-26a53927fe0c" field="1862" action="0"><![CDATA[=]]></acat:condition>
+        <acat:field xmlns:acat="https://schemas.acat.akademie.uni-bremen.de" id="32fb9a74-ed87-44b9-9158-b21cc0d0ac1a" field="1862"/>
         <w:t xml:space="preserve"> </w:t>
-        <acat:field xmlns:acat="https://schemas.acat.akademie.uni-bremen.de" id="7e5b9bd7-770c-49be-809a-364aa03b29ae" field="1863"/>
+        <acat:field xmlns:acat="https://schemas.acat.akademie.uni-bremen.de" id="674559ca-b7ba-4a5f-b0bb-3bb310718f1b" field="1863"/>
       </w:r>
     </w:p>
     <w:p>
@@ -278,8 +278,8 @@
         <w:rPr>
           <w:rFonts w:ascii="Trebuchet MS" w:hAnsi="Trebuchet MS"/>
         </w:rPr>
-        <acat:condition xmlns:acat="https://schemas.acat.akademie.uni-bremen.de" id="da6374e3-5222-462d-b917-e3a3f07ad5b3" field="1760" action="0"><![CDATA[=]]></acat:condition>
-        <acat:field xmlns:acat="https://schemas.acat.akademie.uni-bremen.de" id="7818af1e-7372-4d68-980e-9525a1911fc5" field="1760"/>
+        <acat:condition xmlns:acat="https://schemas.acat.akademie.uni-bremen.de" id="549f386d-f790-47be-a671-4660f059207a" field="1760" action="0"><![CDATA[=]]></acat:condition>
+        <acat:field xmlns:acat="https://schemas.acat.akademie.uni-bremen.de" id="7402d06d-7ce3-4a02-83c1-d889a2af1a71" field="1760"/>
       </w:r>
     </w:p>
     <w:p>
@@ -294,10 +294,10 @@
         <w:rPr>
           <w:rFonts w:ascii="Trebuchet MS" w:hAnsi="Trebuchet MS"/>
         </w:rPr>
-        <acat:condition xmlns:acat="https://schemas.acat.akademie.uni-bremen.de" id="7be31456-5d23-4bd3-a885-a034a5138570" field="1761" action="0"><![CDATA[=]]></acat:condition>
-        <acat:field xmlns:acat="https://schemas.acat.akademie.uni-bremen.de" id="aec0e3ee-3f83-499c-a415-ab7964e2aa8f" field="1761"/>
+        <acat:condition xmlns:acat="https://schemas.acat.akademie.uni-bremen.de" id="9a849ace-f7c2-4f4e-bb30-aff6fd673a93" field="1761" action="0"><![CDATA[=]]></acat:condition>
+        <acat:field xmlns:acat="https://schemas.acat.akademie.uni-bremen.de" id="795fad4d-5b8a-4165-b760-68d7405e668d" field="1761"/>
         <w:t xml:space="preserve"> </w:t>
-        <acat:field xmlns:acat="https://schemas.acat.akademie.uni-bremen.de" id="30eca008-5e10-4a6f-baa9-89973f28c9be" field="1762"/>
+        <acat:field xmlns:acat="https://schemas.acat.akademie.uni-bremen.de" id="79f07e0b-a312-4a0f-a0c8-10c9b12bd73f" field="1762"/>
       </w:r>
     </w:p>
     <w:p>
@@ -326,7 +326,7 @@
         <w:rPr>
           <w:rFonts w:ascii="Trebuchet MS" w:hAnsi="Trebuchet MS"/>
         </w:rPr>
-        <acat:field xmlns:acat="https://schemas.acat.akademie.uni-bremen.de" id="02830003-dc5b-4981-88ab-b8cd9e8d69a9" field="1858"/>
+        <acat:field xmlns:acat="https://schemas.acat.akademie.uni-bremen.de" id="bad0e5a3-1337-4346-9a58-e06b48358d32" field="1858"/>
       </w:r>
       <w:r>
         <w:rPr>
@@ -338,7 +338,7 @@
         <w:rPr>
           <w:rFonts w:ascii="Trebuchet MS" w:hAnsi="Trebuchet MS"/>
         </w:rPr>
-        <acat:field xmlns:acat="https://schemas.acat.akademie.uni-bremen.de" id="f99c0ede-aeb8-42d0-b11a-a0a62ec8f52f" field="1762"/>
+        <acat:field xmlns:acat="https://schemas.acat.akademie.uni-bremen.de" id="07b81695-1fe9-491f-9f25-fa3e9b7ddc85" field="1762"/>
       </w:r>
       <w:r>
         <w:rPr>
@@ -350,16 +350,16 @@
         <w:rPr>
           <w:rFonts w:ascii="Trebuchet MS" w:hAnsi="Trebuchet MS"/>
         </w:rPr>
-        <acat:field xmlns:acat="https://schemas.acat.akademie.uni-bremen.de" id="67b58861-a9a4-4db5-b019-b736f7b4ce85" field="1757"/>
+        <acat:field xmlns:acat="https://schemas.acat.akademie.uni-bremen.de" id="57af7f8b-c762-42a5-bba3-9a3be319b47c" field="1757"/>
       </w:r>
       <w:r>
         <w:rPr>
           <w:rFonts w:ascii="Trebuchet MS" w:hAnsi="Trebuchet MS"/>
         </w:rPr>
         <w:t xml:space="preserve"> Felder einbauen, sonst spiegelt das ja nicht wirklich die Realität wieder. Aber was wäre das Leben ohne die Möglichkeit Entscheidungen treffen zu können!? Deswegen </w:t>
-        <acat:condition xmlns:acat="https://schemas.acat.akademie.uni-bremen.de" id="582383ba-2b74-4e9b-87f9-e82fe57db07b" field="1760" action="0"><![CDATA[=]]></acat:condition>
+        <acat:condition xmlns:acat="https://schemas.acat.akademie.uni-bremen.de" id="3ccffc47-611a-40f1-96bd-1283f539c6e3" field="1760" action="0"><![CDATA[=]]></acat:condition>
         <w:t xml:space="preserve"> </w:t>
-        <acat:text xmlns:acat="https://schemas.acat.akademie.uni-bremen.de" id="12c6972a-8660-49be-88aa-8d836a9fd8f5" space="preserve">Hurray</acat:text>
+        <acat:text xmlns:acat="https://schemas.acat.akademie.uni-bremen.de" id="b476547c-62ae-4bb5-b0e8-8121ca6b7709" space="preserve">Hurray</acat:text>
         <w:t xml:space="preserve">. Läuft, oder!? :-P </w:t>
       </w:r>
       <w:proofErr w:type="spellStart"/>
@@ -397,7 +397,7 @@
         <w:rPr>
           <w:rFonts w:ascii="Trebuchet MS" w:hAnsi="Trebuchet MS"/>
         </w:rPr>
-        <acat:field xmlns:acat="https://schemas.acat.akademie.uni-bremen.de" id="3d0104bd-2a26-4f7d-8dbe-719ba2aa7574" field="156"/>
+        <acat:field xmlns:acat="https://schemas.acat.akademie.uni-bremen.de" id="81a805cf-0987-4d84-99dc-4b7bc94520ae" field="156"/>
         <w:t xml:space="preserve"> Es soll das Feld mit der ID 156 gedruckt werden</w:t>
       </w:r>
     </w:p>
@@ -436,7 +436,7 @@
         <w:rPr>
           <w:rFonts w:ascii="Trebuchet MS" w:hAnsi="Trebuchet MS"/>
         </w:rPr>
-        <acat:text xmlns:acat="https://schemas.acat.akademie.uni-bremen.de" id="83815333-7244-45d2-b559-b547f872bbae" space="preserve">FOO BAR</acat:text>
+        <acat:text xmlns:acat="https://schemas.acat.akademie.uni-bremen.de" id="c5f92512-c74e-4c43-9707-375ccaa8f17e" space="preserve">FOO BAR</acat:text>
         <w:t xml:space="preserve"> Hier handelt es sich um ein Textfeld, welches den Inhalt „FOO BAR“ ausdruckt.</w:t>
       </w:r>
     </w:p>
@@ -506,7 +506,7 @@
         <w:rPr>
           <w:rFonts w:ascii="Arial" w:hAnsi="Arial" w:cs="Arial"/>
         </w:rPr>
-        <acat:block xmlns:acat="https://schemas.acat.akademie.uni-bremen.de" id="1df7cb77-4845-488d-aec6-742a2b3463c9" type="start"/>
+        <acat:block xmlns:acat="https://schemas.acat.akademie.uni-bremen.de" id="d42b2ef6-230f-414c-96c8-8a17eb8a8137" type="start"/>
       </w:r>
     </w:p>
     <w:p>
@@ -520,20 +520,20 @@
         <w:rPr>
           <w:rFonts w:ascii="Arial" w:hAnsi="Arial" w:cs="Arial"/>
         </w:rPr>
-        <acat:field xmlns:acat="https://schemas.acat.akademie.uni-bremen.de" id="65b6bdd5-bbe2-4e1e-9129-78e7ad375134" field="156"/>
-      </w:r>
-    </w:p>
-    <w:p>
-      <w:pPr>
-        <w:rPr>
-          <w:rFonts w:ascii="Arial" w:hAnsi="Arial" w:cs="Arial"/>
-        </w:rPr>
-      </w:pPr>
-      <w:r>
-        <w:rPr>
-          <w:rFonts w:ascii="Arial" w:hAnsi="Arial" w:cs="Arial"/>
-        </w:rPr>
-        <acat:block xmlns:acat="https://schemas.acat.akademie.uni-bremen.de" id="faed7070-5c2e-4e5b-80b8-0086280937a1" type="end"/>
+        <acat:field xmlns:acat="https://schemas.acat.akademie.uni-bremen.de" id="55749ec3-bb0e-464b-9b0e-e68a6abc13c0" field="156"/>
+      </w:r>
+    </w:p>
+    <w:p>
+      <w:pPr>
+        <w:rPr>
+          <w:rFonts w:ascii="Arial" w:hAnsi="Arial" w:cs="Arial"/>
+        </w:rPr>
+      </w:pPr>
+      <w:r>
+        <w:rPr>
+          <w:rFonts w:ascii="Arial" w:hAnsi="Arial" w:cs="Arial"/>
+        </w:rPr>
+        <acat:block xmlns:acat="https://schemas.acat.akademie.uni-bremen.de" id="87d531e6-0575-4ce4-ba44-f865e4d0bb89" type="end"/>
       </w:r>
     </w:p>
     <w:p>
@@ -633,11 +633,11 @@
         <w:rPr>
           <w:rFonts w:ascii="Arial" w:hAnsi="Arial" w:cs="Arial"/>
         </w:rPr>
-        <acat:block xmlns:acat="https://schemas.acat.akademie.uni-bremen.de" id="94e54722-d81a-41bb-bdf5-5d2dec83e0c9" type="start"/>
+        <acat:block xmlns:acat="https://schemas.acat.akademie.uni-bremen.de" id="3bacd6f5-9426-47a4-bb94-385ca8169d57" type="start"/>
         <w:t xml:space="preserve"> </w:t>
-        <acat:field xmlns:acat="https://schemas.acat.akademie.uni-bremen.de" id="85f9754f-d9b9-4ed3-86f3-f133e7ceaa5f" field="157"/>
+        <acat:field xmlns:acat="https://schemas.acat.akademie.uni-bremen.de" id="9bfbaba0-99b8-4254-8b69-a3d1cd7ad8e9" field="157"/>
         <w:t xml:space="preserve"> </w:t>
-        <acat:block xmlns:acat="https://schemas.acat.akademie.uni-bremen.de" id="11c28435-a093-487d-827c-093764ed18cf" type="end"/>
+        <acat:block xmlns:acat="https://schemas.acat.akademie.uni-bremen.de" id="ae489092-0da9-4642-b0c7-c3f6155a9987" type="end"/>
       </w:r>
     </w:p>
     <w:p>
@@ -665,33 +665,33 @@
         <w:rPr>
           <w:rFonts w:ascii="Arial" w:hAnsi="Arial" w:cs="Arial"/>
         </w:rPr>
-        <acat:block xmlns:acat="https://schemas.acat.akademie.uni-bremen.de" id="5729f72b-172f-4439-ba51-a3a645da2730" type="start"/>
-      </w:r>
-    </w:p>
-    <w:p>
-      <w:pPr>
-        <w:rPr>
-          <w:rFonts w:ascii="Arial" w:hAnsi="Arial" w:cs="Arial"/>
-        </w:rPr>
-      </w:pPr>
-      <w:r>
-        <w:rPr>
-          <w:rFonts w:ascii="Arial" w:hAnsi="Arial" w:cs="Arial"/>
-        </w:rPr>
-        <acat:field xmlns:acat="https://schemas.acat.akademie.uni-bremen.de" id="8bee6805-d552-4760-97c5-3f9fa2006360" field="156"/>
-      </w:r>
-    </w:p>
-    <w:p>
-      <w:pPr>
-        <w:rPr>
-          <w:rFonts w:ascii="Arial" w:hAnsi="Arial" w:cs="Arial"/>
-        </w:rPr>
-      </w:pPr>
-      <w:r>
-        <w:rPr>
-          <w:rFonts w:ascii="Arial" w:hAnsi="Arial" w:cs="Arial"/>
-        </w:rPr>
-        <acat:block xmlns:acat="https://schemas.acat.akademie.uni-bremen.de" id="39e6834a-fb2b-4809-a939-2f91479b3494" type="end"/>
+        <acat:block xmlns:acat="https://schemas.acat.akademie.uni-bremen.de" id="d895144d-70df-4734-b021-0f9930eb2483" type="start"/>
+      </w:r>
+    </w:p>
+    <w:p>
+      <w:pPr>
+        <w:rPr>
+          <w:rFonts w:ascii="Arial" w:hAnsi="Arial" w:cs="Arial"/>
+        </w:rPr>
+      </w:pPr>
+      <w:r>
+        <w:rPr>
+          <w:rFonts w:ascii="Arial" w:hAnsi="Arial" w:cs="Arial"/>
+        </w:rPr>
+        <acat:field xmlns:acat="https://schemas.acat.akademie.uni-bremen.de" id="7dadf11b-4372-42af-a23d-2bbb31a86c01" field="156"/>
+      </w:r>
+    </w:p>
+    <w:p>
+      <w:pPr>
+        <w:rPr>
+          <w:rFonts w:ascii="Arial" w:hAnsi="Arial" w:cs="Arial"/>
+        </w:rPr>
+      </w:pPr>
+      <w:r>
+        <w:rPr>
+          <w:rFonts w:ascii="Arial" w:hAnsi="Arial" w:cs="Arial"/>
+        </w:rPr>
+        <acat:block xmlns:acat="https://schemas.acat.akademie.uni-bremen.de" id="4ac6c175-6c1e-4612-a925-862025ec9d45" type="end"/>
       </w:r>
     </w:p>
     <w:p>
@@ -1082,7 +1082,7 @@
               <w:rPr>
                 <w:rFonts w:ascii="Arial" w:hAnsi="Arial" w:cs="Arial"/>
               </w:rPr>
-              <acat:block xmlns:acat="https://schemas.acat.akademie.uni-bremen.de" id="feae12f5-a27b-4b2b-8d06-c6e1707d04bf" type="start"/>
+              <acat:block xmlns:acat="https://schemas.acat.akademie.uni-bremen.de" id="b3a3a310-a21b-4598-9935-e938779e34c8" type="start"/>
               <w:t xml:space="preserve"> </w:t>
             </w:r>
           </w:p>
@@ -1101,7 +1101,7 @@
               <w:rPr>
                 <w:rFonts w:ascii="Arial" w:hAnsi="Arial" w:cs="Arial"/>
               </w:rPr>
-              <acat:field xmlns:acat="https://schemas.acat.akademie.uni-bremen.de" id="0ea380d5-2f95-4fd8-9c9c-69f609e6542e" field="156"/>
+              <acat:field xmlns:acat="https://schemas.acat.akademie.uni-bremen.de" id="635ec512-298d-435f-a6b2-9f91e5ad0804" field="156"/>
             </w:r>
           </w:p>
         </w:tc>
@@ -1119,7 +1119,7 @@
               <w:rPr>
                 <w:rFonts w:ascii="Arial" w:hAnsi="Arial" w:cs="Arial"/>
               </w:rPr>
-              <acat:field xmlns:acat="https://schemas.acat.akademie.uni-bremen.de" id="4042e9bc-a5c8-4403-bbca-9e724cceb9a6" field="157"/>
+              <acat:field xmlns:acat="https://schemas.acat.akademie.uni-bremen.de" id="66b60cf9-6784-4232-a540-fbf2dd375405" field="157"/>
             </w:r>
           </w:p>
         </w:tc>
@@ -1137,7 +1137,7 @@
               <w:rPr>
                 <w:rFonts w:ascii="Arial" w:hAnsi="Arial" w:cs="Arial"/>
               </w:rPr>
-              <acat:block xmlns:acat="https://schemas.acat.akademie.uni-bremen.de" id="61659d69-4419-46d8-a408-3e1851bd1c33" type="end"/>
+              <acat:block xmlns:acat="https://schemas.acat.akademie.uni-bremen.de" id="43073597-97dc-4d6e-b087-f20123f4df6c" type="end"/>
             </w:r>
           </w:p>
         </w:tc>
@@ -1868,7 +1868,7 @@
               <w:rPr>
                 <w:rFonts w:ascii="Arial" w:hAnsi="Arial" w:cs="Arial"/>
               </w:rPr>
-              <acat:block xmlns:acat="https://schemas.acat.akademie.uni-bremen.de" id="97090283-3117-4ec6-82b7-616a6df69b3e" type="start"/>
+              <acat:block xmlns:acat="https://schemas.acat.akademie.uni-bremen.de" id="751167af-56ac-4e34-9ba9-9b91ab485746" type="start"/>
             </w:r>
           </w:p>
         </w:tc>
@@ -1900,7 +1900,7 @@
               <w:rPr>
                 <w:rFonts w:ascii="Arial" w:hAnsi="Arial" w:cs="Arial"/>
               </w:rPr>
-              <acat:field xmlns:acat="https://schemas.acat.akademie.uni-bremen.de" id="4c0b6919-aa87-48ea-825b-4dd4cebdcc89" field="156"/>
+              <acat:field xmlns:acat="https://schemas.acat.akademie.uni-bremen.de" id="5c923c9c-a10d-4742-aecd-e896df62fa87" field="156"/>
             </w:r>
           </w:p>
         </w:tc>
@@ -1918,7 +1918,7 @@
               <w:rPr>
                 <w:rFonts w:ascii="Arial" w:hAnsi="Arial" w:cs="Arial"/>
               </w:rPr>
-              <acat:field xmlns:acat="https://schemas.acat.akademie.uni-bremen.de" id="0120683e-78ef-44fd-9adc-3b94b1631b0d" field="157"/>
+              <acat:field xmlns:acat="https://schemas.acat.akademie.uni-bremen.de" id="9f956c34-ee30-411b-8e1d-50710198e495" field="157"/>
             </w:r>
           </w:p>
         </w:tc>
@@ -1939,7 +1939,7 @@
                 <w:rFonts w:ascii="Arial" w:hAnsi="Arial" w:cs="Arial"/>
               </w:rPr>
               <w:lastRenderedPageBreak/>
-              <acat:block xmlns:acat="https://schemas.acat.akademie.uni-bremen.de" id="6c41418b-12ca-4d30-9c53-e02a48fdc2af" type="end"/>
+              <acat:block xmlns:acat="https://schemas.acat.akademie.uni-bremen.de" id="2465a7a8-3b62-40c5-ac5d-9b2414cc0c73" type="end"/>
             </w:r>
           </w:p>
         </w:tc>
@@ -2354,7 +2354,7 @@
               <w:rPr>
                 <w:rFonts w:ascii="Arial" w:hAnsi="Arial" w:cs="Arial"/>
               </w:rPr>
-              <acat:block xmlns:acat="https://schemas.acat.akademie.uni-bremen.de" id="5a3b2507-55be-4194-9432-e47c6d25d6c8" type="start"/>
+              <acat:block xmlns:acat="https://schemas.acat.akademie.uni-bremen.de" id="f2ccdc19-a681-48f2-853d-aa0363234ac6" type="start"/>
             </w:r>
           </w:p>
         </w:tc>
@@ -2392,7 +2392,7 @@
               <w:rPr>
                 <w:rFonts w:ascii="Arial" w:hAnsi="Arial" w:cs="Arial"/>
               </w:rPr>
-              <acat:field xmlns:acat="https://schemas.acat.akademie.uni-bremen.de" id="754a4197-8f89-487d-8afc-12f4ada5d0be" field="156"/>
+              <acat:field xmlns:acat="https://schemas.acat.akademie.uni-bremen.de" id="7c362738-194e-4615-8a89-f93f4bfca434" field="156"/>
             </w:r>
           </w:p>
         </w:tc>
@@ -2410,7 +2410,7 @@
               <w:rPr>
                 <w:rFonts w:ascii="Arial" w:hAnsi="Arial" w:cs="Arial"/>
               </w:rPr>
-              <acat:field xmlns:acat="https://schemas.acat.akademie.uni-bremen.de" id="177e9202-a67b-42d8-b09e-c60e609527ba" field="157"/>
+              <acat:field xmlns:acat="https://schemas.acat.akademie.uni-bremen.de" id="400283e8-52d4-4118-96ca-1ba8a2c19392" field="157"/>
             </w:r>
           </w:p>
         </w:tc>
@@ -2430,7 +2430,7 @@
               <w:rPr>
                 <w:rFonts w:ascii="Arial" w:hAnsi="Arial" w:cs="Arial"/>
               </w:rPr>
-              <acat:block xmlns:acat="https://schemas.acat.akademie.uni-bremen.de" id="1cf58e5d-e85f-4aa9-be12-900ebd704c62" type="end"/>
+              <acat:block xmlns:acat="https://schemas.acat.akademie.uni-bremen.de" id="bb08bfb6-077f-4f66-8065-46cf4dde88a8" type="end"/>
             </w:r>
           </w:p>
         </w:tc>

--- a/test/Parser/Tag/Resources/tag_generator_test_document_lck.docx
+++ b/test/Parser/Tag/Resources/tag_generator_test_document_lck.docx
@@ -89,7 +89,7 @@
           <w:color w:val="FF0000"/>
           <w:sz w:val="32"/>
         </w:rPr>
-        <acat:field xmlns:acat="https://schemas.acat.akademie.uni-bremen.de" id="73e853da-f805-4b97-9f7c-70d1cef5a6f8" field="1121"/>
+        <acat:field xmlns:acat="https://schemas.acat.akademie.uni-bremen.de" id="8dc9ecc8-4185-4bb4-92ea-8b0e88bea609" field="1121"/>
       </w:r>
     </w:p>
     <w:p>
@@ -136,9 +136,9 @@
         <w:rPr>
           <w:rFonts w:ascii="Trebuchet MS" w:hAnsi="Trebuchet MS"/>
         </w:rPr>
-        <acat:condition xmlns:acat="https://schemas.acat.akademie.uni-bremen.de" id="ffef89eb-2279-450d-b6a5-364c31a611a8" field="1760" action="0"><![CDATA[<>]]></acat:condition>
-        <acat:condition xmlns:acat="https://schemas.acat.akademie.uni-bremen.de" id="6701fdc6-489d-42a0-9187-7dc68e2da0b7" field="1858" action="0"><![CDATA[=]]></acat:condition>
-        <acat:field xmlns:acat="https://schemas.acat.akademie.uni-bremen.de" id="9cc6e7d6-7627-4c61-85f7-e13dff907046" field="1858"/>
+        <acat:condition xmlns:acat="https://schemas.acat.akademie.uni-bremen.de" id="ccbb6e56-9cea-4f83-ae32-2b38768200c0" field="1760" action="0"><![CDATA[<>]]></acat:condition>
+        <acat:condition xmlns:acat="https://schemas.acat.akademie.uni-bremen.de" id="262af937-70b0-43d4-b730-6747599440d9" field="1858" action="0"><![CDATA[=]]></acat:condition>
+        <acat:field xmlns:acat="https://schemas.acat.akademie.uni-bremen.de" id="7e38d4ac-e681-41c6-958d-c167138298bd" field="1858"/>
         <w:t xml:space="preserve"> </w:t>
       </w:r>
     </w:p>
@@ -154,9 +154,9 @@
         <w:rPr>
           <w:rFonts w:ascii="Trebuchet MS" w:hAnsi="Trebuchet MS"/>
         </w:rPr>
-        <acat:condition xmlns:acat="https://schemas.acat.akademie.uni-bremen.de" id="420b666b-711f-4360-9d15-15b846be5464" field="1760" action="0"><![CDATA[<>]]></acat:condition>
-        <acat:condition xmlns:acat="https://schemas.acat.akademie.uni-bremen.de" id="8893400b-77dd-49fd-a6d0-e6b27f606503" field="1744" action="0"><![CDATA[=]]></acat:condition>
-        <acat:field xmlns:acat="https://schemas.acat.akademie.uni-bremen.de" id="67800f0c-e90e-48be-a119-b3656d22235b" field="1744"/>
+        <acat:condition xmlns:acat="https://schemas.acat.akademie.uni-bremen.de" id="b58ddfef-d2da-4688-8534-8ce6b6f8603c" field="1760" action="0"><![CDATA[<>]]></acat:condition>
+        <acat:condition xmlns:acat="https://schemas.acat.akademie.uni-bremen.de" id="6b5eed00-3121-464f-819f-4fc1847a7693" field="1744" action="0"><![CDATA[=]]></acat:condition>
+        <acat:field xmlns:acat="https://schemas.acat.akademie.uni-bremen.de" id="7f22b14a-d255-42df-af69-53cd2f277957" field="1744"/>
       </w:r>
     </w:p>
     <w:p>
@@ -171,13 +171,13 @@
         <w:rPr>
           <w:rFonts w:ascii="Trebuchet MS" w:hAnsi="Trebuchet MS"/>
         </w:rPr>
-        <acat:condition xmlns:acat="https://schemas.acat.akademie.uni-bremen.de" id="3f0429d5-9003-471c-b8d4-9ec0b0f09a3d" field="1760" action="0"><![CDATA[<>]]></acat:condition>
-        <acat:condition xmlns:acat="https://schemas.acat.akademie.uni-bremen.de" id="5e2736f6-49b7-496a-a9f8-928d86d2e2ca" field="1752" action="2"><![CDATA[=]]></acat:condition>
-        <acat:field xmlns:acat="https://schemas.acat.akademie.uni-bremen.de" id="b2925c1d-7132-418c-8ccf-6fc0ea057d5d" field="1752"/>
+        <acat:condition xmlns:acat="https://schemas.acat.akademie.uni-bremen.de" id="63e14476-e66e-48f6-990b-6e928772d80e" field="1760" action="0"><![CDATA[<>]]></acat:condition>
+        <acat:condition xmlns:acat="https://schemas.acat.akademie.uni-bremen.de" id="5e5d21fb-4503-4d55-ae54-7c19f3bc6eed" field="1752" action="2"><![CDATA[=]]></acat:condition>
+        <acat:field xmlns:acat="https://schemas.acat.akademie.uni-bremen.de" id="e233ca1b-557a-493e-986a-050810554645" field="1752"/>
         <w:t xml:space="preserve"> </w:t>
-        <acat:field xmlns:acat="https://schemas.acat.akademie.uni-bremen.de" id="3cfa0e52-2932-4cc2-8e03-3a38ad20d3fc" field="1745"/>
+        <acat:field xmlns:acat="https://schemas.acat.akademie.uni-bremen.de" id="afdceb95-2698-4e9f-ad6d-2f78a65a0128" field="1745"/>
         <w:t xml:space="preserve"> </w:t>
-        <acat:field xmlns:acat="https://schemas.acat.akademie.uni-bremen.de" id="a80ec8f6-b9c1-40e1-b792-249621b575cf" field="1747"/>
+        <acat:field xmlns:acat="https://schemas.acat.akademie.uni-bremen.de" id="d47ba4ed-b9a0-4016-ab00-ef02d3492419" field="1747"/>
       </w:r>
     </w:p>
     <w:p>
@@ -192,8 +192,8 @@
         <w:rPr>
           <w:rFonts w:ascii="Trebuchet MS" w:hAnsi="Trebuchet MS"/>
         </w:rPr>
-        <acat:condition xmlns:acat="https://schemas.acat.akademie.uni-bremen.de" id="246d7559-3a38-47e9-83c5-b241015b97a8" field="1760" action="0"><![CDATA[<>]]></acat:condition>
-        <acat:field xmlns:acat="https://schemas.acat.akademie.uni-bremen.de" id="47eda7f0-8e6e-4a59-a9fe-bccb9922528e" field="1748"/>
+        <acat:condition xmlns:acat="https://schemas.acat.akademie.uni-bremen.de" id="e22c1721-1fa8-4801-82b3-2e616f344efa" field="1760" action="0"><![CDATA[<>]]></acat:condition>
+        <acat:field xmlns:acat="https://schemas.acat.akademie.uni-bremen.de" id="33ee3043-fe5a-4a1a-a5da-22250bfb2886" field="1748"/>
       </w:r>
     </w:p>
     <w:p>
@@ -208,10 +208,10 @@
         <w:rPr>
           <w:rFonts w:ascii="Trebuchet MS" w:hAnsi="Trebuchet MS"/>
         </w:rPr>
-        <acat:condition xmlns:acat="https://schemas.acat.akademie.uni-bremen.de" id="3e98d735-cade-4f04-8729-b4245292a719" field="1760" action="0"><![CDATA[<>]]></acat:condition>
-        <acat:field xmlns:acat="https://schemas.acat.akademie.uni-bremen.de" id="0b34ef6f-d23b-4bc9-90a9-4f3f8d633819" field="1749"/>
+        <acat:condition xmlns:acat="https://schemas.acat.akademie.uni-bremen.de" id="4bf6c167-d1a9-4553-bdf4-4813b9fb6294" field="1760" action="0"><![CDATA[<>]]></acat:condition>
+        <acat:field xmlns:acat="https://schemas.acat.akademie.uni-bremen.de" id="a20bd1d6-f1ab-4fd7-9713-bbc6e8b6f4c6" field="1749"/>
         <w:t xml:space="preserve"> </w:t>
-        <acat:field xmlns:acat="https://schemas.acat.akademie.uni-bremen.de" id="56064d8e-5de0-4a42-862a-bc0f3461c488" field="1750"/>
+        <acat:field xmlns:acat="https://schemas.acat.akademie.uni-bremen.de" id="cc98a614-1b11-47d9-bdd2-5207429a8445" field="1750"/>
       </w:r>
     </w:p>
     <w:p>
@@ -226,8 +226,8 @@
         <w:rPr>
           <w:rFonts w:ascii="Trebuchet MS" w:hAnsi="Trebuchet MS"/>
         </w:rPr>
-        <acat:condition xmlns:acat="https://schemas.acat.akademie.uni-bremen.de" id="5e667fc2-07bf-4503-bd50-a2f7cbf0c02f" field="1757" action="0"><![CDATA[=]]></acat:condition>
-        <acat:field xmlns:acat="https://schemas.acat.akademie.uni-bremen.de" id="09ed8947-f1da-4e96-8017-5a4d21e163e4" field="1757"/>
+        <acat:condition xmlns:acat="https://schemas.acat.akademie.uni-bremen.de" id="d3cdbeb0-0310-455a-8436-b3b75a179518" field="1757" action="0"><![CDATA[=]]></acat:condition>
+        <acat:field xmlns:acat="https://schemas.acat.akademie.uni-bremen.de" id="eaf79274-52e6-42e3-bd83-c2b841d1a80b" field="1757"/>
         <w:t xml:space="preserve"> </w:t>
       </w:r>
     </w:p>
@@ -243,8 +243,8 @@
         <w:rPr>
           <w:rFonts w:ascii="Trebuchet MS" w:hAnsi="Trebuchet MS"/>
         </w:rPr>
-        <acat:condition xmlns:acat="https://schemas.acat.akademie.uni-bremen.de" id="0d799820-0c74-4622-ae86-b6bbc26f4444" field="1860" action="0"><![CDATA[=]]></acat:condition>
-        <acat:field xmlns:acat="https://schemas.acat.akademie.uni-bremen.de" id="8e135bd0-f897-4162-a79c-296ff7fb8ffd" field="1860"/>
+        <acat:condition xmlns:acat="https://schemas.acat.akademie.uni-bremen.de" id="7f3555ef-a258-4200-9a8a-7b79ed004362" field="1860" action="0"><![CDATA[=]]></acat:condition>
+        <acat:field xmlns:acat="https://schemas.acat.akademie.uni-bremen.de" id="12ec251f-c01a-495e-b221-78b6227bd55a" field="1860"/>
         <w:t xml:space="preserve"> </w:t>
       </w:r>
     </w:p>
@@ -260,10 +260,10 @@
         <w:rPr>
           <w:rFonts w:ascii="Trebuchet MS" w:hAnsi="Trebuchet MS"/>
         </w:rPr>
-        <acat:condition xmlns:acat="https://schemas.acat.akademie.uni-bremen.de" id="b516fe07-2d39-412f-a31d-26a53927fe0c" field="1862" action="0"><![CDATA[=]]></acat:condition>
-        <acat:field xmlns:acat="https://schemas.acat.akademie.uni-bremen.de" id="32fb9a74-ed87-44b9-9158-b21cc0d0ac1a" field="1862"/>
+        <acat:condition xmlns:acat="https://schemas.acat.akademie.uni-bremen.de" id="7d54cc8e-f637-4db0-a2c2-03904d34b9aa" field="1862" action="0"><![CDATA[=]]></acat:condition>
+        <acat:field xmlns:acat="https://schemas.acat.akademie.uni-bremen.de" id="4f4b3262-e776-4a18-8b45-137510bcd651" field="1862"/>
         <w:t xml:space="preserve"> </w:t>
-        <acat:field xmlns:acat="https://schemas.acat.akademie.uni-bremen.de" id="674559ca-b7ba-4a5f-b0bb-3bb310718f1b" field="1863"/>
+        <acat:field xmlns:acat="https://schemas.acat.akademie.uni-bremen.de" id="92387ca1-043a-4574-b72a-47807184329b" field="1863"/>
       </w:r>
     </w:p>
     <w:p>
@@ -278,8 +278,8 @@
         <w:rPr>
           <w:rFonts w:ascii="Trebuchet MS" w:hAnsi="Trebuchet MS"/>
         </w:rPr>
-        <acat:condition xmlns:acat="https://schemas.acat.akademie.uni-bremen.de" id="549f386d-f790-47be-a671-4660f059207a" field="1760" action="0"><![CDATA[=]]></acat:condition>
-        <acat:field xmlns:acat="https://schemas.acat.akademie.uni-bremen.de" id="7402d06d-7ce3-4a02-83c1-d889a2af1a71" field="1760"/>
+        <acat:condition xmlns:acat="https://schemas.acat.akademie.uni-bremen.de" id="932c5ef4-c86e-4b62-8d4a-dabb500b4997" field="1760" action="0"><![CDATA[=]]></acat:condition>
+        <acat:field xmlns:acat="https://schemas.acat.akademie.uni-bremen.de" id="e081233f-08a5-4bfc-af8f-c6943de48e9f" field="1760"/>
       </w:r>
     </w:p>
     <w:p>
@@ -294,10 +294,10 @@
         <w:rPr>
           <w:rFonts w:ascii="Trebuchet MS" w:hAnsi="Trebuchet MS"/>
         </w:rPr>
-        <acat:condition xmlns:acat="https://schemas.acat.akademie.uni-bremen.de" id="9a849ace-f7c2-4f4e-bb30-aff6fd673a93" field="1761" action="0"><![CDATA[=]]></acat:condition>
-        <acat:field xmlns:acat="https://schemas.acat.akademie.uni-bremen.de" id="795fad4d-5b8a-4165-b760-68d7405e668d" field="1761"/>
+        <acat:condition xmlns:acat="https://schemas.acat.akademie.uni-bremen.de" id="a37756b5-46b4-4ab7-abfd-e32298f41d79" field="1761" action="0"><![CDATA[=]]></acat:condition>
+        <acat:field xmlns:acat="https://schemas.acat.akademie.uni-bremen.de" id="3d0322e3-8ded-4911-b4b5-a123dd4cca7d" field="1761"/>
         <w:t xml:space="preserve"> </w:t>
-        <acat:field xmlns:acat="https://schemas.acat.akademie.uni-bremen.de" id="79f07e0b-a312-4a0f-a0c8-10c9b12bd73f" field="1762"/>
+        <acat:field xmlns:acat="https://schemas.acat.akademie.uni-bremen.de" id="6ab1d86c-f2e3-482f-9896-45f6cae2dd39" field="1762"/>
       </w:r>
     </w:p>
     <w:p>
@@ -326,7 +326,7 @@
         <w:rPr>
           <w:rFonts w:ascii="Trebuchet MS" w:hAnsi="Trebuchet MS"/>
         </w:rPr>
-        <acat:field xmlns:acat="https://schemas.acat.akademie.uni-bremen.de" id="bad0e5a3-1337-4346-9a58-e06b48358d32" field="1858"/>
+        <acat:field xmlns:acat="https://schemas.acat.akademie.uni-bremen.de" id="8a3a7fe4-58c7-4d91-a6e3-47fa982e611e" field="1858"/>
       </w:r>
       <w:r>
         <w:rPr>
@@ -338,7 +338,7 @@
         <w:rPr>
           <w:rFonts w:ascii="Trebuchet MS" w:hAnsi="Trebuchet MS"/>
         </w:rPr>
-        <acat:field xmlns:acat="https://schemas.acat.akademie.uni-bremen.de" id="07b81695-1fe9-491f-9f25-fa3e9b7ddc85" field="1762"/>
+        <acat:field xmlns:acat="https://schemas.acat.akademie.uni-bremen.de" id="a4bb006c-e93e-43c7-b534-6bb7cc92c7fe" field="1762"/>
       </w:r>
       <w:r>
         <w:rPr>
@@ -350,16 +350,16 @@
         <w:rPr>
           <w:rFonts w:ascii="Trebuchet MS" w:hAnsi="Trebuchet MS"/>
         </w:rPr>
-        <acat:field xmlns:acat="https://schemas.acat.akademie.uni-bremen.de" id="57af7f8b-c762-42a5-bba3-9a3be319b47c" field="1757"/>
+        <acat:field xmlns:acat="https://schemas.acat.akademie.uni-bremen.de" id="0bd38812-3629-437a-bd73-909ec6fa2f8e" field="1757"/>
       </w:r>
       <w:r>
         <w:rPr>
           <w:rFonts w:ascii="Trebuchet MS" w:hAnsi="Trebuchet MS"/>
         </w:rPr>
         <w:t xml:space="preserve"> Felder einbauen, sonst spiegelt das ja nicht wirklich die Realität wieder. Aber was wäre das Leben ohne die Möglichkeit Entscheidungen treffen zu können!? Deswegen </w:t>
-        <acat:condition xmlns:acat="https://schemas.acat.akademie.uni-bremen.de" id="3ccffc47-611a-40f1-96bd-1283f539c6e3" field="1760" action="0"><![CDATA[=]]></acat:condition>
+        <acat:condition xmlns:acat="https://schemas.acat.akademie.uni-bremen.de" id="a32b7796-b6ce-4d84-a206-667c05d69c80" field="1760" action="0"><![CDATA[=]]></acat:condition>
         <w:t xml:space="preserve"> </w:t>
-        <acat:text xmlns:acat="https://schemas.acat.akademie.uni-bremen.de" id="b476547c-62ae-4bb5-b0e8-8121ca6b7709" space="preserve">Hurray</acat:text>
+        <acat:text xmlns:acat="https://schemas.acat.akademie.uni-bremen.de" id="0edb415f-97bc-4149-8cbd-248f839c1670" space="preserve">Hurray</acat:text>
         <w:t xml:space="preserve">. Läuft, oder!? :-P </w:t>
       </w:r>
       <w:proofErr w:type="spellStart"/>
@@ -397,7 +397,7 @@
         <w:rPr>
           <w:rFonts w:ascii="Trebuchet MS" w:hAnsi="Trebuchet MS"/>
         </w:rPr>
-        <acat:field xmlns:acat="https://schemas.acat.akademie.uni-bremen.de" id="81a805cf-0987-4d84-99dc-4b7bc94520ae" field="156"/>
+        <acat:field xmlns:acat="https://schemas.acat.akademie.uni-bremen.de" id="05d5d9b9-8b15-4ca7-bea4-924fe10260e6" field="156"/>
         <w:t xml:space="preserve"> Es soll das Feld mit der ID 156 gedruckt werden</w:t>
       </w:r>
     </w:p>
@@ -436,7 +436,7 @@
         <w:rPr>
           <w:rFonts w:ascii="Trebuchet MS" w:hAnsi="Trebuchet MS"/>
         </w:rPr>
-        <acat:text xmlns:acat="https://schemas.acat.akademie.uni-bremen.de" id="c5f92512-c74e-4c43-9707-375ccaa8f17e" space="preserve">FOO BAR</acat:text>
+        <acat:text xmlns:acat="https://schemas.acat.akademie.uni-bremen.de" id="c3d44c59-00c4-4c7f-a6b7-03265ab9db59" space="preserve">FOO BAR</acat:text>
         <w:t xml:space="preserve"> Hier handelt es sich um ein Textfeld, welches den Inhalt „FOO BAR“ ausdruckt.</w:t>
       </w:r>
     </w:p>
@@ -506,7 +506,7 @@
         <w:rPr>
           <w:rFonts w:ascii="Arial" w:hAnsi="Arial" w:cs="Arial"/>
         </w:rPr>
-        <acat:block xmlns:acat="https://schemas.acat.akademie.uni-bremen.de" id="d42b2ef6-230f-414c-96c8-8a17eb8a8137" type="start"/>
+        <acat:block xmlns:acat="https://schemas.acat.akademie.uni-bremen.de" id="cfe6a62e-351d-4dd5-a56f-f5f64b23c144" type="start"/>
       </w:r>
     </w:p>
     <w:p>
@@ -520,20 +520,20 @@
         <w:rPr>
           <w:rFonts w:ascii="Arial" w:hAnsi="Arial" w:cs="Arial"/>
         </w:rPr>
-        <acat:field xmlns:acat="https://schemas.acat.akademie.uni-bremen.de" id="55749ec3-bb0e-464b-9b0e-e68a6abc13c0" field="156"/>
-      </w:r>
-    </w:p>
-    <w:p>
-      <w:pPr>
-        <w:rPr>
-          <w:rFonts w:ascii="Arial" w:hAnsi="Arial" w:cs="Arial"/>
-        </w:rPr>
-      </w:pPr>
-      <w:r>
-        <w:rPr>
-          <w:rFonts w:ascii="Arial" w:hAnsi="Arial" w:cs="Arial"/>
-        </w:rPr>
-        <acat:block xmlns:acat="https://schemas.acat.akademie.uni-bremen.de" id="87d531e6-0575-4ce4-ba44-f865e4d0bb89" type="end"/>
+        <acat:field xmlns:acat="https://schemas.acat.akademie.uni-bremen.de" id="6cc8ae37-cb7f-4cf9-8c3b-df0447853402" field="156"/>
+      </w:r>
+    </w:p>
+    <w:p>
+      <w:pPr>
+        <w:rPr>
+          <w:rFonts w:ascii="Arial" w:hAnsi="Arial" w:cs="Arial"/>
+        </w:rPr>
+      </w:pPr>
+      <w:r>
+        <w:rPr>
+          <w:rFonts w:ascii="Arial" w:hAnsi="Arial" w:cs="Arial"/>
+        </w:rPr>
+        <acat:block xmlns:acat="https://schemas.acat.akademie.uni-bremen.de" id="82a46db4-8b8b-42a8-8066-a2b408d15e76" type="end"/>
       </w:r>
     </w:p>
     <w:p>
@@ -633,11 +633,11 @@
         <w:rPr>
           <w:rFonts w:ascii="Arial" w:hAnsi="Arial" w:cs="Arial"/>
         </w:rPr>
-        <acat:block xmlns:acat="https://schemas.acat.akademie.uni-bremen.de" id="3bacd6f5-9426-47a4-bb94-385ca8169d57" type="start"/>
+        <acat:block xmlns:acat="https://schemas.acat.akademie.uni-bremen.de" id="0a03f9b6-6bb9-4107-86af-00291e39a024" type="start"/>
         <w:t xml:space="preserve"> </w:t>
-        <acat:field xmlns:acat="https://schemas.acat.akademie.uni-bremen.de" id="9bfbaba0-99b8-4254-8b69-a3d1cd7ad8e9" field="157"/>
+        <acat:field xmlns:acat="https://schemas.acat.akademie.uni-bremen.de" id="959d3545-f92f-4af5-814f-fd01463b8dfb" field="157"/>
         <w:t xml:space="preserve"> </w:t>
-        <acat:block xmlns:acat="https://schemas.acat.akademie.uni-bremen.de" id="ae489092-0da9-4642-b0c7-c3f6155a9987" type="end"/>
+        <acat:block xmlns:acat="https://schemas.acat.akademie.uni-bremen.de" id="81c8cd51-8a9b-4eb1-b14a-14e246e2dab0" type="end"/>
       </w:r>
     </w:p>
     <w:p>
@@ -665,33 +665,33 @@
         <w:rPr>
           <w:rFonts w:ascii="Arial" w:hAnsi="Arial" w:cs="Arial"/>
         </w:rPr>
-        <acat:block xmlns:acat="https://schemas.acat.akademie.uni-bremen.de" id="d895144d-70df-4734-b021-0f9930eb2483" type="start"/>
-      </w:r>
-    </w:p>
-    <w:p>
-      <w:pPr>
-        <w:rPr>
-          <w:rFonts w:ascii="Arial" w:hAnsi="Arial" w:cs="Arial"/>
-        </w:rPr>
-      </w:pPr>
-      <w:r>
-        <w:rPr>
-          <w:rFonts w:ascii="Arial" w:hAnsi="Arial" w:cs="Arial"/>
-        </w:rPr>
-        <acat:field xmlns:acat="https://schemas.acat.akademie.uni-bremen.de" id="7dadf11b-4372-42af-a23d-2bbb31a86c01" field="156"/>
-      </w:r>
-    </w:p>
-    <w:p>
-      <w:pPr>
-        <w:rPr>
-          <w:rFonts w:ascii="Arial" w:hAnsi="Arial" w:cs="Arial"/>
-        </w:rPr>
-      </w:pPr>
-      <w:r>
-        <w:rPr>
-          <w:rFonts w:ascii="Arial" w:hAnsi="Arial" w:cs="Arial"/>
-        </w:rPr>
-        <acat:block xmlns:acat="https://schemas.acat.akademie.uni-bremen.de" id="4ac6c175-6c1e-4612-a925-862025ec9d45" type="end"/>
+        <acat:block xmlns:acat="https://schemas.acat.akademie.uni-bremen.de" id="f08e3680-793d-432d-85dd-88be1c07df1c" type="start"/>
+      </w:r>
+    </w:p>
+    <w:p>
+      <w:pPr>
+        <w:rPr>
+          <w:rFonts w:ascii="Arial" w:hAnsi="Arial" w:cs="Arial"/>
+        </w:rPr>
+      </w:pPr>
+      <w:r>
+        <w:rPr>
+          <w:rFonts w:ascii="Arial" w:hAnsi="Arial" w:cs="Arial"/>
+        </w:rPr>
+        <acat:field xmlns:acat="https://schemas.acat.akademie.uni-bremen.de" id="62882a2e-40ad-46ee-b575-41700c5e8885" field="156"/>
+      </w:r>
+    </w:p>
+    <w:p>
+      <w:pPr>
+        <w:rPr>
+          <w:rFonts w:ascii="Arial" w:hAnsi="Arial" w:cs="Arial"/>
+        </w:rPr>
+      </w:pPr>
+      <w:r>
+        <w:rPr>
+          <w:rFonts w:ascii="Arial" w:hAnsi="Arial" w:cs="Arial"/>
+        </w:rPr>
+        <acat:block xmlns:acat="https://schemas.acat.akademie.uni-bremen.de" id="0a389994-30ee-49a3-bcad-8b3b4830f9e7" type="end"/>
       </w:r>
     </w:p>
     <w:p>
@@ -1082,7 +1082,7 @@
               <w:rPr>
                 <w:rFonts w:ascii="Arial" w:hAnsi="Arial" w:cs="Arial"/>
               </w:rPr>
-              <acat:block xmlns:acat="https://schemas.acat.akademie.uni-bremen.de" id="b3a3a310-a21b-4598-9935-e938779e34c8" type="start"/>
+              <acat:block xmlns:acat="https://schemas.acat.akademie.uni-bremen.de" id="7287ed0c-a636-4b8f-a6d3-fb1ad54973a4" type="start"/>
               <w:t xml:space="preserve"> </w:t>
             </w:r>
           </w:p>
@@ -1101,7 +1101,7 @@
               <w:rPr>
                 <w:rFonts w:ascii="Arial" w:hAnsi="Arial" w:cs="Arial"/>
               </w:rPr>
-              <acat:field xmlns:acat="https://schemas.acat.akademie.uni-bremen.de" id="635ec512-298d-435f-a6b2-9f91e5ad0804" field="156"/>
+              <acat:field xmlns:acat="https://schemas.acat.akademie.uni-bremen.de" id="789b62d7-f197-4d8e-9ae4-ee65713b9b42" field="156"/>
             </w:r>
           </w:p>
         </w:tc>
@@ -1119,7 +1119,7 @@
               <w:rPr>
                 <w:rFonts w:ascii="Arial" w:hAnsi="Arial" w:cs="Arial"/>
               </w:rPr>
-              <acat:field xmlns:acat="https://schemas.acat.akademie.uni-bremen.de" id="66b60cf9-6784-4232-a540-fbf2dd375405" field="157"/>
+              <acat:field xmlns:acat="https://schemas.acat.akademie.uni-bremen.de" id="499a5098-de27-4b6d-abb1-ee1a687ccc20" field="157"/>
             </w:r>
           </w:p>
         </w:tc>
@@ -1137,7 +1137,7 @@
               <w:rPr>
                 <w:rFonts w:ascii="Arial" w:hAnsi="Arial" w:cs="Arial"/>
               </w:rPr>
-              <acat:block xmlns:acat="https://schemas.acat.akademie.uni-bremen.de" id="43073597-97dc-4d6e-b087-f20123f4df6c" type="end"/>
+              <acat:block xmlns:acat="https://schemas.acat.akademie.uni-bremen.de" id="5cb0b99f-0751-4990-9c34-b6f76eec16e4" type="end"/>
             </w:r>
           </w:p>
         </w:tc>
@@ -1868,7 +1868,7 @@
               <w:rPr>
                 <w:rFonts w:ascii="Arial" w:hAnsi="Arial" w:cs="Arial"/>
               </w:rPr>
-              <acat:block xmlns:acat="https://schemas.acat.akademie.uni-bremen.de" id="751167af-56ac-4e34-9ba9-9b91ab485746" type="start"/>
+              <acat:block xmlns:acat="https://schemas.acat.akademie.uni-bremen.de" id="3d3b4e6f-b16e-4515-94d8-233c613b352f" type="start"/>
             </w:r>
           </w:p>
         </w:tc>
@@ -1900,7 +1900,7 @@
               <w:rPr>
                 <w:rFonts w:ascii="Arial" w:hAnsi="Arial" w:cs="Arial"/>
               </w:rPr>
-              <acat:field xmlns:acat="https://schemas.acat.akademie.uni-bremen.de" id="5c923c9c-a10d-4742-aecd-e896df62fa87" field="156"/>
+              <acat:field xmlns:acat="https://schemas.acat.akademie.uni-bremen.de" id="b8f42930-93a9-4698-be47-2c254f254126" field="156"/>
             </w:r>
           </w:p>
         </w:tc>
@@ -1918,7 +1918,7 @@
               <w:rPr>
                 <w:rFonts w:ascii="Arial" w:hAnsi="Arial" w:cs="Arial"/>
               </w:rPr>
-              <acat:field xmlns:acat="https://schemas.acat.akademie.uni-bremen.de" id="9f956c34-ee30-411b-8e1d-50710198e495" field="157"/>
+              <acat:field xmlns:acat="https://schemas.acat.akademie.uni-bremen.de" id="ab7743ed-316d-465f-8a30-87dda7016f79" field="157"/>
             </w:r>
           </w:p>
         </w:tc>
@@ -1939,7 +1939,7 @@
                 <w:rFonts w:ascii="Arial" w:hAnsi="Arial" w:cs="Arial"/>
               </w:rPr>
               <w:lastRenderedPageBreak/>
-              <acat:block xmlns:acat="https://schemas.acat.akademie.uni-bremen.de" id="2465a7a8-3b62-40c5-ac5d-9b2414cc0c73" type="end"/>
+              <acat:block xmlns:acat="https://schemas.acat.akademie.uni-bremen.de" id="496064f1-ed1e-4b0a-b85c-31dd69ada551" type="end"/>
             </w:r>
           </w:p>
         </w:tc>
@@ -2354,7 +2354,7 @@
               <w:rPr>
                 <w:rFonts w:ascii="Arial" w:hAnsi="Arial" w:cs="Arial"/>
               </w:rPr>
-              <acat:block xmlns:acat="https://schemas.acat.akademie.uni-bremen.de" id="f2ccdc19-a681-48f2-853d-aa0363234ac6" type="start"/>
+              <acat:block xmlns:acat="https://schemas.acat.akademie.uni-bremen.de" id="a58f7ac4-5c1b-47d8-96e0-d9180efea200" type="start"/>
             </w:r>
           </w:p>
         </w:tc>
@@ -2392,7 +2392,7 @@
               <w:rPr>
                 <w:rFonts w:ascii="Arial" w:hAnsi="Arial" w:cs="Arial"/>
               </w:rPr>
-              <acat:field xmlns:acat="https://schemas.acat.akademie.uni-bremen.de" id="7c362738-194e-4615-8a89-f93f4bfca434" field="156"/>
+              <acat:field xmlns:acat="https://schemas.acat.akademie.uni-bremen.de" id="3c4af2f3-6805-4927-906f-1b3935808021" field="156"/>
             </w:r>
           </w:p>
         </w:tc>
@@ -2410,7 +2410,7 @@
               <w:rPr>
                 <w:rFonts w:ascii="Arial" w:hAnsi="Arial" w:cs="Arial"/>
               </w:rPr>
-              <acat:field xmlns:acat="https://schemas.acat.akademie.uni-bremen.de" id="400283e8-52d4-4118-96ca-1ba8a2c19392" field="157"/>
+              <acat:field xmlns:acat="https://schemas.acat.akademie.uni-bremen.de" id="78726556-5d2b-4666-8e65-9a8f3d76486b" field="157"/>
             </w:r>
           </w:p>
         </w:tc>
@@ -2430,7 +2430,7 @@
               <w:rPr>
                 <w:rFonts w:ascii="Arial" w:hAnsi="Arial" w:cs="Arial"/>
               </w:rPr>
-              <acat:block xmlns:acat="https://schemas.acat.akademie.uni-bremen.de" id="bb08bfb6-077f-4f66-8065-46cf4dde88a8" type="end"/>
+              <acat:block xmlns:acat="https://schemas.acat.akademie.uni-bremen.de" id="7b4998d6-2a67-443e-b0f9-c124ce5a88a3" type="end"/>
             </w:r>
           </w:p>
         </w:tc>

--- a/test/Parser/Tag/Resources/tag_generator_test_document_lck.docx
+++ b/test/Parser/Tag/Resources/tag_generator_test_document_lck.docx
@@ -89,7 +89,7 @@
           <w:color w:val="FF0000"/>
           <w:sz w:val="32"/>
         </w:rPr>
-        <acat:field xmlns:acat="https://schemas.acat.akademie.uni-bremen.de" id="8dc9ecc8-4185-4bb4-92ea-8b0e88bea609" field="1121"/>
+        <acat:field xmlns:acat="https://schemas.acat.akademie.uni-bremen.de" id="e63509c9-e2dd-4216-b70c-750007a5724b" field="1121"/>
       </w:r>
     </w:p>
     <w:p>
@@ -112,7 +112,34 @@
           <w:color w:val="FF0000"/>
           <w:sz w:val="32"/>
         </w:rPr>
-        <w:t>$“ als Formatierung für das restliche Feld übernommen! Es dürfen durchaus auch gerne mal ein paar mehr Felder kommen:</w:t>
+        <w:t>$</w:t>
+      </w:r>
+      <w:r>
+        <w:rPr>
+          <w:rFonts w:ascii="Trebuchet MS" w:hAnsi="Trebuchet MS"/>
+        </w:rPr>
+        <w:t>“</w:t>
+      </w:r>
+      <w:r>
+        <w:rPr>
+          <w:rFonts w:ascii="Trebuchet MS" w:hAnsi="Trebuchet MS"/>
+          <w:b/>
+          <w:color w:val="FF0000"/>
+          <w:sz w:val="32"/>
+        </w:rPr>
+        <w:t xml:space="preserve"> </w:t>
+      </w:r>
+      <w:r>
+        <w:rPr>
+          <w:rFonts w:ascii="Trebuchet MS" w:hAnsi="Trebuchet MS"/>
+        </w:rPr>
+        <w:t>als Formatierung für das restliche Feld übernommen!</w:t>
+      </w:r>
+      <w:r>
+        <w:rPr>
+          <w:rFonts w:ascii="Trebuchet MS" w:hAnsi="Trebuchet MS"/>
+        </w:rPr>
+        <w:t xml:space="preserve"> </w:t>
       </w:r>
     </w:p>
     <w:p>
@@ -123,6 +150,12 @@
           <w:rFonts w:ascii="Trebuchet MS" w:hAnsi="Trebuchet MS"/>
         </w:rPr>
       </w:pPr>
+      <w:r>
+        <w:rPr>
+          <w:rFonts w:ascii="Trebuchet MS" w:hAnsi="Trebuchet MS"/>
+        </w:rPr>
+        <w:t>Es dürfen durchaus auch gerne mal ein paar mehr Felder kommen:</w:t>
+      </w:r>
     </w:p>
     <w:p>
       <w:pPr>
@@ -132,15 +165,6 @@
           <w:rFonts w:ascii="Trebuchet MS" w:hAnsi="Trebuchet MS"/>
         </w:rPr>
       </w:pPr>
-      <w:r>
-        <w:rPr>
-          <w:rFonts w:ascii="Trebuchet MS" w:hAnsi="Trebuchet MS"/>
-        </w:rPr>
-        <acat:condition xmlns:acat="https://schemas.acat.akademie.uni-bremen.de" id="ccbb6e56-9cea-4f83-ae32-2b38768200c0" field="1760" action="0"><![CDATA[<>]]></acat:condition>
-        <acat:condition xmlns:acat="https://schemas.acat.akademie.uni-bremen.de" id="262af937-70b0-43d4-b730-6747599440d9" field="1858" action="0"><![CDATA[=]]></acat:condition>
-        <acat:field xmlns:acat="https://schemas.acat.akademie.uni-bremen.de" id="7e38d4ac-e681-41c6-958d-c167138298bd" field="1858"/>
-        <w:t xml:space="preserve"> </w:t>
-      </w:r>
     </w:p>
     <w:p>
       <w:pPr>
@@ -154,9 +178,10 @@
         <w:rPr>
           <w:rFonts w:ascii="Trebuchet MS" w:hAnsi="Trebuchet MS"/>
         </w:rPr>
-        <acat:condition xmlns:acat="https://schemas.acat.akademie.uni-bremen.de" id="b58ddfef-d2da-4688-8534-8ce6b6f8603c" field="1760" action="0"><![CDATA[<>]]></acat:condition>
-        <acat:condition xmlns:acat="https://schemas.acat.akademie.uni-bremen.de" id="6b5eed00-3121-464f-819f-4fc1847a7693" field="1744" action="0"><![CDATA[=]]></acat:condition>
-        <acat:field xmlns:acat="https://schemas.acat.akademie.uni-bremen.de" id="7f22b14a-d255-42df-af69-53cd2f277957" field="1744"/>
+        <acat:condition xmlns:acat="https://schemas.acat.akademie.uni-bremen.de" id="30b4cd33-c617-4ec6-9257-399622aa1e66" field="1760" action="0"><![CDATA[<>]]></acat:condition>
+        <acat:condition xmlns:acat="https://schemas.acat.akademie.uni-bremen.de" id="49eead87-0f73-4a88-b572-a6d6d3b2d5cd" field="1858" action="0"><![CDATA[=]]></acat:condition>
+        <acat:field xmlns:acat="https://schemas.acat.akademie.uni-bremen.de" id="3ac19078-66bf-467a-86c0-0c9050380e36" field="1858"/>
+        <w:t xml:space="preserve"> </w:t>
       </w:r>
     </w:p>
     <w:p>
@@ -171,13 +196,9 @@
         <w:rPr>
           <w:rFonts w:ascii="Trebuchet MS" w:hAnsi="Trebuchet MS"/>
         </w:rPr>
-        <acat:condition xmlns:acat="https://schemas.acat.akademie.uni-bremen.de" id="63e14476-e66e-48f6-990b-6e928772d80e" field="1760" action="0"><![CDATA[<>]]></acat:condition>
-        <acat:condition xmlns:acat="https://schemas.acat.akademie.uni-bremen.de" id="5e5d21fb-4503-4d55-ae54-7c19f3bc6eed" field="1752" action="2"><![CDATA[=]]></acat:condition>
-        <acat:field xmlns:acat="https://schemas.acat.akademie.uni-bremen.de" id="e233ca1b-557a-493e-986a-050810554645" field="1752"/>
-        <w:t xml:space="preserve"> </w:t>
-        <acat:field xmlns:acat="https://schemas.acat.akademie.uni-bremen.de" id="afdceb95-2698-4e9f-ad6d-2f78a65a0128" field="1745"/>
-        <w:t xml:space="preserve"> </w:t>
-        <acat:field xmlns:acat="https://schemas.acat.akademie.uni-bremen.de" id="d47ba4ed-b9a0-4016-ab00-ef02d3492419" field="1747"/>
+        <acat:condition xmlns:acat="https://schemas.acat.akademie.uni-bremen.de" id="3d6ee1ce-9b9f-42e2-9011-42dce8c65dae" field="1760" action="0"><![CDATA[<>]]></acat:condition>
+        <acat:condition xmlns:acat="https://schemas.acat.akademie.uni-bremen.de" id="8059f165-fc13-435f-8b34-68d9ff45d940" field="1744" action="0"><![CDATA[=]]></acat:condition>
+        <acat:field xmlns:acat="https://schemas.acat.akademie.uni-bremen.de" id="51e89989-4d3b-487a-a964-5ef554cbf4d8" field="1744"/>
       </w:r>
     </w:p>
     <w:p>
@@ -192,8 +213,13 @@
         <w:rPr>
           <w:rFonts w:ascii="Trebuchet MS" w:hAnsi="Trebuchet MS"/>
         </w:rPr>
-        <acat:condition xmlns:acat="https://schemas.acat.akademie.uni-bremen.de" id="e22c1721-1fa8-4801-82b3-2e616f344efa" field="1760" action="0"><![CDATA[<>]]></acat:condition>
-        <acat:field xmlns:acat="https://schemas.acat.akademie.uni-bremen.de" id="33ee3043-fe5a-4a1a-a5da-22250bfb2886" field="1748"/>
+        <acat:condition xmlns:acat="https://schemas.acat.akademie.uni-bremen.de" id="dcfff470-0a2d-49af-976f-b2658133ce77" field="1760" action="0"><![CDATA[<>]]></acat:condition>
+        <acat:condition xmlns:acat="https://schemas.acat.akademie.uni-bremen.de" id="9ab04789-5df0-4dfc-96fb-5db0511164d8" field="1752" action="2"><![CDATA[=]]></acat:condition>
+        <acat:field xmlns:acat="https://schemas.acat.akademie.uni-bremen.de" id="1b9037d5-7590-46b2-a896-02ced0e2748c" field="1752"/>
+        <w:t xml:space="preserve"> </w:t>
+        <acat:field xmlns:acat="https://schemas.acat.akademie.uni-bremen.de" id="f3fd75a1-6d08-47d9-8686-39effae8870f" field="1745"/>
+        <w:t xml:space="preserve"> </w:t>
+        <acat:field xmlns:acat="https://schemas.acat.akademie.uni-bremen.de" id="7e5cfc83-87d1-4e9a-8144-109e6301f0f6" field="1747"/>
       </w:r>
     </w:p>
     <w:p>
@@ -208,10 +234,8 @@
         <w:rPr>
           <w:rFonts w:ascii="Trebuchet MS" w:hAnsi="Trebuchet MS"/>
         </w:rPr>
-        <acat:condition xmlns:acat="https://schemas.acat.akademie.uni-bremen.de" id="4bf6c167-d1a9-4553-bdf4-4813b9fb6294" field="1760" action="0"><![CDATA[<>]]></acat:condition>
-        <acat:field xmlns:acat="https://schemas.acat.akademie.uni-bremen.de" id="a20bd1d6-f1ab-4fd7-9713-bbc6e8b6f4c6" field="1749"/>
-        <w:t xml:space="preserve"> </w:t>
-        <acat:field xmlns:acat="https://schemas.acat.akademie.uni-bremen.de" id="cc98a614-1b11-47d9-bdd2-5207429a8445" field="1750"/>
+        <acat:condition xmlns:acat="https://schemas.acat.akademie.uni-bremen.de" id="a7753b09-d3d4-423a-9f3b-c63fb963df42" field="1760" action="0"><![CDATA[<>]]></acat:condition>
+        <acat:field xmlns:acat="https://schemas.acat.akademie.uni-bremen.de" id="30497b8d-4515-4f15-b347-d0279e32ba9e" field="1748"/>
       </w:r>
     </w:p>
     <w:p>
@@ -226,9 +250,10 @@
         <w:rPr>
           <w:rFonts w:ascii="Trebuchet MS" w:hAnsi="Trebuchet MS"/>
         </w:rPr>
-        <acat:condition xmlns:acat="https://schemas.acat.akademie.uni-bremen.de" id="d3cdbeb0-0310-455a-8436-b3b75a179518" field="1757" action="0"><![CDATA[=]]></acat:condition>
-        <acat:field xmlns:acat="https://schemas.acat.akademie.uni-bremen.de" id="eaf79274-52e6-42e3-bd83-c2b841d1a80b" field="1757"/>
+        <acat:condition xmlns:acat="https://schemas.acat.akademie.uni-bremen.de" id="3fd8102d-1502-4a23-9b3b-22bbd57bb73a" field="1760" action="0"><![CDATA[<>]]></acat:condition>
+        <acat:field xmlns:acat="https://schemas.acat.akademie.uni-bremen.de" id="cfa4f7d1-1ae2-4f03-bd8c-9cea6931345a" field="1749"/>
         <w:t xml:space="preserve"> </w:t>
+        <acat:field xmlns:acat="https://schemas.acat.akademie.uni-bremen.de" id="3f743dda-3cf4-40e6-a3e0-b316f03f98a7" field="1750"/>
       </w:r>
     </w:p>
     <w:p>
@@ -243,8 +268,8 @@
         <w:rPr>
           <w:rFonts w:ascii="Trebuchet MS" w:hAnsi="Trebuchet MS"/>
         </w:rPr>
-        <acat:condition xmlns:acat="https://schemas.acat.akademie.uni-bremen.de" id="7f3555ef-a258-4200-9a8a-7b79ed004362" field="1860" action="0"><![CDATA[=]]></acat:condition>
-        <acat:field xmlns:acat="https://schemas.acat.akademie.uni-bremen.de" id="12ec251f-c01a-495e-b221-78b6227bd55a" field="1860"/>
+        <acat:condition xmlns:acat="https://schemas.acat.akademie.uni-bremen.de" id="5ea4b1c3-e95f-4a00-b129-6b765c27e8d9" field="1757" action="0"><![CDATA[=]]></acat:condition>
+        <acat:field xmlns:acat="https://schemas.acat.akademie.uni-bremen.de" id="e96246ad-de9c-4eea-ad7b-ab4672d24af4" field="1757"/>
         <w:t xml:space="preserve"> </w:t>
       </w:r>
     </w:p>
@@ -260,10 +285,9 @@
         <w:rPr>
           <w:rFonts w:ascii="Trebuchet MS" w:hAnsi="Trebuchet MS"/>
         </w:rPr>
-        <acat:condition xmlns:acat="https://schemas.acat.akademie.uni-bremen.de" id="7d54cc8e-f637-4db0-a2c2-03904d34b9aa" field="1862" action="0"><![CDATA[=]]></acat:condition>
-        <acat:field xmlns:acat="https://schemas.acat.akademie.uni-bremen.de" id="4f4b3262-e776-4a18-8b45-137510bcd651" field="1862"/>
+        <acat:condition xmlns:acat="https://schemas.acat.akademie.uni-bremen.de" id="cb38a886-c487-42e9-9ae9-0f84ce1a3c3d" field="1860" action="0"><![CDATA[=]]></acat:condition>
+        <acat:field xmlns:acat="https://schemas.acat.akademie.uni-bremen.de" id="a278c3fb-d4b8-465a-9f21-e3c8c68273a2" field="1860"/>
         <w:t xml:space="preserve"> </w:t>
-        <acat:field xmlns:acat="https://schemas.acat.akademie.uni-bremen.de" id="92387ca1-043a-4574-b72a-47807184329b" field="1863"/>
       </w:r>
     </w:p>
     <w:p>
@@ -278,8 +302,10 @@
         <w:rPr>
           <w:rFonts w:ascii="Trebuchet MS" w:hAnsi="Trebuchet MS"/>
         </w:rPr>
-        <acat:condition xmlns:acat="https://schemas.acat.akademie.uni-bremen.de" id="932c5ef4-c86e-4b62-8d4a-dabb500b4997" field="1760" action="0"><![CDATA[=]]></acat:condition>
-        <acat:field xmlns:acat="https://schemas.acat.akademie.uni-bremen.de" id="e081233f-08a5-4bfc-af8f-c6943de48e9f" field="1760"/>
+        <acat:condition xmlns:acat="https://schemas.acat.akademie.uni-bremen.de" id="7b6099b5-868e-41ab-a5e6-6a976d001993" field="1862" action="0"><![CDATA[=]]></acat:condition>
+        <acat:field xmlns:acat="https://schemas.acat.akademie.uni-bremen.de" id="d46efc91-6a55-470a-81ea-74d57d82729c" field="1862"/>
+        <w:t xml:space="preserve"> </w:t>
+        <acat:field xmlns:acat="https://schemas.acat.akademie.uni-bremen.de" id="35b5bf24-e603-455d-871c-08d0011190af" field="1863"/>
       </w:r>
     </w:p>
     <w:p>
@@ -294,10 +320,8 @@
         <w:rPr>
           <w:rFonts w:ascii="Trebuchet MS" w:hAnsi="Trebuchet MS"/>
         </w:rPr>
-        <acat:condition xmlns:acat="https://schemas.acat.akademie.uni-bremen.de" id="a37756b5-46b4-4ab7-abfd-e32298f41d79" field="1761" action="0"><![CDATA[=]]></acat:condition>
-        <acat:field xmlns:acat="https://schemas.acat.akademie.uni-bremen.de" id="3d0322e3-8ded-4911-b4b5-a123dd4cca7d" field="1761"/>
-        <w:t xml:space="preserve"> </w:t>
-        <acat:field xmlns:acat="https://schemas.acat.akademie.uni-bremen.de" id="6ab1d86c-f2e3-482f-9896-45f6cae2dd39" field="1762"/>
+        <acat:condition xmlns:acat="https://schemas.acat.akademie.uni-bremen.de" id="00c47e78-237e-4621-b4d7-5295c8ccb311" field="1760" action="0"><![CDATA[=]]></acat:condition>
+        <acat:field xmlns:acat="https://schemas.acat.akademie.uni-bremen.de" id="5e5c2765-5b0e-4c7e-a25b-ff3f5ecf0c77" field="1760"/>
       </w:r>
     </w:p>
     <w:p>
@@ -308,14 +332,32 @@
           <w:rFonts w:ascii="Trebuchet MS" w:hAnsi="Trebuchet MS"/>
         </w:rPr>
       </w:pPr>
-    </w:p>
-    <w:p>
-      <w:pPr>
+      <w:r>
+        <w:rPr>
+          <w:rFonts w:ascii="Trebuchet MS" w:hAnsi="Trebuchet MS"/>
+        </w:rPr>
+        <acat:condition xmlns:acat="https://schemas.acat.akademie.uni-bremen.de" id="b29215cb-2fef-4f4e-bd57-6ed74becf0b3" field="1761" action="0"><![CDATA[=]]></acat:condition>
+        <acat:field xmlns:acat="https://schemas.acat.akademie.uni-bremen.de" id="b9051f87-1486-4d56-b87b-23966baffdf9" field="1761"/>
+        <w:t xml:space="preserve"> </w:t>
+        <acat:field xmlns:acat="https://schemas.acat.akademie.uni-bremen.de" id="b5ba6026-fc03-437b-9b51-c8e6ab184663" field="1762"/>
+      </w:r>
+    </w:p>
+    <w:p>
+      <w:pPr>
+        <w:spacing w:after="0"/>
         <w:jc w:val="both"/>
         <w:rPr>
           <w:rFonts w:ascii="Trebuchet MS" w:hAnsi="Trebuchet MS"/>
         </w:rPr>
       </w:pPr>
+    </w:p>
+    <w:p>
+      <w:pPr>
+        <w:jc w:val="both"/>
+        <w:rPr>
+          <w:rFonts w:ascii="Trebuchet MS" w:hAnsi="Trebuchet MS"/>
+        </w:rPr>
+      </w:pPr>
       <w:r>
         <w:rPr>
           <w:rFonts w:ascii="Trebuchet MS" w:hAnsi="Trebuchet MS"/>
@@ -326,7 +368,7 @@
         <w:rPr>
           <w:rFonts w:ascii="Trebuchet MS" w:hAnsi="Trebuchet MS"/>
         </w:rPr>
-        <acat:field xmlns:acat="https://schemas.acat.akademie.uni-bremen.de" id="8a3a7fe4-58c7-4d91-a6e3-47fa982e611e" field="1858"/>
+        <acat:field xmlns:acat="https://schemas.acat.akademie.uni-bremen.de" id="f790d951-7d54-4084-aaeb-b66fdfc49eb6" field="1858"/>
       </w:r>
       <w:r>
         <w:rPr>
@@ -338,7 +380,7 @@
         <w:rPr>
           <w:rFonts w:ascii="Trebuchet MS" w:hAnsi="Trebuchet MS"/>
         </w:rPr>
-        <acat:field xmlns:acat="https://schemas.acat.akademie.uni-bremen.de" id="a4bb006c-e93e-43c7-b534-6bb7cc92c7fe" field="1762"/>
+        <acat:field xmlns:acat="https://schemas.acat.akademie.uni-bremen.de" id="79ac2cf7-e09a-4e16-85b4-c55f5c12864a" field="1762"/>
       </w:r>
       <w:r>
         <w:rPr>
@@ -350,16 +392,16 @@
         <w:rPr>
           <w:rFonts w:ascii="Trebuchet MS" w:hAnsi="Trebuchet MS"/>
         </w:rPr>
-        <acat:field xmlns:acat="https://schemas.acat.akademie.uni-bremen.de" id="0bd38812-3629-437a-bd73-909ec6fa2f8e" field="1757"/>
+        <acat:field xmlns:acat="https://schemas.acat.akademie.uni-bremen.de" id="b306528f-f543-4ce0-ad91-b30f2730fa14" field="1757"/>
       </w:r>
       <w:r>
         <w:rPr>
           <w:rFonts w:ascii="Trebuchet MS" w:hAnsi="Trebuchet MS"/>
         </w:rPr>
         <w:t xml:space="preserve"> Felder einbauen, sonst spiegelt das ja nicht wirklich die Realität wieder. Aber was wäre das Leben ohne die Möglichkeit Entscheidungen treffen zu können!? Deswegen </w:t>
-        <acat:condition xmlns:acat="https://schemas.acat.akademie.uni-bremen.de" id="a32b7796-b6ce-4d84-a206-667c05d69c80" field="1760" action="0"><![CDATA[=]]></acat:condition>
+        <acat:condition xmlns:acat="https://schemas.acat.akademie.uni-bremen.de" id="d424eaff-a135-4dbf-81c1-4f2f62f45138" field="1760" action="0"><![CDATA[=]]></acat:condition>
         <w:t xml:space="preserve"> </w:t>
-        <acat:text xmlns:acat="https://schemas.acat.akademie.uni-bremen.de" id="0edb415f-97bc-4149-8cbd-248f839c1670" space="preserve">Hurray</acat:text>
+        <acat:text xmlns:acat="https://schemas.acat.akademie.uni-bremen.de" id="5079b65e-0f7b-4912-9efb-2e9d36f740cb" space="preserve">Hurray</acat:text>
         <w:t xml:space="preserve">. Läuft, oder!? :-P </w:t>
       </w:r>
       <w:proofErr w:type="spellStart"/>
@@ -397,7 +439,7 @@
         <w:rPr>
           <w:rFonts w:ascii="Trebuchet MS" w:hAnsi="Trebuchet MS"/>
         </w:rPr>
-        <acat:field xmlns:acat="https://schemas.acat.akademie.uni-bremen.de" id="05d5d9b9-8b15-4ca7-bea4-924fe10260e6" field="156"/>
+        <acat:field xmlns:acat="https://schemas.acat.akademie.uni-bremen.de" id="7fad07bd-08a6-4583-893a-f010cf81cf82" field="156"/>
         <w:t xml:space="preserve"> Es soll das Feld mit der ID 156 gedruckt werden</w:t>
       </w:r>
     </w:p>
@@ -436,7 +478,7 @@
         <w:rPr>
           <w:rFonts w:ascii="Trebuchet MS" w:hAnsi="Trebuchet MS"/>
         </w:rPr>
-        <acat:text xmlns:acat="https://schemas.acat.akademie.uni-bremen.de" id="c3d44c59-00c4-4c7f-a6b7-03265ab9db59" space="preserve">FOO BAR</acat:text>
+        <acat:text xmlns:acat="https://schemas.acat.akademie.uni-bremen.de" id="6e2af50d-5391-4d52-ab1c-5e990166fa3b" space="preserve">FOO BAR</acat:text>
         <w:t xml:space="preserve"> Hier handelt es sich um ein Textfeld, welches den Inhalt „FOO BAR“ ausdruckt.</w:t>
       </w:r>
     </w:p>
@@ -506,7 +548,7 @@
         <w:rPr>
           <w:rFonts w:ascii="Arial" w:hAnsi="Arial" w:cs="Arial"/>
         </w:rPr>
-        <acat:block xmlns:acat="https://schemas.acat.akademie.uni-bremen.de" id="cfe6a62e-351d-4dd5-a56f-f5f64b23c144" type="start"/>
+        <acat:block xmlns:acat="https://schemas.acat.akademie.uni-bremen.de" id="bff6992e-5a2b-48f2-b246-4b714226cf73" type="start"/>
       </w:r>
     </w:p>
     <w:p>
@@ -520,20 +562,20 @@
         <w:rPr>
           <w:rFonts w:ascii="Arial" w:hAnsi="Arial" w:cs="Arial"/>
         </w:rPr>
-        <acat:field xmlns:acat="https://schemas.acat.akademie.uni-bremen.de" id="6cc8ae37-cb7f-4cf9-8c3b-df0447853402" field="156"/>
-      </w:r>
-    </w:p>
-    <w:p>
-      <w:pPr>
-        <w:rPr>
-          <w:rFonts w:ascii="Arial" w:hAnsi="Arial" w:cs="Arial"/>
-        </w:rPr>
-      </w:pPr>
-      <w:r>
-        <w:rPr>
-          <w:rFonts w:ascii="Arial" w:hAnsi="Arial" w:cs="Arial"/>
-        </w:rPr>
-        <acat:block xmlns:acat="https://schemas.acat.akademie.uni-bremen.de" id="82a46db4-8b8b-42a8-8066-a2b408d15e76" type="end"/>
+        <acat:field xmlns:acat="https://schemas.acat.akademie.uni-bremen.de" id="70de9420-1a16-437e-81a1-47e126172d12" field="156"/>
+      </w:r>
+    </w:p>
+    <w:p>
+      <w:pPr>
+        <w:rPr>
+          <w:rFonts w:ascii="Arial" w:hAnsi="Arial" w:cs="Arial"/>
+        </w:rPr>
+      </w:pPr>
+      <w:r>
+        <w:rPr>
+          <w:rFonts w:ascii="Arial" w:hAnsi="Arial" w:cs="Arial"/>
+        </w:rPr>
+        <acat:block xmlns:acat="https://schemas.acat.akademie.uni-bremen.de" id="07123a49-6a43-4a55-9d11-8fd0a2e37263" type="end"/>
       </w:r>
     </w:p>
     <w:p>
@@ -633,11 +675,11 @@
         <w:rPr>
           <w:rFonts w:ascii="Arial" w:hAnsi="Arial" w:cs="Arial"/>
         </w:rPr>
-        <acat:block xmlns:acat="https://schemas.acat.akademie.uni-bremen.de" id="0a03f9b6-6bb9-4107-86af-00291e39a024" type="start"/>
+        <acat:block xmlns:acat="https://schemas.acat.akademie.uni-bremen.de" id="d25854ef-5cc5-4129-8e9c-d6cbb75c54b2" type="start"/>
         <w:t xml:space="preserve"> </w:t>
-        <acat:field xmlns:acat="https://schemas.acat.akademie.uni-bremen.de" id="959d3545-f92f-4af5-814f-fd01463b8dfb" field="157"/>
+        <acat:field xmlns:acat="https://schemas.acat.akademie.uni-bremen.de" id="c71f665b-af2e-43b9-985c-66377057c1b3" field="157"/>
         <w:t xml:space="preserve"> </w:t>
-        <acat:block xmlns:acat="https://schemas.acat.akademie.uni-bremen.de" id="81c8cd51-8a9b-4eb1-b14a-14e246e2dab0" type="end"/>
+        <acat:block xmlns:acat="https://schemas.acat.akademie.uni-bremen.de" id="e3ab3127-d85d-4234-8620-19dba099f0a9" type="end"/>
       </w:r>
     </w:p>
     <w:p>
@@ -665,33 +707,33 @@
         <w:rPr>
           <w:rFonts w:ascii="Arial" w:hAnsi="Arial" w:cs="Arial"/>
         </w:rPr>
-        <acat:block xmlns:acat="https://schemas.acat.akademie.uni-bremen.de" id="f08e3680-793d-432d-85dd-88be1c07df1c" type="start"/>
-      </w:r>
-    </w:p>
-    <w:p>
-      <w:pPr>
-        <w:rPr>
-          <w:rFonts w:ascii="Arial" w:hAnsi="Arial" w:cs="Arial"/>
-        </w:rPr>
-      </w:pPr>
-      <w:r>
-        <w:rPr>
-          <w:rFonts w:ascii="Arial" w:hAnsi="Arial" w:cs="Arial"/>
-        </w:rPr>
-        <acat:field xmlns:acat="https://schemas.acat.akademie.uni-bremen.de" id="62882a2e-40ad-46ee-b575-41700c5e8885" field="156"/>
-      </w:r>
-    </w:p>
-    <w:p>
-      <w:pPr>
-        <w:rPr>
-          <w:rFonts w:ascii="Arial" w:hAnsi="Arial" w:cs="Arial"/>
-        </w:rPr>
-      </w:pPr>
-      <w:r>
-        <w:rPr>
-          <w:rFonts w:ascii="Arial" w:hAnsi="Arial" w:cs="Arial"/>
-        </w:rPr>
-        <acat:block xmlns:acat="https://schemas.acat.akademie.uni-bremen.de" id="0a389994-30ee-49a3-bcad-8b3b4830f9e7" type="end"/>
+        <acat:block xmlns:acat="https://schemas.acat.akademie.uni-bremen.de" id="7c9f88d4-2e4f-4d1d-ac93-8f1ce0ed75fe" type="start"/>
+      </w:r>
+    </w:p>
+    <w:p>
+      <w:pPr>
+        <w:rPr>
+          <w:rFonts w:ascii="Arial" w:hAnsi="Arial" w:cs="Arial"/>
+        </w:rPr>
+      </w:pPr>
+      <w:r>
+        <w:rPr>
+          <w:rFonts w:ascii="Arial" w:hAnsi="Arial" w:cs="Arial"/>
+        </w:rPr>
+        <acat:field xmlns:acat="https://schemas.acat.akademie.uni-bremen.de" id="91825aa5-981e-4f48-a50b-da00aa46621b" field="156"/>
+      </w:r>
+    </w:p>
+    <w:p>
+      <w:pPr>
+        <w:rPr>
+          <w:rFonts w:ascii="Arial" w:hAnsi="Arial" w:cs="Arial"/>
+        </w:rPr>
+      </w:pPr>
+      <w:r>
+        <w:rPr>
+          <w:rFonts w:ascii="Arial" w:hAnsi="Arial" w:cs="Arial"/>
+        </w:rPr>
+        <acat:block xmlns:acat="https://schemas.acat.akademie.uni-bremen.de" id="8552cc77-5479-473f-a260-50c5d86b0420" type="end"/>
       </w:r>
     </w:p>
     <w:p>
@@ -1082,7 +1124,7 @@
               <w:rPr>
                 <w:rFonts w:ascii="Arial" w:hAnsi="Arial" w:cs="Arial"/>
               </w:rPr>
-              <acat:block xmlns:acat="https://schemas.acat.akademie.uni-bremen.de" id="7287ed0c-a636-4b8f-a6d3-fb1ad54973a4" type="start"/>
+              <acat:block xmlns:acat="https://schemas.acat.akademie.uni-bremen.de" id="094dcda6-5685-48b6-8fde-9dcb744e92ae" type="start"/>
               <w:t xml:space="preserve"> </w:t>
             </w:r>
           </w:p>
@@ -1101,7 +1143,7 @@
               <w:rPr>
                 <w:rFonts w:ascii="Arial" w:hAnsi="Arial" w:cs="Arial"/>
               </w:rPr>
-              <acat:field xmlns:acat="https://schemas.acat.akademie.uni-bremen.de" id="789b62d7-f197-4d8e-9ae4-ee65713b9b42" field="156"/>
+              <acat:field xmlns:acat="https://schemas.acat.akademie.uni-bremen.de" id="6b84a056-e1f7-4c2d-91d9-fbbee6242fb2" field="156"/>
             </w:r>
           </w:p>
         </w:tc>
@@ -1119,7 +1161,7 @@
               <w:rPr>
                 <w:rFonts w:ascii="Arial" w:hAnsi="Arial" w:cs="Arial"/>
               </w:rPr>
-              <acat:field xmlns:acat="https://schemas.acat.akademie.uni-bremen.de" id="499a5098-de27-4b6d-abb1-ee1a687ccc20" field="157"/>
+              <acat:field xmlns:acat="https://schemas.acat.akademie.uni-bremen.de" id="1ee9f4c1-e3be-44d7-8696-e73d0720dae5" field="157"/>
             </w:r>
           </w:p>
         </w:tc>
@@ -1137,7 +1179,7 @@
               <w:rPr>
                 <w:rFonts w:ascii="Arial" w:hAnsi="Arial" w:cs="Arial"/>
               </w:rPr>
-              <acat:block xmlns:acat="https://schemas.acat.akademie.uni-bremen.de" id="5cb0b99f-0751-4990-9c34-b6f76eec16e4" type="end"/>
+              <acat:block xmlns:acat="https://schemas.acat.akademie.uni-bremen.de" id="27569d31-bc35-4453-b231-59ba4e43d962" type="end"/>
             </w:r>
           </w:p>
         </w:tc>
@@ -1868,7 +1910,7 @@
               <w:rPr>
                 <w:rFonts w:ascii="Arial" w:hAnsi="Arial" w:cs="Arial"/>
               </w:rPr>
-              <acat:block xmlns:acat="https://schemas.acat.akademie.uni-bremen.de" id="3d3b4e6f-b16e-4515-94d8-233c613b352f" type="start"/>
+              <acat:block xmlns:acat="https://schemas.acat.akademie.uni-bremen.de" id="b230d102-474e-4ca8-8220-3eeb1e58174d" type="start"/>
             </w:r>
           </w:p>
         </w:tc>
@@ -1900,7 +1942,7 @@
               <w:rPr>
                 <w:rFonts w:ascii="Arial" w:hAnsi="Arial" w:cs="Arial"/>
               </w:rPr>
-              <acat:field xmlns:acat="https://schemas.acat.akademie.uni-bremen.de" id="b8f42930-93a9-4698-be47-2c254f254126" field="156"/>
+              <acat:field xmlns:acat="https://schemas.acat.akademie.uni-bremen.de" id="408f0ece-4f8d-473f-a122-69bb1a8082c4" field="156"/>
             </w:r>
           </w:p>
         </w:tc>
@@ -1918,7 +1960,7 @@
               <w:rPr>
                 <w:rFonts w:ascii="Arial" w:hAnsi="Arial" w:cs="Arial"/>
               </w:rPr>
-              <acat:field xmlns:acat="https://schemas.acat.akademie.uni-bremen.de" id="ab7743ed-316d-465f-8a30-87dda7016f79" field="157"/>
+              <acat:field xmlns:acat="https://schemas.acat.akademie.uni-bremen.de" id="6527c416-e5a5-416e-bd6d-7eecb41180d1" field="157"/>
             </w:r>
           </w:p>
         </w:tc>
@@ -1939,7 +1981,7 @@
                 <w:rFonts w:ascii="Arial" w:hAnsi="Arial" w:cs="Arial"/>
               </w:rPr>
               <w:lastRenderedPageBreak/>
-              <acat:block xmlns:acat="https://schemas.acat.akademie.uni-bremen.de" id="496064f1-ed1e-4b0a-b85c-31dd69ada551" type="end"/>
+              <acat:block xmlns:acat="https://schemas.acat.akademie.uni-bremen.de" id="489900ac-286e-4c52-9174-7c1c6cf56de7" type="end"/>
             </w:r>
           </w:p>
         </w:tc>
@@ -2354,7 +2396,7 @@
               <w:rPr>
                 <w:rFonts w:ascii="Arial" w:hAnsi="Arial" w:cs="Arial"/>
               </w:rPr>
-              <acat:block xmlns:acat="https://schemas.acat.akademie.uni-bremen.de" id="a58f7ac4-5c1b-47d8-96e0-d9180efea200" type="start"/>
+              <acat:block xmlns:acat="https://schemas.acat.akademie.uni-bremen.de" id="be2a2014-59d5-4952-8653-ca3750ae68be" type="start"/>
             </w:r>
           </w:p>
         </w:tc>
@@ -2392,7 +2434,7 @@
               <w:rPr>
                 <w:rFonts w:ascii="Arial" w:hAnsi="Arial" w:cs="Arial"/>
               </w:rPr>
-              <acat:field xmlns:acat="https://schemas.acat.akademie.uni-bremen.de" id="3c4af2f3-6805-4927-906f-1b3935808021" field="156"/>
+              <acat:field xmlns:acat="https://schemas.acat.akademie.uni-bremen.de" id="939d0d1d-902a-4f61-849b-7da8efee8aa9" field="156"/>
             </w:r>
           </w:p>
         </w:tc>
@@ -2410,7 +2452,7 @@
               <w:rPr>
                 <w:rFonts w:ascii="Arial" w:hAnsi="Arial" w:cs="Arial"/>
               </w:rPr>
-              <acat:field xmlns:acat="https://schemas.acat.akademie.uni-bremen.de" id="78726556-5d2b-4666-8e65-9a8f3d76486b" field="157"/>
+              <acat:field xmlns:acat="https://schemas.acat.akademie.uni-bremen.de" id="693fcd24-714e-4ca3-906f-bb6a4b2bba72" field="157"/>
             </w:r>
           </w:p>
         </w:tc>
@@ -2430,7 +2472,7 @@
               <w:rPr>
                 <w:rFonts w:ascii="Arial" w:hAnsi="Arial" w:cs="Arial"/>
               </w:rPr>
-              <acat:block xmlns:acat="https://schemas.acat.akademie.uni-bremen.de" id="7b4998d6-2a67-443e-b0f9-c124ce5a88a3" type="end"/>
+              <acat:block xmlns:acat="https://schemas.acat.akademie.uni-bremen.de" id="ae37d611-7be8-4a8f-8d27-b0dfd63d8668" type="end"/>
             </w:r>
           </w:p>
         </w:tc>

--- a/test/Parser/Tag/Resources/tag_generator_test_document_lck.docx
+++ b/test/Parser/Tag/Resources/tag_generator_test_document_lck.docx
@@ -89,7 +89,7 @@
           <w:color w:val="FF0000"/>
           <w:sz w:val="32"/>
         </w:rPr>
-        <acat:field xmlns:acat="https://schemas.acat.akademie.uni-bremen.de" id="e63509c9-e2dd-4216-b70c-750007a5724b" field="1121"/>
+        <acat:field xmlns:acat="https://schemas.acat.akademie.uni-bremen.de" id="59cd236b-c9d6-4c9e-8ce2-30925909e904" field="1121"/>
       </w:r>
     </w:p>
     <w:p>
@@ -178,9 +178,9 @@
         <w:rPr>
           <w:rFonts w:ascii="Trebuchet MS" w:hAnsi="Trebuchet MS"/>
         </w:rPr>
-        <acat:condition xmlns:acat="https://schemas.acat.akademie.uni-bremen.de" id="30b4cd33-c617-4ec6-9257-399622aa1e66" field="1760" action="0"><![CDATA[<>]]></acat:condition>
-        <acat:condition xmlns:acat="https://schemas.acat.akademie.uni-bremen.de" id="49eead87-0f73-4a88-b572-a6d6d3b2d5cd" field="1858" action="0"><![CDATA[=]]></acat:condition>
-        <acat:field xmlns:acat="https://schemas.acat.akademie.uni-bremen.de" id="3ac19078-66bf-467a-86c0-0c9050380e36" field="1858"/>
+        <acat:condition xmlns:acat="https://schemas.acat.akademie.uni-bremen.de" id="c398bf04-1378-4057-98e2-5eecd900e234" field="1760" action="0"><![CDATA[<>]]></acat:condition>
+        <acat:condition xmlns:acat="https://schemas.acat.akademie.uni-bremen.de" id="cb176157-525a-4800-a64a-556e50b57a1f" field="1858" action="0"><![CDATA[=]]></acat:condition>
+        <acat:field xmlns:acat="https://schemas.acat.akademie.uni-bremen.de" id="a128f941-9e59-4fb5-b168-2679800bc52c" field="1858"/>
         <w:t xml:space="preserve"> </w:t>
       </w:r>
     </w:p>
@@ -196,9 +196,9 @@
         <w:rPr>
           <w:rFonts w:ascii="Trebuchet MS" w:hAnsi="Trebuchet MS"/>
         </w:rPr>
-        <acat:condition xmlns:acat="https://schemas.acat.akademie.uni-bremen.de" id="3d6ee1ce-9b9f-42e2-9011-42dce8c65dae" field="1760" action="0"><![CDATA[<>]]></acat:condition>
-        <acat:condition xmlns:acat="https://schemas.acat.akademie.uni-bremen.de" id="8059f165-fc13-435f-8b34-68d9ff45d940" field="1744" action="0"><![CDATA[=]]></acat:condition>
-        <acat:field xmlns:acat="https://schemas.acat.akademie.uni-bremen.de" id="51e89989-4d3b-487a-a964-5ef554cbf4d8" field="1744"/>
+        <acat:condition xmlns:acat="https://schemas.acat.akademie.uni-bremen.de" id="ffb630b0-93ad-499b-bb76-2a6e9db262ae" field="1760" action="0"><![CDATA[<>]]></acat:condition>
+        <acat:condition xmlns:acat="https://schemas.acat.akademie.uni-bremen.de" id="cf62de57-0961-48ab-9fda-538632046d3f" field="1744" action="0"><![CDATA[=]]></acat:condition>
+        <acat:field xmlns:acat="https://schemas.acat.akademie.uni-bremen.de" id="2c2bb982-19ef-492e-bffb-6cd01d3121f6" field="1744"/>
       </w:r>
     </w:p>
     <w:p>
@@ -213,13 +213,13 @@
         <w:rPr>
           <w:rFonts w:ascii="Trebuchet MS" w:hAnsi="Trebuchet MS"/>
         </w:rPr>
-        <acat:condition xmlns:acat="https://schemas.acat.akademie.uni-bremen.de" id="dcfff470-0a2d-49af-976f-b2658133ce77" field="1760" action="0"><![CDATA[<>]]></acat:condition>
-        <acat:condition xmlns:acat="https://schemas.acat.akademie.uni-bremen.de" id="9ab04789-5df0-4dfc-96fb-5db0511164d8" field="1752" action="2"><![CDATA[=]]></acat:condition>
-        <acat:field xmlns:acat="https://schemas.acat.akademie.uni-bremen.de" id="1b9037d5-7590-46b2-a896-02ced0e2748c" field="1752"/>
+        <acat:condition xmlns:acat="https://schemas.acat.akademie.uni-bremen.de" id="5d0067b7-9d0b-43b9-a87a-0f302cc61918" field="1760" action="0"><![CDATA[<>]]></acat:condition>
+        <acat:condition xmlns:acat="https://schemas.acat.akademie.uni-bremen.de" id="2d3dd943-407c-4649-9e5e-8f8c33876f2b" field="1752" action="2"><![CDATA[=]]></acat:condition>
+        <acat:field xmlns:acat="https://schemas.acat.akademie.uni-bremen.de" id="53292096-fd39-416b-b9b8-a9113c914e6a" field="1752"/>
         <w:t xml:space="preserve"> </w:t>
-        <acat:field xmlns:acat="https://schemas.acat.akademie.uni-bremen.de" id="f3fd75a1-6d08-47d9-8686-39effae8870f" field="1745"/>
+        <acat:field xmlns:acat="https://schemas.acat.akademie.uni-bremen.de" id="ce11842e-6e1d-419b-b028-e2f2bdb6acfd" field="1745"/>
         <w:t xml:space="preserve"> </w:t>
-        <acat:field xmlns:acat="https://schemas.acat.akademie.uni-bremen.de" id="7e5cfc83-87d1-4e9a-8144-109e6301f0f6" field="1747"/>
+        <acat:field xmlns:acat="https://schemas.acat.akademie.uni-bremen.de" id="e95bf9c3-83ee-430f-8fc6-d0287cb3b6ab" field="1747"/>
       </w:r>
     </w:p>
     <w:p>
@@ -234,8 +234,8 @@
         <w:rPr>
           <w:rFonts w:ascii="Trebuchet MS" w:hAnsi="Trebuchet MS"/>
         </w:rPr>
-        <acat:condition xmlns:acat="https://schemas.acat.akademie.uni-bremen.de" id="a7753b09-d3d4-423a-9f3b-c63fb963df42" field="1760" action="0"><![CDATA[<>]]></acat:condition>
-        <acat:field xmlns:acat="https://schemas.acat.akademie.uni-bremen.de" id="30497b8d-4515-4f15-b347-d0279e32ba9e" field="1748"/>
+        <acat:condition xmlns:acat="https://schemas.acat.akademie.uni-bremen.de" id="cd9262ac-e264-4492-a583-37af6b5fe937" field="1760" action="0"><![CDATA[<>]]></acat:condition>
+        <acat:field xmlns:acat="https://schemas.acat.akademie.uni-bremen.de" id="fa178de4-bd2b-49f5-8950-66fd4f03fcaf" field="1748"/>
       </w:r>
     </w:p>
     <w:p>
@@ -250,10 +250,10 @@
         <w:rPr>
           <w:rFonts w:ascii="Trebuchet MS" w:hAnsi="Trebuchet MS"/>
         </w:rPr>
-        <acat:condition xmlns:acat="https://schemas.acat.akademie.uni-bremen.de" id="3fd8102d-1502-4a23-9b3b-22bbd57bb73a" field="1760" action="0"><![CDATA[<>]]></acat:condition>
-        <acat:field xmlns:acat="https://schemas.acat.akademie.uni-bremen.de" id="cfa4f7d1-1ae2-4f03-bd8c-9cea6931345a" field="1749"/>
+        <acat:condition xmlns:acat="https://schemas.acat.akademie.uni-bremen.de" id="9c561157-52cb-4939-945d-1035faf61418" field="1760" action="0"><![CDATA[<>]]></acat:condition>
+        <acat:field xmlns:acat="https://schemas.acat.akademie.uni-bremen.de" id="d0015e9c-10ce-45c7-832e-4b6895e2dee2" field="1749"/>
         <w:t xml:space="preserve"> </w:t>
-        <acat:field xmlns:acat="https://schemas.acat.akademie.uni-bremen.de" id="3f743dda-3cf4-40e6-a3e0-b316f03f98a7" field="1750"/>
+        <acat:field xmlns:acat="https://schemas.acat.akademie.uni-bremen.de" id="38e025ca-7282-4ece-bd1b-35605c88075a" field="1750"/>
       </w:r>
     </w:p>
     <w:p>
@@ -268,8 +268,8 @@
         <w:rPr>
           <w:rFonts w:ascii="Trebuchet MS" w:hAnsi="Trebuchet MS"/>
         </w:rPr>
-        <acat:condition xmlns:acat="https://schemas.acat.akademie.uni-bremen.de" id="5ea4b1c3-e95f-4a00-b129-6b765c27e8d9" field="1757" action="0"><![CDATA[=]]></acat:condition>
-        <acat:field xmlns:acat="https://schemas.acat.akademie.uni-bremen.de" id="e96246ad-de9c-4eea-ad7b-ab4672d24af4" field="1757"/>
+        <acat:condition xmlns:acat="https://schemas.acat.akademie.uni-bremen.de" id="7a456884-23ec-4704-af24-219476248564" field="1757" action="0"><![CDATA[=]]></acat:condition>
+        <acat:field xmlns:acat="https://schemas.acat.akademie.uni-bremen.de" id="e64dc115-07dc-4579-b887-dc3588ba5e98" field="1757"/>
         <w:t xml:space="preserve"> </w:t>
       </w:r>
     </w:p>
@@ -285,8 +285,8 @@
         <w:rPr>
           <w:rFonts w:ascii="Trebuchet MS" w:hAnsi="Trebuchet MS"/>
         </w:rPr>
-        <acat:condition xmlns:acat="https://schemas.acat.akademie.uni-bremen.de" id="cb38a886-c487-42e9-9ae9-0f84ce1a3c3d" field="1860" action="0"><![CDATA[=]]></acat:condition>
-        <acat:field xmlns:acat="https://schemas.acat.akademie.uni-bremen.de" id="a278c3fb-d4b8-465a-9f21-e3c8c68273a2" field="1860"/>
+        <acat:condition xmlns:acat="https://schemas.acat.akademie.uni-bremen.de" id="0e1e2413-1f03-4c80-89b7-3f9aa045a766" field="1860" action="0"><![CDATA[=]]></acat:condition>
+        <acat:field xmlns:acat="https://schemas.acat.akademie.uni-bremen.de" id="a8c30171-fa3e-4dcd-9938-d173100eec01" field="1860"/>
         <w:t xml:space="preserve"> </w:t>
       </w:r>
     </w:p>
@@ -302,10 +302,10 @@
         <w:rPr>
           <w:rFonts w:ascii="Trebuchet MS" w:hAnsi="Trebuchet MS"/>
         </w:rPr>
-        <acat:condition xmlns:acat="https://schemas.acat.akademie.uni-bremen.de" id="7b6099b5-868e-41ab-a5e6-6a976d001993" field="1862" action="0"><![CDATA[=]]></acat:condition>
-        <acat:field xmlns:acat="https://schemas.acat.akademie.uni-bremen.de" id="d46efc91-6a55-470a-81ea-74d57d82729c" field="1862"/>
+        <acat:condition xmlns:acat="https://schemas.acat.akademie.uni-bremen.de" id="af0f095a-4de5-4aa2-b3da-3f45397ecc59" field="1862" action="0"><![CDATA[=]]></acat:condition>
+        <acat:field xmlns:acat="https://schemas.acat.akademie.uni-bremen.de" id="2a9bd88b-f43d-47ff-bcac-d61f07e5b325" field="1862"/>
         <w:t xml:space="preserve"> </w:t>
-        <acat:field xmlns:acat="https://schemas.acat.akademie.uni-bremen.de" id="35b5bf24-e603-455d-871c-08d0011190af" field="1863"/>
+        <acat:field xmlns:acat="https://schemas.acat.akademie.uni-bremen.de" id="02089cf5-67c1-4e27-8a5b-2f796957e06f" field="1863"/>
       </w:r>
     </w:p>
     <w:p>
@@ -320,8 +320,8 @@
         <w:rPr>
           <w:rFonts w:ascii="Trebuchet MS" w:hAnsi="Trebuchet MS"/>
         </w:rPr>
-        <acat:condition xmlns:acat="https://schemas.acat.akademie.uni-bremen.de" id="00c47e78-237e-4621-b4d7-5295c8ccb311" field="1760" action="0"><![CDATA[=]]></acat:condition>
-        <acat:field xmlns:acat="https://schemas.acat.akademie.uni-bremen.de" id="5e5c2765-5b0e-4c7e-a25b-ff3f5ecf0c77" field="1760"/>
+        <acat:condition xmlns:acat="https://schemas.acat.akademie.uni-bremen.de" id="b466bfe4-a68f-4a93-8a2c-62746aee331c" field="1760" action="0"><![CDATA[=]]></acat:condition>
+        <acat:field xmlns:acat="https://schemas.acat.akademie.uni-bremen.de" id="25719f17-8d0e-4c44-bd72-55c4e657752b" field="1760"/>
       </w:r>
     </w:p>
     <w:p>
@@ -336,10 +336,10 @@
         <w:rPr>
           <w:rFonts w:ascii="Trebuchet MS" w:hAnsi="Trebuchet MS"/>
         </w:rPr>
-        <acat:condition xmlns:acat="https://schemas.acat.akademie.uni-bremen.de" id="b29215cb-2fef-4f4e-bd57-6ed74becf0b3" field="1761" action="0"><![CDATA[=]]></acat:condition>
-        <acat:field xmlns:acat="https://schemas.acat.akademie.uni-bremen.de" id="b9051f87-1486-4d56-b87b-23966baffdf9" field="1761"/>
+        <acat:condition xmlns:acat="https://schemas.acat.akademie.uni-bremen.de" id="216dc5c3-14e8-4463-8dd2-89a60ad5c9a8" field="1761" action="0"><![CDATA[=]]></acat:condition>
+        <acat:field xmlns:acat="https://schemas.acat.akademie.uni-bremen.de" id="9f720703-2f23-4ff7-8480-83b440c5b66b" field="1761"/>
         <w:t xml:space="preserve"> </w:t>
-        <acat:field xmlns:acat="https://schemas.acat.akademie.uni-bremen.de" id="b5ba6026-fc03-437b-9b51-c8e6ab184663" field="1762"/>
+        <acat:field xmlns:acat="https://schemas.acat.akademie.uni-bremen.de" id="8df41ec3-2f5d-4201-9c16-aba3ec4bba0e" field="1762"/>
       </w:r>
     </w:p>
     <w:p>
@@ -368,7 +368,7 @@
         <w:rPr>
           <w:rFonts w:ascii="Trebuchet MS" w:hAnsi="Trebuchet MS"/>
         </w:rPr>
-        <acat:field xmlns:acat="https://schemas.acat.akademie.uni-bremen.de" id="f790d951-7d54-4084-aaeb-b66fdfc49eb6" field="1858"/>
+        <acat:field xmlns:acat="https://schemas.acat.akademie.uni-bremen.de" id="c85fa26d-a333-49f3-8fec-34ecce8bbefc" field="1858"/>
       </w:r>
       <w:r>
         <w:rPr>
@@ -380,7 +380,7 @@
         <w:rPr>
           <w:rFonts w:ascii="Trebuchet MS" w:hAnsi="Trebuchet MS"/>
         </w:rPr>
-        <acat:field xmlns:acat="https://schemas.acat.akademie.uni-bremen.de" id="79ac2cf7-e09a-4e16-85b4-c55f5c12864a" field="1762"/>
+        <acat:field xmlns:acat="https://schemas.acat.akademie.uni-bremen.de" id="ca9d7a9a-096c-40ed-99f9-2effdf8481a1" field="1762"/>
       </w:r>
       <w:r>
         <w:rPr>
@@ -392,16 +392,16 @@
         <w:rPr>
           <w:rFonts w:ascii="Trebuchet MS" w:hAnsi="Trebuchet MS"/>
         </w:rPr>
-        <acat:field xmlns:acat="https://schemas.acat.akademie.uni-bremen.de" id="b306528f-f543-4ce0-ad91-b30f2730fa14" field="1757"/>
+        <acat:field xmlns:acat="https://schemas.acat.akademie.uni-bremen.de" id="6f2c5936-04c4-4e40-b7ba-c295ca1c4f04" field="1757"/>
       </w:r>
       <w:r>
         <w:rPr>
           <w:rFonts w:ascii="Trebuchet MS" w:hAnsi="Trebuchet MS"/>
         </w:rPr>
         <w:t xml:space="preserve"> Felder einbauen, sonst spiegelt das ja nicht wirklich die Realität wieder. Aber was wäre das Leben ohne die Möglichkeit Entscheidungen treffen zu können!? Deswegen </w:t>
-        <acat:condition xmlns:acat="https://schemas.acat.akademie.uni-bremen.de" id="d424eaff-a135-4dbf-81c1-4f2f62f45138" field="1760" action="0"><![CDATA[=]]></acat:condition>
+        <acat:condition xmlns:acat="https://schemas.acat.akademie.uni-bremen.de" id="cbf24a61-a2c7-4c53-b630-e5973801947b" field="1760" action="0"><![CDATA[=]]></acat:condition>
         <w:t xml:space="preserve"> </w:t>
-        <acat:text xmlns:acat="https://schemas.acat.akademie.uni-bremen.de" id="5079b65e-0f7b-4912-9efb-2e9d36f740cb" space="preserve">Hurray</acat:text>
+        <acat:text xmlns:acat="https://schemas.acat.akademie.uni-bremen.de" id="7af0961c-7e55-4fa5-a9ab-1df018a9e6e3" space="preserve">Hurray</acat:text>
         <w:t xml:space="preserve">. Läuft, oder!? :-P </w:t>
       </w:r>
       <w:proofErr w:type="spellStart"/>
@@ -439,7 +439,7 @@
         <w:rPr>
           <w:rFonts w:ascii="Trebuchet MS" w:hAnsi="Trebuchet MS"/>
         </w:rPr>
-        <acat:field xmlns:acat="https://schemas.acat.akademie.uni-bremen.de" id="7fad07bd-08a6-4583-893a-f010cf81cf82" field="156"/>
+        <acat:field xmlns:acat="https://schemas.acat.akademie.uni-bremen.de" id="6b9bde83-de71-49f0-8359-dde4ef54160d" field="156"/>
         <w:t xml:space="preserve"> Es soll das Feld mit der ID 156 gedruckt werden</w:t>
       </w:r>
     </w:p>
@@ -478,7 +478,7 @@
         <w:rPr>
           <w:rFonts w:ascii="Trebuchet MS" w:hAnsi="Trebuchet MS"/>
         </w:rPr>
-        <acat:text xmlns:acat="https://schemas.acat.akademie.uni-bremen.de" id="6e2af50d-5391-4d52-ab1c-5e990166fa3b" space="preserve">FOO BAR</acat:text>
+        <acat:text xmlns:acat="https://schemas.acat.akademie.uni-bremen.de" id="88e010a9-f0b9-4d8c-91e6-8fd1b037c45a" space="preserve">FOO BAR</acat:text>
         <w:t xml:space="preserve"> Hier handelt es sich um ein Textfeld, welches den Inhalt „FOO BAR“ ausdruckt.</w:t>
       </w:r>
     </w:p>
@@ -548,7 +548,7 @@
         <w:rPr>
           <w:rFonts w:ascii="Arial" w:hAnsi="Arial" w:cs="Arial"/>
         </w:rPr>
-        <acat:block xmlns:acat="https://schemas.acat.akademie.uni-bremen.de" id="bff6992e-5a2b-48f2-b246-4b714226cf73" type="start"/>
+        <acat:block xmlns:acat="https://schemas.acat.akademie.uni-bremen.de" id="3ad49ecc-2e7c-488b-bdd6-00bdd749d485" type="start"/>
       </w:r>
     </w:p>
     <w:p>
@@ -562,20 +562,20 @@
         <w:rPr>
           <w:rFonts w:ascii="Arial" w:hAnsi="Arial" w:cs="Arial"/>
         </w:rPr>
-        <acat:field xmlns:acat="https://schemas.acat.akademie.uni-bremen.de" id="70de9420-1a16-437e-81a1-47e126172d12" field="156"/>
-      </w:r>
-    </w:p>
-    <w:p>
-      <w:pPr>
-        <w:rPr>
-          <w:rFonts w:ascii="Arial" w:hAnsi="Arial" w:cs="Arial"/>
-        </w:rPr>
-      </w:pPr>
-      <w:r>
-        <w:rPr>
-          <w:rFonts w:ascii="Arial" w:hAnsi="Arial" w:cs="Arial"/>
-        </w:rPr>
-        <acat:block xmlns:acat="https://schemas.acat.akademie.uni-bremen.de" id="07123a49-6a43-4a55-9d11-8fd0a2e37263" type="end"/>
+        <acat:field xmlns:acat="https://schemas.acat.akademie.uni-bremen.de" id="e2165c79-b6b8-4b9d-870e-135453a8d981" field="156"/>
+      </w:r>
+    </w:p>
+    <w:p>
+      <w:pPr>
+        <w:rPr>
+          <w:rFonts w:ascii="Arial" w:hAnsi="Arial" w:cs="Arial"/>
+        </w:rPr>
+      </w:pPr>
+      <w:r>
+        <w:rPr>
+          <w:rFonts w:ascii="Arial" w:hAnsi="Arial" w:cs="Arial"/>
+        </w:rPr>
+        <acat:block xmlns:acat="https://schemas.acat.akademie.uni-bremen.de" id="6ad19a10-ea3f-4b77-8b0c-843344bd23fa" type="end"/>
       </w:r>
     </w:p>
     <w:p>
@@ -675,11 +675,11 @@
         <w:rPr>
           <w:rFonts w:ascii="Arial" w:hAnsi="Arial" w:cs="Arial"/>
         </w:rPr>
-        <acat:block xmlns:acat="https://schemas.acat.akademie.uni-bremen.de" id="d25854ef-5cc5-4129-8e9c-d6cbb75c54b2" type="start"/>
+        <acat:block xmlns:acat="https://schemas.acat.akademie.uni-bremen.de" id="da3c2a20-8ee2-4935-a17c-e6c68d992a05" type="start"/>
         <w:t xml:space="preserve"> </w:t>
-        <acat:field xmlns:acat="https://schemas.acat.akademie.uni-bremen.de" id="c71f665b-af2e-43b9-985c-66377057c1b3" field="157"/>
+        <acat:field xmlns:acat="https://schemas.acat.akademie.uni-bremen.de" id="4dc1c307-b2e2-4f85-b69b-44075a4ea5ec" field="157"/>
         <w:t xml:space="preserve"> </w:t>
-        <acat:block xmlns:acat="https://schemas.acat.akademie.uni-bremen.de" id="e3ab3127-d85d-4234-8620-19dba099f0a9" type="end"/>
+        <acat:block xmlns:acat="https://schemas.acat.akademie.uni-bremen.de" id="acd654b8-69e2-4bfd-80a7-40d8d3c3a350" type="end"/>
       </w:r>
     </w:p>
     <w:p>
@@ -707,33 +707,33 @@
         <w:rPr>
           <w:rFonts w:ascii="Arial" w:hAnsi="Arial" w:cs="Arial"/>
         </w:rPr>
-        <acat:block xmlns:acat="https://schemas.acat.akademie.uni-bremen.de" id="7c9f88d4-2e4f-4d1d-ac93-8f1ce0ed75fe" type="start"/>
-      </w:r>
-    </w:p>
-    <w:p>
-      <w:pPr>
-        <w:rPr>
-          <w:rFonts w:ascii="Arial" w:hAnsi="Arial" w:cs="Arial"/>
-        </w:rPr>
-      </w:pPr>
-      <w:r>
-        <w:rPr>
-          <w:rFonts w:ascii="Arial" w:hAnsi="Arial" w:cs="Arial"/>
-        </w:rPr>
-        <acat:field xmlns:acat="https://schemas.acat.akademie.uni-bremen.de" id="91825aa5-981e-4f48-a50b-da00aa46621b" field="156"/>
-      </w:r>
-    </w:p>
-    <w:p>
-      <w:pPr>
-        <w:rPr>
-          <w:rFonts w:ascii="Arial" w:hAnsi="Arial" w:cs="Arial"/>
-        </w:rPr>
-      </w:pPr>
-      <w:r>
-        <w:rPr>
-          <w:rFonts w:ascii="Arial" w:hAnsi="Arial" w:cs="Arial"/>
-        </w:rPr>
-        <acat:block xmlns:acat="https://schemas.acat.akademie.uni-bremen.de" id="8552cc77-5479-473f-a260-50c5d86b0420" type="end"/>
+        <acat:block xmlns:acat="https://schemas.acat.akademie.uni-bremen.de" id="f11453b2-882f-4192-ae58-7b097a1b7fd2" type="start"/>
+      </w:r>
+    </w:p>
+    <w:p>
+      <w:pPr>
+        <w:rPr>
+          <w:rFonts w:ascii="Arial" w:hAnsi="Arial" w:cs="Arial"/>
+        </w:rPr>
+      </w:pPr>
+      <w:r>
+        <w:rPr>
+          <w:rFonts w:ascii="Arial" w:hAnsi="Arial" w:cs="Arial"/>
+        </w:rPr>
+        <acat:field xmlns:acat="https://schemas.acat.akademie.uni-bremen.de" id="843c1c60-2575-406f-9f66-056e2081983c" field="156"/>
+      </w:r>
+    </w:p>
+    <w:p>
+      <w:pPr>
+        <w:rPr>
+          <w:rFonts w:ascii="Arial" w:hAnsi="Arial" w:cs="Arial"/>
+        </w:rPr>
+      </w:pPr>
+      <w:r>
+        <w:rPr>
+          <w:rFonts w:ascii="Arial" w:hAnsi="Arial" w:cs="Arial"/>
+        </w:rPr>
+        <acat:block xmlns:acat="https://schemas.acat.akademie.uni-bremen.de" id="3f17fb08-81c0-4d14-a1d1-352a468b573d" type="end"/>
       </w:r>
     </w:p>
     <w:p>
@@ -1124,7 +1124,7 @@
               <w:rPr>
                 <w:rFonts w:ascii="Arial" w:hAnsi="Arial" w:cs="Arial"/>
               </w:rPr>
-              <acat:block xmlns:acat="https://schemas.acat.akademie.uni-bremen.de" id="094dcda6-5685-48b6-8fde-9dcb744e92ae" type="start"/>
+              <acat:block xmlns:acat="https://schemas.acat.akademie.uni-bremen.de" id="41415527-c4a4-4277-8966-189de08456f6" type="start"/>
               <w:t xml:space="preserve"> </w:t>
             </w:r>
           </w:p>
@@ -1143,7 +1143,7 @@
               <w:rPr>
                 <w:rFonts w:ascii="Arial" w:hAnsi="Arial" w:cs="Arial"/>
               </w:rPr>
-              <acat:field xmlns:acat="https://schemas.acat.akademie.uni-bremen.de" id="6b84a056-e1f7-4c2d-91d9-fbbee6242fb2" field="156"/>
+              <acat:field xmlns:acat="https://schemas.acat.akademie.uni-bremen.de" id="f0bcbc69-4560-46e3-aae1-3a1cc54e5a58" field="156"/>
             </w:r>
           </w:p>
         </w:tc>
@@ -1161,7 +1161,7 @@
               <w:rPr>
                 <w:rFonts w:ascii="Arial" w:hAnsi="Arial" w:cs="Arial"/>
               </w:rPr>
-              <acat:field xmlns:acat="https://schemas.acat.akademie.uni-bremen.de" id="1ee9f4c1-e3be-44d7-8696-e73d0720dae5" field="157"/>
+              <acat:field xmlns:acat="https://schemas.acat.akademie.uni-bremen.de" id="e00e9c0d-f58d-4c15-b92b-04683617e1c5" field="157"/>
             </w:r>
           </w:p>
         </w:tc>
@@ -1179,7 +1179,7 @@
               <w:rPr>
                 <w:rFonts w:ascii="Arial" w:hAnsi="Arial" w:cs="Arial"/>
               </w:rPr>
-              <acat:block xmlns:acat="https://schemas.acat.akademie.uni-bremen.de" id="27569d31-bc35-4453-b231-59ba4e43d962" type="end"/>
+              <acat:block xmlns:acat="https://schemas.acat.akademie.uni-bremen.de" id="51c40e1d-6178-4ccc-b640-050eaab9259f" type="end"/>
             </w:r>
           </w:p>
         </w:tc>
@@ -1910,7 +1910,7 @@
               <w:rPr>
                 <w:rFonts w:ascii="Arial" w:hAnsi="Arial" w:cs="Arial"/>
               </w:rPr>
-              <acat:block xmlns:acat="https://schemas.acat.akademie.uni-bremen.de" id="b230d102-474e-4ca8-8220-3eeb1e58174d" type="start"/>
+              <acat:block xmlns:acat="https://schemas.acat.akademie.uni-bremen.de" id="24a04c8b-d92b-4da3-850d-767c51b44a8a" type="start"/>
             </w:r>
           </w:p>
         </w:tc>
@@ -1942,7 +1942,7 @@
               <w:rPr>
                 <w:rFonts w:ascii="Arial" w:hAnsi="Arial" w:cs="Arial"/>
               </w:rPr>
-              <acat:field xmlns:acat="https://schemas.acat.akademie.uni-bremen.de" id="408f0ece-4f8d-473f-a122-69bb1a8082c4" field="156"/>
+              <acat:field xmlns:acat="https://schemas.acat.akademie.uni-bremen.de" id="f32aeb56-e7ff-405c-915d-ec3e05e6ebe3" field="156"/>
             </w:r>
           </w:p>
         </w:tc>
@@ -1960,7 +1960,7 @@
               <w:rPr>
                 <w:rFonts w:ascii="Arial" w:hAnsi="Arial" w:cs="Arial"/>
               </w:rPr>
-              <acat:field xmlns:acat="https://schemas.acat.akademie.uni-bremen.de" id="6527c416-e5a5-416e-bd6d-7eecb41180d1" field="157"/>
+              <acat:field xmlns:acat="https://schemas.acat.akademie.uni-bremen.de" id="0311dbbe-b665-4708-b223-b1c2025d3f2b" field="157"/>
             </w:r>
           </w:p>
         </w:tc>
@@ -1981,7 +1981,7 @@
                 <w:rFonts w:ascii="Arial" w:hAnsi="Arial" w:cs="Arial"/>
               </w:rPr>
               <w:lastRenderedPageBreak/>
-              <acat:block xmlns:acat="https://schemas.acat.akademie.uni-bremen.de" id="489900ac-286e-4c52-9174-7c1c6cf56de7" type="end"/>
+              <acat:block xmlns:acat="https://schemas.acat.akademie.uni-bremen.de" id="30d68c1f-03c1-45cc-b997-0df581c56172" type="end"/>
             </w:r>
           </w:p>
         </w:tc>
@@ -2396,7 +2396,7 @@
               <w:rPr>
                 <w:rFonts w:ascii="Arial" w:hAnsi="Arial" w:cs="Arial"/>
               </w:rPr>
-              <acat:block xmlns:acat="https://schemas.acat.akademie.uni-bremen.de" id="be2a2014-59d5-4952-8653-ca3750ae68be" type="start"/>
+              <acat:block xmlns:acat="https://schemas.acat.akademie.uni-bremen.de" id="ba45a88b-f200-4d5f-95f6-fa201488b65c" type="start"/>
             </w:r>
           </w:p>
         </w:tc>
@@ -2434,7 +2434,7 @@
               <w:rPr>
                 <w:rFonts w:ascii="Arial" w:hAnsi="Arial" w:cs="Arial"/>
               </w:rPr>
-              <acat:field xmlns:acat="https://schemas.acat.akademie.uni-bremen.de" id="939d0d1d-902a-4f61-849b-7da8efee8aa9" field="156"/>
+              <acat:field xmlns:acat="https://schemas.acat.akademie.uni-bremen.de" id="9400665d-74fa-46be-82ca-f923e7ec60f9" field="156"/>
             </w:r>
           </w:p>
         </w:tc>
@@ -2452,7 +2452,7 @@
               <w:rPr>
                 <w:rFonts w:ascii="Arial" w:hAnsi="Arial" w:cs="Arial"/>
               </w:rPr>
-              <acat:field xmlns:acat="https://schemas.acat.akademie.uni-bremen.de" id="693fcd24-714e-4ca3-906f-bb6a4b2bba72" field="157"/>
+              <acat:field xmlns:acat="https://schemas.acat.akademie.uni-bremen.de" id="9502d841-5ecc-4860-b9ec-1bf75f3023b0" field="157"/>
             </w:r>
           </w:p>
         </w:tc>
@@ -2472,7 +2472,7 @@
               <w:rPr>
                 <w:rFonts w:ascii="Arial" w:hAnsi="Arial" w:cs="Arial"/>
               </w:rPr>
-              <acat:block xmlns:acat="https://schemas.acat.akademie.uni-bremen.de" id="ae37d611-7be8-4a8f-8d27-b0dfd63d8668" type="end"/>
+              <acat:block xmlns:acat="https://schemas.acat.akademie.uni-bremen.de" id="cba0ef08-f09f-4688-a2a5-594105e96896" type="end"/>
             </w:r>
           </w:p>
         </w:tc>

--- a/test/Parser/Tag/Resources/tag_generator_test_document_lck.docx
+++ b/test/Parser/Tag/Resources/tag_generator_test_document_lck.docx
@@ -89,7 +89,7 @@
           <w:color w:val="FF0000"/>
           <w:sz w:val="32"/>
         </w:rPr>
-        <acat:field xmlns:acat="https://schemas.acat.akademie.uni-bremen.de" id="59cd236b-c9d6-4c9e-8ce2-30925909e904" field="1121"/>
+        <acat:field xmlns:acat="https://schemas.acat.akademie.uni-bremen.de" id="b4b4aa99-fabc-49f1-8f00-2a5373c059a2" field="1121"/>
       </w:r>
     </w:p>
     <w:p>
@@ -178,9 +178,9 @@
         <w:rPr>
           <w:rFonts w:ascii="Trebuchet MS" w:hAnsi="Trebuchet MS"/>
         </w:rPr>
-        <acat:condition xmlns:acat="https://schemas.acat.akademie.uni-bremen.de" id="c398bf04-1378-4057-98e2-5eecd900e234" field="1760" action="0"><![CDATA[<>]]></acat:condition>
-        <acat:condition xmlns:acat="https://schemas.acat.akademie.uni-bremen.de" id="cb176157-525a-4800-a64a-556e50b57a1f" field="1858" action="0"><![CDATA[=]]></acat:condition>
-        <acat:field xmlns:acat="https://schemas.acat.akademie.uni-bremen.de" id="a128f941-9e59-4fb5-b168-2679800bc52c" field="1858"/>
+        <acat:condition xmlns:acat="https://schemas.acat.akademie.uni-bremen.de" id="1dd8f522-96f1-4f9b-82aa-22fd2481deee" field="1760" action="0"><![CDATA[<>]]></acat:condition>
+        <acat:condition xmlns:acat="https://schemas.acat.akademie.uni-bremen.de" id="eceea79f-c677-4bfc-abd2-8b2b755b27bf" field="1858" action="0"><![CDATA[=]]></acat:condition>
+        <acat:field xmlns:acat="https://schemas.acat.akademie.uni-bremen.de" id="a1c94aaf-b1b2-42ff-92ad-50e62fed0367" field="1858"/>
         <w:t xml:space="preserve"> </w:t>
       </w:r>
     </w:p>
@@ -196,9 +196,9 @@
         <w:rPr>
           <w:rFonts w:ascii="Trebuchet MS" w:hAnsi="Trebuchet MS"/>
         </w:rPr>
-        <acat:condition xmlns:acat="https://schemas.acat.akademie.uni-bremen.de" id="ffb630b0-93ad-499b-bb76-2a6e9db262ae" field="1760" action="0"><![CDATA[<>]]></acat:condition>
-        <acat:condition xmlns:acat="https://schemas.acat.akademie.uni-bremen.de" id="cf62de57-0961-48ab-9fda-538632046d3f" field="1744" action="0"><![CDATA[=]]></acat:condition>
-        <acat:field xmlns:acat="https://schemas.acat.akademie.uni-bremen.de" id="2c2bb982-19ef-492e-bffb-6cd01d3121f6" field="1744"/>
+        <acat:condition xmlns:acat="https://schemas.acat.akademie.uni-bremen.de" id="d19bfeaf-71f9-44ab-b590-dd885f952a27" field="1760" action="0"><![CDATA[<>]]></acat:condition>
+        <acat:condition xmlns:acat="https://schemas.acat.akademie.uni-bremen.de" id="6d478465-b275-4f71-b737-dca17aaa6940" field="1744" action="0"><![CDATA[=]]></acat:condition>
+        <acat:field xmlns:acat="https://schemas.acat.akademie.uni-bremen.de" id="1fddc68e-81f9-4f5f-8ebf-fbc956a3a3e8" field="1744"/>
       </w:r>
     </w:p>
     <w:p>
@@ -213,13 +213,13 @@
         <w:rPr>
           <w:rFonts w:ascii="Trebuchet MS" w:hAnsi="Trebuchet MS"/>
         </w:rPr>
-        <acat:condition xmlns:acat="https://schemas.acat.akademie.uni-bremen.de" id="5d0067b7-9d0b-43b9-a87a-0f302cc61918" field="1760" action="0"><![CDATA[<>]]></acat:condition>
-        <acat:condition xmlns:acat="https://schemas.acat.akademie.uni-bremen.de" id="2d3dd943-407c-4649-9e5e-8f8c33876f2b" field="1752" action="2"><![CDATA[=]]></acat:condition>
-        <acat:field xmlns:acat="https://schemas.acat.akademie.uni-bremen.de" id="53292096-fd39-416b-b9b8-a9113c914e6a" field="1752"/>
+        <acat:condition xmlns:acat="https://schemas.acat.akademie.uni-bremen.de" id="f72385af-f737-488e-bd67-bb8e65e8b6e6" field="1760" action="0"><![CDATA[<>]]></acat:condition>
+        <acat:condition xmlns:acat="https://schemas.acat.akademie.uni-bremen.de" id="1137b97f-a84f-455e-93ad-f116bb527987" field="1752" action="2"><![CDATA[=]]></acat:condition>
+        <acat:field xmlns:acat="https://schemas.acat.akademie.uni-bremen.de" id="23105f93-1e16-4ed4-8cba-8fb130e93249" field="1752"/>
         <w:t xml:space="preserve"> </w:t>
-        <acat:field xmlns:acat="https://schemas.acat.akademie.uni-bremen.de" id="ce11842e-6e1d-419b-b028-e2f2bdb6acfd" field="1745"/>
+        <acat:field xmlns:acat="https://schemas.acat.akademie.uni-bremen.de" id="f7087892-12c4-4575-99e6-0be939837672" field="1745"/>
         <w:t xml:space="preserve"> </w:t>
-        <acat:field xmlns:acat="https://schemas.acat.akademie.uni-bremen.de" id="e95bf9c3-83ee-430f-8fc6-d0287cb3b6ab" field="1747"/>
+        <acat:field xmlns:acat="https://schemas.acat.akademie.uni-bremen.de" id="788d02fd-00b6-4659-bc57-ed016227df81" field="1747"/>
       </w:r>
     </w:p>
     <w:p>
@@ -234,8 +234,8 @@
         <w:rPr>
           <w:rFonts w:ascii="Trebuchet MS" w:hAnsi="Trebuchet MS"/>
         </w:rPr>
-        <acat:condition xmlns:acat="https://schemas.acat.akademie.uni-bremen.de" id="cd9262ac-e264-4492-a583-37af6b5fe937" field="1760" action="0"><![CDATA[<>]]></acat:condition>
-        <acat:field xmlns:acat="https://schemas.acat.akademie.uni-bremen.de" id="fa178de4-bd2b-49f5-8950-66fd4f03fcaf" field="1748"/>
+        <acat:condition xmlns:acat="https://schemas.acat.akademie.uni-bremen.de" id="976ce4c0-b627-4ede-a097-90300d88bc7c" field="1760" action="0"><![CDATA[<>]]></acat:condition>
+        <acat:field xmlns:acat="https://schemas.acat.akademie.uni-bremen.de" id="a609bd40-f1f5-4026-ab85-c60e5c5977e2" field="1748"/>
       </w:r>
     </w:p>
     <w:p>
@@ -250,10 +250,10 @@
         <w:rPr>
           <w:rFonts w:ascii="Trebuchet MS" w:hAnsi="Trebuchet MS"/>
         </w:rPr>
-        <acat:condition xmlns:acat="https://schemas.acat.akademie.uni-bremen.de" id="9c561157-52cb-4939-945d-1035faf61418" field="1760" action="0"><![CDATA[<>]]></acat:condition>
-        <acat:field xmlns:acat="https://schemas.acat.akademie.uni-bremen.de" id="d0015e9c-10ce-45c7-832e-4b6895e2dee2" field="1749"/>
+        <acat:condition xmlns:acat="https://schemas.acat.akademie.uni-bremen.de" id="37d2bc71-dc9c-448a-a8b2-6cc220a63722" field="1760" action="0"><![CDATA[<>]]></acat:condition>
+        <acat:field xmlns:acat="https://schemas.acat.akademie.uni-bremen.de" id="e9a59cbc-0ed6-405c-8363-c0756714ede1" field="1749"/>
         <w:t xml:space="preserve"> </w:t>
-        <acat:field xmlns:acat="https://schemas.acat.akademie.uni-bremen.de" id="38e025ca-7282-4ece-bd1b-35605c88075a" field="1750"/>
+        <acat:field xmlns:acat="https://schemas.acat.akademie.uni-bremen.de" id="8b1a0501-14a1-4dc9-8c72-985724726cff" field="1750"/>
       </w:r>
     </w:p>
     <w:p>
@@ -268,8 +268,8 @@
         <w:rPr>
           <w:rFonts w:ascii="Trebuchet MS" w:hAnsi="Trebuchet MS"/>
         </w:rPr>
-        <acat:condition xmlns:acat="https://schemas.acat.akademie.uni-bremen.de" id="7a456884-23ec-4704-af24-219476248564" field="1757" action="0"><![CDATA[=]]></acat:condition>
-        <acat:field xmlns:acat="https://schemas.acat.akademie.uni-bremen.de" id="e64dc115-07dc-4579-b887-dc3588ba5e98" field="1757"/>
+        <acat:condition xmlns:acat="https://schemas.acat.akademie.uni-bremen.de" id="5d270d1a-df09-449c-8592-19afa863fd2f" field="1757" action="0"><![CDATA[=]]></acat:condition>
+        <acat:field xmlns:acat="https://schemas.acat.akademie.uni-bremen.de" id="5296f9d9-a9fb-4434-90ec-6329d6184e17" field="1757"/>
         <w:t xml:space="preserve"> </w:t>
       </w:r>
     </w:p>
@@ -285,8 +285,8 @@
         <w:rPr>
           <w:rFonts w:ascii="Trebuchet MS" w:hAnsi="Trebuchet MS"/>
         </w:rPr>
-        <acat:condition xmlns:acat="https://schemas.acat.akademie.uni-bremen.de" id="0e1e2413-1f03-4c80-89b7-3f9aa045a766" field="1860" action="0"><![CDATA[=]]></acat:condition>
-        <acat:field xmlns:acat="https://schemas.acat.akademie.uni-bremen.de" id="a8c30171-fa3e-4dcd-9938-d173100eec01" field="1860"/>
+        <acat:condition xmlns:acat="https://schemas.acat.akademie.uni-bremen.de" id="a286aad9-fcbb-4285-91ad-17ad171141cb" field="1860" action="0"><![CDATA[=]]></acat:condition>
+        <acat:field xmlns:acat="https://schemas.acat.akademie.uni-bremen.de" id="6604871a-75d0-46e9-a064-18c276260fd6" field="1860"/>
         <w:t xml:space="preserve"> </w:t>
       </w:r>
     </w:p>
@@ -302,10 +302,10 @@
         <w:rPr>
           <w:rFonts w:ascii="Trebuchet MS" w:hAnsi="Trebuchet MS"/>
         </w:rPr>
-        <acat:condition xmlns:acat="https://schemas.acat.akademie.uni-bremen.de" id="af0f095a-4de5-4aa2-b3da-3f45397ecc59" field="1862" action="0"><![CDATA[=]]></acat:condition>
-        <acat:field xmlns:acat="https://schemas.acat.akademie.uni-bremen.de" id="2a9bd88b-f43d-47ff-bcac-d61f07e5b325" field="1862"/>
+        <acat:condition xmlns:acat="https://schemas.acat.akademie.uni-bremen.de" id="bafb2a99-c5ad-46b9-8726-21931a3d5fb9" field="1862" action="0"><![CDATA[=]]></acat:condition>
+        <acat:field xmlns:acat="https://schemas.acat.akademie.uni-bremen.de" id="dc8ca8b9-c313-476e-b804-58fc1ca81d22" field="1862"/>
         <w:t xml:space="preserve"> </w:t>
-        <acat:field xmlns:acat="https://schemas.acat.akademie.uni-bremen.de" id="02089cf5-67c1-4e27-8a5b-2f796957e06f" field="1863"/>
+        <acat:field xmlns:acat="https://schemas.acat.akademie.uni-bremen.de" id="e9c1312e-ec2c-40d4-abe9-d95db1aeaa16" field="1863"/>
       </w:r>
     </w:p>
     <w:p>
@@ -320,8 +320,8 @@
         <w:rPr>
           <w:rFonts w:ascii="Trebuchet MS" w:hAnsi="Trebuchet MS"/>
         </w:rPr>
-        <acat:condition xmlns:acat="https://schemas.acat.akademie.uni-bremen.de" id="b466bfe4-a68f-4a93-8a2c-62746aee331c" field="1760" action="0"><![CDATA[=]]></acat:condition>
-        <acat:field xmlns:acat="https://schemas.acat.akademie.uni-bremen.de" id="25719f17-8d0e-4c44-bd72-55c4e657752b" field="1760"/>
+        <acat:condition xmlns:acat="https://schemas.acat.akademie.uni-bremen.de" id="a2c2ea1a-dfd9-4ac8-8f53-3a57f9ad344a" field="1760" action="0"><![CDATA[=]]></acat:condition>
+        <acat:field xmlns:acat="https://schemas.acat.akademie.uni-bremen.de" id="05cf9123-8daa-45f7-bd4b-ac76a4c67e89" field="1760"/>
       </w:r>
     </w:p>
     <w:p>
@@ -336,10 +336,10 @@
         <w:rPr>
           <w:rFonts w:ascii="Trebuchet MS" w:hAnsi="Trebuchet MS"/>
         </w:rPr>
-        <acat:condition xmlns:acat="https://schemas.acat.akademie.uni-bremen.de" id="216dc5c3-14e8-4463-8dd2-89a60ad5c9a8" field="1761" action="0"><![CDATA[=]]></acat:condition>
-        <acat:field xmlns:acat="https://schemas.acat.akademie.uni-bremen.de" id="9f720703-2f23-4ff7-8480-83b440c5b66b" field="1761"/>
+        <acat:condition xmlns:acat="https://schemas.acat.akademie.uni-bremen.de" id="18d2b754-9de9-4678-8aa8-67d8ffe4a499" field="1761" action="0"><![CDATA[=]]></acat:condition>
+        <acat:field xmlns:acat="https://schemas.acat.akademie.uni-bremen.de" id="91d7b448-9c8f-40ae-a295-d428d8d0b155" field="1761"/>
         <w:t xml:space="preserve"> </w:t>
-        <acat:field xmlns:acat="https://schemas.acat.akademie.uni-bremen.de" id="8df41ec3-2f5d-4201-9c16-aba3ec4bba0e" field="1762"/>
+        <acat:field xmlns:acat="https://schemas.acat.akademie.uni-bremen.de" id="160f078d-11be-4207-a95d-4f90419623de" field="1762"/>
       </w:r>
     </w:p>
     <w:p>
@@ -368,7 +368,7 @@
         <w:rPr>
           <w:rFonts w:ascii="Trebuchet MS" w:hAnsi="Trebuchet MS"/>
         </w:rPr>
-        <acat:field xmlns:acat="https://schemas.acat.akademie.uni-bremen.de" id="c85fa26d-a333-49f3-8fec-34ecce8bbefc" field="1858"/>
+        <acat:field xmlns:acat="https://schemas.acat.akademie.uni-bremen.de" id="b605359a-be77-44de-85f9-a5b05ca8e3d2" field="1858"/>
       </w:r>
       <w:r>
         <w:rPr>
@@ -380,7 +380,7 @@
         <w:rPr>
           <w:rFonts w:ascii="Trebuchet MS" w:hAnsi="Trebuchet MS"/>
         </w:rPr>
-        <acat:field xmlns:acat="https://schemas.acat.akademie.uni-bremen.de" id="ca9d7a9a-096c-40ed-99f9-2effdf8481a1" field="1762"/>
+        <acat:field xmlns:acat="https://schemas.acat.akademie.uni-bremen.de" id="7e57cca8-3c0b-4244-bb94-a81e8494e647" field="1762"/>
       </w:r>
       <w:r>
         <w:rPr>
@@ -392,16 +392,16 @@
         <w:rPr>
           <w:rFonts w:ascii="Trebuchet MS" w:hAnsi="Trebuchet MS"/>
         </w:rPr>
-        <acat:field xmlns:acat="https://schemas.acat.akademie.uni-bremen.de" id="6f2c5936-04c4-4e40-b7ba-c295ca1c4f04" field="1757"/>
+        <acat:field xmlns:acat="https://schemas.acat.akademie.uni-bremen.de" id="422c1472-f1a3-4e7d-a9a5-477f7801c0d9" field="1757"/>
       </w:r>
       <w:r>
         <w:rPr>
           <w:rFonts w:ascii="Trebuchet MS" w:hAnsi="Trebuchet MS"/>
         </w:rPr>
         <w:t xml:space="preserve"> Felder einbauen, sonst spiegelt das ja nicht wirklich die Realität wieder. Aber was wäre das Leben ohne die Möglichkeit Entscheidungen treffen zu können!? Deswegen </w:t>
-        <acat:condition xmlns:acat="https://schemas.acat.akademie.uni-bremen.de" id="cbf24a61-a2c7-4c53-b630-e5973801947b" field="1760" action="0"><![CDATA[=]]></acat:condition>
+        <acat:condition xmlns:acat="https://schemas.acat.akademie.uni-bremen.de" id="13563bdd-08b6-4962-aa4f-272e15862f58" field="1760" action="0"><![CDATA[=]]></acat:condition>
         <w:t xml:space="preserve"> </w:t>
-        <acat:text xmlns:acat="https://schemas.acat.akademie.uni-bremen.de" id="7af0961c-7e55-4fa5-a9ab-1df018a9e6e3" space="preserve">Hurray</acat:text>
+        <acat:text xmlns:acat="https://schemas.acat.akademie.uni-bremen.de" id="7eb217c8-938c-403c-92d8-b2f75286eea2" space="preserve">Hurray</acat:text>
         <w:t xml:space="preserve">. Läuft, oder!? :-P </w:t>
       </w:r>
       <w:proofErr w:type="spellStart"/>
@@ -439,7 +439,7 @@
         <w:rPr>
           <w:rFonts w:ascii="Trebuchet MS" w:hAnsi="Trebuchet MS"/>
         </w:rPr>
-        <acat:field xmlns:acat="https://schemas.acat.akademie.uni-bremen.de" id="6b9bde83-de71-49f0-8359-dde4ef54160d" field="156"/>
+        <acat:field xmlns:acat="https://schemas.acat.akademie.uni-bremen.de" id="aa8f5a3d-26fc-4f69-80ad-469b9d87c70b" field="156"/>
         <w:t xml:space="preserve"> Es soll das Feld mit der ID 156 gedruckt werden</w:t>
       </w:r>
     </w:p>
@@ -478,7 +478,7 @@
         <w:rPr>
           <w:rFonts w:ascii="Trebuchet MS" w:hAnsi="Trebuchet MS"/>
         </w:rPr>
-        <acat:text xmlns:acat="https://schemas.acat.akademie.uni-bremen.de" id="88e010a9-f0b9-4d8c-91e6-8fd1b037c45a" space="preserve">FOO BAR</acat:text>
+        <acat:text xmlns:acat="https://schemas.acat.akademie.uni-bremen.de" id="c92b6936-3ff0-4b5d-8254-c1e2ba98fa63" space="preserve">FOO BAR</acat:text>
         <w:t xml:space="preserve"> Hier handelt es sich um ein Textfeld, welches den Inhalt „FOO BAR“ ausdruckt.</w:t>
       </w:r>
     </w:p>
@@ -548,7 +548,7 @@
         <w:rPr>
           <w:rFonts w:ascii="Arial" w:hAnsi="Arial" w:cs="Arial"/>
         </w:rPr>
-        <acat:block xmlns:acat="https://schemas.acat.akademie.uni-bremen.de" id="3ad49ecc-2e7c-488b-bdd6-00bdd749d485" type="start"/>
+        <acat:block xmlns:acat="https://schemas.acat.akademie.uni-bremen.de" id="c6a60446-a931-4361-9a7e-5f3ecc947b41" type="start"/>
       </w:r>
     </w:p>
     <w:p>
@@ -562,20 +562,20 @@
         <w:rPr>
           <w:rFonts w:ascii="Arial" w:hAnsi="Arial" w:cs="Arial"/>
         </w:rPr>
-        <acat:field xmlns:acat="https://schemas.acat.akademie.uni-bremen.de" id="e2165c79-b6b8-4b9d-870e-135453a8d981" field="156"/>
-      </w:r>
-    </w:p>
-    <w:p>
-      <w:pPr>
-        <w:rPr>
-          <w:rFonts w:ascii="Arial" w:hAnsi="Arial" w:cs="Arial"/>
-        </w:rPr>
-      </w:pPr>
-      <w:r>
-        <w:rPr>
-          <w:rFonts w:ascii="Arial" w:hAnsi="Arial" w:cs="Arial"/>
-        </w:rPr>
-        <acat:block xmlns:acat="https://schemas.acat.akademie.uni-bremen.de" id="6ad19a10-ea3f-4b77-8b0c-843344bd23fa" type="end"/>
+        <acat:field xmlns:acat="https://schemas.acat.akademie.uni-bremen.de" id="9d52dcfc-2081-4163-a566-d85bbb9aebf0" field="156"/>
+      </w:r>
+    </w:p>
+    <w:p>
+      <w:pPr>
+        <w:rPr>
+          <w:rFonts w:ascii="Arial" w:hAnsi="Arial" w:cs="Arial"/>
+        </w:rPr>
+      </w:pPr>
+      <w:r>
+        <w:rPr>
+          <w:rFonts w:ascii="Arial" w:hAnsi="Arial" w:cs="Arial"/>
+        </w:rPr>
+        <acat:block xmlns:acat="https://schemas.acat.akademie.uni-bremen.de" id="31b7dd26-f83b-4214-8517-c72ece8e998b" type="end"/>
       </w:r>
     </w:p>
     <w:p>
@@ -675,11 +675,11 @@
         <w:rPr>
           <w:rFonts w:ascii="Arial" w:hAnsi="Arial" w:cs="Arial"/>
         </w:rPr>
-        <acat:block xmlns:acat="https://schemas.acat.akademie.uni-bremen.de" id="da3c2a20-8ee2-4935-a17c-e6c68d992a05" type="start"/>
+        <acat:block xmlns:acat="https://schemas.acat.akademie.uni-bremen.de" id="78fefe84-6b3e-4ef9-9ba3-fc0637d2b4d5" type="start"/>
         <w:t xml:space="preserve"> </w:t>
-        <acat:field xmlns:acat="https://schemas.acat.akademie.uni-bremen.de" id="4dc1c307-b2e2-4f85-b69b-44075a4ea5ec" field="157"/>
+        <acat:field xmlns:acat="https://schemas.acat.akademie.uni-bremen.de" id="5a5f8788-e403-4b7a-ac58-072ae4043a98" field="157"/>
         <w:t xml:space="preserve"> </w:t>
-        <acat:block xmlns:acat="https://schemas.acat.akademie.uni-bremen.de" id="acd654b8-69e2-4bfd-80a7-40d8d3c3a350" type="end"/>
+        <acat:block xmlns:acat="https://schemas.acat.akademie.uni-bremen.de" id="682c7e74-f91b-4500-af2c-7625504ef895" type="end"/>
       </w:r>
     </w:p>
     <w:p>
@@ -707,33 +707,33 @@
         <w:rPr>
           <w:rFonts w:ascii="Arial" w:hAnsi="Arial" w:cs="Arial"/>
         </w:rPr>
-        <acat:block xmlns:acat="https://schemas.acat.akademie.uni-bremen.de" id="f11453b2-882f-4192-ae58-7b097a1b7fd2" type="start"/>
-      </w:r>
-    </w:p>
-    <w:p>
-      <w:pPr>
-        <w:rPr>
-          <w:rFonts w:ascii="Arial" w:hAnsi="Arial" w:cs="Arial"/>
-        </w:rPr>
-      </w:pPr>
-      <w:r>
-        <w:rPr>
-          <w:rFonts w:ascii="Arial" w:hAnsi="Arial" w:cs="Arial"/>
-        </w:rPr>
-        <acat:field xmlns:acat="https://schemas.acat.akademie.uni-bremen.de" id="843c1c60-2575-406f-9f66-056e2081983c" field="156"/>
-      </w:r>
-    </w:p>
-    <w:p>
-      <w:pPr>
-        <w:rPr>
-          <w:rFonts w:ascii="Arial" w:hAnsi="Arial" w:cs="Arial"/>
-        </w:rPr>
-      </w:pPr>
-      <w:r>
-        <w:rPr>
-          <w:rFonts w:ascii="Arial" w:hAnsi="Arial" w:cs="Arial"/>
-        </w:rPr>
-        <acat:block xmlns:acat="https://schemas.acat.akademie.uni-bremen.de" id="3f17fb08-81c0-4d14-a1d1-352a468b573d" type="end"/>
+        <acat:block xmlns:acat="https://schemas.acat.akademie.uni-bremen.de" id="42c2e7c2-c7fe-4f97-a054-364b3f14a2cb" type="start"/>
+      </w:r>
+    </w:p>
+    <w:p>
+      <w:pPr>
+        <w:rPr>
+          <w:rFonts w:ascii="Arial" w:hAnsi="Arial" w:cs="Arial"/>
+        </w:rPr>
+      </w:pPr>
+      <w:r>
+        <w:rPr>
+          <w:rFonts w:ascii="Arial" w:hAnsi="Arial" w:cs="Arial"/>
+        </w:rPr>
+        <acat:field xmlns:acat="https://schemas.acat.akademie.uni-bremen.de" id="19ee7437-9c15-4e4a-b4a1-536d623ae410" field="156"/>
+      </w:r>
+    </w:p>
+    <w:p>
+      <w:pPr>
+        <w:rPr>
+          <w:rFonts w:ascii="Arial" w:hAnsi="Arial" w:cs="Arial"/>
+        </w:rPr>
+      </w:pPr>
+      <w:r>
+        <w:rPr>
+          <w:rFonts w:ascii="Arial" w:hAnsi="Arial" w:cs="Arial"/>
+        </w:rPr>
+        <acat:block xmlns:acat="https://schemas.acat.akademie.uni-bremen.de" id="b271c44e-e79a-4a48-9b19-a1cb3ddd17a5" type="end"/>
       </w:r>
     </w:p>
     <w:p>
@@ -1124,7 +1124,7 @@
               <w:rPr>
                 <w:rFonts w:ascii="Arial" w:hAnsi="Arial" w:cs="Arial"/>
               </w:rPr>
-              <acat:block xmlns:acat="https://schemas.acat.akademie.uni-bremen.de" id="41415527-c4a4-4277-8966-189de08456f6" type="start"/>
+              <acat:block xmlns:acat="https://schemas.acat.akademie.uni-bremen.de" id="ee2e8cb8-2bff-439f-9c60-53f2797af30a" type="start"/>
               <w:t xml:space="preserve"> </w:t>
             </w:r>
           </w:p>
@@ -1143,7 +1143,7 @@
               <w:rPr>
                 <w:rFonts w:ascii="Arial" w:hAnsi="Arial" w:cs="Arial"/>
               </w:rPr>
-              <acat:field xmlns:acat="https://schemas.acat.akademie.uni-bremen.de" id="f0bcbc69-4560-46e3-aae1-3a1cc54e5a58" field="156"/>
+              <acat:field xmlns:acat="https://schemas.acat.akademie.uni-bremen.de" id="53347268-230e-4a91-83da-ba230ed9dd0a" field="156"/>
             </w:r>
           </w:p>
         </w:tc>
@@ -1161,7 +1161,7 @@
               <w:rPr>
                 <w:rFonts w:ascii="Arial" w:hAnsi="Arial" w:cs="Arial"/>
               </w:rPr>
-              <acat:field xmlns:acat="https://schemas.acat.akademie.uni-bremen.de" id="e00e9c0d-f58d-4c15-b92b-04683617e1c5" field="157"/>
+              <acat:field xmlns:acat="https://schemas.acat.akademie.uni-bremen.de" id="bff95aa5-5a38-4361-a0e3-73c246b6f2e4" field="157"/>
             </w:r>
           </w:p>
         </w:tc>
@@ -1179,7 +1179,7 @@
               <w:rPr>
                 <w:rFonts w:ascii="Arial" w:hAnsi="Arial" w:cs="Arial"/>
               </w:rPr>
-              <acat:block xmlns:acat="https://schemas.acat.akademie.uni-bremen.de" id="51c40e1d-6178-4ccc-b640-050eaab9259f" type="end"/>
+              <acat:block xmlns:acat="https://schemas.acat.akademie.uni-bremen.de" id="fc06c369-0f78-4f61-9e87-f8ff4df0c893" type="end"/>
             </w:r>
           </w:p>
         </w:tc>
@@ -1910,7 +1910,7 @@
               <w:rPr>
                 <w:rFonts w:ascii="Arial" w:hAnsi="Arial" w:cs="Arial"/>
               </w:rPr>
-              <acat:block xmlns:acat="https://schemas.acat.akademie.uni-bremen.de" id="24a04c8b-d92b-4da3-850d-767c51b44a8a" type="start"/>
+              <acat:block xmlns:acat="https://schemas.acat.akademie.uni-bremen.de" id="052d94d0-cf51-476e-9773-8b1e98ee3a4b" type="start"/>
             </w:r>
           </w:p>
         </w:tc>
@@ -1942,7 +1942,7 @@
               <w:rPr>
                 <w:rFonts w:ascii="Arial" w:hAnsi="Arial" w:cs="Arial"/>
               </w:rPr>
-              <acat:field xmlns:acat="https://schemas.acat.akademie.uni-bremen.de" id="f32aeb56-e7ff-405c-915d-ec3e05e6ebe3" field="156"/>
+              <acat:field xmlns:acat="https://schemas.acat.akademie.uni-bremen.de" id="271a532a-b5d1-4500-aeed-e0b17e8535a0" field="156"/>
             </w:r>
           </w:p>
         </w:tc>
@@ -1960,7 +1960,7 @@
               <w:rPr>
                 <w:rFonts w:ascii="Arial" w:hAnsi="Arial" w:cs="Arial"/>
               </w:rPr>
-              <acat:field xmlns:acat="https://schemas.acat.akademie.uni-bremen.de" id="0311dbbe-b665-4708-b223-b1c2025d3f2b" field="157"/>
+              <acat:field xmlns:acat="https://schemas.acat.akademie.uni-bremen.de" id="0b4b9ddc-6118-4439-9fcb-93193f7b0f5d" field="157"/>
             </w:r>
           </w:p>
         </w:tc>
@@ -1981,7 +1981,7 @@
                 <w:rFonts w:ascii="Arial" w:hAnsi="Arial" w:cs="Arial"/>
               </w:rPr>
               <w:lastRenderedPageBreak/>
-              <acat:block xmlns:acat="https://schemas.acat.akademie.uni-bremen.de" id="30d68c1f-03c1-45cc-b997-0df581c56172" type="end"/>
+              <acat:block xmlns:acat="https://schemas.acat.akademie.uni-bremen.de" id="46a275c5-f854-447e-91b1-2c9b744f6c3e" type="end"/>
             </w:r>
           </w:p>
         </w:tc>
@@ -2396,7 +2396,7 @@
               <w:rPr>
                 <w:rFonts w:ascii="Arial" w:hAnsi="Arial" w:cs="Arial"/>
               </w:rPr>
-              <acat:block xmlns:acat="https://schemas.acat.akademie.uni-bremen.de" id="ba45a88b-f200-4d5f-95f6-fa201488b65c" type="start"/>
+              <acat:block xmlns:acat="https://schemas.acat.akademie.uni-bremen.de" id="92f4b1cc-2046-420e-8da6-0eb109825b95" type="start"/>
             </w:r>
           </w:p>
         </w:tc>
@@ -2434,7 +2434,7 @@
               <w:rPr>
                 <w:rFonts w:ascii="Arial" w:hAnsi="Arial" w:cs="Arial"/>
               </w:rPr>
-              <acat:field xmlns:acat="https://schemas.acat.akademie.uni-bremen.de" id="9400665d-74fa-46be-82ca-f923e7ec60f9" field="156"/>
+              <acat:field xmlns:acat="https://schemas.acat.akademie.uni-bremen.de" id="876837da-c40e-4b97-b0a8-2ee0c82b61f3" field="156"/>
             </w:r>
           </w:p>
         </w:tc>
@@ -2452,7 +2452,7 @@
               <w:rPr>
                 <w:rFonts w:ascii="Arial" w:hAnsi="Arial" w:cs="Arial"/>
               </w:rPr>
-              <acat:field xmlns:acat="https://schemas.acat.akademie.uni-bremen.de" id="9502d841-5ecc-4860-b9ec-1bf75f3023b0" field="157"/>
+              <acat:field xmlns:acat="https://schemas.acat.akademie.uni-bremen.de" id="2d090c65-8d17-44be-8528-be13c35d1c50" field="157"/>
             </w:r>
           </w:p>
         </w:tc>
@@ -2472,7 +2472,7 @@
               <w:rPr>
                 <w:rFonts w:ascii="Arial" w:hAnsi="Arial" w:cs="Arial"/>
               </w:rPr>
-              <acat:block xmlns:acat="https://schemas.acat.akademie.uni-bremen.de" id="cba0ef08-f09f-4688-a2a5-594105e96896" type="end"/>
+              <acat:block xmlns:acat="https://schemas.acat.akademie.uni-bremen.de" id="30f6d1ff-df7a-497c-af21-4c37807712af" type="end"/>
             </w:r>
           </w:p>
         </w:tc>

--- a/test/Parser/Tag/Resources/tag_generator_test_document_lck.docx
+++ b/test/Parser/Tag/Resources/tag_generator_test_document_lck.docx
@@ -89,7 +89,7 @@
           <w:color w:val="FF0000"/>
           <w:sz w:val="32"/>
         </w:rPr>
-        <acat:field xmlns:acat="https://schemas.acat.akademie.uni-bremen.de" id="b4b4aa99-fabc-49f1-8f00-2a5373c059a2" field="1121"/>
+        <acat:field xmlns:acat="https://schemas.acat.akademie.uni-bremen.de" id="77cc3ffb-e783-4e31-a4f9-b090c2afbbc8" field="1121"/>
       </w:r>
     </w:p>
     <w:p>
@@ -178,9 +178,9 @@
         <w:rPr>
           <w:rFonts w:ascii="Trebuchet MS" w:hAnsi="Trebuchet MS"/>
         </w:rPr>
-        <acat:condition xmlns:acat="https://schemas.acat.akademie.uni-bremen.de" id="1dd8f522-96f1-4f9b-82aa-22fd2481deee" field="1760" action="0"><![CDATA[<>]]></acat:condition>
-        <acat:condition xmlns:acat="https://schemas.acat.akademie.uni-bremen.de" id="eceea79f-c677-4bfc-abd2-8b2b755b27bf" field="1858" action="0"><![CDATA[=]]></acat:condition>
-        <acat:field xmlns:acat="https://schemas.acat.akademie.uni-bremen.de" id="a1c94aaf-b1b2-42ff-92ad-50e62fed0367" field="1858"/>
+        <acat:condition xmlns:acat="https://schemas.acat.akademie.uni-bremen.de" id="4495b59e-4ece-444f-bed1-1a7d20554914" field="1760" action="0"><![CDATA[<>]]></acat:condition>
+        <acat:condition xmlns:acat="https://schemas.acat.akademie.uni-bremen.de" id="1b6b1555-2dae-491b-a5a9-cb022e4d0d28" field="1858" action="0"><![CDATA[=]]></acat:condition>
+        <acat:field xmlns:acat="https://schemas.acat.akademie.uni-bremen.de" id="47bce5a3-1a06-45a4-83cc-ac3b27db0e7d" field="1858"/>
         <w:t xml:space="preserve"> </w:t>
       </w:r>
     </w:p>
@@ -196,9 +196,9 @@
         <w:rPr>
           <w:rFonts w:ascii="Trebuchet MS" w:hAnsi="Trebuchet MS"/>
         </w:rPr>
-        <acat:condition xmlns:acat="https://schemas.acat.akademie.uni-bremen.de" id="d19bfeaf-71f9-44ab-b590-dd885f952a27" field="1760" action="0"><![CDATA[<>]]></acat:condition>
-        <acat:condition xmlns:acat="https://schemas.acat.akademie.uni-bremen.de" id="6d478465-b275-4f71-b737-dca17aaa6940" field="1744" action="0"><![CDATA[=]]></acat:condition>
-        <acat:field xmlns:acat="https://schemas.acat.akademie.uni-bremen.de" id="1fddc68e-81f9-4f5f-8ebf-fbc956a3a3e8" field="1744"/>
+        <acat:condition xmlns:acat="https://schemas.acat.akademie.uni-bremen.de" id="20cf659a-b83f-45f1-b5fe-33f6ede0fea1" field="1760" action="0"><![CDATA[<>]]></acat:condition>
+        <acat:condition xmlns:acat="https://schemas.acat.akademie.uni-bremen.de" id="8775e49c-702f-44f6-b9a3-e4399307ffb8" field="1744" action="0"><![CDATA[=]]></acat:condition>
+        <acat:field xmlns:acat="https://schemas.acat.akademie.uni-bremen.de" id="07b7676e-dc06-4961-8dc8-961f6b3eb825" field="1744"/>
       </w:r>
     </w:p>
     <w:p>
@@ -213,13 +213,13 @@
         <w:rPr>
           <w:rFonts w:ascii="Trebuchet MS" w:hAnsi="Trebuchet MS"/>
         </w:rPr>
-        <acat:condition xmlns:acat="https://schemas.acat.akademie.uni-bremen.de" id="f72385af-f737-488e-bd67-bb8e65e8b6e6" field="1760" action="0"><![CDATA[<>]]></acat:condition>
-        <acat:condition xmlns:acat="https://schemas.acat.akademie.uni-bremen.de" id="1137b97f-a84f-455e-93ad-f116bb527987" field="1752" action="2"><![CDATA[=]]></acat:condition>
-        <acat:field xmlns:acat="https://schemas.acat.akademie.uni-bremen.de" id="23105f93-1e16-4ed4-8cba-8fb130e93249" field="1752"/>
+        <acat:condition xmlns:acat="https://schemas.acat.akademie.uni-bremen.de" id="38d9b2e5-a70f-4df1-a395-2d3f0f255b23" field="1760" action="0"><![CDATA[<>]]></acat:condition>
+        <acat:condition xmlns:acat="https://schemas.acat.akademie.uni-bremen.de" id="c2926aa9-bee0-43f0-8f1c-da3713fa67ff" field="1752" action="2"><![CDATA[=]]></acat:condition>
+        <acat:field xmlns:acat="https://schemas.acat.akademie.uni-bremen.de" id="f3d78f85-472b-432a-b084-12cceb63792d" field="1752"/>
         <w:t xml:space="preserve"> </w:t>
-        <acat:field xmlns:acat="https://schemas.acat.akademie.uni-bremen.de" id="f7087892-12c4-4575-99e6-0be939837672" field="1745"/>
+        <acat:field xmlns:acat="https://schemas.acat.akademie.uni-bremen.de" id="0da71018-0156-4190-94a5-488d7430b20e" field="1745"/>
         <w:t xml:space="preserve"> </w:t>
-        <acat:field xmlns:acat="https://schemas.acat.akademie.uni-bremen.de" id="788d02fd-00b6-4659-bc57-ed016227df81" field="1747"/>
+        <acat:field xmlns:acat="https://schemas.acat.akademie.uni-bremen.de" id="1ae96ae7-4b02-45dd-9833-e896dd2be9fd" field="1747"/>
       </w:r>
     </w:p>
     <w:p>
@@ -234,8 +234,8 @@
         <w:rPr>
           <w:rFonts w:ascii="Trebuchet MS" w:hAnsi="Trebuchet MS"/>
         </w:rPr>
-        <acat:condition xmlns:acat="https://schemas.acat.akademie.uni-bremen.de" id="976ce4c0-b627-4ede-a097-90300d88bc7c" field="1760" action="0"><![CDATA[<>]]></acat:condition>
-        <acat:field xmlns:acat="https://schemas.acat.akademie.uni-bremen.de" id="a609bd40-f1f5-4026-ab85-c60e5c5977e2" field="1748"/>
+        <acat:condition xmlns:acat="https://schemas.acat.akademie.uni-bremen.de" id="0e164663-bd71-456e-9228-084ed0abee22" field="1760" action="0"><![CDATA[<>]]></acat:condition>
+        <acat:field xmlns:acat="https://schemas.acat.akademie.uni-bremen.de" id="a7ac51bc-a16d-4b6e-b73e-c0a3ecd3e9a2" field="1748"/>
       </w:r>
     </w:p>
     <w:p>
@@ -250,10 +250,10 @@
         <w:rPr>
           <w:rFonts w:ascii="Trebuchet MS" w:hAnsi="Trebuchet MS"/>
         </w:rPr>
-        <acat:condition xmlns:acat="https://schemas.acat.akademie.uni-bremen.de" id="37d2bc71-dc9c-448a-a8b2-6cc220a63722" field="1760" action="0"><![CDATA[<>]]></acat:condition>
-        <acat:field xmlns:acat="https://schemas.acat.akademie.uni-bremen.de" id="e9a59cbc-0ed6-405c-8363-c0756714ede1" field="1749"/>
+        <acat:condition xmlns:acat="https://schemas.acat.akademie.uni-bremen.de" id="485b3af2-d264-4c5e-90ef-76c88e32969c" field="1760" action="0"><![CDATA[<>]]></acat:condition>
+        <acat:field xmlns:acat="https://schemas.acat.akademie.uni-bremen.de" id="ac01fa4f-8e73-452b-9187-6d1164c3b21e" field="1749"/>
         <w:t xml:space="preserve"> </w:t>
-        <acat:field xmlns:acat="https://schemas.acat.akademie.uni-bremen.de" id="8b1a0501-14a1-4dc9-8c72-985724726cff" field="1750"/>
+        <acat:field xmlns:acat="https://schemas.acat.akademie.uni-bremen.de" id="d4cc60fc-aadf-4ec0-9d04-c3724fd9c436" field="1750"/>
       </w:r>
     </w:p>
     <w:p>
@@ -268,8 +268,8 @@
         <w:rPr>
           <w:rFonts w:ascii="Trebuchet MS" w:hAnsi="Trebuchet MS"/>
         </w:rPr>
-        <acat:condition xmlns:acat="https://schemas.acat.akademie.uni-bremen.de" id="5d270d1a-df09-449c-8592-19afa863fd2f" field="1757" action="0"><![CDATA[=]]></acat:condition>
-        <acat:field xmlns:acat="https://schemas.acat.akademie.uni-bremen.de" id="5296f9d9-a9fb-4434-90ec-6329d6184e17" field="1757"/>
+        <acat:condition xmlns:acat="https://schemas.acat.akademie.uni-bremen.de" id="05da665c-6fbd-416d-aec5-6ad0b1360a07" field="1757" action="0"><![CDATA[=]]></acat:condition>
+        <acat:field xmlns:acat="https://schemas.acat.akademie.uni-bremen.de" id="d54b23d8-9df9-4cde-9ab9-313349f82e52" field="1757"/>
         <w:t xml:space="preserve"> </w:t>
       </w:r>
     </w:p>
@@ -285,8 +285,8 @@
         <w:rPr>
           <w:rFonts w:ascii="Trebuchet MS" w:hAnsi="Trebuchet MS"/>
         </w:rPr>
-        <acat:condition xmlns:acat="https://schemas.acat.akademie.uni-bremen.de" id="a286aad9-fcbb-4285-91ad-17ad171141cb" field="1860" action="0"><![CDATA[=]]></acat:condition>
-        <acat:field xmlns:acat="https://schemas.acat.akademie.uni-bremen.de" id="6604871a-75d0-46e9-a064-18c276260fd6" field="1860"/>
+        <acat:condition xmlns:acat="https://schemas.acat.akademie.uni-bremen.de" id="b48ca6dc-7c7d-446c-8bc8-ed2c7416f46d" field="1860" action="0"><![CDATA[=]]></acat:condition>
+        <acat:field xmlns:acat="https://schemas.acat.akademie.uni-bremen.de" id="926c7fa7-8e9d-454c-8efb-02fdc02e93fb" field="1860"/>
         <w:t xml:space="preserve"> </w:t>
       </w:r>
     </w:p>
@@ -302,10 +302,10 @@
         <w:rPr>
           <w:rFonts w:ascii="Trebuchet MS" w:hAnsi="Trebuchet MS"/>
         </w:rPr>
-        <acat:condition xmlns:acat="https://schemas.acat.akademie.uni-bremen.de" id="bafb2a99-c5ad-46b9-8726-21931a3d5fb9" field="1862" action="0"><![CDATA[=]]></acat:condition>
-        <acat:field xmlns:acat="https://schemas.acat.akademie.uni-bremen.de" id="dc8ca8b9-c313-476e-b804-58fc1ca81d22" field="1862"/>
+        <acat:condition xmlns:acat="https://schemas.acat.akademie.uni-bremen.de" id="2f7f2e4f-b747-4bea-b7b8-ca0d2e047dfd" field="1862" action="0"><![CDATA[=]]></acat:condition>
+        <acat:field xmlns:acat="https://schemas.acat.akademie.uni-bremen.de" id="10d1b7f6-c304-4c72-9a3c-df7abd1bf9a7" field="1862"/>
         <w:t xml:space="preserve"> </w:t>
-        <acat:field xmlns:acat="https://schemas.acat.akademie.uni-bremen.de" id="e9c1312e-ec2c-40d4-abe9-d95db1aeaa16" field="1863"/>
+        <acat:field xmlns:acat="https://schemas.acat.akademie.uni-bremen.de" id="be948170-8eee-42a0-baaa-767cbcfa62fa" field="1863"/>
       </w:r>
     </w:p>
     <w:p>
@@ -320,8 +320,8 @@
         <w:rPr>
           <w:rFonts w:ascii="Trebuchet MS" w:hAnsi="Trebuchet MS"/>
         </w:rPr>
-        <acat:condition xmlns:acat="https://schemas.acat.akademie.uni-bremen.de" id="a2c2ea1a-dfd9-4ac8-8f53-3a57f9ad344a" field="1760" action="0"><![CDATA[=]]></acat:condition>
-        <acat:field xmlns:acat="https://schemas.acat.akademie.uni-bremen.de" id="05cf9123-8daa-45f7-bd4b-ac76a4c67e89" field="1760"/>
+        <acat:condition xmlns:acat="https://schemas.acat.akademie.uni-bremen.de" id="67828598-2f5b-4227-a575-552868074abc" field="1760" action="0"><![CDATA[=]]></acat:condition>
+        <acat:field xmlns:acat="https://schemas.acat.akademie.uni-bremen.de" id="d2992887-8302-4401-ad8d-be29e6354c2a" field="1760"/>
       </w:r>
     </w:p>
     <w:p>
@@ -336,10 +336,10 @@
         <w:rPr>
           <w:rFonts w:ascii="Trebuchet MS" w:hAnsi="Trebuchet MS"/>
         </w:rPr>
-        <acat:condition xmlns:acat="https://schemas.acat.akademie.uni-bremen.de" id="18d2b754-9de9-4678-8aa8-67d8ffe4a499" field="1761" action="0"><![CDATA[=]]></acat:condition>
-        <acat:field xmlns:acat="https://schemas.acat.akademie.uni-bremen.de" id="91d7b448-9c8f-40ae-a295-d428d8d0b155" field="1761"/>
+        <acat:condition xmlns:acat="https://schemas.acat.akademie.uni-bremen.de" id="5a92edc7-46fd-4275-956a-5d6157672e58" field="1761" action="0"><![CDATA[=]]></acat:condition>
+        <acat:field xmlns:acat="https://schemas.acat.akademie.uni-bremen.de" id="03d4be98-3332-416d-b50e-37a126d4273f" field="1761"/>
         <w:t xml:space="preserve"> </w:t>
-        <acat:field xmlns:acat="https://schemas.acat.akademie.uni-bremen.de" id="160f078d-11be-4207-a95d-4f90419623de" field="1762"/>
+        <acat:field xmlns:acat="https://schemas.acat.akademie.uni-bremen.de" id="5a5fffc6-db46-405b-8ee4-fbba09484548" field="1762"/>
       </w:r>
     </w:p>
     <w:p>
@@ -368,7 +368,7 @@
         <w:rPr>
           <w:rFonts w:ascii="Trebuchet MS" w:hAnsi="Trebuchet MS"/>
         </w:rPr>
-        <acat:field xmlns:acat="https://schemas.acat.akademie.uni-bremen.de" id="b605359a-be77-44de-85f9-a5b05ca8e3d2" field="1858"/>
+        <acat:field xmlns:acat="https://schemas.acat.akademie.uni-bremen.de" id="a42c683b-d792-4d29-b21f-1338e952adfe" field="1858"/>
       </w:r>
       <w:r>
         <w:rPr>
@@ -380,7 +380,7 @@
         <w:rPr>
           <w:rFonts w:ascii="Trebuchet MS" w:hAnsi="Trebuchet MS"/>
         </w:rPr>
-        <acat:field xmlns:acat="https://schemas.acat.akademie.uni-bremen.de" id="7e57cca8-3c0b-4244-bb94-a81e8494e647" field="1762"/>
+        <acat:field xmlns:acat="https://schemas.acat.akademie.uni-bremen.de" id="85b0400e-c11c-4c3e-98bc-b141e0ec0c23" field="1762"/>
       </w:r>
       <w:r>
         <w:rPr>
@@ -392,16 +392,16 @@
         <w:rPr>
           <w:rFonts w:ascii="Trebuchet MS" w:hAnsi="Trebuchet MS"/>
         </w:rPr>
-        <acat:field xmlns:acat="https://schemas.acat.akademie.uni-bremen.de" id="422c1472-f1a3-4e7d-a9a5-477f7801c0d9" field="1757"/>
+        <acat:field xmlns:acat="https://schemas.acat.akademie.uni-bremen.de" id="3c86596e-c60c-4e02-8023-aa2ea398bed8" field="1757"/>
       </w:r>
       <w:r>
         <w:rPr>
           <w:rFonts w:ascii="Trebuchet MS" w:hAnsi="Trebuchet MS"/>
         </w:rPr>
         <w:t xml:space="preserve"> Felder einbauen, sonst spiegelt das ja nicht wirklich die Realität wieder. Aber was wäre das Leben ohne die Möglichkeit Entscheidungen treffen zu können!? Deswegen </w:t>
-        <acat:condition xmlns:acat="https://schemas.acat.akademie.uni-bremen.de" id="13563bdd-08b6-4962-aa4f-272e15862f58" field="1760" action="0"><![CDATA[=]]></acat:condition>
+        <acat:condition xmlns:acat="https://schemas.acat.akademie.uni-bremen.de" id="999b78de-8c24-4def-a6c6-37a48ced0753" field="1760" action="0"><![CDATA[=]]></acat:condition>
         <w:t xml:space="preserve"> </w:t>
-        <acat:text xmlns:acat="https://schemas.acat.akademie.uni-bremen.de" id="7eb217c8-938c-403c-92d8-b2f75286eea2" space="preserve">Hurray</acat:text>
+        <acat:text xmlns:acat="https://schemas.acat.akademie.uni-bremen.de" id="a5937860-5408-444d-90ee-01145777ba8c" space="preserve">Hurray</acat:text>
         <w:t xml:space="preserve">. Läuft, oder!? :-P </w:t>
       </w:r>
       <w:proofErr w:type="spellStart"/>
@@ -439,7 +439,7 @@
         <w:rPr>
           <w:rFonts w:ascii="Trebuchet MS" w:hAnsi="Trebuchet MS"/>
         </w:rPr>
-        <acat:field xmlns:acat="https://schemas.acat.akademie.uni-bremen.de" id="aa8f5a3d-26fc-4f69-80ad-469b9d87c70b" field="156"/>
+        <acat:field xmlns:acat="https://schemas.acat.akademie.uni-bremen.de" id="71815013-c655-4eb1-9aea-812455fdbb4c" field="156"/>
         <w:t xml:space="preserve"> Es soll das Feld mit der ID 156 gedruckt werden</w:t>
       </w:r>
     </w:p>
@@ -478,7 +478,7 @@
         <w:rPr>
           <w:rFonts w:ascii="Trebuchet MS" w:hAnsi="Trebuchet MS"/>
         </w:rPr>
-        <acat:text xmlns:acat="https://schemas.acat.akademie.uni-bremen.de" id="c92b6936-3ff0-4b5d-8254-c1e2ba98fa63" space="preserve">FOO BAR</acat:text>
+        <acat:text xmlns:acat="https://schemas.acat.akademie.uni-bremen.de" id="f866f163-1397-4138-9cd5-d5f83e2d0014" space="preserve">FOO BAR</acat:text>
         <w:t xml:space="preserve"> Hier handelt es sich um ein Textfeld, welches den Inhalt „FOO BAR“ ausdruckt.</w:t>
       </w:r>
     </w:p>
@@ -548,7 +548,7 @@
         <w:rPr>
           <w:rFonts w:ascii="Arial" w:hAnsi="Arial" w:cs="Arial"/>
         </w:rPr>
-        <acat:block xmlns:acat="https://schemas.acat.akademie.uni-bremen.de" id="c6a60446-a931-4361-9a7e-5f3ecc947b41" type="start"/>
+        <acat:block xmlns:acat="https://schemas.acat.akademie.uni-bremen.de" id="fbdedc5a-55f2-41d2-a394-80af7cd598b6" type="start"/>
       </w:r>
     </w:p>
     <w:p>
@@ -562,20 +562,20 @@
         <w:rPr>
           <w:rFonts w:ascii="Arial" w:hAnsi="Arial" w:cs="Arial"/>
         </w:rPr>
-        <acat:field xmlns:acat="https://schemas.acat.akademie.uni-bremen.de" id="9d52dcfc-2081-4163-a566-d85bbb9aebf0" field="156"/>
-      </w:r>
-    </w:p>
-    <w:p>
-      <w:pPr>
-        <w:rPr>
-          <w:rFonts w:ascii="Arial" w:hAnsi="Arial" w:cs="Arial"/>
-        </w:rPr>
-      </w:pPr>
-      <w:r>
-        <w:rPr>
-          <w:rFonts w:ascii="Arial" w:hAnsi="Arial" w:cs="Arial"/>
-        </w:rPr>
-        <acat:block xmlns:acat="https://schemas.acat.akademie.uni-bremen.de" id="31b7dd26-f83b-4214-8517-c72ece8e998b" type="end"/>
+        <acat:field xmlns:acat="https://schemas.acat.akademie.uni-bremen.de" id="b98acccb-a4ef-4bc6-a3c3-987cc8ae93b5" field="156"/>
+      </w:r>
+    </w:p>
+    <w:p>
+      <w:pPr>
+        <w:rPr>
+          <w:rFonts w:ascii="Arial" w:hAnsi="Arial" w:cs="Arial"/>
+        </w:rPr>
+      </w:pPr>
+      <w:r>
+        <w:rPr>
+          <w:rFonts w:ascii="Arial" w:hAnsi="Arial" w:cs="Arial"/>
+        </w:rPr>
+        <acat:block xmlns:acat="https://schemas.acat.akademie.uni-bremen.de" id="6366e641-b30d-4741-9aaa-8c0bef8fd6a9" type="end"/>
       </w:r>
     </w:p>
     <w:p>
@@ -675,11 +675,11 @@
         <w:rPr>
           <w:rFonts w:ascii="Arial" w:hAnsi="Arial" w:cs="Arial"/>
         </w:rPr>
-        <acat:block xmlns:acat="https://schemas.acat.akademie.uni-bremen.de" id="78fefe84-6b3e-4ef9-9ba3-fc0637d2b4d5" type="start"/>
+        <acat:block xmlns:acat="https://schemas.acat.akademie.uni-bremen.de" id="1c28ff6a-145f-4017-9b10-6c3e4b73d010" type="start"/>
         <w:t xml:space="preserve"> </w:t>
-        <acat:field xmlns:acat="https://schemas.acat.akademie.uni-bremen.de" id="5a5f8788-e403-4b7a-ac58-072ae4043a98" field="157"/>
+        <acat:field xmlns:acat="https://schemas.acat.akademie.uni-bremen.de" id="18b413b9-fd81-493b-8c86-9455438993f7" field="157"/>
         <w:t xml:space="preserve"> </w:t>
-        <acat:block xmlns:acat="https://schemas.acat.akademie.uni-bremen.de" id="682c7e74-f91b-4500-af2c-7625504ef895" type="end"/>
+        <acat:block xmlns:acat="https://schemas.acat.akademie.uni-bremen.de" id="45e452ed-1b8d-4bc6-9ffc-4b9d2686bb63" type="end"/>
       </w:r>
     </w:p>
     <w:p>
@@ -707,33 +707,33 @@
         <w:rPr>
           <w:rFonts w:ascii="Arial" w:hAnsi="Arial" w:cs="Arial"/>
         </w:rPr>
-        <acat:block xmlns:acat="https://schemas.acat.akademie.uni-bremen.de" id="42c2e7c2-c7fe-4f97-a054-364b3f14a2cb" type="start"/>
-      </w:r>
-    </w:p>
-    <w:p>
-      <w:pPr>
-        <w:rPr>
-          <w:rFonts w:ascii="Arial" w:hAnsi="Arial" w:cs="Arial"/>
-        </w:rPr>
-      </w:pPr>
-      <w:r>
-        <w:rPr>
-          <w:rFonts w:ascii="Arial" w:hAnsi="Arial" w:cs="Arial"/>
-        </w:rPr>
-        <acat:field xmlns:acat="https://schemas.acat.akademie.uni-bremen.de" id="19ee7437-9c15-4e4a-b4a1-536d623ae410" field="156"/>
-      </w:r>
-    </w:p>
-    <w:p>
-      <w:pPr>
-        <w:rPr>
-          <w:rFonts w:ascii="Arial" w:hAnsi="Arial" w:cs="Arial"/>
-        </w:rPr>
-      </w:pPr>
-      <w:r>
-        <w:rPr>
-          <w:rFonts w:ascii="Arial" w:hAnsi="Arial" w:cs="Arial"/>
-        </w:rPr>
-        <acat:block xmlns:acat="https://schemas.acat.akademie.uni-bremen.de" id="b271c44e-e79a-4a48-9b19-a1cb3ddd17a5" type="end"/>
+        <acat:block xmlns:acat="https://schemas.acat.akademie.uni-bremen.de" id="e2f12864-55cf-4d7e-80b0-27cb7cb1dbf5" type="start"/>
+      </w:r>
+    </w:p>
+    <w:p>
+      <w:pPr>
+        <w:rPr>
+          <w:rFonts w:ascii="Arial" w:hAnsi="Arial" w:cs="Arial"/>
+        </w:rPr>
+      </w:pPr>
+      <w:r>
+        <w:rPr>
+          <w:rFonts w:ascii="Arial" w:hAnsi="Arial" w:cs="Arial"/>
+        </w:rPr>
+        <acat:field xmlns:acat="https://schemas.acat.akademie.uni-bremen.de" id="2cbb05c6-9a33-4b6e-837a-fa7e9b4d5e49" field="156"/>
+      </w:r>
+    </w:p>
+    <w:p>
+      <w:pPr>
+        <w:rPr>
+          <w:rFonts w:ascii="Arial" w:hAnsi="Arial" w:cs="Arial"/>
+        </w:rPr>
+      </w:pPr>
+      <w:r>
+        <w:rPr>
+          <w:rFonts w:ascii="Arial" w:hAnsi="Arial" w:cs="Arial"/>
+        </w:rPr>
+        <acat:block xmlns:acat="https://schemas.acat.akademie.uni-bremen.de" id="8d9db7ff-3407-48f7-a229-0e50b7e1e457" type="end"/>
       </w:r>
     </w:p>
     <w:p>
@@ -1124,7 +1124,7 @@
               <w:rPr>
                 <w:rFonts w:ascii="Arial" w:hAnsi="Arial" w:cs="Arial"/>
               </w:rPr>
-              <acat:block xmlns:acat="https://schemas.acat.akademie.uni-bremen.de" id="ee2e8cb8-2bff-439f-9c60-53f2797af30a" type="start"/>
+              <acat:block xmlns:acat="https://schemas.acat.akademie.uni-bremen.de" id="22a1ea30-4109-4520-ac13-d4ee8a92c4da" type="start"/>
               <w:t xml:space="preserve"> </w:t>
             </w:r>
           </w:p>
@@ -1143,7 +1143,7 @@
               <w:rPr>
                 <w:rFonts w:ascii="Arial" w:hAnsi="Arial" w:cs="Arial"/>
               </w:rPr>
-              <acat:field xmlns:acat="https://schemas.acat.akademie.uni-bremen.de" id="53347268-230e-4a91-83da-ba230ed9dd0a" field="156"/>
+              <acat:field xmlns:acat="https://schemas.acat.akademie.uni-bremen.de" id="a22e17df-0ebe-4570-94f1-5a0feaf5a9c4" field="156"/>
             </w:r>
           </w:p>
         </w:tc>
@@ -1161,7 +1161,7 @@
               <w:rPr>
                 <w:rFonts w:ascii="Arial" w:hAnsi="Arial" w:cs="Arial"/>
               </w:rPr>
-              <acat:field xmlns:acat="https://schemas.acat.akademie.uni-bremen.de" id="bff95aa5-5a38-4361-a0e3-73c246b6f2e4" field="157"/>
+              <acat:field xmlns:acat="https://schemas.acat.akademie.uni-bremen.de" id="c9c8a51d-4231-45f5-8e1d-3c187e4f3d6a" field="157"/>
             </w:r>
           </w:p>
         </w:tc>
@@ -1179,7 +1179,7 @@
               <w:rPr>
                 <w:rFonts w:ascii="Arial" w:hAnsi="Arial" w:cs="Arial"/>
               </w:rPr>
-              <acat:block xmlns:acat="https://schemas.acat.akademie.uni-bremen.de" id="fc06c369-0f78-4f61-9e87-f8ff4df0c893" type="end"/>
+              <acat:block xmlns:acat="https://schemas.acat.akademie.uni-bremen.de" id="27355be5-6b8f-44ca-9c80-77a843249246" type="end"/>
             </w:r>
           </w:p>
         </w:tc>
@@ -1910,7 +1910,7 @@
               <w:rPr>
                 <w:rFonts w:ascii="Arial" w:hAnsi="Arial" w:cs="Arial"/>
               </w:rPr>
-              <acat:block xmlns:acat="https://schemas.acat.akademie.uni-bremen.de" id="052d94d0-cf51-476e-9773-8b1e98ee3a4b" type="start"/>
+              <acat:block xmlns:acat="https://schemas.acat.akademie.uni-bremen.de" id="08c5e1be-5b00-4f4c-94d2-b7bcbf3018d4" type="start"/>
             </w:r>
           </w:p>
         </w:tc>
@@ -1942,7 +1942,7 @@
               <w:rPr>
                 <w:rFonts w:ascii="Arial" w:hAnsi="Arial" w:cs="Arial"/>
               </w:rPr>
-              <acat:field xmlns:acat="https://schemas.acat.akademie.uni-bremen.de" id="271a532a-b5d1-4500-aeed-e0b17e8535a0" field="156"/>
+              <acat:field xmlns:acat="https://schemas.acat.akademie.uni-bremen.de" id="41b60774-c5ea-4489-a100-27352169ff86" field="156"/>
             </w:r>
           </w:p>
         </w:tc>
@@ -1960,7 +1960,7 @@
               <w:rPr>
                 <w:rFonts w:ascii="Arial" w:hAnsi="Arial" w:cs="Arial"/>
               </w:rPr>
-              <acat:field xmlns:acat="https://schemas.acat.akademie.uni-bremen.de" id="0b4b9ddc-6118-4439-9fcb-93193f7b0f5d" field="157"/>
+              <acat:field xmlns:acat="https://schemas.acat.akademie.uni-bremen.de" id="0ef8b375-ffbb-44fe-aacc-f6cf56a204f3" field="157"/>
             </w:r>
           </w:p>
         </w:tc>
@@ -1981,7 +1981,7 @@
                 <w:rFonts w:ascii="Arial" w:hAnsi="Arial" w:cs="Arial"/>
               </w:rPr>
               <w:lastRenderedPageBreak/>
-              <acat:block xmlns:acat="https://schemas.acat.akademie.uni-bremen.de" id="46a275c5-f854-447e-91b1-2c9b744f6c3e" type="end"/>
+              <acat:block xmlns:acat="https://schemas.acat.akademie.uni-bremen.de" id="6fe5be4a-57e1-4bc3-bd86-1aa9781b5b47" type="end"/>
             </w:r>
           </w:p>
         </w:tc>
@@ -2396,7 +2396,7 @@
               <w:rPr>
                 <w:rFonts w:ascii="Arial" w:hAnsi="Arial" w:cs="Arial"/>
               </w:rPr>
-              <acat:block xmlns:acat="https://schemas.acat.akademie.uni-bremen.de" id="92f4b1cc-2046-420e-8da6-0eb109825b95" type="start"/>
+              <acat:block xmlns:acat="https://schemas.acat.akademie.uni-bremen.de" id="c4d3d0cb-87e3-490a-afee-14d80787a3c9" type="start"/>
             </w:r>
           </w:p>
         </w:tc>
@@ -2434,7 +2434,7 @@
               <w:rPr>
                 <w:rFonts w:ascii="Arial" w:hAnsi="Arial" w:cs="Arial"/>
               </w:rPr>
-              <acat:field xmlns:acat="https://schemas.acat.akademie.uni-bremen.de" id="876837da-c40e-4b97-b0a8-2ee0c82b61f3" field="156"/>
+              <acat:field xmlns:acat="https://schemas.acat.akademie.uni-bremen.de" id="65497e36-deeb-4b8e-99ab-12bbe31e2820" field="156"/>
             </w:r>
           </w:p>
         </w:tc>
@@ -2452,7 +2452,7 @@
               <w:rPr>
                 <w:rFonts w:ascii="Arial" w:hAnsi="Arial" w:cs="Arial"/>
               </w:rPr>
-              <acat:field xmlns:acat="https://schemas.acat.akademie.uni-bremen.de" id="2d090c65-8d17-44be-8528-be13c35d1c50" field="157"/>
+              <acat:field xmlns:acat="https://schemas.acat.akademie.uni-bremen.de" id="8531e3ff-e361-4b99-8694-e40bc053f7af" field="157"/>
             </w:r>
           </w:p>
         </w:tc>
@@ -2472,7 +2472,7 @@
               <w:rPr>
                 <w:rFonts w:ascii="Arial" w:hAnsi="Arial" w:cs="Arial"/>
               </w:rPr>
-              <acat:block xmlns:acat="https://schemas.acat.akademie.uni-bremen.de" id="30f6d1ff-df7a-497c-af21-4c37807712af" type="end"/>
+              <acat:block xmlns:acat="https://schemas.acat.akademie.uni-bremen.de" id="6fd9697d-5b60-46fd-91b1-e73e5319590e" type="end"/>
             </w:r>
           </w:p>
         </w:tc>
